--- a/templates/SJABLOON-DKT-AIRCO.docx
+++ b/templates/SJABLOON-DKT-AIRCO.docx
@@ -2045,995 +2045,8 @@
       </w:r>
     </w:p>
     <w:p>
-      <w:pPr>
-        <w:spacing w:after="0" w:line="240" w:lineRule="auto"/>
-        <w:jc w:val="both"/>
-        <w:rPr>
-          <w:rFonts w:ascii="Calibri" w:cs="Calibri" w:eastAsia="Calibri" w:hAnsi="Calibri"/>
-          <w:color w:val="000000"/>
-          <w:sz w:val="20"/>
-          <w:szCs w:val="20"/>
-        </w:rPr>
-      </w:pPr>
-      <w:r>
-        <w:rPr>
-          <w:rFonts w:ascii="Calibri" w:cs="Calibri" w:eastAsia="Calibri" w:hAnsi="Calibri"/>
-          <w:color w:val="000000"/>
-          <w:sz w:val="20"/>
-          <w:szCs w:val="20"/>
-          <w:rtl w:val="0"/>
-        </w:rPr>
-        <w:t xml:space="preserve"> </w:t>
-      </w:r>
-    </w:p>
-    <w:p>
-      <w:pPr>
-        <w:spacing w:after="0" w:line="240" w:lineRule="auto"/>
-        <w:jc w:val="both"/>
-        <w:rPr>
-          <w:rFonts w:ascii="Calibri" w:cs="Calibri" w:eastAsia="Calibri" w:hAnsi="Calibri"/>
-          <w:color w:val="000000"/>
-          <w:sz w:val="20"/>
-          <w:szCs w:val="20"/>
-        </w:rPr>
-      </w:pPr>
-      <w:r>
-        <w:rPr>
-          <w:rtl w:val="0"/>
-        </w:rPr>
-      </w:r>
-    </w:p>
-    <w:p>
-      <w:pPr>
-        <w:spacing w:after="0" w:line="240" w:lineRule="auto"/>
-        <w:jc w:val="both"/>
-        <w:rPr>
-          <w:rFonts w:ascii="Calibri" w:cs="Calibri" w:eastAsia="Calibri" w:hAnsi="Calibri"/>
-          <w:color w:val="000000"/>
-          <w:sz w:val="20"/>
-          <w:szCs w:val="20"/>
-        </w:rPr>
-      </w:pPr>
-      <w:r>
-        <w:rPr>
-          <w:rtl w:val="0"/>
-        </w:rPr>
-      </w:r>
-    </w:p>
-    <w:p>
-      <w:pPr>
-        <w:spacing w:after="0" w:line="240" w:lineRule="auto"/>
-        <w:jc w:val="both"/>
-        <w:rPr>
-          <w:rFonts w:ascii="Calibri" w:cs="Calibri" w:eastAsia="Calibri" w:hAnsi="Calibri"/>
-          <w:color w:val="000000"/>
-          <w:sz w:val="20"/>
-          <w:szCs w:val="20"/>
-        </w:rPr>
-      </w:pPr>
-      <w:r>
-        <w:rPr>
-          <w:rtl w:val="0"/>
-        </w:rPr>
-      </w:r>
-    </w:p>
-    <w:p>
-      <w:pPr>
-        <w:spacing w:after="0" w:line="240" w:lineRule="auto"/>
-        <w:jc w:val="both"/>
-        <w:rPr>
-          <w:rFonts w:ascii="Calibri" w:cs="Calibri" w:eastAsia="Calibri" w:hAnsi="Calibri"/>
-          <w:color w:val="000000"/>
-          <w:sz w:val="20"/>
-          <w:szCs w:val="20"/>
-        </w:rPr>
-      </w:pPr>
-      <w:r>
-        <w:rPr>
-          <w:rtl w:val="0"/>
-        </w:rPr>
-      </w:r>
-    </w:p>
-    <w:p>
-      <w:pPr>
-        <w:spacing w:after="0" w:line="240" w:lineRule="auto"/>
-        <w:jc w:val="both"/>
-        <w:rPr>
-          <w:rFonts w:ascii="Calibri" w:cs="Calibri" w:eastAsia="Calibri" w:hAnsi="Calibri"/>
-          <w:color w:val="000000"/>
-          <w:sz w:val="20"/>
-          <w:szCs w:val="20"/>
-        </w:rPr>
-      </w:pPr>
-      <w:r>
-        <w:rPr>
-          <w:rtl w:val="0"/>
-        </w:rPr>
-      </w:r>
-    </w:p>
-    <w:p>
-      <w:pPr>
-        <w:spacing w:after="0" w:line="240" w:lineRule="auto"/>
-        <w:jc w:val="both"/>
-        <w:rPr>
-          <w:rFonts w:ascii="Calibri" w:cs="Calibri" w:eastAsia="Calibri" w:hAnsi="Calibri"/>
-          <w:color w:val="000000"/>
-          <w:sz w:val="20"/>
-          <w:szCs w:val="20"/>
-        </w:rPr>
-      </w:pPr>
-      <w:r>
-        <w:rPr>
-          <w:rtl w:val="0"/>
-        </w:rPr>
-      </w:r>
-    </w:p>
-    <w:p>
-      <w:pPr>
-        <w:spacing w:after="0" w:line="240" w:lineRule="auto"/>
-        <w:jc w:val="both"/>
-        <w:rPr>
-          <w:rFonts w:ascii="Calibri" w:cs="Calibri" w:eastAsia="Calibri" w:hAnsi="Calibri"/>
-          <w:color w:val="000000"/>
-          <w:sz w:val="20"/>
-          <w:szCs w:val="20"/>
-        </w:rPr>
-      </w:pPr>
-      <w:r>
-        <w:rPr>
-          <w:rtl w:val="0"/>
-        </w:rPr>
-      </w:r>
-    </w:p>
-    <w:p>
-      <w:pPr>
-        <w:spacing w:after="0" w:line="240" w:lineRule="auto"/>
-        <w:jc w:val="both"/>
-        <w:rPr>
-          <w:rFonts w:ascii="Calibri" w:cs="Calibri" w:eastAsia="Calibri" w:hAnsi="Calibri"/>
-          <w:color w:val="000000"/>
-          <w:sz w:val="20"/>
-          <w:szCs w:val="20"/>
-        </w:rPr>
-      </w:pPr>
-      <w:r>
-        <w:rPr>
-          <w:rtl w:val="0"/>
-        </w:rPr>
-      </w:r>
-    </w:p>
-    <w:p>
-      <w:pPr>
-        <w:spacing w:after="0" w:line="240" w:lineRule="auto"/>
-        <w:jc w:val="both"/>
-        <w:rPr>
-          <w:rFonts w:ascii="Calibri" w:cs="Calibri" w:eastAsia="Calibri" w:hAnsi="Calibri"/>
-          <w:color w:val="000000"/>
-          <w:sz w:val="20"/>
-          <w:szCs w:val="20"/>
-        </w:rPr>
-      </w:pPr>
-      <w:r>
-        <w:rPr>
-          <w:rtl w:val="0"/>
-        </w:rPr>
-      </w:r>
-    </w:p>
-    <w:p>
-      <w:pPr>
-        <w:spacing w:after="0" w:line="240" w:lineRule="auto"/>
-        <w:jc w:val="both"/>
-        <w:rPr>
-          <w:rFonts w:ascii="Calibri" w:cs="Calibri" w:eastAsia="Calibri" w:hAnsi="Calibri"/>
-          <w:color w:val="000000"/>
-          <w:sz w:val="20"/>
-          <w:szCs w:val="20"/>
-        </w:rPr>
-      </w:pPr>
-      <w:r>
-        <w:rPr>
-          <w:rtl w:val="0"/>
-        </w:rPr>
-      </w:r>
-    </w:p>
-    <w:p>
-      <w:pPr>
-        <w:spacing w:after="0" w:line="240" w:lineRule="auto"/>
-        <w:jc w:val="both"/>
-        <w:rPr>
-          <w:rFonts w:ascii="Calibri" w:cs="Calibri" w:eastAsia="Calibri" w:hAnsi="Calibri"/>
-          <w:color w:val="000000"/>
-          <w:sz w:val="20"/>
-          <w:szCs w:val="20"/>
-        </w:rPr>
-      </w:pPr>
-      <w:r>
-        <w:rPr>
-          <w:rtl w:val="0"/>
-        </w:rPr>
-      </w:r>
-    </w:p>
-    <w:p>
-      <w:pPr>
-        <w:spacing w:after="0" w:line="240" w:lineRule="auto"/>
-        <w:jc w:val="both"/>
-        <w:rPr>
-          <w:rFonts w:ascii="Calibri" w:cs="Calibri" w:eastAsia="Calibri" w:hAnsi="Calibri"/>
-          <w:color w:val="000000"/>
-          <w:sz w:val="20"/>
-          <w:szCs w:val="20"/>
-        </w:rPr>
-      </w:pPr>
-      <w:r>
-        <w:rPr>
-          <w:sz w:val="20"/>
-          <w:szCs w:val="20"/>
-        </w:rPr>
-        <w:drawing>
-          <wp:anchor allowOverlap="1" behindDoc="1" distB="0" distT="0" distL="0" distR="0" hidden="0" layoutInCell="1" locked="0" relativeHeight="0" simplePos="0">
-            <wp:simplePos x="0" y="0"/>
-            <wp:positionH relativeFrom="page">
-              <wp:posOffset>972000</wp:posOffset>
-            </wp:positionH>
-            <wp:positionV relativeFrom="page">
-              <wp:posOffset>3420000</wp:posOffset>
-            </wp:positionV>
-            <wp:extent cx="5791200" cy="5791200"/>
-            <wp:effectExtent b="0" l="0" r="0" t="0"/>
-            <wp:wrapNone/>
-            <wp:docPr descr="Afbeelding met cirkel, Graphics, logo, ontwerp&#10;&#10;Automatisch gegenereerde beschrijving" id="6" name="image2.png"/>
-            <a:graphic>
-              <a:graphicData uri="http://schemas.openxmlformats.org/drawingml/2006/picture">
-                <pic:pic>
-                  <pic:nvPicPr>
-                    <pic:cNvPr descr="Afbeelding met cirkel, Graphics, logo, ontwerp&#10;&#10;Automatisch gegenereerde beschrijving" id="0" name="image2.png"/>
-                    <pic:cNvPicPr preferRelativeResize="0"/>
-                  </pic:nvPicPr>
-                  <pic:blipFill>
-                    <a:blip r:embed="rId10"/>
-                    <a:srcRect b="0" l="0" r="0" t="0"/>
-                    <a:stretch>
-                      <a:fillRect/>
-                    </a:stretch>
-                  </pic:blipFill>
-                  <pic:spPr>
-                    <a:xfrm>
-                      <a:off x="0" y="0"/>
-                      <a:ext cx="5791200" cy="5791200"/>
-                    </a:xfrm>
-                    <a:prstGeom prst="rect"/>
-                    <a:ln/>
-                  </pic:spPr>
-                </pic:pic>
-              </a:graphicData>
-            </a:graphic>
-          </wp:anchor>
-        </w:drawing>
-      </w:r>
-      <w:r>
-        <w:rPr>
-          <w:rtl w:val="0"/>
-        </w:rPr>
-      </w:r>
-    </w:p>
-    <w:p>
-      <w:pPr>
-        <w:spacing w:after="0" w:line="240" w:lineRule="auto"/>
-        <w:jc w:val="both"/>
-        <w:rPr>
-          <w:rFonts w:ascii="Calibri" w:cs="Calibri" w:eastAsia="Calibri" w:hAnsi="Calibri"/>
-          <w:color w:val="000000"/>
-          <w:sz w:val="20"/>
-          <w:szCs w:val="20"/>
-        </w:rPr>
-      </w:pPr>
-      <w:r>
-        <w:rPr>
-          <w:rtl w:val="0"/>
-        </w:rPr>
-      </w:r>
-    </w:p>
-    <w:p>
-      <w:pPr>
-        <w:spacing w:after="0" w:line="240" w:lineRule="auto"/>
-        <w:jc w:val="both"/>
-        <w:rPr>
-          <w:rFonts w:ascii="Calibri" w:cs="Calibri" w:eastAsia="Calibri" w:hAnsi="Calibri"/>
-          <w:color w:val="000000"/>
-          <w:sz w:val="20"/>
-          <w:szCs w:val="20"/>
-        </w:rPr>
-      </w:pPr>
-      <w:r>
-        <w:rPr>
-          <w:rtl w:val="0"/>
-        </w:rPr>
-      </w:r>
-    </w:p>
-    <w:p>
-      <w:pPr>
-        <w:spacing w:after="0" w:line="240" w:lineRule="auto"/>
-        <w:jc w:val="both"/>
-        <w:rPr>
-          <w:rFonts w:ascii="Calibri" w:cs="Calibri" w:eastAsia="Calibri" w:hAnsi="Calibri"/>
-          <w:color w:val="000000"/>
-          <w:sz w:val="20"/>
-          <w:szCs w:val="20"/>
-        </w:rPr>
-      </w:pPr>
-      <w:r>
-        <w:rPr>
-          <w:rtl w:val="0"/>
-        </w:rPr>
-      </w:r>
-    </w:p>
-    <w:p>
-      <w:pPr>
-        <w:spacing w:after="0" w:line="240" w:lineRule="auto"/>
-        <w:jc w:val="both"/>
-        <w:rPr>
-          <w:rFonts w:ascii="Calibri" w:cs="Calibri" w:eastAsia="Calibri" w:hAnsi="Calibri"/>
-          <w:color w:val="000000"/>
-          <w:sz w:val="20"/>
-          <w:szCs w:val="20"/>
-        </w:rPr>
-      </w:pPr>
-      <w:r>
-        <w:rPr>
-          <w:rFonts w:ascii="Calibri" w:cs="Calibri" w:eastAsia="Calibri" w:hAnsi="Calibri"/>
-          <w:color w:val="000000"/>
-          <w:sz w:val="20"/>
-          <w:szCs w:val="20"/>
-          <w:rtl w:val="0"/>
-        </w:rPr>
-        <w:t xml:space="preserve"> </w:t>
-      </w:r>
-    </w:p>
-    <w:p>
-      <w:pPr>
-        <w:spacing w:after="0" w:line="240" w:lineRule="auto"/>
-        <w:jc w:val="both"/>
-        <w:rPr>
-          <w:rFonts w:ascii="Calibri" w:cs="Calibri" w:eastAsia="Calibri" w:hAnsi="Calibri"/>
-          <w:color w:val="000000"/>
-          <w:sz w:val="20"/>
-          <w:szCs w:val="20"/>
-        </w:rPr>
-      </w:pPr>
-      <w:r>
-        <w:rPr>
-          <w:rtl w:val="0"/>
-        </w:rPr>
-      </w:r>
-    </w:p>
-    <w:p>
-      <w:pPr>
-        <w:spacing w:after="0" w:line="240" w:lineRule="auto"/>
-        <w:jc w:val="both"/>
-        <w:rPr>
-          <w:rFonts w:ascii="Calibri" w:cs="Calibri" w:eastAsia="Calibri" w:hAnsi="Calibri"/>
-          <w:b w:val="1"/>
-          <w:bCs w:val="1"/>
-          <w:color w:val="000000"/>
-          <w:sz w:val="20"/>
-          <w:szCs w:val="20"/>
-        </w:rPr>
-      </w:pPr>
-      <w:r>
-        <w:rPr>
-          <w:rtl w:val="0"/>
-        </w:rPr>
-      </w:r>
-    </w:p>
-    <w:p>
-      <w:pPr>
-        <w:spacing w:after="0" w:line="240" w:lineRule="auto"/>
-        <w:jc w:val="both"/>
-        <w:rPr>
-          <w:rFonts w:ascii="Calibri" w:cs="Calibri" w:eastAsia="Calibri" w:hAnsi="Calibri"/>
-          <w:b w:val="1"/>
-          <w:bCs w:val="1"/>
-          <w:color w:val="000000"/>
-          <w:sz w:val="20"/>
-          <w:szCs w:val="20"/>
-        </w:rPr>
-      </w:pPr>
-      <w:r>
-        <w:rPr>
-          <w:rtl w:val="0"/>
-        </w:rPr>
-      </w:r>
-    </w:p>
-    <w:p>
-      <w:pPr>
-        <w:spacing w:after="0" w:line="240" w:lineRule="auto"/>
-        <w:jc w:val="both"/>
-        <w:rPr>
-          <w:rFonts w:ascii="Calibri" w:cs="Calibri" w:eastAsia="Calibri" w:hAnsi="Calibri"/>
-          <w:b w:val="1"/>
-          <w:bCs w:val="1"/>
-          <w:color w:val="000000"/>
-          <w:sz w:val="20"/>
-          <w:szCs w:val="20"/>
-        </w:rPr>
-      </w:pPr>
-      <w:r>
-        <w:rPr>
-          <w:rtl w:val="0"/>
-        </w:rPr>
-      </w:r>
-    </w:p>
-    <w:p>
-      <w:pPr>
-        <w:spacing w:after="0" w:line="240" w:lineRule="auto"/>
-        <w:jc w:val="both"/>
-        <w:rPr>
-          <w:rFonts w:ascii="Calibri" w:cs="Calibri" w:eastAsia="Calibri" w:hAnsi="Calibri"/>
-          <w:b w:val="1"/>
-          <w:bCs w:val="1"/>
-          <w:color w:val="000000"/>
-          <w:sz w:val="20"/>
-          <w:szCs w:val="20"/>
-        </w:rPr>
-      </w:pPr>
-      <w:r>
-        <w:rPr>
-          <w:rtl w:val="0"/>
-        </w:rPr>
-      </w:r>
-    </w:p>
-    <w:p>
-      <w:pPr>
-        <w:spacing w:after="0" w:line="240" w:lineRule="auto"/>
-        <w:jc w:val="both"/>
-        <w:rPr>
-          <w:rFonts w:ascii="Calibri" w:cs="Calibri" w:eastAsia="Calibri" w:hAnsi="Calibri"/>
-          <w:b w:val="1"/>
-          <w:bCs w:val="1"/>
-          <w:color w:val="000000"/>
-          <w:sz w:val="20"/>
-          <w:szCs w:val="20"/>
-        </w:rPr>
-      </w:pPr>
-      <w:r>
-        <w:rPr>
-          <w:rtl w:val="0"/>
-        </w:rPr>
-      </w:r>
-    </w:p>
-    <w:p>
-      <w:pPr>
-        <w:spacing w:after="0" w:line="240" w:lineRule="auto"/>
-        <w:jc w:val="both"/>
-        <w:rPr>
-          <w:rFonts w:ascii="Calibri" w:cs="Calibri" w:eastAsia="Calibri" w:hAnsi="Calibri"/>
-          <w:b w:val="1"/>
-          <w:bCs w:val="1"/>
-          <w:color w:val="000000"/>
-          <w:sz w:val="20"/>
-          <w:szCs w:val="20"/>
-        </w:rPr>
-      </w:pPr>
-      <w:r>
-        <w:rPr>
-          <w:rtl w:val="0"/>
-        </w:rPr>
-      </w:r>
-    </w:p>
-    <w:p>
-      <w:pPr>
-        <w:spacing w:after="0" w:line="240" w:lineRule="auto"/>
-        <w:jc w:val="both"/>
-        <w:rPr>
-          <w:rFonts w:ascii="Calibri" w:cs="Calibri" w:eastAsia="Calibri" w:hAnsi="Calibri"/>
-          <w:b w:val="1"/>
-          <w:bCs w:val="1"/>
-          <w:color w:val="000000"/>
-          <w:sz w:val="20"/>
-          <w:szCs w:val="20"/>
-        </w:rPr>
-      </w:pPr>
-      <w:r>
-        <w:rPr>
-          <w:rtl w:val="0"/>
-        </w:rPr>
-      </w:r>
-    </w:p>
-    <w:p>
-      <w:pPr>
-        <w:spacing w:after="0" w:line="240" w:lineRule="auto"/>
-        <w:jc w:val="both"/>
-        <w:rPr>
-          <w:rFonts w:ascii="Calibri" w:cs="Calibri" w:eastAsia="Calibri" w:hAnsi="Calibri"/>
-          <w:b w:val="1"/>
-          <w:bCs w:val="1"/>
-          <w:color w:val="000000"/>
-          <w:sz w:val="20"/>
-          <w:szCs w:val="20"/>
-        </w:rPr>
-      </w:pPr>
-      <w:r>
-        <w:rPr>
-          <w:rtl w:val="0"/>
-        </w:rPr>
-      </w:r>
-    </w:p>
-    <w:p>
-      <w:pPr>
-        <w:spacing w:after="0" w:line="240" w:lineRule="auto"/>
-        <w:jc w:val="both"/>
-        <w:rPr>
-          <w:rFonts w:ascii="Calibri" w:cs="Calibri" w:eastAsia="Calibri" w:hAnsi="Calibri"/>
-          <w:b w:val="1"/>
-          <w:bCs w:val="1"/>
-          <w:color w:val="000000"/>
-          <w:sz w:val="20"/>
-          <w:szCs w:val="20"/>
-        </w:rPr>
-      </w:pPr>
-      <w:r>
-        <w:rPr>
-          <w:rtl w:val="0"/>
-        </w:rPr>
-      </w:r>
-    </w:p>
-    <w:p>
-      <w:pPr>
-        <w:spacing w:after="0" w:line="240" w:lineRule="auto"/>
-        <w:jc w:val="both"/>
-        <w:rPr>
-          <w:rFonts w:ascii="Calibri" w:cs="Calibri" w:eastAsia="Calibri" w:hAnsi="Calibri"/>
-          <w:b w:val="1"/>
-          <w:bCs w:val="1"/>
-          <w:color w:val="000000"/>
-          <w:sz w:val="20"/>
-          <w:szCs w:val="20"/>
-        </w:rPr>
-      </w:pPr>
-      <w:r>
-        <w:rPr>
-          <w:rtl w:val="0"/>
-        </w:rPr>
-      </w:r>
-    </w:p>
-    <w:p>
-      <w:pPr>
-        <w:spacing w:after="0" w:line="240" w:lineRule="auto"/>
-        <w:jc w:val="both"/>
-        <w:rPr>
-          <w:rFonts w:ascii="Calibri" w:cs="Calibri" w:eastAsia="Calibri" w:hAnsi="Calibri"/>
-          <w:b w:val="1"/>
-          <w:bCs w:val="1"/>
-          <w:color w:val="000000"/>
-          <w:sz w:val="20"/>
-          <w:szCs w:val="20"/>
-        </w:rPr>
-      </w:pPr>
-      <w:r>
-        <w:rPr>
-          <w:rtl w:val="0"/>
-        </w:rPr>
-      </w:r>
-    </w:p>
-    <w:p>
-      <w:pPr>
-        <w:spacing w:after="0" w:line="240" w:lineRule="auto"/>
-        <w:jc w:val="both"/>
-        <w:rPr>
-          <w:rFonts w:ascii="Calibri" w:cs="Calibri" w:eastAsia="Calibri" w:hAnsi="Calibri"/>
-          <w:b w:val="1"/>
-          <w:bCs w:val="1"/>
-          <w:color w:val="000000"/>
-          <w:sz w:val="20"/>
-          <w:szCs w:val="20"/>
-        </w:rPr>
-      </w:pPr>
-      <w:r>
-        <w:rPr>
-          <w:rtl w:val="0"/>
-        </w:rPr>
-      </w:r>
-    </w:p>
-    <w:p>
-      <w:pPr>
-        <w:spacing w:after="0" w:line="240" w:lineRule="auto"/>
-        <w:jc w:val="both"/>
-        <w:rPr>
-          <w:rFonts w:ascii="Calibri" w:cs="Calibri" w:eastAsia="Calibri" w:hAnsi="Calibri"/>
-          <w:b w:val="1"/>
-          <w:bCs w:val="1"/>
-          <w:color w:val="000000"/>
-          <w:sz w:val="20"/>
-          <w:szCs w:val="20"/>
-        </w:rPr>
-      </w:pPr>
-      <w:r>
-        <w:rPr>
-          <w:rtl w:val="0"/>
-        </w:rPr>
-      </w:r>
-    </w:p>
-    <w:p>
-      <w:pPr>
-        <w:spacing w:after="0" w:line="240" w:lineRule="auto"/>
-        <w:jc w:val="both"/>
-        <w:rPr>
-          <w:rFonts w:ascii="Calibri" w:cs="Calibri" w:eastAsia="Calibri" w:hAnsi="Calibri"/>
-          <w:b w:val="1"/>
-          <w:bCs w:val="1"/>
-          <w:color w:val="000000"/>
-          <w:sz w:val="20"/>
-          <w:szCs w:val="20"/>
-        </w:rPr>
-      </w:pPr>
-      <w:r>
-        <w:rPr>
-          <w:rtl w:val="0"/>
-        </w:rPr>
-      </w:r>
-    </w:p>
-    <w:p>
-      <w:pPr>
-        <w:spacing w:after="0" w:line="240" w:lineRule="auto"/>
-        <w:jc w:val="both"/>
-        <w:rPr>
-          <w:rFonts w:ascii="Calibri" w:cs="Calibri" w:eastAsia="Calibri" w:hAnsi="Calibri"/>
-          <w:b w:val="1"/>
-          <w:bCs w:val="1"/>
-          <w:color w:val="000000"/>
-          <w:sz w:val="20"/>
-          <w:szCs w:val="20"/>
-        </w:rPr>
-      </w:pPr>
-      <w:r>
-        <w:rPr>
-          <w:rtl w:val="0"/>
-        </w:rPr>
-      </w:r>
-    </w:p>
-    <w:p>
-      <w:pPr>
-        <w:spacing w:after="0" w:line="240" w:lineRule="auto"/>
-        <w:jc w:val="both"/>
-        <w:rPr>
-          <w:rFonts w:ascii="Calibri" w:cs="Calibri" w:eastAsia="Calibri" w:hAnsi="Calibri"/>
-          <w:b w:val="1"/>
-          <w:bCs w:val="1"/>
-          <w:color w:val="000000"/>
-          <w:sz w:val="20"/>
-          <w:szCs w:val="20"/>
-        </w:rPr>
-      </w:pPr>
-      <w:r>
-        <w:rPr>
-          <w:rtl w:val="0"/>
-        </w:rPr>
-      </w:r>
-    </w:p>
-    <w:p>
-      <w:pPr>
-        <w:spacing w:after="0" w:line="240" w:lineRule="auto"/>
-        <w:jc w:val="both"/>
-        <w:rPr>
-          <w:rFonts w:ascii="Calibri" w:cs="Calibri" w:eastAsia="Calibri" w:hAnsi="Calibri"/>
-          <w:b w:val="1"/>
-          <w:bCs w:val="1"/>
-          <w:color w:val="000000"/>
-          <w:sz w:val="20"/>
-          <w:szCs w:val="20"/>
-        </w:rPr>
-      </w:pPr>
-      <w:r>
-        <w:rPr>
-          <w:rtl w:val="0"/>
-        </w:rPr>
-      </w:r>
-    </w:p>
-    <w:p>
-      <w:pPr>
-        <w:spacing w:after="0" w:line="240" w:lineRule="auto"/>
-        <w:jc w:val="both"/>
-        <w:rPr>
-          <w:rFonts w:ascii="Calibri" w:cs="Calibri" w:eastAsia="Calibri" w:hAnsi="Calibri"/>
-          <w:b w:val="1"/>
-          <w:bCs w:val="1"/>
-          <w:color w:val="000000"/>
-          <w:sz w:val="20"/>
-          <w:szCs w:val="20"/>
-        </w:rPr>
-      </w:pPr>
-      <w:r>
-        <w:rPr>
-          <w:rtl w:val="0"/>
-        </w:rPr>
-      </w:r>
-    </w:p>
-    <w:p>
-      <w:pPr>
-        <w:spacing w:after="0" w:line="240" w:lineRule="auto"/>
-        <w:jc w:val="both"/>
-        <w:rPr>
-          <w:rFonts w:ascii="Calibri" w:cs="Calibri" w:eastAsia="Calibri" w:hAnsi="Calibri"/>
-          <w:b w:val="1"/>
-          <w:bCs w:val="1"/>
-          <w:color w:val="000000"/>
-          <w:sz w:val="20"/>
-          <w:szCs w:val="20"/>
-        </w:rPr>
-      </w:pPr>
-      <w:r>
-        <w:rPr>
-          <w:rtl w:val="0"/>
-        </w:rPr>
-      </w:r>
-    </w:p>
-    <w:p>
-      <w:pPr>
-        <w:spacing w:after="0" w:line="240" w:lineRule="auto"/>
-        <w:jc w:val="both"/>
-        <w:rPr>
-          <w:rFonts w:ascii="Calibri" w:cs="Calibri" w:eastAsia="Calibri" w:hAnsi="Calibri"/>
-          <w:color w:val="000000"/>
-          <w:sz w:val="20"/>
-          <w:szCs w:val="20"/>
-        </w:rPr>
-      </w:pPr>
-      <w:r>
-        <w:rPr>
-          <w:rtl w:val="0"/>
-        </w:rPr>
-      </w:r>
-    </w:p>
-    <w:p>
-      <w:pPr>
-        <w:spacing w:after="0" w:line="240" w:lineRule="auto"/>
-        <w:jc w:val="both"/>
-        <w:rPr>
-          <w:rFonts w:ascii="Calibri" w:cs="Calibri" w:eastAsia="Calibri" w:hAnsi="Calibri"/>
-          <w:color w:val="000000"/>
-          <w:sz w:val="20"/>
-          <w:szCs w:val="20"/>
-        </w:rPr>
-      </w:pPr>
-      <w:r>
-        <w:rPr>
-          <w:rtl w:val="0"/>
-        </w:rPr>
-      </w:r>
-    </w:p>
-    <w:p>
-      <w:pPr>
-        <w:spacing w:after="0" w:line="240" w:lineRule="auto"/>
-        <w:jc w:val="both"/>
-        <w:rPr>
-          <w:rFonts w:ascii="Calibri" w:cs="Calibri" w:eastAsia="Calibri" w:hAnsi="Calibri"/>
-          <w:color w:val="000000"/>
-          <w:sz w:val="20"/>
-          <w:szCs w:val="20"/>
-        </w:rPr>
-      </w:pPr>
-      <w:r>
-        <w:rPr>
-          <w:rtl w:val="0"/>
-        </w:rPr>
-      </w:r>
-    </w:p>
-    <w:p>
-      <w:pPr>
-        <w:spacing w:after="0" w:line="240" w:lineRule="auto"/>
-        <w:ind w:left="0" w:firstLine="0"/>
-        <w:jc w:val="left"/>
-        <w:rPr>
-          <w:sz w:val="20"/>
-          <w:szCs w:val="20"/>
-        </w:rPr>
-      </w:pPr>
-      <w:r>
-        <w:rPr>
-          <w:rtl w:val="0"/>
-        </w:rPr>
-      </w:r>
-    </w:p>
-    <w:p>
-      <w:pPr>
-        <w:spacing w:after="0" w:line="240" w:lineRule="auto"/>
-        <w:ind w:left="0" w:firstLine="0"/>
-        <w:jc w:val="left"/>
-        <w:rPr>
-          <w:sz w:val="20"/>
-          <w:szCs w:val="20"/>
-        </w:rPr>
-      </w:pPr>
-      <w:r>
-        <w:rPr>
-          <w:rtl w:val="0"/>
-        </w:rPr>
-      </w:r>
-    </w:p>
-    <w:p>
-      <w:pPr>
-        <w:spacing w:after="0" w:line="240" w:lineRule="auto"/>
-        <w:ind w:left="0" w:firstLine="0"/>
-        <w:jc w:val="left"/>
-        <w:rPr>
-          <w:sz w:val="20"/>
-          <w:szCs w:val="20"/>
-        </w:rPr>
-      </w:pPr>
-      <w:r>
-        <w:rPr>
-          <w:rtl w:val="0"/>
-        </w:rPr>
-      </w:r>
-    </w:p>
-    <w:p>
-      <w:pPr>
-        <w:spacing w:after="0" w:line="240" w:lineRule="auto"/>
-        <w:ind w:left="0" w:firstLine="0"/>
-        <w:jc w:val="left"/>
-        <w:rPr>
-          <w:sz w:val="20"/>
-          <w:szCs w:val="20"/>
-        </w:rPr>
-      </w:pPr>
-      <w:r>
-        <w:rPr>
-          <w:rtl w:val="0"/>
-        </w:rPr>
-      </w:r>
-    </w:p>
-    <w:p>
-      <w:pPr>
-        <w:spacing w:after="0" w:line="240" w:lineRule="auto"/>
-        <w:ind w:left="0" w:firstLine="0"/>
-        <w:jc w:val="left"/>
-        <w:rPr>
-          <w:sz w:val="20"/>
-          <w:szCs w:val="20"/>
-        </w:rPr>
-      </w:pPr>
-      <w:r>
-        <w:rPr>
-          <w:rtl w:val="0"/>
-        </w:rPr>
-      </w:r>
-    </w:p>
-    <w:p>
-      <w:pPr>
-        <w:spacing w:after="0" w:line="240" w:lineRule="auto"/>
-        <w:ind w:left="0" w:firstLine="0"/>
-        <w:jc w:val="left"/>
-        <w:rPr>
-          <w:sz w:val="20"/>
-          <w:szCs w:val="20"/>
-        </w:rPr>
-      </w:pPr>
-      <w:r>
-        <w:rPr>
-          <w:rtl w:val="0"/>
-        </w:rPr>
-      </w:r>
-    </w:p>
-    <w:p>
-      <w:pPr>
-        <w:spacing w:after="0" w:line="240" w:lineRule="auto"/>
-        <w:ind w:left="0" w:firstLine="0"/>
-        <w:jc w:val="left"/>
-        <w:rPr>
-          <w:sz w:val="20"/>
-          <w:szCs w:val="20"/>
-        </w:rPr>
-      </w:pPr>
-      <w:r>
-        <w:rPr>
-          <w:rtl w:val="0"/>
-        </w:rPr>
-      </w:r>
-    </w:p>
-    <w:p>
-      <w:pPr>
-        <w:spacing w:after="0" w:line="240" w:lineRule="auto"/>
-        <w:ind w:left="0" w:firstLine="0"/>
-        <w:jc w:val="left"/>
-        <w:rPr>
-          <w:sz w:val="20"/>
-          <w:szCs w:val="20"/>
-        </w:rPr>
-      </w:pPr>
-      <w:r>
-        <w:rPr>
-          <w:rtl w:val="0"/>
-        </w:rPr>
-      </w:r>
-    </w:p>
-    <w:p>
-      <w:pPr>
-        <w:spacing w:after="0" w:line="240" w:lineRule="auto"/>
-        <w:ind w:left="0" w:firstLine="0"/>
-        <w:jc w:val="left"/>
-        <w:rPr>
-          <w:sz w:val="20"/>
-          <w:szCs w:val="20"/>
-        </w:rPr>
-      </w:pPr>
-      <w:r>
-        <w:rPr>
-          <w:rtl w:val="0"/>
-        </w:rPr>
-      </w:r>
-    </w:p>
-    <w:p>
-      <w:pPr>
-        <w:spacing w:after="0" w:line="240" w:lineRule="auto"/>
-        <w:ind w:left="0" w:firstLine="0"/>
-        <w:jc w:val="left"/>
-        <w:rPr>
-          <w:sz w:val="20"/>
-          <w:szCs w:val="20"/>
-        </w:rPr>
-      </w:pPr>
-      <w:r>
-        <w:rPr>
-          <w:rtl w:val="0"/>
-        </w:rPr>
-      </w:r>
-    </w:p>
-    <w:p>
-      <w:pPr>
-        <w:spacing w:after="0" w:line="240" w:lineRule="auto"/>
-        <w:ind w:left="0" w:firstLine="0"/>
-        <w:jc w:val="left"/>
-        <w:rPr>
-          <w:sz w:val="16"/>
-          <w:szCs w:val="16"/>
-        </w:rPr>
-      </w:pPr>
-      <w:r>
-        <w:rPr>
-          <w:sz w:val="16"/>
-          <w:szCs w:val="16"/>
-          <w:rtl w:val="0"/>
-        </w:rPr>
-        <w:t xml:space="preserve">Dongemond Klimaattechniek B.V</w:t>
-      </w:r>
-      <w:r>
-        <w:rPr>
-          <w:color w:val="4d8cac"/>
-          <w:sz w:val="16"/>
-          <w:szCs w:val="16"/>
-          <w:rtl w:val="0"/>
-        </w:rPr>
-        <w:t xml:space="preserve">               </w:t>
-        <w:tab/>
-        <w:t xml:space="preserve">       </w:t>
-      </w:r>
-      <w:r>
-        <w:rPr>
-          <w:sz w:val="16"/>
-          <w:szCs w:val="16"/>
-          <w:rtl w:val="0"/>
-        </w:rPr>
-        <w:t xml:space="preserve">Telefoon:  0162-750861</w:t>
-      </w:r>
-      <w:r>
-        <w:rPr>
-          <w:color w:val="4d8cac"/>
-          <w:sz w:val="16"/>
-          <w:szCs w:val="16"/>
-          <w:rtl w:val="0"/>
-        </w:rPr>
-        <w:t xml:space="preserve">          </w:t>
-        <w:tab/>
-        <w:tab/>
-        <w:t xml:space="preserve">                                            </w:t>
-      </w:r>
-      <w:r>
-        <w:rPr>
-          <w:sz w:val="16"/>
-          <w:szCs w:val="16"/>
-          <w:rtl w:val="0"/>
-        </w:rPr>
-        <w:t xml:space="preserve">KvK: 71245340</w:t>
+      <w:r>
+        <w:br w:type="page"/>
       </w:r>
     </w:p>
     <w:p>

--- a/templates/SJABLOON-DKT-AIRCO.docx
+++ b/templates/SJABLOON-DKT-AIRCO.docx
@@ -2047,6 +2047,64 @@
     <w:p>
       <w:r>
         <w:br w:type="page"/>
+      </w:r>
+    </w:p>
+    <w:p>
+      <w:pPr>
+        <w:spacing w:after="0" w:line="240" w:lineRule="auto"/>
+        <w:ind w:left="0" w:firstLine="0"/>
+        <w:jc w:val="left"/>
+        <w:rPr>
+          <w:sz w:val="16"/>
+          <w:szCs w:val="16"/>
+        </w:rPr>
+      </w:pPr>
+      <w:r>
+        <w:rPr>
+          <w:sz w:val="16"/>
+          <w:szCs w:val="16"/>
+          <w:rtl w:val="0"/>
+        </w:rPr>
+        <w:t xml:space="preserve">Dongemond Klimaattechniek B.V</w:t>
+      </w:r>
+      <w:r>
+        <w:rPr>
+          <w:color w:val="4d8cac"/>
+          <w:sz w:val="16"/>
+          <w:szCs w:val="16"/>
+          <w:rtl w:val="0"/>
+        </w:rPr>
+        <w:t xml:space="preserve">               </w:t>
+        <w:tab/>
+        <w:t xml:space="preserve">       </w:t>
+      </w:r>
+      <w:r>
+        <w:rPr>
+          <w:sz w:val="16"/>
+          <w:szCs w:val="16"/>
+          <w:rtl w:val="0"/>
+        </w:rPr>
+        <w:t xml:space="preserve">Telefoon:  0162-750861</w:t>
+      </w:r>
+      <w:r>
+        <w:rPr>
+          <w:color w:val="4d8cac"/>
+          <w:sz w:val="16"/>
+          <w:szCs w:val="16"/>
+          <w:rtl w:val="0"/>
+        </w:rPr>
+        <w:t xml:space="preserve">          </w:t>
+        <w:tab/>
+        <w:tab/>
+        <w:t xml:space="preserve">                                            </w:t>
+      </w:r>
+      <w:r>
+        <w:rPr>
+          <w:sz w:val="16"/>
+          <w:szCs w:val="16"/>
+          <w:rtl w:val="0"/>
+        </w:rPr>
+        <w:t xml:space="preserve">KvK: 71245340</w:t>
       </w:r>
     </w:p>
     <w:p>

--- a/templates/SJABLOON-DKT-AIRCO.docx
+++ b/templates/SJABLOON-DKT-AIRCO.docx
@@ -5015,6 +5015,53 @@
       <w:rPr>
         <w:rtl w:val="0"/>
       </w:rPr>
+    </w:r>
+  </w:p>
+  <w:p>
+    <w:pPr>
+      <w:spacing w:after="0"/>
+    </w:pPr>
+    <w:r>
+      <w:drawing>
+        <wp:anchor xmlns:wp="http://schemas.openxmlformats.org/drawingml/2006/wordprocessingDrawing" allowOverlap="1" behindDoc="1" distB="0" distT="0" distL="0" distR="0" hidden="0" layoutInCell="1" locked="0" relativeHeight="0" simplePos="0">
+          <wp:simplePos x="0" y="0"/>
+          <wp:positionH relativeFrom="page">
+            <wp:posOffset>972000</wp:posOffset>
+          </wp:positionH>
+          <wp:positionV relativeFrom="page">
+            <wp:posOffset>3420000</wp:posOffset>
+          </wp:positionV>
+          <wp:extent cx="5791200" cy="5791200"/>
+          <wp:effectExtent b="0" l="0" r="0" t="0"/>
+          <wp:wrapNone/>
+          <wp:docPr id="901" name="bg-logo-header"/>
+          <a:graphic xmlns:a="http://schemas.openxmlformats.org/drawingml/2006/main">
+            <a:graphicData uri="http://schemas.openxmlformats.org/drawingml/2006/picture">
+              <pic:pic xmlns:pic="http://schemas.openxmlformats.org/drawingml/2006/picture">
+                <pic:nvPicPr>
+                  <pic:cNvPr id="0" name="bg-logo-header"/>
+                  <pic:cNvPicPr preferRelativeResize="0"/>
+                </pic:nvPicPr>
+                <pic:blipFill>
+                  <a:blip xmlns:r="http://schemas.openxmlformats.org/officeDocument/2006/relationships" r:embed="rIdBgLogo"/>
+                  <a:srcRect b="0" l="0" r="0" t="0"/>
+                  <a:stretch>
+                    <a:fillRect/>
+                  </a:stretch>
+                </pic:blipFill>
+                <pic:spPr>
+                  <a:xfrm>
+                    <a:off x="0" y="0"/>
+                    <a:ext cx="5791200" cy="5791200"/>
+                  </a:xfrm>
+                  <a:prstGeom prst="rect"/>
+                  <a:ln/>
+                </pic:spPr>
+              </pic:pic>
+            </a:graphicData>
+          </a:graphic>
+        </wp:anchor>
+      </w:drawing>
     </w:r>
   </w:p>
 </w:hdr>

--- a/templates/SJABLOON-DKT-AIRCO.docx
+++ b/templates/SJABLOON-DKT-AIRCO.docx
@@ -2047,163 +2047,6 @@
     <w:p>
       <w:r>
         <w:br w:type="page"/>
-      </w:r>
-    </w:p>
-    <w:p>
-      <w:pPr>
-        <w:spacing w:after="0" w:line="240" w:lineRule="auto"/>
-        <w:ind w:left="0" w:firstLine="0"/>
-        <w:jc w:val="left"/>
-        <w:rPr>
-          <w:sz w:val="16"/>
-          <w:szCs w:val="16"/>
-        </w:rPr>
-      </w:pPr>
-      <w:r>
-        <w:rPr>
-          <w:sz w:val="16"/>
-          <w:szCs w:val="16"/>
-          <w:rtl w:val="0"/>
-        </w:rPr>
-        <w:t xml:space="preserve">Dongemond Klimaattechniek B.V</w:t>
-      </w:r>
-      <w:r>
-        <w:rPr>
-          <w:color w:val="4d8cac"/>
-          <w:sz w:val="16"/>
-          <w:szCs w:val="16"/>
-          <w:rtl w:val="0"/>
-        </w:rPr>
-        <w:t xml:space="preserve">               </w:t>
-        <w:tab/>
-        <w:t xml:space="preserve">       </w:t>
-      </w:r>
-      <w:r>
-        <w:rPr>
-          <w:sz w:val="16"/>
-          <w:szCs w:val="16"/>
-          <w:rtl w:val="0"/>
-        </w:rPr>
-        <w:t xml:space="preserve">Telefoon:  0162-750861</w:t>
-      </w:r>
-      <w:r>
-        <w:rPr>
-          <w:color w:val="4d8cac"/>
-          <w:sz w:val="16"/>
-          <w:szCs w:val="16"/>
-          <w:rtl w:val="0"/>
-        </w:rPr>
-        <w:t xml:space="preserve">          </w:t>
-        <w:tab/>
-        <w:tab/>
-        <w:t xml:space="preserve">                                            </w:t>
-      </w:r>
-      <w:r>
-        <w:rPr>
-          <w:sz w:val="16"/>
-          <w:szCs w:val="16"/>
-          <w:rtl w:val="0"/>
-        </w:rPr>
-        <w:t xml:space="preserve">KvK: 71245340</w:t>
-      </w:r>
-    </w:p>
-    <w:p>
-      <w:pPr>
-        <w:tabs>
-          <w:tab w:val="left" w:leader="none" w:pos="3285"/>
-        </w:tabs>
-        <w:spacing w:after="0" w:line="240" w:lineRule="auto"/>
-        <w:rPr>
-          <w:color w:val="1a1915"/>
-          <w:sz w:val="16"/>
-          <w:szCs w:val="16"/>
-        </w:rPr>
-      </w:pPr>
-      <w:r>
-        <w:rPr>
-          <w:sz w:val="16"/>
-          <w:szCs w:val="16"/>
-          <w:rtl w:val="0"/>
-        </w:rPr>
-        <w:t xml:space="preserve">Benedenkerkstraat 57                                               Email: </w:t>
-      </w:r>
-      <w:hyperlink r:id="rId13">
-        <w:r>
-          <w:rPr>
-            <w:sz w:val="16"/>
-            <w:szCs w:val="16"/>
-            <w:u w:val="single"/>
-            <w:rtl w:val="0"/>
-          </w:rPr>
-          <w:t xml:space="preserve">info@dongemondklimaattechniek.nl</w:t>
-        </w:r>
-      </w:hyperlink>
-      <w:r>
-        <w:rPr>
-          <w:sz w:val="16"/>
-          <w:szCs w:val="16"/>
-          <w:rtl w:val="0"/>
-        </w:rPr>
-        <w:t xml:space="preserve">                                       BtwNr: NL858635471B01</w:t>
-      </w:r>
-      <w:r>
-        <w:rPr>
-          <w:rtl w:val="0"/>
-        </w:rPr>
-      </w:r>
-    </w:p>
-    <w:p>
-      <w:pPr>
-        <w:spacing w:after="0" w:line="240" w:lineRule="auto"/>
-        <w:rPr>
-          <w:sz w:val="16"/>
-          <w:szCs w:val="16"/>
-        </w:rPr>
-      </w:pPr>
-      <w:bookmarkStart w:colFirst="0" w:colLast="0" w:name="_szqe08wi9zvs" w:id="1"/>
-      <w:bookmarkEnd w:id="1"/>
-      <w:r>
-        <w:rPr>
-          <w:sz w:val="16"/>
-          <w:szCs w:val="16"/>
-          <w:rtl w:val="0"/>
-        </w:rPr>
-        <w:t xml:space="preserve">5165 CA Waspik                 </w:t>
-      </w:r>
-      <w:r>
-        <w:rPr>
-          <w:color w:val="4d8cac"/>
-          <w:sz w:val="16"/>
-          <w:szCs w:val="16"/>
-          <w:rtl w:val="0"/>
-        </w:rPr>
-        <w:tab/>
-        <w:tab/>
-      </w:r>
-      <w:r>
-        <w:rPr>
-          <w:sz w:val="16"/>
-          <w:szCs w:val="16"/>
-          <w:rtl w:val="0"/>
-        </w:rPr>
-        <w:t xml:space="preserve">       Website: www.dongemondklimaattechniek.nl </w:t>
-      </w:r>
-      <w:r>
-        <w:rPr>
-          <w:color w:val="4d8cac"/>
-          <w:sz w:val="16"/>
-          <w:szCs w:val="16"/>
-          <w:rtl w:val="0"/>
-        </w:rPr>
-        <w:tab/>
-      </w:r>
-      <w:r>
-        <w:rPr>
-          <w:sz w:val="16"/>
-          <w:szCs w:val="16"/>
-          <w:rtl w:val="0"/>
-        </w:rPr>
-        <w:t xml:space="preserve">                        IBAN: NL07RABO0329224719</w:t>
       </w:r>
     </w:p>
     <w:p>

--- a/templates/SJABLOON-DKT-AIRCO.docx
+++ b/templates/SJABLOON-DKT-AIRCO.docx
@@ -408,8 +408,11 @@
       </w:pPr>
       <w:r>
         <w:rPr>
-          <w:rtl w:val="0"/>
-        </w:rPr>
+          <w:sz w:val="20"/>
+          <w:szCs w:val="20"/>
+          <w:rtl w:val="0"/>
+        </w:rPr>
+        <w:t>{klantadres}</w:t>
       </w:r>
     </w:p>
     <w:p>
@@ -447,8 +450,11 @@
       </w:pPr>
       <w:r>
         <w:rPr>
-          <w:rtl w:val="0"/>
-        </w:rPr>
+          <w:sz w:val="20"/>
+          <w:szCs w:val="20"/>
+          <w:rtl w:val="0"/>
+        </w:rPr>
+        <w:t>{klantpostcodeplaats}</w:t>
       </w:r>
     </w:p>
     <w:p>
@@ -2042,6 +2048,11 @@
         <w:rPr>
           <w:rtl w:val="0"/>
         </w:rPr>
+      </w:r>
+    </w:p>
+    <w:p>
+      <w:r>
+        <w:t>{%offerteImage}</w:t>
       </w:r>
     </w:p>
     <w:p>

--- a/templates/SJABLOON-DKT-AIRCO.docx
+++ b/templates/SJABLOON-DKT-AIRCO.docx
@@ -2048,6 +2048,20 @@
         <w:rPr>
           <w:rtl w:val="0"/>
         </w:rPr>
+      </w:r>
+    </w:p>
+    <w:p>
+      <w:pPr>
+        <w:spacing w:after="60" w:before="120"/>
+      </w:pPr>
+      <w:r>
+        <w:rPr>
+          <w:rFonts w:ascii="Calibri" w:hAnsi="Calibri"/>
+          <w:b/>
+          <w:sz w:val="22"/>
+          <w:szCs w:val="22"/>
+        </w:rPr>
+        <w:t>{offerteImageLabel}</w:t>
       </w:r>
     </w:p>
     <w:p>

--- a/templates/SJABLOON-DKT-AIRCO.docx
+++ b/templates/SJABLOON-DKT-AIRCO.docx
@@ -2051,6 +2051,11 @@
       </w:r>
     </w:p>
     <w:p>
+      <w:r>
+        <w:t>{#acImages}</w:t>
+      </w:r>
+    </w:p>
+    <w:p>
       <w:pPr>
         <w:spacing w:after="60" w:before="120"/>
       </w:pPr>
@@ -2067,6 +2072,11 @@
     <w:p>
       <w:r>
         <w:t>{%offerteImage}</w:t>
+      </w:r>
+    </w:p>
+    <w:p>
+      <w:r>
+        <w:t>{/acImages}</w:t>
       </w:r>
     </w:p>
     <w:p>

--- a/templates/SJABLOON-DKT-AIRCO.docx
+++ b/templates/SJABLOON-DKT-AIRCO.docx
@@ -2072,6 +2072,11 @@
     <w:p>
       <w:r>
         <w:t>{%offerteImage}</w:t>
+      </w:r>
+    </w:p>
+    <w:p>
+      <w:r>
+        <w:t>{%offerteImageOutdoor}</w:t>
       </w:r>
     </w:p>
     <w:p>

--- a/templates/SJABLOON-DKT-AIRCO.docx
+++ b/templates/SJABLOON-DKT-AIRCO.docx
@@ -2082,11 +2082,6 @@
     <w:p>
       <w:r>
         <w:t>{/acImages}</w:t>
-      </w:r>
-    </w:p>
-    <w:p>
-      <w:r>
-        <w:br w:type="page"/>
       </w:r>
     </w:p>
     <w:p>

--- a/templates/SJABLOON-DKT-AIRCO.docx
+++ b/templates/SJABLOON-DKT-AIRCO.docx
@@ -2017,6 +2017,11 @@
       </w:r>
     </w:p>
     <w:p>
+      <w:r>
+        <w:t>{#acOptions}</w:t>
+      </w:r>
+    </w:p>
+    <w:p>
       <w:pPr>
         <w:spacing w:after="0" w:line="240" w:lineRule="auto"/>
         <w:jc w:val="both"/>
@@ -2031,28 +2036,8 @@
           <w:color w:val="000000"/>
           <w:sz w:val="20"/>
           <w:szCs w:val="20"/>
-          <w:rtl w:val="0"/>
-        </w:rPr>
-        <w:t xml:space="preserve">{</w:t>
-      </w:r>
-      <w:r>
-        <w:rPr>
-          <w:rFonts w:ascii="Calibri" w:cs="Calibri" w:eastAsia="Calibri" w:hAnsi="Calibri"/>
-          <w:sz w:val="20"/>
-          <w:szCs w:val="20"/>
-          <w:rtl w:val="0"/>
-        </w:rPr>
-        <w:t xml:space="preserve">Specificatieinstallatie&amp;uitgangspunten}</w:t>
-      </w:r>
-      <w:r>
-        <w:rPr>
-          <w:rtl w:val="0"/>
-        </w:rPr>
-      </w:r>
-    </w:p>
-    <w:p>
-      <w:r>
-        <w:t>{#acImages}</w:t>
+        </w:rPr>
+        <w:t>{optieSpec}</w:t>
       </w:r>
     </w:p>
     <w:p>
@@ -2081,7 +2066,26 @@
     </w:p>
     <w:p>
       <w:r>
-        <w:t>{/acImages}</w:t>
+        <w:t>{/acOptions}</w:t>
+      </w:r>
+    </w:p>
+    <w:p>
+      <w:pPr>
+        <w:spacing w:after="0" w:line="240" w:lineRule="auto"/>
+        <w:jc w:val="both"/>
+        <w:rPr>
+          <w:sz w:val="20"/>
+          <w:szCs w:val="20"/>
+        </w:rPr>
+      </w:pPr>
+      <w:r>
+        <w:rPr>
+          <w:rFonts w:ascii="Calibri" w:cs="Calibri" w:eastAsia="Calibri" w:hAnsi="Calibri"/>
+          <w:color w:val="000000"/>
+          <w:sz w:val="20"/>
+          <w:szCs w:val="20"/>
+        </w:rPr>
+        <w:t>{acClosing}</w:t>
       </w:r>
     </w:p>
     <w:p>

--- a/templates/SJABLOON-DKT-AIRCO.docx
+++ b/templates/SJABLOON-DKT-AIRCO.docx
@@ -387,7 +387,7 @@
           <w:between w:space="0" w:sz="0" w:val="nil"/>
         </w:pBdr>
         <w:shd w:fill="auto" w:val="clear"/>
-        <w:spacing w:after="0" w:before="0" w:line="240" w:lineRule="auto"/>
+        <w:spacing w:after="0" w:before="1440" w:line="240" w:lineRule="auto"/>
         <w:ind w:left="0" w:right="0" w:firstLine="0"/>
         <w:jc w:val="left"/>
         <w:rPr>

--- a/templates/SJABLOON-DKT-AIRCO.docx
+++ b/templates/SJABLOON-DKT-AIRCO.docx
@@ -96,6 +96,48 @@
           </wp:anchor>
         </w:drawing>
       </w:r>
+      <w:r>
+        <w:drawing>
+          <wp:anchor allowOverlap="1" behindDoc="0" distB="0" distT="0" distL="0" distR="0" hidden="0" layoutInCell="1" locked="0" relativeHeight="0" simplePos="0">
+            <wp:simplePos x="0" y="0"/>
+            <wp:positionH relativeFrom="page">
+              <wp:posOffset>5370000</wp:posOffset>
+            </wp:positionH>
+            <wp:positionV relativeFrom="page">
+              <wp:posOffset>800000</wp:posOffset>
+            </wp:positionV>
+            <wp:extent cx="1491615" cy="511810"/>
+            <wp:effectExtent b="0" l="0" r="0" t="0"/>
+            <wp:wrapNone/>
+            <wp:docPr id="4" name="image5.png"/>
+            <a:graphic>
+              <a:graphicData uri="http://schemas.openxmlformats.org/drawingml/2006/picture">
+                <pic:pic>
+                  <pic:nvPicPr>
+                    <pic:cNvPr id="0" name="image5.png"/>
+                    <pic:cNvPicPr preferRelativeResize="0"/>
+                  </pic:nvPicPr>
+                  <pic:blipFill>
+                    <a:blip r:embed="rId8"/>
+                    <a:srcRect b="0" l="0" r="0" t="0"/>
+                    <a:stretch>
+                      <a:fillRect/>
+                    </a:stretch>
+                  </pic:blipFill>
+                  <pic:spPr>
+                    <a:xfrm>
+                      <a:off x="0" y="0"/>
+                      <a:ext cx="1491615" cy="511810"/>
+                    </a:xfrm>
+                    <a:prstGeom prst="rect"/>
+                    <a:ln/>
+                  </pic:spPr>
+                </pic:pic>
+              </a:graphicData>
+            </a:graphic>
+          </wp:anchor>
+        </w:drawing>
+      </w:r>
     </w:p>
     <w:p>
       <w:pPr>
@@ -387,7 +429,7 @@
           <w:between w:space="0" w:sz="0" w:val="nil"/>
         </w:pBdr>
         <w:shd w:fill="auto" w:val="clear"/>
-        <w:spacing w:after="0" w:before="1440" w:line="240" w:lineRule="auto"/>
+        <w:spacing w:after="0" w:before="280" w:line="240" w:lineRule="auto"/>
         <w:ind w:left="0" w:right="0" w:firstLine="0"/>
         <w:jc w:val="left"/>
         <w:rPr>
@@ -588,48 +630,6 @@
         <w:rPr>
           <w:rtl w:val="0"/>
         </w:rPr>
-      </w:r>
-      <w:r>
-        <w:drawing>
-          <wp:anchor allowOverlap="1" behindDoc="1" distB="0" distT="0" distL="0" distR="0" hidden="0" layoutInCell="1" locked="0" relativeHeight="0" simplePos="0">
-            <wp:simplePos x="0" y="0"/>
-            <wp:positionH relativeFrom="column">
-              <wp:posOffset>4465320</wp:posOffset>
-            </wp:positionH>
-            <wp:positionV relativeFrom="paragraph">
-              <wp:posOffset>34925</wp:posOffset>
-            </wp:positionV>
-            <wp:extent cx="1491615" cy="511810"/>
-            <wp:effectExtent b="0" l="0" r="0" t="0"/>
-            <wp:wrapNone/>
-            <wp:docPr id="4" name="image5.png"/>
-            <a:graphic>
-              <a:graphicData uri="http://schemas.openxmlformats.org/drawingml/2006/picture">
-                <pic:pic>
-                  <pic:nvPicPr>
-                    <pic:cNvPr id="0" name="image5.png"/>
-                    <pic:cNvPicPr preferRelativeResize="0"/>
-                  </pic:nvPicPr>
-                  <pic:blipFill>
-                    <a:blip r:embed="rId8"/>
-                    <a:srcRect b="0" l="0" r="0" t="0"/>
-                    <a:stretch>
-                      <a:fillRect/>
-                    </a:stretch>
-                  </pic:blipFill>
-                  <pic:spPr>
-                    <a:xfrm>
-                      <a:off x="0" y="0"/>
-                      <a:ext cx="1491615" cy="511810"/>
-                    </a:xfrm>
-                    <a:prstGeom prst="rect"/>
-                    <a:ln/>
-                  </pic:spPr>
-                </pic:pic>
-              </a:graphicData>
-            </a:graphic>
-          </wp:anchor>
-        </w:drawing>
       </w:r>
     </w:p>
     <w:p>
@@ -1352,595 +1352,8 @@
       </w:r>
     </w:p>
     <w:p>
-      <w:pPr>
-        <w:tabs>
-          <w:tab w:val="left" w:leader="none" w:pos="1276"/>
-          <w:tab w:val="left" w:leader="none" w:pos="3261"/>
-          <w:tab w:val="left" w:leader="none" w:pos="7230"/>
-        </w:tabs>
-        <w:spacing w:after="0" w:line="240" w:lineRule="auto"/>
-        <w:rPr>
-          <w:sz w:val="18"/>
-          <w:szCs w:val="18"/>
-        </w:rPr>
-      </w:pPr>
-      <w:r>
-        <w:rPr>
-          <w:rtl w:val="0"/>
-        </w:rPr>
-      </w:r>
-    </w:p>
-    <w:p>
-      <w:pPr>
-        <w:tabs>
-          <w:tab w:val="left" w:leader="none" w:pos="1276"/>
-          <w:tab w:val="left" w:leader="none" w:pos="3261"/>
-          <w:tab w:val="left" w:leader="none" w:pos="7230"/>
-        </w:tabs>
-        <w:spacing w:after="0" w:line="240" w:lineRule="auto"/>
-        <w:rPr>
-          <w:sz w:val="18"/>
-          <w:szCs w:val="18"/>
-        </w:rPr>
-      </w:pPr>
-      <w:r>
-        <w:rPr>
-          <w:rtl w:val="0"/>
-        </w:rPr>
-      </w:r>
-    </w:p>
-    <w:p>
-      <w:pPr>
-        <w:tabs>
-          <w:tab w:val="left" w:leader="none" w:pos="1276"/>
-          <w:tab w:val="left" w:leader="none" w:pos="3261"/>
-          <w:tab w:val="left" w:leader="none" w:pos="7230"/>
-        </w:tabs>
-        <w:spacing w:after="0" w:line="240" w:lineRule="auto"/>
-        <w:rPr>
-          <w:b w:val="1"/>
-          <w:bCs w:val="1"/>
-          <w:sz w:val="18"/>
-          <w:szCs w:val="18"/>
-          <w:u w:val="single"/>
-        </w:rPr>
-      </w:pPr>
-      <w:r>
-        <w:rPr>
-          <w:rtl w:val="0"/>
-        </w:rPr>
-      </w:r>
-    </w:p>
-    <w:p>
-      <w:pPr>
-        <w:spacing w:after="0" w:line="240" w:lineRule="auto"/>
-        <w:rPr>
-          <w:rFonts w:ascii="Calibri" w:cs="Calibri" w:eastAsia="Calibri" w:hAnsi="Calibri"/>
-          <w:sz w:val="20"/>
-          <w:szCs w:val="20"/>
-        </w:rPr>
-      </w:pPr>
-      <w:r>
-        <w:rPr>
-          <w:rtl w:val="0"/>
-        </w:rPr>
-      </w:r>
-    </w:p>
-    <w:p>
-      <w:pPr>
-        <w:tabs>
-          <w:tab w:val="left" w:leader="none" w:pos="1276"/>
-          <w:tab w:val="left" w:leader="none" w:pos="3261"/>
-          <w:tab w:val="left" w:leader="none" w:pos="7230"/>
-        </w:tabs>
-        <w:spacing w:after="0" w:line="240" w:lineRule="auto"/>
-        <w:rPr>
-          <w:sz w:val="16"/>
-          <w:szCs w:val="16"/>
-        </w:rPr>
-      </w:pPr>
-      <w:r>
-        <w:rPr>
-          <w:rtl w:val="0"/>
-        </w:rPr>
-      </w:r>
-    </w:p>
-    <w:p>
-      <w:pPr>
-        <w:tabs>
-          <w:tab w:val="left" w:leader="none" w:pos="1276"/>
-          <w:tab w:val="left" w:leader="none" w:pos="3261"/>
-          <w:tab w:val="left" w:leader="none" w:pos="7230"/>
-        </w:tabs>
-        <w:spacing w:after="0" w:line="240" w:lineRule="auto"/>
-        <w:rPr>
-          <w:sz w:val="16"/>
-          <w:szCs w:val="16"/>
-        </w:rPr>
-      </w:pPr>
-      <w:r>
-        <w:rPr>
-          <w:rtl w:val="0"/>
-        </w:rPr>
-      </w:r>
-    </w:p>
-    <w:p>
-      <w:pPr>
-        <w:tabs>
-          <w:tab w:val="left" w:leader="none" w:pos="1276"/>
-          <w:tab w:val="left" w:leader="none" w:pos="3261"/>
-          <w:tab w:val="left" w:leader="none" w:pos="7230"/>
-        </w:tabs>
-        <w:spacing w:after="0" w:line="240" w:lineRule="auto"/>
-        <w:rPr>
-          <w:sz w:val="16"/>
-          <w:szCs w:val="16"/>
-        </w:rPr>
-      </w:pPr>
-      <w:r>
-        <w:rPr>
-          <w:rtl w:val="0"/>
-        </w:rPr>
-      </w:r>
-    </w:p>
-    <w:p>
-      <w:pPr>
-        <w:tabs>
-          <w:tab w:val="left" w:leader="none" w:pos="1276"/>
-          <w:tab w:val="left" w:leader="none" w:pos="3261"/>
-          <w:tab w:val="left" w:leader="none" w:pos="7230"/>
-        </w:tabs>
-        <w:spacing w:after="0" w:line="240" w:lineRule="auto"/>
-        <w:rPr>
-          <w:sz w:val="16"/>
-          <w:szCs w:val="16"/>
-        </w:rPr>
-      </w:pPr>
-      <w:r>
-        <w:rPr>
-          <w:rtl w:val="0"/>
-        </w:rPr>
-      </w:r>
-    </w:p>
-    <w:p>
-      <w:pPr>
-        <w:tabs>
-          <w:tab w:val="left" w:leader="none" w:pos="1276"/>
-          <w:tab w:val="left" w:leader="none" w:pos="3261"/>
-          <w:tab w:val="left" w:leader="none" w:pos="7230"/>
-        </w:tabs>
-        <w:spacing w:after="0" w:line="240" w:lineRule="auto"/>
-        <w:rPr>
-          <w:sz w:val="16"/>
-          <w:szCs w:val="16"/>
-        </w:rPr>
-      </w:pPr>
-      <w:r>
-        <w:rPr>
-          <w:rtl w:val="0"/>
-        </w:rPr>
-      </w:r>
-    </w:p>
-    <w:p>
-      <w:pPr>
-        <w:tabs>
-          <w:tab w:val="left" w:leader="none" w:pos="1276"/>
-          <w:tab w:val="left" w:leader="none" w:pos="3261"/>
-          <w:tab w:val="left" w:leader="none" w:pos="7230"/>
-        </w:tabs>
-        <w:spacing w:after="0" w:line="240" w:lineRule="auto"/>
-        <w:rPr>
-          <w:sz w:val="16"/>
-          <w:szCs w:val="16"/>
-        </w:rPr>
-      </w:pPr>
-      <w:r>
-        <w:rPr>
-          <w:rtl w:val="0"/>
-        </w:rPr>
-      </w:r>
-    </w:p>
-    <w:p>
-      <w:pPr>
-        <w:tabs>
-          <w:tab w:val="left" w:leader="none" w:pos="1276"/>
-          <w:tab w:val="left" w:leader="none" w:pos="3261"/>
-          <w:tab w:val="left" w:leader="none" w:pos="7230"/>
-        </w:tabs>
-        <w:spacing w:after="0" w:line="240" w:lineRule="auto"/>
-        <w:rPr>
-          <w:sz w:val="16"/>
-          <w:szCs w:val="16"/>
-        </w:rPr>
-      </w:pPr>
-      <w:r>
-        <w:rPr>
-          <w:rtl w:val="0"/>
-        </w:rPr>
-      </w:r>
-    </w:p>
-    <w:p>
-      <w:pPr>
-        <w:tabs>
-          <w:tab w:val="left" w:leader="none" w:pos="1276"/>
-          <w:tab w:val="left" w:leader="none" w:pos="3261"/>
-          <w:tab w:val="left" w:leader="none" w:pos="7230"/>
-        </w:tabs>
-        <w:spacing w:after="0" w:line="240" w:lineRule="auto"/>
-        <w:rPr>
-          <w:sz w:val="16"/>
-          <w:szCs w:val="16"/>
-        </w:rPr>
-      </w:pPr>
-      <w:r>
-        <w:rPr>
-          <w:rtl w:val="0"/>
-        </w:rPr>
-      </w:r>
-    </w:p>
-    <w:p>
-      <w:pPr>
-        <w:spacing w:after="0" w:line="240" w:lineRule="auto"/>
-        <w:rPr>
-          <w:sz w:val="16"/>
-          <w:szCs w:val="16"/>
-        </w:rPr>
-      </w:pPr>
-      <w:r>
-        <w:rPr>
-          <w:rtl w:val="0"/>
-        </w:rPr>
-      </w:r>
-    </w:p>
-    <w:p>
-      <w:pPr>
-        <w:spacing w:after="0" w:line="240" w:lineRule="auto"/>
-        <w:rPr>
-          <w:sz w:val="16"/>
-          <w:szCs w:val="16"/>
-        </w:rPr>
-      </w:pPr>
-      <w:r>
-        <w:rPr>
-          <w:rtl w:val="0"/>
-        </w:rPr>
-      </w:r>
-    </w:p>
-    <w:p>
-      <w:pPr>
-        <w:spacing w:after="0" w:line="240" w:lineRule="auto"/>
-        <w:rPr>
-          <w:sz w:val="16"/>
-          <w:szCs w:val="16"/>
-        </w:rPr>
-      </w:pPr>
-      <w:r>
-        <w:rPr>
-          <w:rtl w:val="0"/>
-        </w:rPr>
-      </w:r>
-    </w:p>
-    <w:p>
-      <w:pPr>
-        <w:spacing w:after="0" w:line="240" w:lineRule="auto"/>
-        <w:rPr>
-          <w:rFonts w:ascii="Calibri" w:cs="Calibri" w:eastAsia="Calibri" w:hAnsi="Calibri"/>
-          <w:sz w:val="20"/>
-          <w:szCs w:val="20"/>
-        </w:rPr>
-      </w:pPr>
-      <w:r>
-        <w:rPr>
-          <w:rtl w:val="0"/>
-        </w:rPr>
-      </w:r>
-    </w:p>
-    <w:p>
-      <w:pPr>
-        <w:spacing w:after="0" w:line="240" w:lineRule="auto"/>
-        <w:rPr>
-          <w:rFonts w:ascii="Calibri" w:cs="Calibri" w:eastAsia="Calibri" w:hAnsi="Calibri"/>
-          <w:sz w:val="20"/>
-          <w:szCs w:val="20"/>
-        </w:rPr>
-      </w:pPr>
-      <w:r>
-        <w:rPr>
-          <w:rtl w:val="0"/>
-        </w:rPr>
-      </w:r>
-    </w:p>
-    <w:p>
-      <w:pPr>
-        <w:spacing w:after="0" w:line="240" w:lineRule="auto"/>
-        <w:rPr>
-          <w:sz w:val="20"/>
-          <w:szCs w:val="20"/>
-        </w:rPr>
-      </w:pPr>
-      <w:r>
-        <w:rPr>
-          <w:rtl w:val="0"/>
-        </w:rPr>
-      </w:r>
-    </w:p>
-    <w:p>
-      <w:pPr>
-        <w:spacing w:after="0" w:line="240" w:lineRule="auto"/>
-        <w:ind w:firstLine="708"/>
-        <w:jc w:val="right"/>
-        <w:rPr>
-          <w:rFonts w:ascii="Calibri" w:cs="Calibri" w:eastAsia="Calibri" w:hAnsi="Calibri"/>
-          <w:color w:val="1a1915"/>
-          <w:sz w:val="18"/>
-          <w:szCs w:val="18"/>
-        </w:rPr>
-      </w:pPr>
-      <w:r>
-        <w:rPr>
-          <w:rFonts w:ascii="Calibri" w:cs="Calibri" w:eastAsia="Calibri" w:hAnsi="Calibri"/>
-          <w:sz w:val="20"/>
-          <w:szCs w:val="20"/>
-          <w:rtl w:val="0"/>
-        </w:rPr>
-        <w:t xml:space="preserve">       </w:t>
-      </w:r>
-      <w:r>
-        <w:rPr>
-          <w:rtl w:val="0"/>
-        </w:rPr>
-      </w:r>
-      <w:r>
-        <mc:AlternateContent>
-          <mc:Choice Requires="wpg">
-            <w:drawing>
-              <wp:anchor allowOverlap="1" behindDoc="0" distB="0" distT="0" distL="114300" distR="114300" hidden="0" layoutInCell="1" locked="0" relativeHeight="0" simplePos="0">
-                <wp:simplePos x="0" y="0"/>
-                <wp:positionH relativeFrom="column">
-                  <wp:posOffset>37466</wp:posOffset>
-                </wp:positionH>
-                <wp:positionV relativeFrom="paragraph">
-                  <wp:posOffset>17780</wp:posOffset>
-                </wp:positionV>
-                <wp:extent cx="5810250" cy="12700"/>
-                <wp:effectExtent b="0" l="0" r="0" t="0"/>
-                <wp:wrapNone/>
-                <wp:docPr id="1" name=""/>
-                <a:graphic>
-                  <a:graphicData uri="http://schemas.microsoft.com/office/word/2010/wordprocessingShape">
-                    <wps:wsp>
-                      <wps:cNvCnPr/>
-                      <wps:spPr>
-                        <a:xfrm>
-                          <a:off x="2440875" y="3780000"/>
-                          <a:ext cx="5810250" cy="0"/>
-                        </a:xfrm>
-                        <a:prstGeom prst="straightConnector1">
-                          <a:avLst/>
-                        </a:prstGeom>
-                        <a:noFill/>
-                        <a:ln cap="flat" cmpd="sng" w="9525">
-                          <a:solidFill>
-                            <a:srgbClr val="AEABAB"/>
-                          </a:solidFill>
-                          <a:prstDash val="solid"/>
-                          <a:miter lim="800000"/>
-                          <a:headEnd len="sm" w="sm" type="none"/>
-                          <a:tailEnd len="sm" w="sm" type="none"/>
-                        </a:ln>
-                      </wps:spPr>
-                      <wps:bodyPr anchorCtr="0" anchor="ctr" bIns="91425" lIns="91425" spcFirstLastPara="1" rIns="91425" wrap="square" tIns="91425">
-                        <a:noAutofit/>
-                      </wps:bodyPr>
-                    </wps:wsp>
-                  </a:graphicData>
-                </a:graphic>
-              </wp:anchor>
-            </w:drawing>
-          </mc:Choice>
-          <mc:Fallback>
-            <w:drawing>
-              <wp:anchor allowOverlap="1" behindDoc="0" distB="0" distT="0" distL="114300" distR="114300" hidden="0" layoutInCell="1" locked="0" relativeHeight="0" simplePos="0">
-                <wp:simplePos x="0" y="0"/>
-                <wp:positionH relativeFrom="column">
-                  <wp:posOffset>37466</wp:posOffset>
-                </wp:positionH>
-                <wp:positionV relativeFrom="paragraph">
-                  <wp:posOffset>17780</wp:posOffset>
-                </wp:positionV>
-                <wp:extent cx="5810250" cy="12700"/>
-                <wp:effectExtent b="0" l="0" r="0" t="0"/>
-                <wp:wrapNone/>
-                <wp:docPr id="1" name="image6.png"/>
-                <a:graphic>
-                  <a:graphicData uri="http://schemas.openxmlformats.org/drawingml/2006/picture">
-                    <pic:pic>
-                      <pic:nvPicPr>
-                        <pic:cNvPr id="0" name="image6.png"/>
-                        <pic:cNvPicPr preferRelativeResize="0"/>
-                      </pic:nvPicPr>
-                      <pic:blipFill>
-                        <a:blip r:embed="rId11"/>
-                        <a:srcRect/>
-                        <a:stretch>
-                          <a:fillRect/>
-                        </a:stretch>
-                      </pic:blipFill>
-                      <pic:spPr>
-                        <a:xfrm>
-                          <a:off x="0" y="0"/>
-                          <a:ext cx="5810250" cy="12700"/>
-                        </a:xfrm>
-                        <a:prstGeom prst="rect"/>
-                        <a:ln/>
-                      </pic:spPr>
-                    </pic:pic>
-                  </a:graphicData>
-                </a:graphic>
-              </wp:anchor>
-            </w:drawing>
-          </mc:Fallback>
-        </mc:AlternateContent>
-      </w:r>
-    </w:p>
-    <w:p>
-      <w:pPr>
-        <w:spacing w:after="0" w:line="240" w:lineRule="auto"/>
-        <w:rPr>
-          <w:sz w:val="16"/>
-          <w:szCs w:val="16"/>
-        </w:rPr>
-      </w:pPr>
-      <w:r>
-        <w:rPr>
-          <w:sz w:val="16"/>
-          <w:szCs w:val="16"/>
-          <w:rtl w:val="0"/>
-        </w:rPr>
-        <w:t xml:space="preserve">Dongemond Klimaattechniek B.V</w:t>
-      </w:r>
-      <w:r>
-        <w:rPr>
-          <w:color w:val="4d8cac"/>
-          <w:sz w:val="16"/>
-          <w:szCs w:val="16"/>
-          <w:rtl w:val="0"/>
-        </w:rPr>
-        <w:t xml:space="preserve">               </w:t>
-        <w:tab/>
-        <w:t xml:space="preserve">       </w:t>
-      </w:r>
-      <w:r>
-        <w:rPr>
-          <w:sz w:val="16"/>
-          <w:szCs w:val="16"/>
-          <w:rtl w:val="0"/>
-        </w:rPr>
-        <w:t xml:space="preserve">Telefoon:  0162-750861</w:t>
-      </w:r>
-      <w:r>
-        <w:rPr>
-          <w:color w:val="4d8cac"/>
-          <w:sz w:val="16"/>
-          <w:szCs w:val="16"/>
-          <w:rtl w:val="0"/>
-        </w:rPr>
-        <w:t xml:space="preserve">          </w:t>
-        <w:tab/>
-        <w:tab/>
-        <w:t xml:space="preserve">                                            </w:t>
-      </w:r>
-      <w:r>
-        <w:rPr>
-          <w:sz w:val="16"/>
-          <w:szCs w:val="16"/>
-          <w:rtl w:val="0"/>
-        </w:rPr>
-        <w:t xml:space="preserve">KvK: 71245340</w:t>
-      </w:r>
-    </w:p>
-    <w:p>
-      <w:pPr>
-        <w:tabs>
-          <w:tab w:val="left" w:leader="none" w:pos="3285"/>
-        </w:tabs>
-        <w:spacing w:after="0" w:line="240" w:lineRule="auto"/>
-        <w:rPr>
-          <w:color w:val="1a1915"/>
-          <w:sz w:val="16"/>
-          <w:szCs w:val="16"/>
-        </w:rPr>
-      </w:pPr>
-      <w:r>
-        <w:rPr>
-          <w:sz w:val="16"/>
-          <w:szCs w:val="16"/>
-          <w:rtl w:val="0"/>
-        </w:rPr>
-        <w:t xml:space="preserve">Benedenkerkstraat 57                                               Email: </w:t>
-      </w:r>
-      <w:hyperlink r:id="rId12">
-        <w:r>
-          <w:rPr>
-            <w:sz w:val="16"/>
-            <w:szCs w:val="16"/>
-            <w:u w:val="single"/>
-            <w:rtl w:val="0"/>
-          </w:rPr>
-          <w:t xml:space="preserve">info@dongemondklimaattechniek.nl</w:t>
-        </w:r>
-      </w:hyperlink>
-      <w:r>
-        <w:rPr>
-          <w:sz w:val="16"/>
-          <w:szCs w:val="16"/>
-          <w:rtl w:val="0"/>
-        </w:rPr>
-        <w:t xml:space="preserve">                                       BtwNr: NL858635471B01</w:t>
-      </w:r>
-      <w:r>
-        <w:rPr>
-          <w:rtl w:val="0"/>
-        </w:rPr>
-      </w:r>
-    </w:p>
-    <w:p>
-      <w:pPr>
-        <w:spacing w:after="0" w:line="240" w:lineRule="auto"/>
-        <w:rPr>
-          <w:sz w:val="16"/>
-          <w:szCs w:val="16"/>
-        </w:rPr>
-      </w:pPr>
-      <w:bookmarkStart w:colFirst="0" w:colLast="0" w:name="_szqe08wi9zvs" w:id="1"/>
-      <w:bookmarkEnd w:id="1"/>
-      <w:r>
-        <w:rPr>
-          <w:sz w:val="16"/>
-          <w:szCs w:val="16"/>
-          <w:rtl w:val="0"/>
-        </w:rPr>
-        <w:t xml:space="preserve">5165 CA Waspik                 </w:t>
-      </w:r>
-      <w:r>
-        <w:rPr>
-          <w:color w:val="4d8cac"/>
-          <w:sz w:val="16"/>
-          <w:szCs w:val="16"/>
-          <w:rtl w:val="0"/>
-        </w:rPr>
-        <w:tab/>
-        <w:tab/>
-      </w:r>
-      <w:r>
-        <w:rPr>
-          <w:sz w:val="16"/>
-          <w:szCs w:val="16"/>
-          <w:rtl w:val="0"/>
-        </w:rPr>
-        <w:t xml:space="preserve">       Website: www.dongemondklimaattechniek.nl </w:t>
-      </w:r>
-      <w:r>
-        <w:rPr>
-          <w:color w:val="4d8cac"/>
-          <w:sz w:val="16"/>
-          <w:szCs w:val="16"/>
-          <w:rtl w:val="0"/>
-        </w:rPr>
-        <w:tab/>
-      </w:r>
-      <w:r>
-        <w:rPr>
-          <w:sz w:val="16"/>
-          <w:szCs w:val="16"/>
-          <w:rtl w:val="0"/>
-        </w:rPr>
-        <w:t xml:space="preserve">                        IBAN: NL07RABO0329224719</w:t>
-      </w:r>
-      <w:r>
-        <w:rPr>
-          <w:rtl w:val="0"/>
-        </w:rPr>
+      <w:r>
+        <w:br w:type="page"/>
       </w:r>
     </w:p>
     <w:p>
@@ -2018,6 +1431,11 @@
     </w:p>
     <w:p>
       <w:r>
+        <w:br w:type="page"/>
+      </w:r>
+    </w:p>
+    <w:p>
+      <w:r>
         <w:t>{#acOptions}</w:t>
       </w:r>
     </w:p>
@@ -2066,6 +1484,11 @@
     </w:p>
     <w:p>
       <w:r>
+        <w:br w:type="page"/>
+      </w:r>
+    </w:p>
+    <w:p>
+      <w:r>
         <w:t>{/acOptions}</w:t>
       </w:r>
     </w:p>
@@ -2086,6 +1509,11 @@
           <w:szCs w:val="20"/>
         </w:rPr>
         <w:t>{acClosing}</w:t>
+      </w:r>
+    </w:p>
+    <w:p>
+      <w:r>
+        <w:br w:type="page"/>
       </w:r>
     </w:p>
     <w:p>
@@ -4803,12 +4231,16 @@
     </w:p>
     <w:sectPr>
       <w:headerReference r:id="rId15" w:type="default"/>
+      <w:footerReference w:type="default" r:id="rId_footer1"/>
       <w:pgSz w:h="16838" w:w="11906" w:orient="portrait"/>
       <w:pgMar w:bottom="1440" w:top="1440" w:left="1531" w:right="1098" w:header="708" w:footer="708"/>
       <w:pgNumType w:start="1"/>
     </w:sectPr>
   </w:body>
 </w:document>
+</file>
+
+<file path=word/footer1.xml><?xml version="1.0" encoding="UTF-8" standalone="yes"?><w:ftr xmlns:mc="http://schemas.openxmlformats.org/markup-compatibility/2006" xmlns:o="urn:schemas-microsoft-com:office:office" xmlns:r="http://schemas.openxmlformats.org/officeDocument/2006/relationships" xmlns:m="http://schemas.openxmlformats.org/officeDocument/2006/math" xmlns:v="urn:schemas-microsoft-com:vml" xmlns:wp="http://schemas.openxmlformats.org/drawingml/2006/wordprocessingDrawing" xmlns:w10="urn:schemas-microsoft-com:office:word" xmlns:w="http://schemas.openxmlformats.org/wordprocessingml/2006/main" xmlns:wne="http://schemas.microsoft.com/office/word/2006/wordml" xmlns:sl="http://schemas.openxmlformats.org/schemaLibrary/2006/main" xmlns:a="http://schemas.openxmlformats.org/drawingml/2006/main" xmlns:pic="http://schemas.openxmlformats.org/drawingml/2006/picture" xmlns:c="http://schemas.openxmlformats.org/drawingml/2006/chart" xmlns:lc="http://schemas.openxmlformats.org/drawingml/2006/lockedCanvas" xmlns:dgm="http://schemas.openxmlformats.org/drawingml/2006/diagram" xmlns:wps="http://schemas.microsoft.com/office/word/2010/wordprocessingShape" xmlns:wpg="http://schemas.microsoft.com/office/word/2010/wordprocessingGroup" xmlns:w14="http://schemas.microsoft.com/office/word/2010/wordml" xmlns:w15="http://schemas.microsoft.com/office/word/2012/wordml"><w:p><w:p><w:pPr><w:pBdr><w:top w:val="single" w:sz="6" w:space="1" w:color="AEABAB"/></w:pBdr><w:spacing w:after="60" w:before="0"/></w:pPr></w:p><w:p><w:pPr><w:spacing w:after="0" w:line="240" w:lineRule="auto"/><w:rPr><w:sz w:val="16"/><w:szCs w:val="16"/></w:rPr></w:pPr><w:r><w:rPr><w:sz w:val="16"/><w:szCs w:val="16"/><w:rtl w:val="0"/></w:rPr><w:t xml:space="preserve">Dongemond Klimaattechniek B.V</w:t></w:r><w:r><w:rPr><w:color w:val="4d8cac"/><w:sz w:val="16"/><w:szCs w:val="16"/><w:rtl w:val="0"/></w:rPr><w:t xml:space="preserve">               </w:t><w:tab/><w:t xml:space="preserve">       </w:t></w:r><w:r><w:rPr><w:sz w:val="16"/><w:szCs w:val="16"/><w:rtl w:val="0"/></w:rPr><w:t xml:space="preserve">Telefoon:  0162-750861</w:t></w:r><w:r><w:rPr><w:color w:val="4d8cac"/><w:sz w:val="16"/><w:szCs w:val="16"/><w:rtl w:val="0"/></w:rPr><w:t xml:space="preserve">          </w:t><w:tab/><w:tab/><w:t xml:space="preserve">                                            </w:t></w:r><w:r><w:rPr><w:sz w:val="16"/><w:szCs w:val="16"/><w:rtl w:val="0"/></w:rPr><w:t xml:space="preserve">KvK: 71245340</w:t></w:r></w:p><w:p><w:pPr><w:tabs><w:tab w:val="left" w:leader="none" w:pos="3285"/></w:tabs><w:spacing w:after="0" w:line="240" w:lineRule="auto"/><w:rPr><w:color w:val="1a1915"/><w:sz w:val="16"/><w:szCs w:val="16"/></w:rPr></w:pPr><w:r><w:rPr><w:sz w:val="16"/><w:szCs w:val="16"/><w:rtl w:val="0"/></w:rPr><w:t xml:space="preserve">Benedenkerkstraat 57                                               Email: </w:t></w:r><w:hyperlink r:id="rId12"><w:r><w:rPr><w:sz w:val="16"/><w:szCs w:val="16"/><w:u w:val="single"/><w:rtl w:val="0"/></w:rPr><w:t xml:space="preserve">info@dongemondklimaattechniek.nl</w:t></w:r></w:hyperlink><w:r><w:rPr><w:sz w:val="16"/><w:szCs w:val="16"/><w:rtl w:val="0"/></w:rPr><w:t xml:space="preserve">                                       BtwNr: NL858635471B01</w:t></w:r><w:r><w:rPr><w:rtl w:val="0"/></w:rPr></w:r></w:p><w:p><w:pPr><w:spacing w:after="0" w:line="240" w:lineRule="auto"/><w:rPr><w:sz w:val="16"/><w:szCs w:val="16"/></w:rPr></w:pPr><w:bookmarkStart w:colFirst="0" w:colLast="0" w:name="_szqe08wi9zvs" w:id="1"/><w:bookmarkEnd w:id="1"/><w:r><w:rPr><w:sz w:val="16"/><w:szCs w:val="16"/><w:rtl w:val="0"/></w:rPr><w:t xml:space="preserve">5165 CA Waspik                 </w:t></w:r><w:r><w:rPr><w:color w:val="4d8cac"/><w:sz w:val="16"/><w:szCs w:val="16"/><w:rtl w:val="0"/></w:rPr><w:tab/><w:tab/></w:r><w:r><w:rPr><w:sz w:val="16"/><w:szCs w:val="16"/><w:rtl w:val="0"/></w:rPr><w:t xml:space="preserve">       Website: www.dongemondklimaattechniek.nl </w:t></w:r><w:r><w:rPr><w:color w:val="4d8cac"/><w:sz w:val="16"/><w:szCs w:val="16"/><w:rtl w:val="0"/></w:rPr><w:tab/></w:r><w:r><w:rPr><w:sz w:val="16"/><w:szCs w:val="16"/><w:rtl w:val="0"/></w:rPr><w:t xml:space="preserve">                        IBAN: NL07RABO0329224719</w:t></w:r><w:r><w:rPr><w:rtl w:val="0"/></w:rPr></w:r></w:p><w:p><w:pPr><w:spacing w:after="0"/></w:pPr></w:p></w:ftr>
 </file>
 
 <file path=word/header1.xml><?xml version="1.0" encoding="utf-8"?>

--- a/templates/SJABLOON-DKT-AIRCO.docx
+++ b/templates/SJABLOON-DKT-AIRCO.docx
@@ -1,9 +1,4425 @@
 
-<file path=word/document.xml><?xml version="1.0" encoding="UTF-8" standalone="yes"?>-<w:document xmlns:mc="http://schemas.openxmlformats.org/markup-compatibility/2006" xmlns:o="urn:schemas-microsoft-com:office:office" xmlns:r="http://schemas.openxmlformats.org/officeDocument/2006/relationships" xmlns:m="http://schemas.openxmlformats.org/officeDocument/2006/math" xmlns:v="urn:schemas-microsoft-com:vml" xmlns:wp="http://schemas.openxmlformats.org/drawingml/2006/wordprocessingDrawing" xmlns:w10="urn:schemas-microsoft-com:office:word" xmlns:w="http://schemas.openxmlformats.org/wordprocessingml/2006/main" xmlns:wne="http://schemas.microsoft.com/office/word/2006/wordml" xmlns:sl="http://schemas.openxmlformats.org/schemaLibrary/2006/main" xmlns:a="http://schemas.openxmlformats.org/drawingml/2006/main" xmlns:pic="http://schemas.openxmlformats.org/drawingml/2006/picture" xmlns:c="http://schemas.openxmlformats.org/drawingml/2006/chart" xmlns:lc="http://schemas.openxmlformats.org/drawingml/2006/lockedCanvas" xmlns:dgm="http://schemas.openxmlformats.org/drawingml/2006/diagram" xmlns:wps="http://schemas.microsoft.com/office/word/2010/wordprocessingShape" xmlns:wpg="http://schemas.microsoft.com/office/word/2010/wordprocessingGroup" xmlns:w14="http://schemas.microsoft.com/office/word/2010/wordml" xmlns:w15="http://schemas.microsoft.com/office/word/2012/wordml" xmlns:w16="http://schemas.microsoft.com/office/word/2018/wordml" xmlns:w16cex="http://schemas.microsoft.com/office/word/2018/wordml/cex" xmlns:w16cid="http://schemas.microsoft.com/office/word/2016/wordml/cid" xmlns="http://schemas.microsoft.com/office/tasks/2019/documenttasks" xmlns:cr="http://schemas.microsoft.com/office/comments/2020/reactions"><w:body><w:p><w:pPr><w:keepNext w:val="0"/><w:keepLines w:val="0"/><w:pageBreakBefore w:val="0"/><w:widowControl w:val="1"/><w:pBdr><w:top w:space="0" w:sz="0" w:val="nil"/><w:left w:space="0" w:sz="0" w:val="nil"/><w:bottom w:space="0" w:sz="0" w:val="nil"/><w:right w:space="0" w:sz="0" w:val="nil"/><w:between w:space="0" w:sz="0" w:val="nil"/></w:pBdr><w:shd w:fill="auto" w:val="clear"/><w:spacing w:after="0" w:before="0" w:line="240" w:lineRule="auto"/><w:ind w:left="0" w:right="0" w:firstLine="708"/><w:jc w:val="center"/><w:rPr><w:rFonts w:ascii="Tahoma" w:cs="Tahoma" w:eastAsia="Tahoma" w:hAnsi="Tahoma"/><w:b w:val="0"/><w:bCs w:val="0"/><w:i w:val="0"/><w:iCs w:val="0"/><w:smallCaps w:val="0"/><w:strike w:val="0"/><w:color w:val="000000"/><w:sz w:val="16"/><w:szCs w:val="16"/><w:u w:val="none"/><w:shd w:fill="auto" w:val="clear"/><w:vertAlign w:val="baseline"/></w:rPr></w:pPr><w:r><w:rPr><w:rFonts w:ascii="Tahoma" w:cs="Tahoma" w:eastAsia="Tahoma" w:hAnsi="Tahoma"/><w:b w:val="0"/><w:bCs w:val="0"/><w:i w:val="0"/><w:iCs w:val="0"/><w:smallCaps w:val="0"/><w:strike w:val="0"/><w:color w:val="000000"/><w:sz w:val="16"/><w:szCs w:val="16"/><w:u w:val="none"/><w:shd w:fill="auto" w:val="clear"/><w:vertAlign w:val="baseline"/><w:rtl w:val="0"/></w:rPr><w:t xml:space="preserve">n                                                                                                              </w:t></w:r><w:r><w:drawing><wp:anchor allowOverlap="1" behindDoc="0" distB="0" distT="0" distL="114300" distR="114300" hidden="0" layoutInCell="1" locked="0" relativeHeight="0" simplePos="0"><wp:simplePos x="0" y="0"/><wp:positionH relativeFrom="column"><wp:posOffset>-114299</wp:posOffset></wp:positionH><wp:positionV relativeFrom="paragraph"><wp:posOffset>-256539</wp:posOffset></wp:positionV><wp:extent cx="4467225" cy="1360554"/><wp:effectExtent b="0" l="0" r="0" t="0"/><wp:wrapNone/><wp:docPr id="9" name="image1.png"/><a:graphic><a:graphicData uri="http://schemas.openxmlformats.org/drawingml/2006/picture"><pic:pic><pic:nvPicPr><pic:cNvPr id="0" name="image1.png"/><pic:cNvPicPr preferRelativeResize="0"/></pic:nvPicPr><pic:blipFill><a:blip r:embed="rId6"/><a:srcRect b="0" l="0" r="0" t="0"/><a:stretch><a:fillRect/></a:stretch></pic:blipFill><pic:spPr><a:xfrm><a:off x="0" y="0"/><a:ext cx="4467225" cy="1360554"/></a:xfrm><a:prstGeom prst="rect"/><a:ln/></pic:spPr></pic:pic></a:graphicData></a:graphic></wp:anchor></w:drawing></w:r><w:r><w:drawing><wp:anchor allowOverlap="1" behindDoc="0" distB="0" distT="0" distL="0" distR="0" hidden="0" layoutInCell="1" locked="0" relativeHeight="0" simplePos="0"><wp:simplePos x="0" y="0"/><wp:positionH relativeFrom="page"><wp:posOffset>5370000</wp:posOffset></wp:positionH><wp:positionV relativeFrom="page"><wp:posOffset>800000</wp:posOffset></wp:positionV><wp:extent cx="1491615" cy="511810"/><wp:effectExtent b="0" l="0" r="0" t="0"/><wp:wrapNone/><wp:docPr id="4" name="image5.png"/><a:graphic><a:graphicData uri="http://schemas.openxmlformats.org/drawingml/2006/picture"><pic:pic><pic:nvPicPr><pic:cNvPr id="0" name="image5.png"/><pic:cNvPicPr preferRelativeResize="0"/></pic:nvPicPr><pic:blipFill><a:blip r:embed="rId8"/><a:srcRect b="0" l="0" r="0" t="0"/><a:stretch><a:fillRect/></a:stretch></pic:blipFill><pic:spPr><a:xfrm><a:off x="0" y="0"/><a:ext cx="1491615" cy="511810"/></a:xfrm><a:prstGeom prst="rect"/><a:ln/></pic:spPr></pic:pic></a:graphicData></a:graphic></wp:anchor></w:drawing></w:r></w:p><w:p><w:pPr><w:keepNext w:val="0"/><w:keepLines w:val="0"/><w:pageBreakBefore w:val="0"/><w:widowControl w:val="1"/><w:pBdr><w:top w:space="0" w:sz="0" w:val="nil"/><w:left w:space="0" w:sz="0" w:val="nil"/><w:bottom w:space="0" w:sz="0" w:val="nil"/><w:right w:space="0" w:sz="0" w:val="nil"/><w:between w:space="0" w:sz="0" w:val="nil"/></w:pBdr><w:shd w:fill="auto" w:val="clear"/><w:spacing w:after="0" w:before="0" w:line="240" w:lineRule="auto"/><w:ind w:left="0" w:right="0" w:firstLine="0"/><w:jc w:val="left"/><w:rPr><w:rFonts w:ascii="Tahoma" w:cs="Tahoma" w:eastAsia="Tahoma" w:hAnsi="Tahoma"/><w:b w:val="0"/><w:bCs w:val="0"/><w:i w:val="0"/><w:iCs w:val="0"/><w:smallCaps w:val="0"/><w:strike w:val="0"/><w:color w:val="4d8cac"/><w:sz w:val="16"/><w:szCs w:val="16"/><w:u w:val="none"/><w:shd w:fill="auto" w:val="clear"/><w:vertAlign w:val="baseline"/></w:rPr></w:pPr><w:r><w:rPr><w:rtl w:val="0"/></w:rPr></w:r></w:p><w:p><w:pPr><w:keepNext w:val="0"/><w:keepLines w:val="0"/><w:pageBreakBefore w:val="0"/><w:widowControl w:val="1"/><w:pBdr><w:top w:space="0" w:sz="0" w:val="nil"/><w:left w:space="0" w:sz="0" w:val="nil"/><w:bottom w:space="0" w:sz="0" w:val="nil"/><w:right w:space="0" w:sz="0" w:val="nil"/><w:between w:space="0" w:sz="0" w:val="nil"/></w:pBdr><w:shd w:fill="auto" w:val="clear"/><w:spacing w:after="0" w:before="0" w:line="240" w:lineRule="auto"/><w:ind w:left="0" w:right="0" w:firstLine="0"/><w:jc w:val="left"/><w:rPr><w:rFonts w:ascii="Tahoma" w:cs="Tahoma" w:eastAsia="Tahoma" w:hAnsi="Tahoma"/><w:b w:val="0"/><w:bCs w:val="0"/><w:i w:val="0"/><w:iCs w:val="0"/><w:smallCaps w:val="0"/><w:strike w:val="0"/><w:color w:val="4d8cac"/><w:sz w:val="16"/><w:szCs w:val="16"/><w:u w:val="none"/><w:shd w:fill="auto" w:val="clear"/><w:vertAlign w:val="baseline"/></w:rPr></w:pPr><w:r><w:rPr><w:rtl w:val="0"/></w:rPr></w:r></w:p><w:p><w:pPr><w:keepNext w:val="0"/><w:keepLines w:val="0"/><w:pageBreakBefore w:val="0"/><w:widowControl w:val="1"/><w:pBdr><w:top w:space="0" w:sz="0" w:val="nil"/><w:left w:space="0" w:sz="0" w:val="nil"/><w:bottom w:space="0" w:sz="0" w:val="nil"/><w:right w:space="0" w:sz="0" w:val="nil"/><w:between w:space="0" w:sz="0" w:val="nil"/></w:pBdr><w:shd w:fill="auto" w:val="clear"/><w:spacing w:after="0" w:before="0" w:line="240" w:lineRule="auto"/><w:ind w:left="0" w:right="0" w:firstLine="0"/><w:jc w:val="left"/><w:rPr><w:rFonts w:ascii="Tahoma" w:cs="Tahoma" w:eastAsia="Tahoma" w:hAnsi="Tahoma"/><w:b w:val="0"/><w:bCs w:val="0"/><w:i w:val="0"/><w:iCs w:val="0"/><w:smallCaps w:val="0"/><w:strike w:val="0"/><w:color w:val="4d8cac"/><w:sz w:val="16"/><w:szCs w:val="16"/><w:u w:val="none"/><w:shd w:fill="auto" w:val="clear"/><w:vertAlign w:val="baseline"/></w:rPr></w:pPr><w:r><w:rPr><w:rtl w:val="0"/></w:rPr></w:r></w:p><w:p><w:pPr><w:keepNext w:val="0"/><w:keepLines w:val="0"/><w:pageBreakBefore w:val="0"/><w:widowControl w:val="1"/><w:pBdr><w:top w:space="0" w:sz="0" w:val="nil"/><w:left w:space="0" w:sz="0" w:val="nil"/><w:bottom w:space="0" w:sz="0" w:val="nil"/><w:right w:space="0" w:sz="0" w:val="nil"/><w:between w:space="0" w:sz="0" w:val="nil"/></w:pBdr><w:shd w:fill="auto" w:val="clear"/><w:spacing w:after="0" w:before="0" w:line="240" w:lineRule="auto"/><w:ind w:left="0" w:right="0" w:firstLine="0"/><w:jc w:val="left"/><w:rPr><w:rFonts w:ascii="Tahoma" w:cs="Tahoma" w:eastAsia="Tahoma" w:hAnsi="Tahoma"/><w:b w:val="0"/><w:bCs w:val="0"/><w:i w:val="0"/><w:iCs w:val="0"/><w:smallCaps w:val="0"/><w:strike w:val="0"/><w:color w:val="4d8cac"/><w:sz w:val="16"/><w:szCs w:val="16"/><w:u w:val="none"/><w:shd w:fill="auto" w:val="clear"/><w:vertAlign w:val="baseline"/></w:rPr></w:pPr><w:r><w:rPr><w:rtl w:val="0"/></w:rPr></w:r></w:p><w:p><w:pPr><w:keepNext w:val="0"/><w:keepLines w:val="0"/><w:pageBreakBefore w:val="0"/><w:widowControl w:val="1"/><w:pBdr><w:top w:space="0" w:sz="0" w:val="nil"/><w:left w:space="0" w:sz="0" w:val="nil"/><w:bottom w:space="0" w:sz="0" w:val="nil"/><w:right w:space="0" w:sz="0" w:val="nil"/><w:between w:space="0" w:sz="0" w:val="nil"/></w:pBdr><w:shd w:fill="auto" w:val="clear"/><w:spacing w:after="0" w:before="0" w:line="240" w:lineRule="auto"/><w:ind w:left="0" w:right="0" w:firstLine="0"/><w:jc w:val="left"/><w:rPr><w:rFonts w:ascii="Tahoma" w:cs="Tahoma" w:eastAsia="Tahoma" w:hAnsi="Tahoma"/><w:b w:val="0"/><w:bCs w:val="0"/><w:i w:val="0"/><w:iCs w:val="0"/><w:smallCaps w:val="0"/><w:strike w:val="0"/><w:color w:val="4d8cac"/><w:sz w:val="16"/><w:szCs w:val="16"/><w:u w:val="none"/><w:shd w:fill="auto" w:val="clear"/><w:vertAlign w:val="baseline"/></w:rPr></w:pPr><w:r><w:rPr><w:rtl w:val="0"/></w:rPr></w:r></w:p><w:p><w:pPr><w:keepNext w:val="0"/><w:keepLines w:val="0"/><w:pageBreakBefore w:val="0"/><w:widowControl w:val="1"/><w:pBdr><w:top w:space="0" w:sz="0" w:val="nil"/><w:left w:space="0" w:sz="0" w:val="nil"/><w:bottom w:space="0" w:sz="0" w:val="nil"/><w:right w:space="0" w:sz="0" w:val="nil"/><w:between w:space="0" w:sz="0" w:val="nil"/></w:pBdr><w:shd w:fill="auto" w:val="clear"/><w:spacing w:after="0" w:before="0" w:line="240" w:lineRule="auto"/><w:ind w:left="0" w:right="0" w:firstLine="0"/><w:jc w:val="left"/><w:rPr><w:rFonts w:ascii="Tahoma" w:cs="Tahoma" w:eastAsia="Tahoma" w:hAnsi="Tahoma"/><w:b w:val="0"/><w:bCs w:val="0"/><w:i w:val="0"/><w:iCs w:val="0"/><w:smallCaps w:val="0"/><w:strike w:val="0"/><w:color w:val="4d8cac"/><w:sz w:val="16"/><w:szCs w:val="16"/><w:u w:val="none"/><w:shd w:fill="auto" w:val="clear"/><w:vertAlign w:val="baseline"/></w:rPr></w:pPr><w:r><w:rPr><w:rtl w:val="0"/></w:rPr></w:r><w:r><w:drawing><wp:anchor allowOverlap="1" behindDoc="0" distB="0" distT="0" distL="114300" distR="114300" hidden="0" layoutInCell="1" locked="0" relativeHeight="0" simplePos="0"><wp:simplePos x="0" y="0"/><wp:positionH relativeFrom="column"><wp:posOffset>4619625</wp:posOffset></wp:positionH><wp:positionV relativeFrom="paragraph"><wp:posOffset>87630</wp:posOffset></wp:positionV><wp:extent cx="1296035" cy="604520"/><wp:effectExtent b="0" l="0" r="0" t="0"/><wp:wrapNone/><wp:docPr descr="F-Gassen gecertificeerd SRGB" id="3" name="image3.png"/><a:graphic><a:graphicData uri="http://schemas.openxmlformats.org/drawingml/2006/picture"><pic:pic><pic:nvPicPr><pic:cNvPr descr="F-Gassen gecertificeerd SRGB" id="0" name="image3.png"/><pic:cNvPicPr preferRelativeResize="0"/></pic:nvPicPr><pic:blipFill><a:blip r:embed="rId7"/><a:srcRect b="0" l="0" r="0" t="0"/><a:stretch><a:fillRect/></a:stretch></pic:blipFill><pic:spPr><a:xfrm><a:off x="0" y="0"/><a:ext cx="1296035" cy="604520"/></a:xfrm><a:prstGeom prst="rect"/><a:ln/></pic:spPr></pic:pic></a:graphicData></a:graphic></wp:anchor></w:drawing></w:r></w:p><w:p><w:pPr><w:keepNext w:val="0"/><w:keepLines w:val="0"/><w:pageBreakBefore w:val="0"/><w:widowControl w:val="1"/><w:pBdr><w:top w:space="0" w:sz="0" w:val="nil"/><w:left w:space="0" w:sz="0" w:val="nil"/><w:bottom w:space="0" w:sz="0" w:val="nil"/><w:right w:space="0" w:sz="0" w:val="nil"/><w:between w:space="0" w:sz="0" w:val="nil"/></w:pBdr><w:shd w:fill="auto" w:val="clear"/><w:spacing w:after="0" w:before="280" w:line="240" w:lineRule="auto"/><w:ind w:left="0" w:right="0" w:firstLine="0"/><w:jc w:val="left"/><w:rPr><w:rFonts w:ascii="Tahoma" w:cs="Tahoma" w:eastAsia="Tahoma" w:hAnsi="Tahoma"/><w:b w:val="0"/><w:bCs w:val="0"/><w:i w:val="0"/><w:iCs w:val="0"/><w:smallCaps w:val="0"/><w:strike w:val="0"/><w:color w:val="4d8cac"/><w:sz w:val="16"/><w:szCs w:val="16"/><w:u w:val="none"/><w:shd w:fill="auto" w:val="clear"/><w:vertAlign w:val="baseline"/></w:rPr></w:pPr><w:r><w:rPr><w:sz w:val="20"/><w:szCs w:val="20"/><w:rtl w:val="0"/></w:rPr><w:t>{klantadres}</w:t></w:r></w:p><w:p><w:pPr><w:keepNext w:val="0"/><w:keepLines w:val="0"/><w:pageBreakBefore w:val="0"/><w:widowControl w:val="1"/><w:pBdr><w:top w:space="0" w:sz="0" w:val="nil"/><w:left w:space="0" w:sz="0" w:val="nil"/><w:bottom w:space="0" w:sz="0" w:val="nil"/><w:right w:space="0" w:sz="0" w:val="nil"/><w:between w:space="0" w:sz="0" w:val="nil"/></w:pBdr><w:shd w:fill="auto" w:val="clear"/><w:spacing w:after="0" w:before="0" w:line="240" w:lineRule="auto"/><w:ind w:left="0" w:right="0" w:firstLine="0"/><w:jc w:val="left"/><w:rPr><w:rFonts w:ascii="Tahoma" w:cs="Tahoma" w:eastAsia="Tahoma" w:hAnsi="Tahoma"/><w:b w:val="0"/><w:bCs w:val="0"/><w:i w:val="0"/><w:iCs w:val="0"/><w:smallCaps w:val="0"/><w:strike w:val="0"/><w:color w:val="4d8cac"/><w:sz w:val="16"/><w:szCs w:val="16"/><w:u w:val="none"/><w:shd w:fill="auto" w:val="clear"/><w:vertAlign w:val="baseline"/></w:rPr></w:pPr><w:r><w:rPr><w:sz w:val="20"/><w:szCs w:val="20"/><w:rtl w:val="0"/></w:rPr><w:t>{klantpostcodeplaats}</w:t></w:r></w:p><w:p><w:pPr><w:keepNext w:val="0"/><w:keepLines w:val="0"/><w:pageBreakBefore w:val="0"/><w:widowControl w:val="1"/><w:pBdr><w:top w:space="0" w:sz="0" w:val="nil"/><w:left w:space="0" w:sz="0" w:val="nil"/><w:bottom w:space="0" w:sz="0" w:val="nil"/><w:right w:space="0" w:sz="0" w:val="nil"/><w:between w:space="0" w:sz="0" w:val="nil"/></w:pBdr><w:shd w:fill="auto" w:val="clear"/><w:spacing w:after="0" w:before="0" w:line="240" w:lineRule="auto"/><w:ind w:left="0" w:right="0" w:firstLine="0"/><w:jc w:val="left"/><w:rPr><w:rFonts w:ascii="Tahoma" w:cs="Tahoma" w:eastAsia="Tahoma" w:hAnsi="Tahoma"/><w:b w:val="0"/><w:bCs w:val="0"/><w:i w:val="0"/><w:iCs w:val="0"/><w:smallCaps w:val="0"/><w:strike w:val="0"/><w:color w:val="4d8cac"/><w:sz w:val="16"/><w:szCs w:val="16"/><w:u w:val="none"/><w:shd w:fill="auto" w:val="clear"/><w:vertAlign w:val="baseline"/></w:rPr></w:pPr><w:bookmarkStart w:colFirst="0" w:colLast="0" w:name="_qbdgncuvqqdw" w:id="0"/><w:bookmarkEnd w:id="0"/><w:r><w:rPr><w:rFonts w:ascii="Tahoma" w:cs="Tahoma" w:eastAsia="Tahoma" w:hAnsi="Tahoma"/><w:b w:val="0"/><w:bCs w:val="0"/><w:i w:val="0"/><w:iCs w:val="0"/><w:smallCaps w:val="0"/><w:strike w:val="0"/><w:color w:val="4d8cac"/><w:sz w:val="16"/><w:szCs w:val="16"/><w:u w:val="none"/><w:shd w:fill="auto" w:val="clear"/><w:vertAlign w:val="baseline"/><w:rtl w:val="0"/></w:rPr><w:t xml:space="preserve">               </w:t></w:r></w:p><w:p><w:pPr><w:keepNext w:val="0"/><w:keepLines w:val="0"/><w:pageBreakBefore w:val="0"/><w:widowControl w:val="1"/><w:pBdr><w:top w:space="0" w:sz="0" w:val="nil"/><w:left w:space="0" w:sz="0" w:val="nil"/><w:bottom w:space="0" w:sz="0" w:val="nil"/><w:right w:space="0" w:sz="0" w:val="nil"/><w:between w:space="0" w:sz="0" w:val="nil"/></w:pBdr><w:shd w:fill="auto" w:val="clear"/><w:spacing w:after="0" w:before="0" w:line="240" w:lineRule="auto"/><w:ind w:left="0" w:right="0" w:firstLine="0"/><w:jc w:val="right"/><w:rPr><w:rFonts w:ascii="Calibri" w:cs="Calibri" w:eastAsia="Calibri" w:hAnsi="Calibri"/><w:b w:val="0"/><w:bCs w:val="0"/><w:i w:val="0"/><w:iCs w:val="0"/><w:smallCaps w:val="0"/><w:strike w:val="0"/><w:color w:val="000000"/><w:sz w:val="22"/><w:szCs w:val="22"/><w:u w:val="none"/><w:shd w:fill="auto" w:val="clear"/><w:vertAlign w:val="baseline"/></w:rPr></w:pPr><w:r><w:rPr><w:rtl w:val="0"/></w:rPr></w:r></w:p><w:p><w:pPr><w:keepNext w:val="0"/><w:keepLines w:val="0"/><w:pageBreakBefore w:val="0"/><w:widowControl w:val="1"/><w:pBdr><w:top w:space="0" w:sz="0" w:val="nil"/><w:left w:space="0" w:sz="0" w:val="nil"/><w:bottom w:space="0" w:sz="0" w:val="nil"/><w:right w:space="0" w:sz="0" w:val="nil"/><w:between w:space="0" w:sz="0" w:val="nil"/></w:pBdr><w:shd w:fill="auto" w:val="clear"/><w:spacing w:after="0" w:before="0" w:line="240" w:lineRule="auto"/><w:ind w:left="6372" w:right="0" w:firstLine="707.9999999999995"/><w:jc w:val="center"/><w:rPr><w:rFonts w:ascii="Tahoma" w:cs="Tahoma" w:eastAsia="Tahoma" w:hAnsi="Tahoma"/><w:b w:val="0"/><w:bCs w:val="0"/><w:i w:val="0"/><w:iCs w:val="0"/><w:smallCaps w:val="0"/><w:strike w:val="0"/><w:color w:val="000000"/><w:sz w:val="16"/><w:szCs w:val="16"/><w:u w:val="none"/><w:shd w:fill="auto" w:val="clear"/><w:vertAlign w:val="baseline"/></w:rPr></w:pPr><w:r><w:rPr><w:rtl w:val="0"/></w:rPr></w:r></w:p><w:p><w:pPr><w:tabs><w:tab w:val="left" w:leader="none" w:pos="1276"/><w:tab w:val="left" w:leader="none" w:pos="3261"/><w:tab w:val="left" w:leader="none" w:pos="7230"/></w:tabs><w:spacing w:after="0" w:line="240" w:lineRule="auto"/><w:rPr><w:rFonts w:ascii="Calibri" w:cs="Calibri" w:eastAsia="Calibri" w:hAnsi="Calibri"/><w:sz w:val="20"/><w:szCs w:val="20"/></w:rPr></w:pPr><w:r><w:rPr><w:rtl w:val="0"/></w:rPr></w:r></w:p><w:p><w:pPr><w:tabs><w:tab w:val="left" w:leader="none" w:pos="1276"/><w:tab w:val="left" w:leader="none" w:pos="3261"/><w:tab w:val="left" w:leader="none" w:pos="7230"/></w:tabs><w:spacing w:after="0" w:line="240" w:lineRule="auto"/><w:rPr><w:rFonts w:ascii="Calibri" w:cs="Calibri" w:eastAsia="Calibri" w:hAnsi="Calibri"/><w:sz w:val="20"/><w:szCs w:val="20"/></w:rPr></w:pPr><w:r><w:rPr><w:rtl w:val="0"/></w:rPr></w:r></w:p><w:p><w:pPr><w:tabs><w:tab w:val="left" w:leader="none" w:pos="1276"/><w:tab w:val="left" w:leader="none" w:pos="3261"/><w:tab w:val="left" w:leader="none" w:pos="7230"/></w:tabs><w:spacing w:after="0" w:line="240" w:lineRule="auto"/><w:rPr><w:rFonts w:ascii="Calibri" w:cs="Calibri" w:eastAsia="Calibri" w:hAnsi="Calibri"/><w:sz w:val="20"/><w:szCs w:val="20"/></w:rPr></w:pPr><w:r><w:rPr><w:rtl w:val="0"/></w:rPr></w:r></w:p><w:p><w:pPr><w:tabs><w:tab w:val="left" w:leader="none" w:pos="1276"/><w:tab w:val="left" w:leader="none" w:pos="3261"/><w:tab w:val="left" w:leader="none" w:pos="7230"/></w:tabs><w:spacing w:after="0" w:line="240" w:lineRule="auto"/><w:rPr><w:sz w:val="20"/><w:szCs w:val="20"/></w:rPr></w:pPr><w:r><w:rPr><w:sz w:val="20"/><w:szCs w:val="20"/><w:rtl w:val="0"/></w:rPr><w:t xml:space="preserve">Waspik, {offertedatum}</w:t></w:r></w:p><w:p><w:pPr><w:tabs><w:tab w:val="left" w:leader="none" w:pos="1276"/><w:tab w:val="left" w:leader="none" w:pos="3261"/><w:tab w:val="left" w:leader="none" w:pos="7230"/></w:tabs><w:spacing w:after="0" w:line="240" w:lineRule="auto"/><w:rPr><w:sz w:val="20"/><w:szCs w:val="20"/></w:rPr></w:pPr><w:r><w:rPr><w:rtl w:val="0"/></w:rPr></w:r></w:p><w:p><w:pPr><w:tabs><w:tab w:val="left" w:leader="none" w:pos="1276"/><w:tab w:val="left" w:leader="none" w:pos="3261"/><w:tab w:val="left" w:leader="none" w:pos="7230"/></w:tabs><w:spacing w:after="0" w:line="240" w:lineRule="auto"/><w:rPr><w:b w:val="1"/><w:bCs w:val="1"/><w:sz w:val="20"/><w:szCs w:val="20"/></w:rPr></w:pPr><w:r><w:rPr><w:sz w:val="20"/><w:szCs w:val="20"/><w:rtl w:val="0"/></w:rPr><w:t xml:space="preserve"> </w:t></w:r><w:r><w:rPr><w:rtl w:val="0"/></w:rPr></w:r></w:p><w:p><w:pPr><w:tabs><w:tab w:val="left" w:leader="none" w:pos="1276"/><w:tab w:val="left" w:leader="none" w:pos="3261"/><w:tab w:val="left" w:leader="none" w:pos="7230"/></w:tabs><w:spacing w:after="0" w:line="240" w:lineRule="auto"/><w:rPr><w:rFonts w:ascii="Calibri" w:cs="Calibri" w:eastAsia="Calibri" w:hAnsi="Calibri"/><w:b w:val="1"/><w:bCs w:val="1"/><w:sz w:val="20"/><w:szCs w:val="20"/></w:rPr></w:pPr><w:r><w:rPr><w:b w:val="1"/><w:bCs w:val="1"/><w:sz w:val="20"/><w:szCs w:val="20"/><w:rtl w:val="0"/></w:rPr><w:t xml:space="preserve">Offerte {offertenumer} – {offertezin}</w:t></w:r><w:r><w:rPr><w:rtl w:val="0"/></w:rPr></w:r></w:p><w:p><w:pPr><w:tabs><w:tab w:val="left" w:leader="none" w:pos="1276"/><w:tab w:val="left" w:leader="none" w:pos="3261"/><w:tab w:val="left" w:leader="none" w:pos="7230"/></w:tabs><w:spacing w:after="0" w:line="240" w:lineRule="auto"/><w:rPr><w:b w:val="1"/><w:bCs w:val="1"/><w:sz w:val="20"/><w:szCs w:val="20"/></w:rPr></w:pPr><w:r><w:rPr><w:rtl w:val="0"/></w:rPr></w:r></w:p><w:p><w:pPr><w:tabs><w:tab w:val="left" w:leader="none" w:pos="1276"/><w:tab w:val="left" w:leader="none" w:pos="3261"/><w:tab w:val="left" w:leader="none" w:pos="7230"/></w:tabs><w:spacing w:after="0" w:line="240" w:lineRule="auto"/><w:rPr><w:b w:val="1"/><w:bCs w:val="1"/><w:sz w:val="20"/><w:szCs w:val="20"/></w:rPr></w:pPr><w:r><w:rPr><w:rtl w:val="0"/></w:rPr></w:r></w:p><w:p><w:pPr><w:tabs><w:tab w:val="left" w:leader="none" w:pos="1276"/><w:tab w:val="left" w:leader="none" w:pos="3261"/><w:tab w:val="left" w:leader="none" w:pos="7230"/></w:tabs><w:spacing w:after="0" w:line="240" w:lineRule="auto"/><w:rPr><w:sz w:val="20"/><w:szCs w:val="20"/></w:rPr></w:pPr><w:r><w:rPr><w:sz w:val="20"/><w:szCs w:val="20"/><w:rtl w:val="0"/></w:rPr><w:t xml:space="preserve">Beste {aanhef},</w:t></w:r></w:p><w:p><w:pPr><w:tabs><w:tab w:val="left" w:leader="none" w:pos="1276"/><w:tab w:val="left" w:leader="none" w:pos="3261"/><w:tab w:val="left" w:leader="none" w:pos="7230"/></w:tabs><w:spacing w:after="0" w:line="240" w:lineRule="auto"/><w:rPr><w:sz w:val="20"/><w:szCs w:val="20"/></w:rPr></w:pPr><w:r><w:rPr><w:rtl w:val="0"/></w:rPr></w:r></w:p><w:p><w:pPr><w:keepNext w:val="0"/><w:keepLines w:val="0"/><w:pageBreakBefore w:val="0"/><w:widowControl w:val="1"/><w:pBdr><w:top w:space="0" w:sz="0" w:val="nil"/><w:left w:space="0" w:sz="0" w:val="nil"/><w:bottom w:space="0" w:sz="0" w:val="nil"/><w:right w:space="0" w:sz="0" w:val="nil"/><w:between w:space="0" w:sz="0" w:val="nil"/></w:pBdr><w:shd w:fill="auto" w:val="clear"/><w:spacing w:after="0" w:before="0" w:line="240" w:lineRule="auto"/><w:ind w:left="0" w:right="0" w:firstLine="0"/><w:jc w:val="left"/><w:rPr><w:rFonts w:ascii="Calibri" w:cs="Calibri" w:eastAsia="Calibri" w:hAnsi="Calibri"/><w:b w:val="0"/><w:bCs w:val="0"/><w:i w:val="0"/><w:iCs w:val="0"/><w:smallCaps w:val="0"/><w:strike w:val="0"/><w:color w:val="000000"/><w:sz w:val="20"/><w:szCs w:val="20"/><w:u w:val="none"/><w:shd w:fill="auto" w:val="clear"/><w:vertAlign w:val="baseline"/></w:rPr></w:pPr><w:r><w:rPr><w:rtl w:val="0"/></w:rPr></w:r></w:p><w:p><w:pPr><w:tabs><w:tab w:val="left" w:leader="none" w:pos="1276"/><w:tab w:val="left" w:leader="none" w:pos="3261"/><w:tab w:val="left" w:leader="none" w:pos="7230"/></w:tabs><w:spacing w:after="0" w:line="240" w:lineRule="auto"/><w:rPr><w:sz w:val="20"/><w:szCs w:val="20"/></w:rPr></w:pPr><w:r><w:rPr><w:sz w:val="20"/><w:szCs w:val="20"/><w:rtl w:val="0"/></w:rPr><w:t xml:space="preserve">Hartelijk dank voor uw offerte aanvraag. Met genoegen volgt hierbij een geheel vrijblijvende prijsopgave om uw woning te voorzien van airconditioning. </w:t></w:r></w:p><w:p><w:pPr><w:tabs><w:tab w:val="left" w:leader="none" w:pos="1276"/><w:tab w:val="left" w:leader="none" w:pos="3261"/><w:tab w:val="left" w:leader="none" w:pos="7230"/></w:tabs><w:spacing w:after="0" w:line="240" w:lineRule="auto"/><w:rPr><w:sz w:val="20"/><w:szCs w:val="20"/></w:rPr></w:pPr><w:r><w:rPr><w:rtl w:val="0"/></w:rPr></w:r></w:p><w:p><w:pPr><w:keepNext w:val="0"/><w:keepLines w:val="0"/><w:pageBreakBefore w:val="0"/><w:widowControl w:val="1"/><w:pBdr><w:top w:space="0" w:sz="0" w:val="nil"/><w:left w:space="0" w:sz="0" w:val="nil"/><w:bottom w:space="0" w:sz="0" w:val="nil"/><w:right w:space="0" w:sz="0" w:val="nil"/><w:between w:space="0" w:sz="0" w:val="nil"/></w:pBdr><w:shd w:fill="auto" w:val="clear"/><w:spacing w:after="0" w:before="0" w:line="240" w:lineRule="auto"/><w:ind w:left="0" w:right="0" w:firstLine="0"/><w:jc w:val="left"/><w:rPr><w:rFonts w:ascii="Calibri" w:cs="Calibri" w:eastAsia="Calibri" w:hAnsi="Calibri"/><w:b w:val="0"/><w:bCs w:val="0"/><w:i w:val="0"/><w:iCs w:val="0"/><w:smallCaps w:val="0"/><w:strike w:val="0"/><w:color w:val="000000"/><w:sz w:val="20"/><w:szCs w:val="20"/><w:u w:val="none"/><w:shd w:fill="auto" w:val="clear"/><w:vertAlign w:val="baseline"/></w:rPr></w:pPr><w:r><w:rPr><w:rFonts w:ascii="Calibri" w:cs="Calibri" w:eastAsia="Calibri" w:hAnsi="Calibri"/><w:b w:val="0"/><w:bCs w:val="0"/><w:i w:val="0"/><w:iCs w:val="0"/><w:smallCaps w:val="0"/><w:strike w:val="0"/><w:color w:val="000000"/><w:sz w:val="20"/><w:szCs w:val="20"/><w:u w:val="none"/><w:shd w:fill="auto" w:val="clear"/><w:vertAlign w:val="baseline"/><w:rtl w:val="0"/></w:rPr><w:t xml:space="preserve">Indien u vragen heeft naar aanleiding van deze offerte kunt u te allen tijde contact met ons opnemen.</w:t></w:r></w:p><w:p><w:pPr><w:keepNext w:val="0"/><w:keepLines w:val="0"/><w:pageBreakBefore w:val="0"/><w:widowControl w:val="1"/><w:pBdr><w:top w:space="0" w:sz="0" w:val="nil"/><w:left w:space="0" w:sz="0" w:val="nil"/><w:bottom w:space="0" w:sz="0" w:val="nil"/><w:right w:space="0" w:sz="0" w:val="nil"/><w:between w:space="0" w:sz="0" w:val="nil"/></w:pBdr><w:shd w:fill="auto" w:val="clear"/><w:spacing w:after="0" w:before="0" w:line="240" w:lineRule="auto"/><w:ind w:left="0" w:right="0" w:firstLine="0"/><w:jc w:val="left"/><w:rPr><w:rFonts w:ascii="Calibri" w:cs="Calibri" w:eastAsia="Calibri" w:hAnsi="Calibri"/><w:b w:val="0"/><w:bCs w:val="0"/><w:i w:val="0"/><w:iCs w:val="0"/><w:smallCaps w:val="0"/><w:strike w:val="0"/><w:color w:val="000000"/><w:sz w:val="20"/><w:szCs w:val="20"/><w:u w:val="none"/><w:shd w:fill="auto" w:val="clear"/><w:vertAlign w:val="baseline"/></w:rPr></w:pPr><w:r><w:rPr><w:rtl w:val="0"/></w:rPr></w:r></w:p><w:p><w:pPr><w:keepNext w:val="0"/><w:keepLines w:val="0"/><w:pageBreakBefore w:val="0"/><w:widowControl w:val="1"/><w:pBdr><w:top w:space="0" w:sz="0" w:val="nil"/><w:left w:space="0" w:sz="0" w:val="nil"/><w:bottom w:space="0" w:sz="0" w:val="nil"/><w:right w:space="0" w:sz="0" w:val="nil"/><w:between w:space="0" w:sz="0" w:val="nil"/></w:pBdr><w:shd w:fill="auto" w:val="clear"/><w:spacing w:after="0" w:before="0" w:line="240" w:lineRule="auto"/><w:ind w:left="0" w:right="0" w:firstLine="0"/><w:jc w:val="left"/><w:rPr><w:rFonts w:ascii="Calibri" w:cs="Calibri" w:eastAsia="Calibri" w:hAnsi="Calibri"/><w:b w:val="0"/><w:bCs w:val="0"/><w:i w:val="0"/><w:iCs w:val="0"/><w:smallCaps w:val="0"/><w:strike w:val="0"/><w:color w:val="000000"/><w:sz w:val="20"/><w:szCs w:val="20"/><w:u w:val="none"/><w:shd w:fill="auto" w:val="clear"/><w:vertAlign w:val="baseline"/></w:rPr></w:pPr><w:r><w:rPr><w:rFonts w:ascii="Calibri" w:cs="Calibri" w:eastAsia="Calibri" w:hAnsi="Calibri"/><w:b w:val="0"/><w:bCs w:val="0"/><w:i w:val="0"/><w:iCs w:val="0"/><w:smallCaps w:val="0"/><w:strike w:val="0"/><w:color w:val="000000"/><w:sz w:val="20"/><w:szCs w:val="20"/><w:u w:val="none"/><w:shd w:fill="auto" w:val="clear"/><w:vertAlign w:val="baseline"/><w:rtl w:val="0"/></w:rPr><w:t xml:space="preserve">Vertrouwende u hiermede een passende aanbieding te hebben gedaan, zie ik graag uw reactie tegemoet,</w:t><w:br w:type="textWrapping"/><w:br w:type="textWrapping"/><w:t xml:space="preserve">Met vriendelijke groet,</w:t></w:r></w:p><w:p><w:pPr><w:rPr><w:color w:val="595959"/><w:sz w:val="20"/><w:szCs w:val="20"/></w:rPr></w:pPr><w:r><w:rPr><w:color w:val="000000"/><w:sz w:val="20"/><w:szCs w:val="20"/><w:rtl w:val="0"/></w:rPr><w:t xml:space="preserve">Dongemond Klimaattechniek B.V.</w:t></w:r><w:r><w:rPr><w:rtl w:val="0"/></w:rPr></w:r></w:p><w:p><w:pPr><w:spacing w:after="0" w:lineRule="auto"/><w:rPr><w:b w:val="1"/><w:bCs w:val="1"/><w:sz w:val="20"/><w:szCs w:val="20"/></w:rPr></w:pPr><w:r><w:rPr><w:rtl w:val="0"/></w:rPr></w:r></w:p><w:p><w:pPr><w:spacing w:after="0" w:lineRule="auto"/><w:rPr><w:b w:val="1"/><w:bCs w:val="1"/><w:sz w:val="20"/><w:szCs w:val="20"/></w:rPr></w:pPr><w:r><w:rPr><w:b w:val="1"/><w:bCs w:val="1"/><w:sz w:val="20"/><w:szCs w:val="20"/><w:rtl w:val="0"/></w:rPr><w:t xml:space="preserve">Sabrina Brandt</w:t></w:r></w:p><w:p><w:pPr><w:tabs><w:tab w:val="left" w:leader="none" w:pos="1276"/><w:tab w:val="left" w:leader="none" w:pos="3261"/><w:tab w:val="left" w:leader="none" w:pos="7230"/></w:tabs><w:spacing w:after="0" w:line="240" w:lineRule="auto"/><w:rPr><w:sz w:val="18"/><w:szCs w:val="18"/></w:rPr></w:pPr><w:r><w:rPr><w:sz w:val="18"/><w:szCs w:val="18"/><w:rtl w:val="0"/></w:rPr><w:t xml:space="preserve">Office manager</w:t></w:r></w:p><w:p><w:pPr><w:tabs><w:tab w:val="left" w:leader="none" w:pos="1276"/><w:tab w:val="left" w:leader="none" w:pos="3261"/><w:tab w:val="left" w:leader="none" w:pos="7230"/></w:tabs><w:spacing w:after="0" w:line="240" w:lineRule="auto"/><w:rPr><w:sz w:val="18"/><w:szCs w:val="18"/></w:rPr></w:pPr><w:r><w:rPr><w:rtl w:val="0"/></w:rPr></w:r></w:p><w:p><w:pPr><w:tabs><w:tab w:val="left" w:leader="none" w:pos="1276"/><w:tab w:val="left" w:leader="none" w:pos="3261"/><w:tab w:val="left" w:leader="none" w:pos="7230"/></w:tabs><w:spacing w:after="0" w:line="240" w:lineRule="auto"/><w:rPr><w:sz w:val="18"/><w:szCs w:val="18"/></w:rPr></w:pPr><w:r><w:rPr><w:rtl w:val="0"/></w:rPr></w:r></w:p><w:p><w:pPr><w:tabs><w:tab w:val="left" w:leader="none" w:pos="1276"/><w:tab w:val="left" w:leader="none" w:pos="3261"/><w:tab w:val="left" w:leader="none" w:pos="7230"/></w:tabs><w:spacing w:after="0" w:line="240" w:lineRule="auto"/><w:rPr><w:sz w:val="18"/><w:szCs w:val="18"/></w:rPr></w:pPr><w:r><w:rPr><w:rtl w:val="0"/></w:rPr></w:r><w:r><w:drawing><wp:anchor allowOverlap="1" behindDoc="0" distB="0" distT="0" distL="114300" distR="114300" hidden="0" layoutInCell="1" locked="0" relativeHeight="0" simplePos="0"><wp:simplePos x="0" y="0"/><wp:positionH relativeFrom="column"><wp:posOffset>109856</wp:posOffset></wp:positionH><wp:positionV relativeFrom="paragraph"><wp:posOffset>33020</wp:posOffset></wp:positionV><wp:extent cx="868680" cy="388620"/><wp:effectExtent b="0" l="0" r="0" t="0"/><wp:wrapNone/><wp:docPr id="5" name="image4.png"/><a:graphic><a:graphicData uri="http://schemas.openxmlformats.org/drawingml/2006/picture"><pic:pic><pic:nvPicPr><pic:cNvPr id="0" name="image4.png"/><pic:cNvPicPr preferRelativeResize="0"/></pic:nvPicPr><pic:blipFill><a:blip r:embed="rId9"/><a:srcRect b="0" l="0" r="0" t="0"/><a:stretch><a:fillRect/></a:stretch></pic:blipFill><pic:spPr><a:xfrm><a:off x="0" y="0"/><a:ext cx="868680" cy="388620"/></a:xfrm><a:prstGeom prst="rect"/><a:ln/></pic:spPr></pic:pic></a:graphicData></a:graphic></wp:anchor></w:drawing></w:r></w:p><w:p><w:pPr><w:tabs><w:tab w:val="left" w:leader="none" w:pos="1276"/><w:tab w:val="left" w:leader="none" w:pos="3261"/><w:tab w:val="left" w:leader="none" w:pos="7230"/></w:tabs><w:spacing w:after="0" w:line="240" w:lineRule="auto"/><w:rPr><w:sz w:val="18"/><w:szCs w:val="18"/></w:rPr></w:pPr><w:r><w:rPr><w:sz w:val="18"/><w:szCs w:val="18"/></w:rPr><w:drawing><wp:anchor allowOverlap="1" behindDoc="1" distB="0" distT="0" distL="0" distR="0" hidden="0" layoutInCell="1" locked="0" relativeHeight="0" simplePos="0"><wp:simplePos x="0" y="0"/><wp:positionH relativeFrom="page"><wp:posOffset>972000</wp:posOffset></wp:positionH><wp:positionV relativeFrom="page"><wp:posOffset>3420000</wp:posOffset></wp:positionV><wp:extent cx="5791200" cy="5791200"/><wp:effectExtent b="0" l="0" r="0" t="0"/><wp:wrapNone/><wp:docPr descr="Afbeelding met cirkel, Graphics, logo, ontwerp&#xA;&#xA;Automatisch gegenereerde beschrijving" id="8" name="image2.png"/><a:graphic><a:graphicData uri="http://schemas.openxmlformats.org/drawingml/2006/picture"><pic:pic><pic:nvPicPr><pic:cNvPr descr="Afbeelding met cirkel, Graphics, logo, ontwerp&#xA;&#xA;Automatisch gegenereerde beschrijving" id="0" name="image2.png"/><pic:cNvPicPr preferRelativeResize="0"/></pic:nvPicPr><pic:blipFill><a:blip r:embed="rId10"/><a:srcRect b="0" l="0" r="0" t="0"/><a:stretch><a:fillRect/></a:stretch></pic:blipFill><pic:spPr><a:xfrm><a:off x="0" y="0"/><a:ext cx="5791200" cy="5791200"/></a:xfrm><a:prstGeom prst="rect"/><a:ln/></pic:spPr></pic:pic></a:graphicData></a:graphic></wp:anchor></w:drawing></w:r><w:r><w:rPr><w:rtl w:val="0"/></w:rPr></w:r></w:p><w:p><w:pPr><w:spacing w:after="0" w:line="240" w:lineRule="auto"/></w:pPr></w:p><w:p><w:pPr><w:spacing w:after="0" w:line="240" w:lineRule="auto"/></w:pPr></w:p><w:p><w:pPr><w:spacing w:after="0" w:line="240" w:lineRule="auto"/></w:pPr></w:p><w:p><w:p><w:pPr><w:pBdr><w:top w:val="single" w:sz="6" w:space="1" w:color="AEABAB"/></w:pBdr><w:spacing w:after="60" w:before="0"/></w:pPr></w:p><w:p><w:pPr><w:spacing w:after="0" w:line="240" w:lineRule="auto"/><w:rPr><w:sz w:val="16"/><w:szCs w:val="16"/></w:rPr></w:pPr><w:r><w:rPr><w:sz w:val="16"/><w:szCs w:val="16"/><w:rtl w:val="0"/></w:rPr><w:t xml:space="preserve">Dongemond Klimaattechniek B.V</w:t></w:r><w:r><w:rPr><w:color w:val="4d8cac"/><w:sz w:val="16"/><w:szCs w:val="16"/><w:rtl w:val="0"/></w:rPr><w:t xml:space="preserve">               </w:t><w:tab/><w:t xml:space="preserve">       </w:t></w:r><w:r><w:rPr><w:sz w:val="16"/><w:szCs w:val="16"/><w:rtl w:val="0"/></w:rPr><w:t xml:space="preserve">Telefoon:  0162-750861</w:t></w:r><w:r><w:rPr><w:color w:val="4d8cac"/><w:sz w:val="16"/><w:szCs w:val="16"/><w:rtl w:val="0"/></w:rPr><w:t xml:space="preserve">          </w:t><w:tab/><w:tab/><w:t xml:space="preserve">                                            </w:t></w:r><w:r><w:rPr><w:sz w:val="16"/><w:szCs w:val="16"/><w:rtl w:val="0"/></w:rPr><w:t xml:space="preserve">KvK: 71245340</w:t></w:r></w:p><w:p><w:pPr><w:tabs><w:tab w:val="left" w:leader="none" w:pos="3285"/></w:tabs><w:spacing w:after="0" w:line="240" w:lineRule="auto"/><w:rPr><w:color w:val="1a1915"/><w:sz w:val="16"/><w:szCs w:val="16"/></w:rPr></w:pPr><w:r><w:rPr><w:sz w:val="16"/><w:szCs w:val="16"/><w:rtl w:val="0"/></w:rPr><w:t xml:space="preserve">Benedenkerkstraat 57                                               Email: </w:t></w:r><w:hyperlink r:id="rId12"><w:r><w:rPr><w:sz w:val="16"/><w:szCs w:val="16"/><w:u w:val="single"/><w:rtl w:val="0"/></w:rPr><w:t xml:space="preserve">info@dongemondklimaattechniek.nl</w:t></w:r></w:hyperlink><w:r><w:rPr><w:sz w:val="16"/><w:szCs w:val="16"/><w:rtl w:val="0"/></w:rPr><w:t xml:space="preserve">                                       BtwNr: NL858635471B01</w:t></w:r><w:r><w:rPr><w:rtl w:val="0"/></w:rPr></w:r></w:p><w:p><w:pPr><w:spacing w:after="0" w:line="240" w:lineRule="auto"/><w:rPr><w:sz w:val="16"/><w:szCs w:val="16"/></w:rPr></w:pPr><w:bookmarkStart w:colFirst="0" w:colLast="0" w:name="_szqe08wi9zvs" w:id="1"/><w:bookmarkEnd w:id="1"/><w:r><w:rPr><w:sz w:val="16"/><w:szCs w:val="16"/><w:rtl w:val="0"/></w:rPr><w:t xml:space="preserve">5165 CA Waspik                 </w:t></w:r><w:r><w:rPr><w:color w:val="4d8cac"/><w:sz w:val="16"/><w:szCs w:val="16"/><w:rtl w:val="0"/></w:rPr><w:tab/><w:tab/></w:r><w:r><w:rPr><w:sz w:val="16"/><w:szCs w:val="16"/><w:rtl w:val="0"/></w:rPr><w:t xml:space="preserve">       Website: www.dongemondklimaattechniek.nl </w:t></w:r><w:r><w:rPr><w:color w:val="4d8cac"/><w:sz w:val="16"/><w:szCs w:val="16"/><w:rtl w:val="0"/></w:rPr><w:tab/></w:r><w:r><w:rPr><w:sz w:val="16"/><w:szCs w:val="16"/><w:rtl w:val="0"/></w:rPr><w:t xml:space="preserve">                        IBAN: NL07RABO0329224719</w:t></w:r><w:r><w:rPr><w:rtl w:val="0"/></w:rPr></w:r></w:p><w:p><w:pPr><w:spacing w:after="0"/></w:pPr></w:p><w:p><w:r><w:br w:type="page"/></w:r></w:p><w:p><w:pPr><w:spacing w:after="0" w:line="240" w:lineRule="auto"/><w:jc w:val="both"/><w:rPr><w:rFonts w:ascii="Calibri" w:cs="Calibri" w:eastAsia="Calibri" w:hAnsi="Calibri"/><w:color w:val="000000"/><w:sz w:val="16"/><w:szCs w:val="16"/></w:rPr></w:pPr><w:r><w:rPr><w:b w:val="1"/><w:bCs w:val="1"/><w:sz w:val="20"/><w:szCs w:val="20"/><w:u w:val="single"/><w:rtl w:val="0"/></w:rPr><w:t xml:space="preserve">Uitgangspunten offerte {offertezin}:</w:t></w:r><w:r><w:rPr><w:rtl w:val="0"/></w:rPr></w:r></w:p><w:p><w:pPr><w:spacing w:after="0" w:line="240" w:lineRule="auto"/><w:jc w:val="both"/><w:rPr><w:rFonts w:ascii="Calibri" w:cs="Calibri" w:eastAsia="Calibri" w:hAnsi="Calibri"/><w:b w:val="1"/><w:bCs w:val="1"/><w:color w:val="000000"/><w:sz w:val="20"/><w:szCs w:val="20"/></w:rPr></w:pPr><w:r><w:rPr><w:rtl w:val="0"/></w:rPr></w:r></w:p><w:p><w:pPr><w:spacing w:after="0" w:line="240" w:lineRule="auto"/><w:jc w:val="both"/><w:rPr><w:rFonts w:ascii="Calibri" w:cs="Calibri" w:eastAsia="Calibri" w:hAnsi="Calibri"/><w:b w:val="1"/><w:bCs w:val="1"/><w:color w:val="000000"/><w:sz w:val="20"/><w:szCs w:val="20"/></w:rPr></w:pPr><w:r><w:rPr><w:rFonts w:ascii="Calibri" w:cs="Calibri" w:eastAsia="Calibri" w:hAnsi="Calibri"/><w:b w:val="1"/><w:bCs w:val="1"/><w:color w:val="000000"/><w:sz w:val="20"/><w:szCs w:val="20"/><w:rtl w:val="0"/></w:rPr><w:t xml:space="preserve">{locatievariatie1}</w:t></w:r></w:p><w:p><w:r><w:t>{#acOptions}</w:t></w:r></w:p><w:p><w:pPr><w:spacing w:after="0" w:line="240" w:lineRule="auto"/><w:jc w:val="both"/><w:rPr><w:sz w:val="20"/><w:szCs w:val="20"/></w:rPr></w:pPr><w:r><w:rPr><w:rFonts w:ascii="Calibri" w:cs="Calibri" w:eastAsia="Calibri" w:hAnsi="Calibri"/><w:color w:val="000000"/><w:sz w:val="20"/><w:szCs w:val="20"/></w:rPr><w:t>{optieSpec}</w:t></w:r></w:p><w:p><w:pPr><w:spacing w:after="60" w:before="120"/></w:pPr><w:r><w:rPr><w:rFonts w:ascii="Calibri" w:hAnsi="Calibri"/><w:b/><w:sz w:val="22"/><w:szCs w:val="22"/></w:rPr><w:t>{offerteImageLabel}</w:t></w:r></w:p><w:p><w:r><w:t>{%offerteImage}</w:t></w:r></w:p><w:p><w:r><w:t>{%offerteImageOutdoor}</w:t></w:r></w:p><w:p><w:r><w:br w:type="page"/></w:r></w:p><w:p><w:r><w:t>{/acOptions}</w:t></w:r></w:p><w:p><w:pPr><w:spacing w:after="0" w:line="240" w:lineRule="auto"/><w:jc w:val="both"/><w:rPr><w:sz w:val="20"/><w:szCs w:val="20"/></w:rPr></w:pPr><w:r><w:rPr><w:rFonts w:ascii="Calibri" w:cs="Calibri" w:eastAsia="Calibri" w:hAnsi="Calibri"/><w:color w:val="000000"/><w:sz w:val="20"/><w:szCs w:val="20"/></w:rPr><w:t>{acClosing}</w:t></w:r></w:p><w:p><w:r><w:br w:type="page"/></w:r></w:p><w:p><w:pPr><w:spacing w:after="0" w:line="240" w:lineRule="auto"/><w:rPr><w:rFonts w:ascii="Calibri" w:cs="Calibri" w:eastAsia="Calibri" w:hAnsi="Calibri"/><w:color w:val="000000"/><w:sz w:val="16"/><w:szCs w:val="16"/></w:rPr></w:pPr><w:bookmarkStart w:colFirst="0" w:colLast="0" w:name="_4htz9pq2vdjk" w:id="2"/><w:bookmarkEnd w:id="2"/><w:r><w:rPr><w:sz w:val="16"/><w:szCs w:val="16"/><w:u w:val="single"/><w:rtl w:val="0"/></w:rPr><w:t xml:space="preserve">Levertijd: </w:t></w:r><w:r><w:rPr><w:rtl w:val="0"/></w:rPr></w:r></w:p><w:p><w:pPr><w:keepNext w:val="0"/><w:keepLines w:val="0"/><w:pageBreakBefore w:val="0"/><w:widowControl w:val="1"/><w:pBdr><w:top w:space="0" w:sz="0" w:val="nil"/><w:left w:space="0" w:sz="0" w:val="nil"/><w:bottom w:space="0" w:sz="0" w:val="nil"/><w:right w:space="0" w:sz="0" w:val="nil"/><w:between w:space="0" w:sz="0" w:val="nil"/></w:pBdr><w:shd w:fill="auto" w:val="clear"/><w:spacing w:after="0" w:before="0" w:line="240" w:lineRule="auto"/><w:ind w:left="0" w:right="0" w:firstLine="0"/><w:jc w:val="left"/><w:rPr><w:rFonts w:ascii="Calibri" w:cs="Calibri" w:eastAsia="Calibri" w:hAnsi="Calibri"/><w:b w:val="0"/><w:bCs w:val="0"/><w:i w:val="0"/><w:iCs w:val="0"/><w:smallCaps w:val="0"/><w:strike w:val="0"/><w:color w:val="000000"/><w:sz w:val="16"/><w:szCs w:val="16"/><w:u w:val="none"/><w:shd w:fill="auto" w:val="clear"/><w:vertAlign w:val="baseline"/></w:rPr></w:pPr><w:r><w:rPr><w:rFonts w:ascii="Calibri" w:cs="Calibri" w:eastAsia="Calibri" w:hAnsi="Calibri"/><w:b w:val="0"/><w:bCs w:val="0"/><w:i w:val="0"/><w:iCs w:val="0"/><w:smallCaps w:val="0"/><w:strike w:val="0"/><w:color w:val="000000"/><w:sz w:val="16"/><w:szCs w:val="16"/><w:u w:val="none"/><w:shd w:fill="auto" w:val="clear"/><w:vertAlign w:val="baseline"/><w:rtl w:val="0"/></w:rPr><w:t xml:space="preserve">Montagedatum in samenspraak nader te bepalen. </w:t></w:r></w:p><w:p><w:pPr><w:keepNext w:val="0"/><w:keepLines w:val="0"/><w:pageBreakBefore w:val="0"/><w:widowControl w:val="1"/><w:pBdr><w:top w:space="0" w:sz="0" w:val="nil"/><w:left w:space="0" w:sz="0" w:val="nil"/><w:bottom w:space="0" w:sz="0" w:val="nil"/><w:right w:space="0" w:sz="0" w:val="nil"/><w:between w:space="0" w:sz="0" w:val="nil"/></w:pBdr><w:shd w:fill="auto" w:val="clear"/><w:spacing w:after="0" w:before="0" w:line="240" w:lineRule="auto"/><w:ind w:left="0" w:right="0" w:firstLine="0"/><w:jc w:val="left"/><w:rPr><w:rFonts w:ascii="Calibri" w:cs="Calibri" w:eastAsia="Calibri" w:hAnsi="Calibri"/><w:b w:val="0"/><w:bCs w:val="0"/><w:i w:val="0"/><w:iCs w:val="0"/><w:smallCaps w:val="0"/><w:strike w:val="0"/><w:color w:val="000000"/><w:sz w:val="16"/><w:szCs w:val="16"/><w:u w:val="single"/><w:shd w:fill="auto" w:val="clear"/><w:vertAlign w:val="baseline"/></w:rPr></w:pPr><w:r><w:rPr><w:rtl w:val="0"/></w:rPr></w:r></w:p><w:p><w:pPr><w:keepNext w:val="0"/><w:keepLines w:val="0"/><w:pageBreakBefore w:val="0"/><w:widowControl w:val="1"/><w:pBdr><w:top w:space="0" w:sz="0" w:val="nil"/><w:left w:space="0" w:sz="0" w:val="nil"/><w:bottom w:space="0" w:sz="0" w:val="nil"/><w:right w:space="0" w:sz="0" w:val="nil"/><w:between w:space="0" w:sz="0" w:val="nil"/></w:pBdr><w:shd w:fill="auto" w:val="clear"/><w:spacing w:after="0" w:before="0" w:line="240" w:lineRule="auto"/><w:ind w:left="0" w:right="0" w:firstLine="0"/><w:jc w:val="left"/><w:rPr><w:rFonts w:ascii="Calibri" w:cs="Calibri" w:eastAsia="Calibri" w:hAnsi="Calibri"/><w:b w:val="0"/><w:bCs w:val="0"/><w:i w:val="0"/><w:iCs w:val="0"/><w:smallCaps w:val="0"/><w:strike w:val="0"/><w:color w:val="000000"/><w:sz w:val="16"/><w:szCs w:val="16"/><w:u w:val="single"/><w:shd w:fill="auto" w:val="clear"/><w:vertAlign w:val="baseline"/></w:rPr></w:pPr><w:r><w:rPr><w:rFonts w:ascii="Calibri" w:cs="Calibri" w:eastAsia="Calibri" w:hAnsi="Calibri"/><w:b w:val="0"/><w:bCs w:val="0"/><w:i w:val="0"/><w:iCs w:val="0"/><w:smallCaps w:val="0"/><w:strike w:val="0"/><w:color w:val="000000"/><w:sz w:val="16"/><w:szCs w:val="16"/><w:u w:val="single"/><w:shd w:fill="auto" w:val="clear"/><w:vertAlign w:val="baseline"/><w:rtl w:val="0"/></w:rPr><w:t xml:space="preserve">Geldigheidsduur offerte:</w:t></w:r></w:p><w:p><w:pPr><w:keepNext w:val="0"/><w:keepLines w:val="0"/><w:pageBreakBefore w:val="0"/><w:widowControl w:val="1"/><w:pBdr><w:top w:space="0" w:sz="0" w:val="nil"/><w:left w:space="0" w:sz="0" w:val="nil"/><w:bottom w:space="0" w:sz="0" w:val="nil"/><w:right w:space="0" w:sz="0" w:val="nil"/><w:between w:space="0" w:sz="0" w:val="nil"/></w:pBdr><w:shd w:fill="auto" w:val="clear"/><w:spacing w:after="0" w:before="0" w:line="240" w:lineRule="auto"/><w:ind w:left="0" w:right="0" w:firstLine="0"/><w:jc w:val="left"/><w:rPr><w:rFonts w:ascii="Calibri" w:cs="Calibri" w:eastAsia="Calibri" w:hAnsi="Calibri"/><w:b w:val="0"/><w:bCs w:val="0"/><w:i w:val="0"/><w:iCs w:val="0"/><w:smallCaps w:val="0"/><w:strike w:val="0"/><w:color w:val="000000"/><w:sz w:val="16"/><w:szCs w:val="16"/><w:u w:val="none"/><w:shd w:fill="auto" w:val="clear"/><w:vertAlign w:val="baseline"/></w:rPr></w:pPr><w:r><w:rPr><w:rFonts w:ascii="Calibri" w:cs="Calibri" w:eastAsia="Calibri" w:hAnsi="Calibri"/><w:b w:val="0"/><w:bCs w:val="0"/><w:i w:val="0"/><w:iCs w:val="0"/><w:smallCaps w:val="0"/><w:strike w:val="0"/><w:color w:val="000000"/><w:sz w:val="16"/><w:szCs w:val="16"/><w:u w:val="none"/><w:shd w:fill="auto" w:val="clear"/><w:vertAlign w:val="baseline"/><w:rtl w:val="0"/></w:rPr><w:t xml:space="preserve">1 maanden na offertedatum</w:t></w:r></w:p><w:p><w:pPr><w:keepNext w:val="0"/><w:keepLines w:val="0"/><w:pageBreakBefore w:val="0"/><w:widowControl w:val="1"/><w:pBdr><w:top w:space="0" w:sz="0" w:val="nil"/><w:left w:space="0" w:sz="0" w:val="nil"/><w:bottom w:space="0" w:sz="0" w:val="nil"/><w:right w:space="0" w:sz="0" w:val="nil"/><w:between w:space="0" w:sz="0" w:val="nil"/></w:pBdr><w:shd w:fill="auto" w:val="clear"/><w:spacing w:after="0" w:before="0" w:line="240" w:lineRule="auto"/><w:ind w:left="0" w:right="0" w:firstLine="0"/><w:jc w:val="left"/><w:rPr><w:rFonts w:ascii="Calibri" w:cs="Calibri" w:eastAsia="Calibri" w:hAnsi="Calibri"/><w:b w:val="0"/><w:bCs w:val="0"/><w:i w:val="0"/><w:iCs w:val="0"/><w:smallCaps w:val="0"/><w:strike w:val="0"/><w:color w:val="000000"/><w:sz w:val="16"/><w:szCs w:val="16"/><w:u w:val="none"/><w:shd w:fill="auto" w:val="clear"/><w:vertAlign w:val="baseline"/></w:rPr></w:pPr><w:r><w:rPr><w:rFonts w:ascii="Calibri" w:cs="Calibri" w:eastAsia="Calibri" w:hAnsi="Calibri"/><w:b w:val="0"/><w:bCs w:val="0"/><w:i w:val="0"/><w:iCs w:val="0"/><w:smallCaps w:val="0"/><w:strike w:val="0"/><w:color w:val="000000"/><w:sz w:val="16"/><w:szCs w:val="16"/><w:u w:val="none"/><w:shd w:fill="auto" w:val="clear"/><w:vertAlign w:val="baseline"/><w:rtl w:val="0"/></w:rPr><w:t xml:space="preserve">Indien de uitvoering van de werkzaamheden aanvangt met 2 maanden of meer na opdrachtverstrekking, dan worden de eventuele meerprijskosten doorberekend op basis van nacalculatie i.v.m. de huidige sterk steigende (grondstof)prijzen. </w:t></w:r></w:p><w:p><w:pPr><w:keepNext w:val="0"/><w:keepLines w:val="0"/><w:pageBreakBefore w:val="0"/><w:widowControl w:val="1"/><w:pBdr><w:top w:space="0" w:sz="0" w:val="nil"/><w:left w:space="0" w:sz="0" w:val="nil"/><w:bottom w:space="0" w:sz="0" w:val="nil"/><w:right w:space="0" w:sz="0" w:val="nil"/><w:between w:space="0" w:sz="0" w:val="nil"/></w:pBdr><w:shd w:fill="auto" w:val="clear"/><w:spacing w:after="0" w:before="0" w:line="240" w:lineRule="auto"/><w:ind w:left="0" w:right="0" w:firstLine="0"/><w:jc w:val="left"/><w:rPr><w:rFonts w:ascii="Calibri" w:cs="Calibri" w:eastAsia="Calibri" w:hAnsi="Calibri"/><w:b w:val="0"/><w:bCs w:val="0"/><w:i w:val="0"/><w:iCs w:val="0"/><w:smallCaps w:val="0"/><w:strike w:val="0"/><w:color w:val="000000"/><w:sz w:val="16"/><w:szCs w:val="16"/><w:u w:val="single"/><w:shd w:fill="auto" w:val="clear"/><w:vertAlign w:val="baseline"/></w:rPr></w:pPr><w:r><w:rPr><w:rtl w:val="0"/></w:rPr></w:r></w:p><w:p><w:pPr><w:keepNext w:val="0"/><w:keepLines w:val="0"/><w:pageBreakBefore w:val="0"/><w:widowControl w:val="1"/><w:pBdr><w:top w:space="0" w:sz="0" w:val="nil"/><w:left w:space="0" w:sz="0" w:val="nil"/><w:bottom w:space="0" w:sz="0" w:val="nil"/><w:right w:space="0" w:sz="0" w:val="nil"/><w:between w:space="0" w:sz="0" w:val="nil"/></w:pBdr><w:shd w:fill="auto" w:val="clear"/><w:spacing w:after="0" w:before="0" w:line="240" w:lineRule="auto"/><w:ind w:left="0" w:right="0" w:firstLine="0"/><w:jc w:val="left"/><w:rPr><w:rFonts w:ascii="Calibri" w:cs="Calibri" w:eastAsia="Calibri" w:hAnsi="Calibri"/><w:b w:val="0"/><w:bCs w:val="0"/><w:i w:val="0"/><w:iCs w:val="0"/><w:smallCaps w:val="0"/><w:strike w:val="0"/><w:color w:val="000000"/><w:sz w:val="16"/><w:szCs w:val="16"/><w:u w:val="single"/><w:shd w:fill="auto" w:val="clear"/><w:vertAlign w:val="baseline"/></w:rPr></w:pPr><w:r><w:rPr><w:rFonts w:ascii="Calibri" w:cs="Calibri" w:eastAsia="Calibri" w:hAnsi="Calibri"/><w:b w:val="0"/><w:bCs w:val="0"/><w:i w:val="0"/><w:iCs w:val="0"/><w:smallCaps w:val="0"/><w:strike w:val="0"/><w:color w:val="000000"/><w:sz w:val="16"/><w:szCs w:val="16"/><w:u w:val="single"/><w:shd w:fill="auto" w:val="clear"/><w:vertAlign w:val="baseline"/><w:rtl w:val="0"/></w:rPr><w:t xml:space="preserve">Betaling:</w:t></w:r></w:p><w:p><w:pPr><w:keepNext w:val="0"/><w:keepLines w:val="0"/><w:pageBreakBefore w:val="0"/><w:widowControl w:val="1"/><w:pBdr><w:top w:space="0" w:sz="0" w:val="nil"/><w:left w:space="0" w:sz="0" w:val="nil"/><w:bottom w:space="0" w:sz="0" w:val="nil"/><w:right w:space="0" w:sz="0" w:val="nil"/><w:between w:space="0" w:sz="0" w:val="nil"/></w:pBdr><w:shd w:fill="auto" w:val="clear"/><w:spacing w:after="0" w:before="0" w:line="240" w:lineRule="auto"/><w:ind w:left="0" w:right="0" w:firstLine="0"/><w:jc w:val="left"/><w:rPr><w:rFonts w:ascii="Calibri" w:cs="Calibri" w:eastAsia="Calibri" w:hAnsi="Calibri"/><w:b w:val="0"/><w:bCs w:val="0"/><w:i w:val="0"/><w:iCs w:val="0"/><w:smallCaps w:val="0"/><w:strike w:val="0"/><w:color w:val="000000"/><w:sz w:val="16"/><w:szCs w:val="16"/><w:u w:val="none"/><w:shd w:fill="auto" w:val="clear"/><w:vertAlign w:val="baseline"/></w:rPr></w:pPr><w:r><w:rPr><w:rFonts w:ascii="Calibri" w:cs="Calibri" w:eastAsia="Calibri" w:hAnsi="Calibri"/><w:b w:val="0"/><w:bCs w:val="0"/><w:i w:val="0"/><w:iCs w:val="0"/><w:smallCaps w:val="0"/><w:strike w:val="0"/><w:color w:val="000000"/><w:sz w:val="16"/><w:szCs w:val="16"/><w:u w:val="none"/><w:shd w:fill="auto" w:val="clear"/><w:vertAlign w:val="baseline"/><w:rtl w:val="0"/></w:rPr><w:t xml:space="preserve">50% bij opdracht</w:t><w:tab/></w:r></w:p><w:p><w:pPr><w:keepNext w:val="0"/><w:keepLines w:val="0"/><w:pageBreakBefore w:val="0"/><w:widowControl w:val="1"/><w:pBdr><w:top w:space="0" w:sz="0" w:val="nil"/><w:left w:space="0" w:sz="0" w:val="nil"/><w:bottom w:space="0" w:sz="0" w:val="nil"/><w:right w:space="0" w:sz="0" w:val="nil"/><w:between w:space="0" w:sz="0" w:val="nil"/></w:pBdr><w:shd w:fill="auto" w:val="clear"/><w:spacing w:after="0" w:before="0" w:line="240" w:lineRule="auto"/><w:ind w:left="0" w:right="0" w:firstLine="0"/><w:jc w:val="left"/><w:rPr><w:rFonts w:ascii="Calibri" w:cs="Calibri" w:eastAsia="Calibri" w:hAnsi="Calibri"/><w:b w:val="0"/><w:bCs w:val="0"/><w:i w:val="0"/><w:iCs w:val="0"/><w:smallCaps w:val="0"/><w:strike w:val="0"/><w:color w:val="000000"/><w:sz w:val="16"/><w:szCs w:val="16"/><w:u w:val="none"/><w:shd w:fill="auto" w:val="clear"/><w:vertAlign w:val="baseline"/></w:rPr></w:pPr><w:r><w:rPr><w:rFonts w:ascii="Calibri" w:cs="Calibri" w:eastAsia="Calibri" w:hAnsi="Calibri"/><w:b w:val="0"/><w:bCs w:val="0"/><w:i w:val="0"/><w:iCs w:val="0"/><w:smallCaps w:val="0"/><w:strike w:val="0"/><w:color w:val="000000"/><w:sz w:val="16"/><w:szCs w:val="16"/><w:u w:val="none"/><w:shd w:fill="auto" w:val="clear"/><w:vertAlign w:val="baseline"/><w:rtl w:val="0"/></w:rPr><w:t xml:space="preserve">40% bij start werkzaamheden</w:t></w:r></w:p><w:p><w:pPr><w:keepNext w:val="0"/><w:keepLines w:val="0"/><w:pageBreakBefore w:val="0"/><w:widowControl w:val="1"/><w:pBdr><w:top w:space="0" w:sz="0" w:val="nil"/><w:left w:space="0" w:sz="0" w:val="nil"/><w:bottom w:space="0" w:sz="0" w:val="nil"/><w:right w:space="0" w:sz="0" w:val="nil"/><w:between w:space="0" w:sz="0" w:val="nil"/></w:pBdr><w:shd w:fill="auto" w:val="clear"/><w:spacing w:after="0" w:before="0" w:line="240" w:lineRule="auto"/><w:ind w:left="0" w:right="0" w:firstLine="0"/><w:jc w:val="left"/><w:rPr><w:rFonts w:ascii="Calibri" w:cs="Calibri" w:eastAsia="Calibri" w:hAnsi="Calibri"/><w:b w:val="0"/><w:bCs w:val="0"/><w:i w:val="0"/><w:iCs w:val="0"/><w:smallCaps w:val="0"/><w:strike w:val="0"/><w:color w:val="000000"/><w:sz w:val="16"/><w:szCs w:val="16"/><w:u w:val="none"/><w:shd w:fill="auto" w:val="clear"/><w:vertAlign w:val="baseline"/></w:rPr></w:pPr><w:r><w:rPr><w:rFonts w:ascii="Calibri" w:cs="Calibri" w:eastAsia="Calibri" w:hAnsi="Calibri"/><w:b w:val="0"/><w:bCs w:val="0"/><w:i w:val="0"/><w:iCs w:val="0"/><w:smallCaps w:val="0"/><w:strike w:val="0"/><w:color w:val="000000"/><w:sz w:val="16"/><w:szCs w:val="16"/><w:u w:val="none"/><w:shd w:fill="auto" w:val="clear"/><w:vertAlign w:val="baseline"/><w:rtl w:val="0"/></w:rPr><w:t xml:space="preserve">10%   bij oplevering</w:t></w:r></w:p><w:p><w:pPr><w:keepNext w:val="0"/><w:keepLines w:val="0"/><w:pageBreakBefore w:val="0"/><w:widowControl w:val="1"/><w:pBdr><w:top w:space="0" w:sz="0" w:val="nil"/><w:left w:space="0" w:sz="0" w:val="nil"/><w:bottom w:space="0" w:sz="0" w:val="nil"/><w:right w:space="0" w:sz="0" w:val="nil"/><w:between w:space="0" w:sz="0" w:val="nil"/></w:pBdr><w:shd w:fill="auto" w:val="clear"/><w:spacing w:after="0" w:before="0" w:line="240" w:lineRule="auto"/><w:ind w:left="0" w:right="0" w:firstLine="0"/><w:jc w:val="left"/><w:rPr><w:rFonts w:ascii="Calibri" w:cs="Calibri" w:eastAsia="Calibri" w:hAnsi="Calibri"/><w:b w:val="0"/><w:bCs w:val="0"/><w:i w:val="0"/><w:iCs w:val="0"/><w:smallCaps w:val="0"/><w:strike w:val="0"/><w:color w:val="000000"/><w:sz w:val="16"/><w:szCs w:val="16"/><w:u w:val="none"/><w:shd w:fill="auto" w:val="clear"/><w:vertAlign w:val="baseline"/></w:rPr></w:pPr><w:r><w:rPr><w:rFonts w:ascii="Calibri" w:cs="Calibri" w:eastAsia="Calibri" w:hAnsi="Calibri"/><w:b w:val="0"/><w:bCs w:val="0"/><w:i w:val="0"/><w:iCs w:val="0"/><w:smallCaps w:val="0"/><w:strike w:val="0"/><w:color w:val="000000"/><w:sz w:val="16"/><w:szCs w:val="16"/><w:u w:val="none"/><w:shd w:fill="auto" w:val="clear"/><w:vertAlign w:val="baseline"/><w:rtl w:val="0"/></w:rPr><w:t xml:space="preserve">Binnen 8 dagen na factuurdatum</w:t></w:r></w:p><w:p><w:pPr><w:keepNext w:val="0"/><w:keepLines w:val="0"/><w:pageBreakBefore w:val="0"/><w:widowControl w:val="1"/><w:pBdr><w:top w:space="0" w:sz="0" w:val="nil"/><w:left w:space="0" w:sz="0" w:val="nil"/><w:bottom w:space="0" w:sz="0" w:val="nil"/><w:right w:space="0" w:sz="0" w:val="nil"/><w:between w:space="0" w:sz="0" w:val="nil"/></w:pBdr><w:shd w:fill="auto" w:val="clear"/><w:spacing w:after="0" w:before="0" w:line="240" w:lineRule="auto"/><w:ind w:left="0" w:right="0" w:firstLine="0"/><w:jc w:val="left"/><w:rPr><w:rFonts w:ascii="Calibri" w:cs="Calibri" w:eastAsia="Calibri" w:hAnsi="Calibri"/><w:b w:val="0"/><w:bCs w:val="0"/><w:i w:val="0"/><w:iCs w:val="0"/><w:smallCaps w:val="0"/><w:strike w:val="0"/><w:color w:val="000000"/><w:sz w:val="16"/><w:szCs w:val="16"/><w:u w:val="none"/><w:shd w:fill="auto" w:val="clear"/><w:vertAlign w:val="baseline"/></w:rPr></w:pPr><w:r><w:rPr><w:rtl w:val="0"/></w:rPr></w:r></w:p><w:p><w:pPr><w:keepNext w:val="0"/><w:keepLines w:val="0"/><w:pageBreakBefore w:val="0"/><w:widowControl w:val="1"/><w:pBdr><w:top w:space="0" w:sz="0" w:val="nil"/><w:left w:space="0" w:sz="0" w:val="nil"/><w:bottom w:space="0" w:sz="0" w:val="nil"/><w:right w:space="0" w:sz="0" w:val="nil"/><w:between w:space="0" w:sz="0" w:val="nil"/></w:pBdr><w:shd w:fill="auto" w:val="clear"/><w:spacing w:after="0" w:before="0" w:line="240" w:lineRule="auto"/><w:ind w:left="0" w:right="0" w:firstLine="0"/><w:jc w:val="left"/><w:rPr><w:rFonts w:ascii="Calibri" w:cs="Calibri" w:eastAsia="Calibri" w:hAnsi="Calibri"/><w:b w:val="0"/><w:bCs w:val="0"/><w:i w:val="0"/><w:iCs w:val="0"/><w:smallCaps w:val="0"/><w:strike w:val="0"/><w:color w:val="000000"/><w:sz w:val="16"/><w:szCs w:val="16"/><w:u w:val="single"/><w:shd w:fill="auto" w:val="clear"/><w:vertAlign w:val="baseline"/></w:rPr></w:pPr><w:r><w:rPr><w:rFonts w:ascii="Calibri" w:cs="Calibri" w:eastAsia="Calibri" w:hAnsi="Calibri"/><w:b w:val="0"/><w:bCs w:val="0"/><w:i w:val="0"/><w:iCs w:val="0"/><w:smallCaps w:val="0"/><w:strike w:val="0"/><w:color w:val="000000"/><w:sz w:val="16"/><w:szCs w:val="16"/><w:u w:val="single"/><w:shd w:fill="auto" w:val="clear"/><w:vertAlign w:val="baseline"/><w:rtl w:val="0"/></w:rPr><w:t xml:space="preserve">Garantie:</w:t></w:r></w:p><w:p><w:pPr><w:keepNext w:val="0"/><w:keepLines w:val="0"/><w:pageBreakBefore w:val="0"/><w:widowControl w:val="1"/><w:pBdr><w:top w:space="0" w:sz="0" w:val="nil"/><w:left w:space="0" w:sz="0" w:val="nil"/><w:bottom w:space="0" w:sz="0" w:val="nil"/><w:right w:space="0" w:sz="0" w:val="nil"/><w:between w:space="0" w:sz="0" w:val="nil"/></w:pBdr><w:shd w:fill="auto" w:val="clear"/><w:spacing w:after="0" w:before="0" w:line="240" w:lineRule="auto"/><w:ind w:left="0" w:right="0" w:firstLine="0"/><w:jc w:val="left"/><w:rPr><w:rFonts w:ascii="Calibri" w:cs="Calibri" w:eastAsia="Calibri" w:hAnsi="Calibri"/><w:b w:val="0"/><w:bCs w:val="0"/><w:i w:val="0"/><w:iCs w:val="0"/><w:smallCaps w:val="0"/><w:strike w:val="0"/><w:color w:val="000000"/><w:sz w:val="16"/><w:szCs w:val="16"/><w:u w:val="none"/><w:shd w:fill="auto" w:val="clear"/><w:vertAlign w:val="baseline"/></w:rPr></w:pPr><w:r><w:rPr><w:rFonts w:ascii="Calibri" w:cs="Calibri" w:eastAsia="Calibri" w:hAnsi="Calibri"/><w:b w:val="0"/><w:bCs w:val="0"/><w:i w:val="0"/><w:iCs w:val="0"/><w:smallCaps w:val="0"/><w:strike w:val="0"/><w:color w:val="000000"/><w:sz w:val="16"/><w:szCs w:val="16"/><w:u w:val="none"/><w:shd w:fill="auto" w:val="clear"/><w:vertAlign w:val="baseline"/><w:rtl w:val="0"/></w:rPr><w:t xml:space="preserve">Bij een afgesloten onderhoudscontract, geldt gedurende 3 jaar na levering volledige garantie op Daikin, Mitsubishi Electric en Panasonic componenten en 1 jaar op alle overige apparatuur. Mits de apparatuur conform de geldende richtlijnen wordt toegepast. </w:t></w:r></w:p><w:p><w:pPr><w:keepNext w:val="0"/><w:keepLines w:val="0"/><w:pageBreakBefore w:val="0"/><w:widowControl w:val="1"/><w:pBdr><w:top w:space="0" w:sz="0" w:val="nil"/><w:left w:space="0" w:sz="0" w:val="nil"/><w:bottom w:space="0" w:sz="0" w:val="nil"/><w:right w:space="0" w:sz="0" w:val="nil"/><w:between w:space="0" w:sz="0" w:val="nil"/></w:pBdr><w:shd w:fill="auto" w:val="clear"/><w:spacing w:after="0" w:before="0" w:line="240" w:lineRule="auto"/><w:ind w:left="0" w:right="0" w:firstLine="0"/><w:jc w:val="left"/><w:rPr><w:rFonts w:ascii="Calibri" w:cs="Calibri" w:eastAsia="Calibri" w:hAnsi="Calibri"/><w:b w:val="0"/><w:bCs w:val="0"/><w:i w:val="0"/><w:iCs w:val="0"/><w:smallCaps w:val="0"/><w:strike w:val="0"/><w:color w:val="000000"/><w:sz w:val="16"/><w:szCs w:val="16"/><w:u w:val="none"/><w:shd w:fill="auto" w:val="clear"/><w:vertAlign w:val="baseline"/></w:rPr></w:pPr><w:r><w:rPr><w:rtl w:val="0"/></w:rPr></w:r></w:p><w:p><w:pPr><w:keepNext w:val="0"/><w:keepLines w:val="0"/><w:pageBreakBefore w:val="0"/><w:widowControl w:val="1"/><w:pBdr><w:top w:space="0" w:sz="0" w:val="nil"/><w:left w:space="0" w:sz="0" w:val="nil"/><w:bottom w:space="0" w:sz="0" w:val="nil"/><w:right w:space="0" w:sz="0" w:val="nil"/><w:between w:space="0" w:sz="0" w:val="nil"/></w:pBdr><w:shd w:fill="auto" w:val="clear"/><w:spacing w:after="0" w:before="0" w:line="240" w:lineRule="auto"/><w:ind w:left="0" w:right="0" w:firstLine="0"/><w:jc w:val="left"/><w:rPr><w:rFonts w:ascii="Calibri" w:cs="Calibri" w:eastAsia="Calibri" w:hAnsi="Calibri"/><w:b w:val="0"/><w:bCs w:val="0"/><w:i w:val="0"/><w:iCs w:val="0"/><w:smallCaps w:val="0"/><w:strike w:val="0"/><w:color w:val="000000"/><w:sz w:val="16"/><w:szCs w:val="16"/><w:u w:val="none"/><w:shd w:fill="auto" w:val="clear"/><w:vertAlign w:val="baseline"/></w:rPr></w:pPr><w:r><w:rPr><w:rFonts w:ascii="Calibri" w:cs="Calibri" w:eastAsia="Calibri" w:hAnsi="Calibri"/><w:b w:val="0"/><w:bCs w:val="0"/><w:i w:val="0"/><w:iCs w:val="0"/><w:smallCaps w:val="0"/><w:strike w:val="0"/><w:color w:val="000000"/><w:sz w:val="16"/><w:szCs w:val="16"/><w:u w:val="none"/><w:shd w:fill="auto" w:val="clear"/><w:vertAlign w:val="baseline"/><w:rtl w:val="0"/></w:rPr><w:t xml:space="preserve">Door uw installatie in Stand By Me te registreren bij Daikin, ontvangt u een uitbreiding op de standaardgarantie op onderdelen tot 5 jaar na inbedrijfstelling. Daarnaast is er de mogelijkheid om via uw installateur de garantie op </w:t></w:r><w:r><w:rPr><w:rFonts w:ascii="Calibri" w:cs="Calibri" w:eastAsia="Calibri" w:hAnsi="Calibri"/><w:b w:val="1"/><w:bCs w:val="1"/><w:i w:val="0"/><w:iCs w:val="0"/><w:smallCaps w:val="0"/><w:strike w:val="0"/><w:color w:val="000000"/><w:sz w:val="16"/><w:szCs w:val="16"/><w:u w:val="none"/><w:shd w:fill="auto" w:val="clear"/><w:vertAlign w:val="baseline"/><w:rtl w:val="0"/></w:rPr><w:t xml:space="preserve">onderdelen</w:t></w:r><w:r><w:rPr><w:rFonts w:ascii="Calibri" w:cs="Calibri" w:eastAsia="Calibri" w:hAnsi="Calibri"/><w:b w:val="0"/><w:bCs w:val="0"/><w:i w:val="0"/><w:iCs w:val="0"/><w:smallCaps w:val="0"/><w:strike w:val="0"/><w:color w:val="000000"/><w:sz w:val="16"/><w:szCs w:val="16"/><w:u w:val="none"/><w:shd w:fill="auto" w:val="clear"/><w:vertAlign w:val="baseline"/><w:rtl w:val="0"/></w:rPr><w:t xml:space="preserve"> tegen betaling uit te breiden naar 10 jaar</w:t></w:r><w:r><w:rPr><w:rFonts w:ascii="Calibri" w:cs="Calibri" w:eastAsia="Calibri" w:hAnsi="Calibri"/><w:b w:val="1"/><w:bCs w:val="1"/><w:i w:val="0"/><w:iCs w:val="0"/><w:smallCaps w:val="0"/><w:strike w:val="0"/><w:color w:val="000000"/><w:sz w:val="16"/><w:szCs w:val="16"/><w:u w:val="none"/><w:shd w:fill="auto" w:val="clear"/><w:vertAlign w:val="baseline"/><w:rtl w:val="0"/></w:rPr><w:t xml:space="preserve">.</w:t></w:r><w:r><w:rPr><w:rtl w:val="0"/></w:rPr></w:r></w:p><w:p><w:pPr><w:keepNext w:val="0"/><w:keepLines w:val="0"/><w:pageBreakBefore w:val="0"/><w:widowControl w:val="1"/><w:pBdr><w:top w:space="0" w:sz="0" w:val="nil"/><w:left w:space="0" w:sz="0" w:val="nil"/><w:bottom w:space="0" w:sz="0" w:val="nil"/><w:right w:space="0" w:sz="0" w:val="nil"/><w:between w:space="0" w:sz="0" w:val="nil"/></w:pBdr><w:shd w:fill="auto" w:val="clear"/><w:spacing w:after="0" w:before="0" w:line="240" w:lineRule="auto"/><w:ind w:left="0" w:right="0" w:firstLine="0"/><w:jc w:val="left"/><w:rPr><w:rFonts w:ascii="Calibri" w:cs="Calibri" w:eastAsia="Calibri" w:hAnsi="Calibri"/><w:b w:val="0"/><w:bCs w:val="0"/><w:i w:val="0"/><w:iCs w:val="0"/><w:smallCaps w:val="0"/><w:strike w:val="0"/><w:color w:val="000000"/><w:sz w:val="16"/><w:szCs w:val="16"/><w:u w:val="none"/><w:shd w:fill="auto" w:val="clear"/><w:vertAlign w:val="baseline"/></w:rPr></w:pPr><w:r><w:rPr><w:rFonts w:ascii="Calibri" w:cs="Calibri" w:eastAsia="Calibri" w:hAnsi="Calibri"/><w:b w:val="0"/><w:bCs w:val="0"/><w:i w:val="0"/><w:iCs w:val="0"/><w:smallCaps w:val="0"/><w:strike w:val="0"/><w:color w:val="000000"/><w:sz w:val="16"/><w:szCs w:val="16"/><w:u w:val="none"/><w:shd w:fill="auto" w:val="clear"/><w:vertAlign w:val="baseline"/><w:rtl w:val="0"/></w:rPr><w:t xml:space="preserve">De aanvullende garantie mogelijkheden via Daikin zijn te registreren via onderstaande link:</w:t></w:r></w:p><w:p><w:pPr><w:keepNext w:val="0"/><w:keepLines w:val="0"/><w:pageBreakBefore w:val="0"/><w:widowControl w:val="1"/><w:pBdr><w:top w:space="0" w:sz="0" w:val="nil"/><w:left w:space="0" w:sz="0" w:val="nil"/><w:bottom w:space="0" w:sz="0" w:val="nil"/><w:right w:space="0" w:sz="0" w:val="nil"/><w:between w:space="0" w:sz="0" w:val="nil"/></w:pBdr><w:shd w:fill="auto" w:val="clear"/><w:spacing w:after="0" w:before="0" w:line="240" w:lineRule="auto"/><w:ind w:left="0" w:right="0" w:firstLine="0"/><w:jc w:val="left"/><w:rPr><w:rFonts w:ascii="Calibri" w:cs="Calibri" w:eastAsia="Calibri" w:hAnsi="Calibri"/><w:b w:val="0"/><w:bCs w:val="0"/><w:i w:val="0"/><w:iCs w:val="0"/><w:smallCaps w:val="0"/><w:strike w:val="0"/><w:color w:val="000000"/><w:sz w:val="16"/><w:szCs w:val="16"/><w:u w:val="none"/><w:shd w:fill="auto" w:val="clear"/><w:vertAlign w:val="baseline"/></w:rPr></w:pPr><w:hyperlink r:id="rId14"><w:r><w:rPr><w:rFonts w:ascii="Calibri" w:cs="Calibri" w:eastAsia="Calibri" w:hAnsi="Calibri"/><w:b w:val="0"/><w:bCs w:val="0"/><w:i w:val="0"/><w:iCs w:val="0"/><w:smallCaps w:val="0"/><w:strike w:val="0"/><w:color w:val="0563c1"/><w:sz w:val="16"/><w:szCs w:val="16"/><w:u w:val="single"/><w:shd w:fill="auto" w:val="clear"/><w:vertAlign w:val="baseline"/><w:rtl w:val="0"/></w:rPr><w:t xml:space="preserve">https://www.daikin.nl/nl_nl/service-residential/stand-by-me.html</w:t></w:r></w:hyperlink><w:r><w:rPr><w:rtl w:val="0"/></w:rPr></w:r></w:p><w:p><w:pPr><w:keepNext w:val="0"/><w:keepLines w:val="0"/><w:pageBreakBefore w:val="0"/><w:widowControl w:val="1"/><w:pBdr><w:top w:space="0" w:sz="0" w:val="nil"/><w:left w:space="0" w:sz="0" w:val="nil"/><w:bottom w:space="0" w:sz="0" w:val="nil"/><w:right w:space="0" w:sz="0" w:val="nil"/><w:between w:space="0" w:sz="0" w:val="nil"/></w:pBdr><w:shd w:fill="auto" w:val="clear"/><w:spacing w:after="0" w:before="0" w:line="240" w:lineRule="auto"/><w:ind w:left="0" w:right="0" w:firstLine="0"/><w:jc w:val="left"/><w:rPr><w:rFonts w:ascii="Calibri" w:cs="Calibri" w:eastAsia="Calibri" w:hAnsi="Calibri"/><w:b w:val="0"/><w:bCs w:val="0"/><w:i w:val="0"/><w:iCs w:val="0"/><w:smallCaps w:val="0"/><w:strike w:val="0"/><w:color w:val="000000"/><w:sz w:val="16"/><w:szCs w:val="16"/><w:u w:val="single"/><w:shd w:fill="auto" w:val="clear"/><w:vertAlign w:val="baseline"/></w:rPr></w:pPr><w:r><w:rPr><w:rFonts w:ascii="Calibri" w:cs="Calibri" w:eastAsia="Calibri" w:hAnsi="Calibri"/><w:b w:val="0"/><w:bCs w:val="0"/><w:i w:val="0"/><w:iCs w:val="0"/><w:smallCaps w:val="0"/><w:strike w:val="0"/><w:color w:val="000000"/><w:sz w:val="16"/><w:szCs w:val="16"/><w:u w:val="single"/><w:shd w:fill="auto" w:val="clear"/><w:vertAlign w:val="baseline"/><w:rtl w:val="0"/></w:rPr><w:t xml:space="preserve"> </w:t></w:r></w:p><w:p><w:pPr><w:keepNext w:val="0"/><w:keepLines w:val="0"/><w:pageBreakBefore w:val="0"/><w:widowControl w:val="1"/><w:pBdr><w:top w:space="0" w:sz="0" w:val="nil"/><w:left w:space="0" w:sz="0" w:val="nil"/><w:bottom w:space="0" w:sz="0" w:val="nil"/><w:right w:space="0" w:sz="0" w:val="nil"/><w:between w:space="0" w:sz="0" w:val="nil"/></w:pBdr><w:shd w:fill="auto" w:val="clear"/><w:spacing w:after="0" w:before="0" w:line="240" w:lineRule="auto"/><w:ind w:left="0" w:right="0" w:firstLine="0"/><w:jc w:val="left"/><w:rPr><w:rFonts w:ascii="Calibri" w:cs="Calibri" w:eastAsia="Calibri" w:hAnsi="Calibri"/><w:b w:val="0"/><w:bCs w:val="0"/><w:i w:val="0"/><w:iCs w:val="0"/><w:smallCaps w:val="0"/><w:strike w:val="0"/><w:color w:val="000000"/><w:sz w:val="16"/><w:szCs w:val="16"/><w:u w:val="single"/><w:shd w:fill="auto" w:val="clear"/><w:vertAlign w:val="baseline"/></w:rPr></w:pPr><w:r><w:rPr><w:rFonts w:ascii="Calibri" w:cs="Calibri" w:eastAsia="Calibri" w:hAnsi="Calibri"/><w:b w:val="0"/><w:bCs w:val="0"/><w:i w:val="0"/><w:iCs w:val="0"/><w:smallCaps w:val="0"/><w:strike w:val="0"/><w:color w:val="000000"/><w:sz w:val="16"/><w:szCs w:val="16"/><w:u w:val="single"/><w:shd w:fill="auto" w:val="clear"/><w:vertAlign w:val="baseline"/><w:rtl w:val="0"/></w:rPr><w:t xml:space="preserve">Boringen:</w:t></w:r></w:p><w:p><w:pPr><w:keepNext w:val="0"/><w:keepLines w:val="0"/><w:pageBreakBefore w:val="0"/><w:widowControl w:val="1"/><w:pBdr><w:top w:space="0" w:sz="0" w:val="nil"/><w:left w:space="0" w:sz="0" w:val="nil"/><w:bottom w:space="0" w:sz="0" w:val="nil"/><w:right w:space="0" w:sz="0" w:val="nil"/><w:between w:space="0" w:sz="0" w:val="nil"/></w:pBdr><w:shd w:fill="auto" w:val="clear"/><w:spacing w:after="0" w:before="0" w:line="240" w:lineRule="auto"/><w:ind w:left="0" w:right="0" w:firstLine="0"/><w:jc w:val="left"/><w:rPr><w:rFonts w:ascii="Calibri" w:cs="Calibri" w:eastAsia="Calibri" w:hAnsi="Calibri"/><w:b w:val="0"/><w:bCs w:val="0"/><w:i w:val="0"/><w:iCs w:val="0"/><w:smallCaps w:val="0"/><w:strike w:val="0"/><w:color w:val="000000"/><w:sz w:val="16"/><w:szCs w:val="16"/><w:u w:val="single"/><w:shd w:fill="auto" w:val="clear"/><w:vertAlign w:val="baseline"/></w:rPr></w:pPr><w:r><w:rPr><w:sz w:val="16"/><w:szCs w:val="16"/></w:rPr><w:drawing><wp:anchor allowOverlap="1" behindDoc="1" distB="0" distT="0" distL="0" distR="0" hidden="0" layoutInCell="1" locked="0" relativeHeight="0" simplePos="0"><wp:simplePos x="0" y="0"/><wp:positionH relativeFrom="page"><wp:posOffset>972000</wp:posOffset></wp:positionH><wp:positionV relativeFrom="page"><wp:posOffset>3420000</wp:posOffset></wp:positionV><wp:extent cx="5791200" cy="5791200"/><wp:effectExtent b="0" l="0" r="0" t="0"/><wp:wrapNone/><wp:docPr descr="Afbeelding met cirkel, Graphics, logo, ontwerp&#xA;&#xA;Automatisch gegenereerde beschrijving" id="2" name="image2.png"/><a:graphic><a:graphicData uri="http://schemas.openxmlformats.org/drawingml/2006/picture"><pic:pic><pic:nvPicPr><pic:cNvPr descr="Afbeelding met cirkel, Graphics, logo, ontwerp&#xA;&#xA;Automatisch gegenereerde beschrijving" id="0" name="image2.png"/><pic:cNvPicPr preferRelativeResize="0"/></pic:nvPicPr><pic:blipFill><a:blip r:embed="rId10"/><a:srcRect b="0" l="0" r="0" t="0"/><a:stretch><a:fillRect/></a:stretch></pic:blipFill><pic:spPr><a:xfrm><a:off x="0" y="0"/><a:ext cx="5791200" cy="5791200"/></a:xfrm><a:prstGeom prst="rect"/><a:ln/></pic:spPr></pic:pic></a:graphicData></a:graphic></wp:anchor></w:drawing></w:r><w:r><w:rPr><w:rFonts w:ascii="Calibri" w:cs="Calibri" w:eastAsia="Calibri" w:hAnsi="Calibri"/><w:b w:val="0"/><w:bCs w:val="0"/><w:i w:val="0"/><w:iCs w:val="0"/><w:smallCaps w:val="0"/><w:strike w:val="0"/><w:color w:val="000000"/><w:sz w:val="16"/><w:szCs w:val="16"/><w:u w:val="none"/><w:shd w:fill="auto" w:val="clear"/><w:vertAlign w:val="baseline"/><w:rtl w:val="0"/></w:rPr><w:t xml:space="preserve">(Beton-)boringen zijn geheel voor risico van opdrachtgever. Indien tijdens de werkzaamheden blijkt dat de wanden/plafonds van (gewapend) beton zijn, dan bedragen de meerprijskosten per boring € 200,- excl b.t.w. </w:t></w:r><w:r><w:rPr><w:rtl w:val="0"/></w:rPr></w:r></w:p><w:p><w:pPr><w:keepNext w:val="0"/><w:keepLines w:val="0"/><w:pageBreakBefore w:val="0"/><w:widowControl w:val="1"/><w:pBdr><w:top w:space="0" w:sz="0" w:val="nil"/><w:left w:space="0" w:sz="0" w:val="nil"/><w:bottom w:space="0" w:sz="0" w:val="nil"/><w:right w:space="0" w:sz="0" w:val="nil"/><w:between w:space="0" w:sz="0" w:val="nil"/></w:pBdr><w:shd w:fill="auto" w:val="clear"/><w:spacing w:after="0" w:before="0" w:line="240" w:lineRule="auto"/><w:ind w:left="0" w:right="0" w:firstLine="0"/><w:jc w:val="left"/><w:rPr><w:rFonts w:ascii="Calibri" w:cs="Calibri" w:eastAsia="Calibri" w:hAnsi="Calibri"/><w:b w:val="0"/><w:bCs w:val="0"/><w:i w:val="0"/><w:iCs w:val="0"/><w:smallCaps w:val="0"/><w:strike w:val="0"/><w:color w:val="000000"/><w:sz w:val="16"/><w:szCs w:val="16"/><w:u w:val="single"/><w:shd w:fill="auto" w:val="clear"/><w:vertAlign w:val="baseline"/></w:rPr></w:pPr><w:r><w:rPr><w:rtl w:val="0"/></w:rPr></w:r></w:p><w:p><w:pPr><w:keepNext w:val="0"/><w:keepLines w:val="0"/><w:pageBreakBefore w:val="0"/><w:widowControl w:val="1"/><w:pBdr><w:top w:space="0" w:sz="0" w:val="nil"/><w:left w:space="0" w:sz="0" w:val="nil"/><w:bottom w:space="0" w:sz="0" w:val="nil"/><w:right w:space="0" w:sz="0" w:val="nil"/><w:between w:space="0" w:sz="0" w:val="nil"/></w:pBdr><w:shd w:fill="auto" w:val="clear"/><w:spacing w:after="0" w:before="0" w:line="240" w:lineRule="auto"/><w:ind w:left="0" w:right="0" w:firstLine="0"/><w:jc w:val="left"/><w:rPr><w:rFonts w:ascii="Calibri" w:cs="Calibri" w:eastAsia="Calibri" w:hAnsi="Calibri"/><w:b w:val="0"/><w:bCs w:val="0"/><w:i w:val="0"/><w:iCs w:val="0"/><w:smallCaps w:val="0"/><w:strike w:val="0"/><w:color w:val="000000"/><w:sz w:val="16"/><w:szCs w:val="16"/><w:u w:val="single"/><w:shd w:fill="auto" w:val="clear"/><w:vertAlign w:val="baseline"/></w:rPr></w:pPr><w:r><w:rPr><w:rFonts w:ascii="Calibri" w:cs="Calibri" w:eastAsia="Calibri" w:hAnsi="Calibri"/><w:b w:val="0"/><w:bCs w:val="0"/><w:i w:val="0"/><w:iCs w:val="0"/><w:smallCaps w:val="0"/><w:strike w:val="0"/><w:color w:val="000000"/><w:sz w:val="16"/><w:szCs w:val="16"/><w:u w:val="single"/><w:shd w:fill="auto" w:val="clear"/><w:vertAlign w:val="baseline"/><w:rtl w:val="0"/></w:rPr><w:t xml:space="preserve">Verlaagde plafonds, openen van (dakpan)daken en (beton-)boringen:</w:t></w:r></w:p><w:p><w:pPr><w:keepNext w:val="0"/><w:keepLines w:val="0"/><w:pageBreakBefore w:val="0"/><w:widowControl w:val="1"/><w:pBdr><w:top w:space="0" w:sz="0" w:val="nil"/><w:left w:space="0" w:sz="0" w:val="nil"/><w:bottom w:space="0" w:sz="0" w:val="nil"/><w:right w:space="0" w:sz="0" w:val="nil"/><w:between w:space="0" w:sz="0" w:val="nil"/></w:pBdr><w:shd w:fill="auto" w:val="clear"/><w:spacing w:after="0" w:before="0" w:line="240" w:lineRule="auto"/><w:ind w:left="0" w:right="0" w:firstLine="0"/><w:jc w:val="left"/><w:rPr><w:rFonts w:ascii="Calibri" w:cs="Calibri" w:eastAsia="Calibri" w:hAnsi="Calibri"/><w:b w:val="0"/><w:bCs w:val="0"/><w:i w:val="0"/><w:iCs w:val="0"/><w:smallCaps w:val="0"/><w:strike w:val="0"/><w:color w:val="000000"/><w:sz w:val="16"/><w:szCs w:val="16"/><w:u w:val="none"/><w:shd w:fill="auto" w:val="clear"/><w:vertAlign w:val="baseline"/></w:rPr></w:pPr><w:r><w:rPr><w:rFonts w:ascii="Calibri" w:cs="Calibri" w:eastAsia="Calibri" w:hAnsi="Calibri"/><w:b w:val="0"/><w:bCs w:val="0"/><w:i w:val="0"/><w:iCs w:val="0"/><w:smallCaps w:val="0"/><w:strike w:val="0"/><w:color w:val="000000"/><w:sz w:val="16"/><w:szCs w:val="16"/><w:u w:val="none"/><w:shd w:fill="auto" w:val="clear"/><w:vertAlign w:val="baseline"/><w:rtl w:val="0"/></w:rPr><w:t xml:space="preserve">Plafonds en dakpannen die worden gedemonteerd, worden naar het beste vermogen opnieuw gemonteerd, zonder aansprakelijkheid bij eventuele schade aan het verlaagde plafond / dak. Bij droge (beton-)boringen is cosmetische schade/vlekken uitgesloten van aansprakelijkheid. We trachten uiteraard ten alle tijden schade te voorkomen.</w:t></w:r></w:p><w:p><w:pPr><w:keepNext w:val="0"/><w:keepLines w:val="0"/><w:pageBreakBefore w:val="0"/><w:widowControl w:val="1"/><w:pBdr><w:top w:space="0" w:sz="0" w:val="nil"/><w:left w:space="0" w:sz="0" w:val="nil"/><w:bottom w:space="0" w:sz="0" w:val="nil"/><w:right w:space="0" w:sz="0" w:val="nil"/><w:between w:space="0" w:sz="0" w:val="nil"/></w:pBdr><w:shd w:fill="auto" w:val="clear"/><w:spacing w:after="0" w:before="0" w:line="240" w:lineRule="auto"/><w:ind w:left="0" w:right="0" w:firstLine="0"/><w:jc w:val="left"/><w:rPr><w:rFonts w:ascii="Calibri" w:cs="Calibri" w:eastAsia="Calibri" w:hAnsi="Calibri"/><w:b w:val="0"/><w:bCs w:val="0"/><w:i w:val="0"/><w:iCs w:val="0"/><w:smallCaps w:val="0"/><w:strike w:val="0"/><w:color w:val="000000"/><w:sz w:val="16"/><w:szCs w:val="16"/><w:u w:val="none"/><w:shd w:fill="auto" w:val="clear"/><w:vertAlign w:val="baseline"/></w:rPr></w:pPr><w:r><w:rPr><w:rtl w:val="0"/></w:rPr></w:r></w:p><w:p><w:pPr><w:tabs><w:tab w:val="left" w:leader="none" w:pos="1276"/><w:tab w:val="left" w:leader="none" w:pos="3261"/><w:tab w:val="left" w:leader="none" w:pos="7230"/></w:tabs><w:spacing w:after="0" w:line="240" w:lineRule="auto"/><w:rPr><w:sz w:val="16"/><w:szCs w:val="16"/><w:u w:val="single"/></w:rPr></w:pPr><w:r><w:rPr><w:sz w:val="16"/><w:szCs w:val="16"/><w:u w:val="single"/><w:rtl w:val="0"/></w:rPr><w:t xml:space="preserve">We zijn er in deze offerte vanuit gegaan dat:</w:t></w:r></w:p><w:p><w:pPr><w:tabs><w:tab w:val="left" w:leader="none" w:pos="1276"/><w:tab w:val="left" w:leader="none" w:pos="3261"/><w:tab w:val="left" w:leader="none" w:pos="7230"/></w:tabs><w:spacing w:after="0" w:line="240" w:lineRule="auto"/><w:rPr><w:sz w:val="16"/><w:szCs w:val="16"/></w:rPr></w:pPr><w:r><w:rPr><w:sz w:val="16"/><w:szCs w:val="16"/><w:rtl w:val="0"/></w:rPr><w:t xml:space="preserve">- De ruimtes en montageplaats vrij toegankelijk zijn tijdens de werkzaamheden</w:t></w:r></w:p><w:p><w:pPr><w:tabs><w:tab w:val="left" w:leader="none" w:pos="1276"/><w:tab w:val="left" w:leader="none" w:pos="3261"/><w:tab w:val="left" w:leader="none" w:pos="7230"/></w:tabs><w:spacing w:after="0" w:line="240" w:lineRule="auto"/><w:rPr><w:sz w:val="16"/><w:szCs w:val="16"/></w:rPr></w:pPr><w:r><w:rPr><w:sz w:val="16"/><w:szCs w:val="16"/><w:rtl w:val="0"/></w:rPr><w:t xml:space="preserve">- De werkzaamheden aaneengesloten worden uitgevoerd tijdens normale werktijden (7:00-17:00)</w:t></w:r></w:p><w:p><w:pPr><w:tabs><w:tab w:val="left" w:leader="none" w:pos="1276"/><w:tab w:val="left" w:leader="none" w:pos="3261"/><w:tab w:val="left" w:leader="none" w:pos="7230"/></w:tabs><w:spacing w:after="0" w:line="240" w:lineRule="auto"/><w:rPr><w:sz w:val="16"/><w:szCs w:val="16"/></w:rPr></w:pPr><w:r><w:rPr><w:sz w:val="16"/><w:szCs w:val="16"/><w:rtl w:val="0"/></w:rPr><w:t xml:space="preserve">- Er geen (boor) geluidsbeperkingen zijn tijdens de werkzaamheden</w:t></w:r><w:r><w:rPr><w:strike w:val="1"/><w:sz w:val="16"/><w:szCs w:val="16"/><w:rtl w:val="0"/></w:rPr><w:t xml:space="preserve"> </w:t></w:r><w:r><w:rPr><w:rtl w:val="0"/></w:rPr></w:r></w:p><w:p><w:pPr><w:keepNext w:val="0"/><w:keepLines w:val="0"/><w:pageBreakBefore w:val="0"/><w:widowControl w:val="1"/><w:pBdr><w:top w:space="0" w:sz="0" w:val="nil"/><w:left w:space="0" w:sz="0" w:val="nil"/><w:bottom w:space="0" w:sz="0" w:val="nil"/><w:right w:space="0" w:sz="0" w:val="nil"/><w:between w:space="0" w:sz="0" w:val="nil"/></w:pBdr><w:shd w:fill="auto" w:val="clear"/><w:spacing w:after="0" w:before="0" w:line="240" w:lineRule="auto"/><w:ind w:left="0" w:right="0" w:firstLine="0"/><w:jc w:val="left"/><w:rPr><w:rFonts w:ascii="Calibri" w:cs="Calibri" w:eastAsia="Calibri" w:hAnsi="Calibri"/><w:b w:val="0"/><w:bCs w:val="0"/><w:i w:val="0"/><w:iCs w:val="0"/><w:smallCaps w:val="0"/><w:strike w:val="0"/><w:color w:val="000000"/><w:sz w:val="16"/><w:szCs w:val="16"/><w:u w:val="none"/><w:shd w:fill="auto" w:val="clear"/><w:vertAlign w:val="baseline"/></w:rPr></w:pPr><w:r><w:rPr><w:rFonts w:ascii="Calibri" w:cs="Calibri" w:eastAsia="Calibri" w:hAnsi="Calibri"/><w:b w:val="0"/><w:bCs w:val="0"/><w:i w:val="0"/><w:iCs w:val="0"/><w:smallCaps w:val="0"/><w:strike w:val="0"/><w:color w:val="000000"/><w:sz w:val="16"/><w:szCs w:val="16"/><w:u w:val="none"/><w:shd w:fill="auto" w:val="clear"/><w:vertAlign w:val="baseline"/><w:rtl w:val="0"/></w:rPr><w:t xml:space="preserve">- De opstelplaats van de installatie(s) voldoende groot, vlak en draagkracht heeft om de installatie(s) te kunnen dragen en te kunnen </w:t></w:r></w:p><w:p><w:pPr><w:keepNext w:val="0"/><w:keepLines w:val="0"/><w:pageBreakBefore w:val="0"/><w:widowControl w:val="1"/><w:pBdr><w:top w:space="0" w:sz="0" w:val="nil"/><w:left w:space="0" w:sz="0" w:val="nil"/><w:bottom w:space="0" w:sz="0" w:val="nil"/><w:right w:space="0" w:sz="0" w:val="nil"/><w:between w:space="0" w:sz="0" w:val="nil"/></w:pBdr><w:shd w:fill="auto" w:val="clear"/><w:spacing w:after="0" w:before="0" w:line="240" w:lineRule="auto"/><w:ind w:left="0" w:right="0" w:firstLine="0"/><w:jc w:val="left"/><w:rPr><w:rFonts w:ascii="Calibri" w:cs="Calibri" w:eastAsia="Calibri" w:hAnsi="Calibri"/><w:b w:val="0"/><w:bCs w:val="0"/><w:i w:val="0"/><w:iCs w:val="0"/><w:smallCaps w:val="0"/><w:strike w:val="0"/><w:color w:val="000000"/><w:sz w:val="16"/><w:szCs w:val="16"/><w:u w:val="none"/><w:shd w:fill="auto" w:val="clear"/><w:vertAlign w:val="baseline"/></w:rPr></w:pPr><w:r><w:rPr><w:rFonts w:ascii="Calibri" w:cs="Calibri" w:eastAsia="Calibri" w:hAnsi="Calibri"/><w:b w:val="0"/><w:bCs w:val="0"/><w:i w:val="0"/><w:iCs w:val="0"/><w:smallCaps w:val="0"/><w:strike w:val="0"/><w:color w:val="000000"/><w:sz w:val="16"/><w:szCs w:val="16"/><w:u w:val="none"/><w:shd w:fill="auto" w:val="clear"/><w:vertAlign w:val="baseline"/><w:rtl w:val="0"/></w:rPr><w:t xml:space="preserve">  monteren. De verantwoording hiervan ligt bij de opdrachtgever. </w:t></w:r></w:p><w:p><w:pPr><w:keepNext w:val="0"/><w:keepLines w:val="0"/><w:pageBreakBefore w:val="0"/><w:widowControl w:val="1"/><w:pBdr><w:top w:space="0" w:sz="0" w:val="nil"/><w:left w:space="0" w:sz="0" w:val="nil"/><w:bottom w:space="0" w:sz="0" w:val="nil"/><w:right w:space="0" w:sz="0" w:val="nil"/><w:between w:space="0" w:sz="0" w:val="nil"/></w:pBdr><w:shd w:fill="auto" w:val="clear"/><w:spacing w:after="0" w:before="0" w:line="240" w:lineRule="auto"/><w:ind w:left="0" w:right="0" w:firstLine="0"/><w:jc w:val="left"/><w:rPr><w:rFonts w:ascii="Calibri" w:cs="Calibri" w:eastAsia="Calibri" w:hAnsi="Calibri"/><w:b w:val="0"/><w:bCs w:val="0"/><w:i w:val="0"/><w:iCs w:val="0"/><w:smallCaps w:val="0"/><w:strike w:val="0"/><w:color w:val="000000"/><w:sz w:val="16"/><w:szCs w:val="16"/><w:u w:val="none"/><w:shd w:fill="auto" w:val="clear"/><w:vertAlign w:val="baseline"/></w:rPr></w:pPr><w:r><w:rPr><w:rFonts w:ascii="Calibri" w:cs="Calibri" w:eastAsia="Calibri" w:hAnsi="Calibri"/><w:b w:val="0"/><w:bCs w:val="0"/><w:i w:val="0"/><w:iCs w:val="0"/><w:smallCaps w:val="0"/><w:strike w:val="0"/><w:color w:val="000000"/><w:sz w:val="16"/><w:szCs w:val="16"/><w:u w:val="none"/><w:shd w:fill="auto" w:val="clear"/><w:vertAlign w:val="baseline"/><w:rtl w:val="0"/></w:rPr><w:t xml:space="preserve">- Dat de ondergrond waarover getransporteerd moet worden voldoende draagkrachtig is om de (buiten-)units te kunnen plaatsen. </w:t></w:r></w:p><w:p><w:pPr><w:tabs><w:tab w:val="left" w:leader="none" w:pos="1276"/><w:tab w:val="left" w:leader="none" w:pos="3261"/><w:tab w:val="left" w:leader="none" w:pos="7230"/></w:tabs><w:spacing w:after="0" w:line="240" w:lineRule="auto"/><w:rPr><w:sz w:val="16"/><w:szCs w:val="16"/></w:rPr></w:pPr><w:r><w:rPr><w:sz w:val="16"/><w:szCs w:val="16"/><w:rtl w:val="0"/></w:rPr><w:t xml:space="preserve">- Er geen specifieke eisen, vergunningen en of veiligheids-, coronaregels van kracht zijn</w:t></w:r></w:p><w:p><w:pPr><w:tabs><w:tab w:val="left" w:leader="none" w:pos="1276"/><w:tab w:val="left" w:leader="none" w:pos="3261"/><w:tab w:val="left" w:leader="none" w:pos="7230"/></w:tabs><w:spacing w:after="0" w:line="240" w:lineRule="auto"/><w:rPr><w:b w:val="1"/><w:bCs w:val="1"/><w:sz w:val="16"/><w:szCs w:val="16"/></w:rPr></w:pPr><w:r><w:rPr><w:b w:val="1"/><w:bCs w:val="1"/><w:sz w:val="16"/><w:szCs w:val="16"/><w:rtl w:val="0"/></w:rPr><w:t xml:space="preserve">-</w:t></w:r><w:r><w:rPr><w:sz w:val="16"/><w:szCs w:val="16"/><w:rtl w:val="0"/></w:rPr><w:t xml:space="preserve"> Indien er geen gewenste kleur goot doorgegeven wordt, de kleur standaard wit wordt. Dit is tijdens de montage niet meer te wijzigen</w:t></w:r><w:r><w:rPr><w:rtl w:val="0"/></w:rPr></w:r></w:p><w:p><w:pPr><w:tabs><w:tab w:val="left" w:leader="none" w:pos="1276"/><w:tab w:val="left" w:leader="none" w:pos="3261"/><w:tab w:val="left" w:leader="none" w:pos="7230"/></w:tabs><w:spacing w:after="0" w:line="240" w:lineRule="auto"/><w:rPr><w:sz w:val="16"/><w:szCs w:val="16"/></w:rPr></w:pPr><w:r><w:rPr><w:sz w:val="16"/><w:szCs w:val="16"/><w:rtl w:val="0"/></w:rPr><w:t xml:space="preserve">- De aangevraagde offerte berekend en passend is op de daadwerkelijk benodigde koellast en warmtelast. </w:t></w:r></w:p><w:p><w:pPr><w:tabs><w:tab w:val="left" w:leader="none" w:pos="1276"/><w:tab w:val="left" w:leader="none" w:pos="3261"/><w:tab w:val="left" w:leader="none" w:pos="7230"/></w:tabs><w:spacing w:after="0" w:line="240" w:lineRule="auto"/><w:rPr><w:sz w:val="16"/><w:szCs w:val="16"/></w:rPr></w:pPr><w:r><w:rPr><w:sz w:val="16"/><w:szCs w:val="16"/><w:rtl w:val="0"/></w:rPr><w:t xml:space="preserve">- We een ruimte mogen gebruiken om onze materialen in op te slaan, tijdens de uitvoering van de werkzaamheden</w:t></w:r></w:p><w:p><w:pPr><w:tabs><w:tab w:val="left" w:leader="none" w:pos="1276"/><w:tab w:val="left" w:leader="none" w:pos="3261"/><w:tab w:val="left" w:leader="none" w:pos="7230"/></w:tabs><w:spacing w:after="0" w:line="240" w:lineRule="auto"/><w:rPr><w:sz w:val="16"/><w:szCs w:val="16"/></w:rPr></w:pPr><w:r><w:rPr><w:sz w:val="16"/><w:szCs w:val="16"/><w:rtl w:val="0"/></w:rPr><w:t xml:space="preserve">- Er geen parkeerkosten van toepassing zijn</w:t></w:r></w:p><w:p><w:pPr><w:tabs><w:tab w:val="left" w:leader="none" w:pos="1276"/><w:tab w:val="left" w:leader="none" w:pos="3261"/><w:tab w:val="left" w:leader="none" w:pos="7230"/></w:tabs><w:spacing w:after="0" w:line="240" w:lineRule="auto"/><w:rPr><w:sz w:val="16"/><w:szCs w:val="16"/></w:rPr></w:pPr><w:r><w:rPr><w:rtl w:val="0"/></w:rPr></w:r></w:p><w:p><w:pPr><w:tabs><w:tab w:val="left" w:leader="none" w:pos="1276"/><w:tab w:val="left" w:leader="none" w:pos="3261"/><w:tab w:val="left" w:leader="none" w:pos="7230"/></w:tabs><w:spacing w:after="0" w:line="240" w:lineRule="auto"/><w:rPr><w:sz w:val="16"/><w:szCs w:val="16"/></w:rPr></w:pPr><w:r><w:rPr><w:sz w:val="16"/><w:szCs w:val="16"/><w:rtl w:val="0"/></w:rPr><w:t xml:space="preserve">Indien bovenstaande niet het geval is, worden de kosten doorberekend op basis van nacalculatie.</w:t></w:r></w:p><w:p><w:pPr><w:tabs><w:tab w:val="left" w:leader="none" w:pos="1276"/><w:tab w:val="left" w:leader="none" w:pos="3261"/><w:tab w:val="left" w:leader="none" w:pos="7230"/></w:tabs><w:spacing w:after="0" w:line="240" w:lineRule="auto"/><w:rPr><w:sz w:val="16"/><w:szCs w:val="16"/><w:u w:val="single"/></w:rPr></w:pPr><w:r><w:rPr><w:rtl w:val="0"/></w:rPr></w:r></w:p><w:p><w:pPr><w:tabs><w:tab w:val="left" w:leader="none" w:pos="1276"/><w:tab w:val="left" w:leader="none" w:pos="3261"/><w:tab w:val="left" w:leader="none" w:pos="7230"/></w:tabs><w:spacing w:after="0" w:line="240" w:lineRule="auto"/><w:rPr><w:sz w:val="16"/><w:szCs w:val="16"/><w:u w:val="single"/></w:rPr></w:pPr><w:r><w:rPr><w:sz w:val="16"/><w:szCs w:val="16"/><w:u w:val="single"/><w:rtl w:val="0"/></w:rPr><w:t xml:space="preserve">Op al onze offertes gelden tevens de bijgevoegde algemene leveringsvoorwaarde van Techniek Nederland</w:t></w:r></w:p><w:p><w:pPr><w:tabs><w:tab w:val="left" w:leader="none" w:pos="1276"/><w:tab w:val="left" w:leader="none" w:pos="3261"/><w:tab w:val="left" w:leader="none" w:pos="7230"/></w:tabs><w:spacing w:after="0" w:line="240" w:lineRule="auto"/><w:rPr><w:sz w:val="16"/><w:szCs w:val="16"/><w:u w:val="single"/></w:rPr></w:pPr><w:r><w:rPr><w:rtl w:val="0"/></w:rPr></w:r></w:p><w:p><w:pPr><w:tabs><w:tab w:val="left" w:leader="none" w:pos="1276"/><w:tab w:val="left" w:leader="none" w:pos="3261"/><w:tab w:val="left" w:leader="none" w:pos="7230"/></w:tabs><w:spacing w:after="0" w:line="240" w:lineRule="auto"/><w:rPr><w:sz w:val="16"/><w:szCs w:val="16"/><w:u w:val="single"/></w:rPr></w:pPr><w:r><w:rPr><w:sz w:val="16"/><w:szCs w:val="16"/><w:u w:val="single"/><w:rtl w:val="0"/></w:rPr><w:t xml:space="preserve">Uitgesloten uit deze offerte zijn:</w:t></w:r></w:p><w:p><w:pPr><w:tabs><w:tab w:val="left" w:leader="none" w:pos="1276"/><w:tab w:val="left" w:leader="none" w:pos="3261"/><w:tab w:val="left" w:leader="none" w:pos="7230"/></w:tabs><w:spacing w:after="0" w:line="240" w:lineRule="auto"/><w:rPr><w:sz w:val="16"/><w:szCs w:val="16"/></w:rPr></w:pPr><w:r><w:rPr><w:sz w:val="16"/><w:szCs w:val="16"/><w:rtl w:val="0"/></w:rPr><w:t xml:space="preserve">- Elektrische voedingen welke anders zijn dan omschreven </w:t></w:r></w:p><w:p><w:pPr><w:tabs><w:tab w:val="left" w:leader="none" w:pos="1276"/><w:tab w:val="left" w:leader="none" w:pos="3261"/><w:tab w:val="left" w:leader="none" w:pos="7230"/></w:tabs><w:spacing w:after="0" w:line="240" w:lineRule="auto"/><w:rPr><w:sz w:val="16"/><w:szCs w:val="16"/></w:rPr></w:pPr><w:r><w:rPr><w:sz w:val="16"/><w:szCs w:val="16"/><w:rtl w:val="0"/></w:rPr><w:t xml:space="preserve">- Bouwkundige voorzieningen</w:t></w:r></w:p><w:p><w:pPr><w:tabs><w:tab w:val="left" w:leader="none" w:pos="1276"/><w:tab w:val="left" w:leader="none" w:pos="3261"/><w:tab w:val="left" w:leader="none" w:pos="7230"/></w:tabs><w:spacing w:after="0" w:line="240" w:lineRule="auto"/><w:rPr><w:sz w:val="16"/><w:szCs w:val="16"/></w:rPr></w:pPr><w:r><w:rPr><w:sz w:val="16"/><w:szCs w:val="16"/><w:rtl w:val="0"/></w:rPr><w:t xml:space="preserve">- Verticaal transport </w:t></w:r></w:p><w:p><w:pPr><w:tabs><w:tab w:val="left" w:leader="none" w:pos="1276"/><w:tab w:val="left" w:leader="none" w:pos="3261"/><w:tab w:val="left" w:leader="none" w:pos="7230"/></w:tabs><w:spacing w:after="0" w:line="240" w:lineRule="auto"/><w:rPr><w:sz w:val="16"/><w:szCs w:val="16"/></w:rPr></w:pPr><w:r><w:rPr><w:sz w:val="16"/><w:szCs w:val="16"/><w:rtl w:val="0"/></w:rPr><w:t xml:space="preserve">- Sloop, breek, boor, schilder, graaf, bestratings- en timmerwerkzaamheden</w:t></w:r></w:p><w:p><w:pPr><w:tabs><w:tab w:val="left" w:leader="none" w:pos="1276"/><w:tab w:val="left" w:leader="none" w:pos="3261"/><w:tab w:val="left" w:leader="none" w:pos="7230"/></w:tabs><w:spacing w:after="0" w:line="240" w:lineRule="auto"/><w:rPr><w:sz w:val="16"/><w:szCs w:val="16"/></w:rPr></w:pPr><w:r><w:rPr><w:sz w:val="16"/><w:szCs w:val="16"/><w:rtl w:val="0"/></w:rPr><w:t xml:space="preserve">- Afvoeren van afval en verpakkingsmateriaal </w:t></w:r></w:p><w:p><w:pPr><w:tabs><w:tab w:val="left" w:leader="none" w:pos="1276"/><w:tab w:val="left" w:leader="none" w:pos="3261"/><w:tab w:val="left" w:leader="none" w:pos="7230"/></w:tabs><w:spacing w:after="0" w:line="240" w:lineRule="auto"/><w:rPr><w:sz w:val="16"/><w:szCs w:val="16"/></w:rPr></w:pPr><w:r><w:rPr><w:sz w:val="16"/><w:szCs w:val="16"/><w:rtl w:val="0"/></w:rPr><w:t xml:space="preserve">- Het branden/ waterdicht afwerken van dakdoorvoeren</w:t></w:r></w:p><w:p><w:pPr><w:tabs><w:tab w:val="left" w:leader="none" w:pos="1276"/><w:tab w:val="left" w:leader="none" w:pos="3261"/><w:tab w:val="left" w:leader="none" w:pos="7230"/></w:tabs><w:spacing w:after="0" w:line="240" w:lineRule="auto"/><w:rPr><w:sz w:val="16"/><w:szCs w:val="16"/></w:rPr></w:pPr><w:r><w:rPr><w:sz w:val="16"/><w:szCs w:val="16"/><w:rtl w:val="0"/></w:rPr><w:t xml:space="preserve">- Het aanpassen en verstrekken van tekeningen en/of vergunningen</w:t></w:r></w:p><w:p><w:pPr><w:tabs><w:tab w:val="left" w:leader="none" w:pos="1276"/><w:tab w:val="left" w:leader="none" w:pos="3261"/><w:tab w:val="left" w:leader="none" w:pos="7230"/></w:tabs><w:spacing w:after="0" w:line="240" w:lineRule="auto"/><w:rPr><w:sz w:val="16"/><w:szCs w:val="16"/></w:rPr></w:pPr><w:r><w:rPr><w:sz w:val="16"/><w:szCs w:val="16"/><w:rtl w:val="0"/></w:rPr><w:t xml:space="preserve">- Het aanmelden en instellen van een Wifi-module (hiervoor is een meerprijs van toepassing) </w:t></w:r></w:p><w:p><w:pPr><w:tabs><w:tab w:val="left" w:leader="none" w:pos="1276"/><w:tab w:val="left" w:leader="none" w:pos="3261"/><w:tab w:val="left" w:leader="none" w:pos="7230"/></w:tabs><w:spacing w:after="0" w:line="240" w:lineRule="auto"/><w:rPr><w:sz w:val="16"/><w:szCs w:val="16"/></w:rPr></w:pPr><w:r><w:rPr><w:sz w:val="16"/><w:szCs w:val="16"/><w:rtl w:val="0"/></w:rPr><w:t xml:space="preserve">- Alle materialen en / of diensten die niet in deze offerte omschreven staan</w:t></w:r></w:p><w:p><w:pPr><w:keepNext w:val="0"/><w:keepLines w:val="0"/><w:pageBreakBefore w:val="0"/><w:widowControl w:val="1"/><w:pBdr><w:top w:space="0" w:sz="0" w:val="nil"/><w:left w:space="0" w:sz="0" w:val="nil"/><w:bottom w:space="0" w:sz="0" w:val="nil"/><w:right w:space="0" w:sz="0" w:val="nil"/><w:between w:space="0" w:sz="0" w:val="nil"/></w:pBdr><w:shd w:fill="auto" w:val="clear"/><w:spacing w:after="0" w:before="0" w:line="240" w:lineRule="auto"/><w:ind w:left="0" w:right="0" w:firstLine="0"/><w:jc w:val="left"/><w:rPr><w:rFonts w:ascii="Calibri" w:cs="Calibri" w:eastAsia="Calibri" w:hAnsi="Calibri"/><w:b w:val="0"/><w:bCs w:val="0"/><w:i w:val="0"/><w:iCs w:val="0"/><w:smallCaps w:val="0"/><w:strike w:val="0"/><w:color w:val="000000"/><w:sz w:val="20"/><w:szCs w:val="20"/><w:u w:val="none"/><w:shd w:fill="auto" w:val="clear"/><w:vertAlign w:val="baseline"/></w:rPr></w:pPr><w:r><w:rPr><w:rtl w:val="0"/></w:rPr></w:r></w:p><w:p><w:pPr><w:keepNext w:val="0"/><w:keepLines w:val="0"/><w:pageBreakBefore w:val="0"/><w:widowControl w:val="1"/><w:pBdr><w:top w:space="0" w:sz="0" w:val="nil"/><w:left w:space="0" w:sz="0" w:val="nil"/><w:bottom w:space="0" w:sz="0" w:val="nil"/><w:right w:space="0" w:sz="0" w:val="nil"/><w:between w:space="0" w:sz="0" w:val="nil"/></w:pBdr><w:shd w:fill="auto" w:val="clear"/><w:spacing w:after="0" w:before="0" w:line="240" w:lineRule="auto"/><w:ind w:left="0" w:right="0" w:firstLine="0"/><w:jc w:val="left"/><w:rPr><w:rFonts w:ascii="Calibri" w:cs="Calibri" w:eastAsia="Calibri" w:hAnsi="Calibri"/><w:b w:val="1"/><w:bCs w:val="1"/><w:i w:val="0"/><w:iCs w:val="0"/><w:smallCaps w:val="0"/><w:strike w:val="0"/><w:color w:val="000000"/><w:sz w:val="20"/><w:szCs w:val="20"/><w:u w:val="none"/><w:shd w:fill="auto" w:val="clear"/><w:vertAlign w:val="baseline"/></w:rPr></w:pPr><w:r><w:rPr><w:rFonts w:ascii="Calibri" w:cs="Calibri" w:eastAsia="Calibri" w:hAnsi="Calibri"/><w:b w:val="1"/><w:bCs w:val="1"/><w:i w:val="0"/><w:iCs w:val="0"/><w:smallCaps w:val="0"/><w:strike w:val="0"/><w:color w:val="000000"/><w:sz w:val="20"/><w:szCs w:val="20"/><w:u w:val="none"/><w:shd w:fill="auto" w:val="clear"/><w:vertAlign w:val="baseline"/><w:rtl w:val="0"/></w:rPr><w:t xml:space="preserve">Alle prijzen zijn incl montage netto en incl B.T.W</w:t></w:r></w:p><w:p><w:pPr><w:keepNext w:val="0"/><w:keepLines w:val="0"/><w:pageBreakBefore w:val="0"/><w:widowControl w:val="1"/><w:pBdr><w:top w:space="0" w:sz="0" w:val="nil"/><w:left w:space="0" w:sz="0" w:val="nil"/><w:bottom w:space="0" w:sz="0" w:val="nil"/><w:right w:space="0" w:sz="0" w:val="nil"/><w:between w:space="0" w:sz="0" w:val="nil"/></w:pBdr><w:shd w:fill="auto" w:val="clear"/><w:spacing w:after="0" w:before="0" w:line="240" w:lineRule="auto"/><w:ind w:left="0" w:right="0" w:firstLine="0"/><w:jc w:val="left"/><w:rPr><w:rFonts w:ascii="Calibri" w:cs="Calibri" w:eastAsia="Calibri" w:hAnsi="Calibri"/><w:b w:val="1"/><w:bCs w:val="1"/><w:i w:val="0"/><w:iCs w:val="0"/><w:smallCaps w:val="0"/><w:strike w:val="0"/><w:color w:val="000000"/><w:sz w:val="20"/><w:szCs w:val="20"/><w:u w:val="none"/><w:shd w:fill="auto" w:val="clear"/><w:vertAlign w:val="baseline"/></w:rPr></w:pPr><w:r><w:rPr><w:rtl w:val="0"/></w:rPr></w:r></w:p><w:p><w:pPr><w:keepNext w:val="0"/><w:keepLines w:val="0"/><w:pageBreakBefore w:val="0"/><w:widowControl w:val="1"/><w:pBdr><w:top w:space="0" w:sz="0" w:val="nil"/><w:left w:space="0" w:sz="0" w:val="nil"/><w:bottom w:space="0" w:sz="0" w:val="nil"/><w:right w:space="0" w:sz="0" w:val="nil"/><w:between w:space="0" w:sz="0" w:val="nil"/></w:pBdr><w:shd w:fill="auto" w:val="clear"/><w:spacing w:after="0" w:before="0" w:line="240" w:lineRule="auto"/><w:ind w:left="0" w:right="0" w:firstLine="0"/><w:jc w:val="left"/><w:rPr><w:rFonts w:ascii="Calibri" w:cs="Calibri" w:eastAsia="Calibri" w:hAnsi="Calibri"/><w:b w:val="1"/><w:bCs w:val="1"/><w:i w:val="0"/><w:iCs w:val="0"/><w:smallCaps w:val="0"/><w:strike w:val="0"/><w:color w:val="000000"/><w:sz w:val="18"/><w:szCs w:val="18"/><w:u w:val="none"/><w:shd w:fill="auto" w:val="clear"/><w:vertAlign w:val="baseline"/></w:rPr></w:pPr><w:r><w:rPr><w:rFonts w:ascii="Calibri" w:cs="Calibri" w:eastAsia="Calibri" w:hAnsi="Calibri"/><w:b w:val="1"/><w:bCs w:val="1"/><w:i w:val="0"/><w:iCs w:val="0"/><w:smallCaps w:val="0"/><w:strike w:val="0"/><w:color w:val="000000"/><w:sz w:val="18"/><w:szCs w:val="18"/><w:u w:val="none"/><w:shd w:fill="auto" w:val="clear"/><w:vertAlign w:val="baseline"/><w:rtl w:val="0"/></w:rPr><w:t xml:space="preserve">    </w:t><w:tab/></w:r></w:p><w:p><w:pPr><w:keepNext w:val="0"/><w:keepLines w:val="0"/><w:pageBreakBefore w:val="0"/><w:widowControl w:val="1"/><w:pBdr><w:top w:space="0" w:sz="0" w:val="nil"/><w:left w:space="0" w:sz="0" w:val="nil"/><w:bottom w:space="0" w:sz="0" w:val="nil"/><w:right w:space="0" w:sz="0" w:val="nil"/><w:between w:space="0" w:sz="0" w:val="nil"/></w:pBdr><w:shd w:fill="auto" w:val="clear"/><w:spacing w:after="0" w:before="0" w:line="240" w:lineRule="auto"/><w:ind w:left="0" w:right="0" w:firstLine="0"/><w:jc w:val="left"/><w:rPr><w:rFonts w:ascii="Calibri" w:cs="Calibri" w:eastAsia="Calibri" w:hAnsi="Calibri"/><w:b w:val="1"/><w:bCs w:val="1"/><w:i w:val="0"/><w:iCs w:val="0"/><w:smallCaps w:val="0"/><w:strike w:val="0"/><w:color w:val="000000"/><w:sz w:val="16"/><w:szCs w:val="16"/><w:u w:val="none"/><w:shd w:fill="auto" w:val="clear"/><w:vertAlign w:val="baseline"/></w:rPr></w:pPr><w:r><w:rPr><w:rFonts w:ascii="Calibri" w:cs="Calibri" w:eastAsia="Calibri" w:hAnsi="Calibri"/><w:b w:val="0"/><w:bCs w:val="0"/><w:i w:val="0"/><w:iCs w:val="0"/><w:smallCaps w:val="0"/><w:strike w:val="0"/><w:color w:val="000000"/><w:sz w:val="16"/><w:szCs w:val="16"/><w:u w:val="none"/><w:shd w:fill="auto" w:val="clear"/><w:vertAlign w:val="baseline"/><w:rtl w:val="0"/></w:rPr><w:t xml:space="preserve">Graag ontvangen wij één exemplaar, voor akkoord getekend retour.</w:t><w:tab/><w:tab/></w:r><w:r><w:rPr><w:rtl w:val="0"/></w:rPr></w:r></w:p><w:p><w:pPr><w:keepNext w:val="0"/><w:keepLines w:val="0"/><w:pageBreakBefore w:val="0"/><w:widowControl w:val="1"/><w:pBdr><w:top w:space="0" w:sz="0" w:val="nil"/><w:left w:space="0" w:sz="0" w:val="nil"/><w:bottom w:space="0" w:sz="0" w:val="nil"/><w:right w:space="0" w:sz="0" w:val="nil"/><w:between w:space="0" w:sz="0" w:val="nil"/></w:pBdr><w:shd w:fill="auto" w:val="clear"/><w:spacing w:after="0" w:before="0" w:line="240" w:lineRule="auto"/><w:ind w:left="0" w:right="0" w:firstLine="0"/><w:jc w:val="left"/><w:rPr><w:rFonts w:ascii="Calibri" w:cs="Calibri" w:eastAsia="Calibri" w:hAnsi="Calibri"/><w:b w:val="1"/><w:bCs w:val="1"/><w:i w:val="0"/><w:iCs w:val="0"/><w:smallCaps w:val="0"/><w:strike w:val="0"/><w:color w:val="000000"/><w:sz w:val="16"/><w:szCs w:val="16"/><w:u w:val="none"/><w:shd w:fill="auto" w:val="clear"/><w:vertAlign w:val="baseline"/></w:rPr></w:pPr><w:r><w:rPr><w:rFonts w:ascii="Calibri" w:cs="Calibri" w:eastAsia="Calibri" w:hAnsi="Calibri"/><w:b w:val="0"/><w:bCs w:val="0"/><w:i w:val="0"/><w:iCs w:val="0"/><w:smallCaps w:val="0"/><w:strike w:val="0"/><w:color w:val="000000"/><w:sz w:val="16"/><w:szCs w:val="16"/><w:u w:val="none"/><w:shd w:fill="auto" w:val="clear"/><w:vertAlign w:val="baseline"/><w:rtl w:val="0"/></w:rPr><w:t xml:space="preserve">Datum:</w:t><w:tab/><w:tab/><w:tab/><w:tab/><w:tab/></w:r><w:r><w:rPr><w:rtl w:val="0"/></w:rPr></w:r></w:p><w:p><w:pPr><w:keepNext w:val="0"/><w:keepLines w:val="0"/><w:pageBreakBefore w:val="0"/><w:widowControl w:val="1"/><w:pBdr><w:top w:space="0" w:sz="0" w:val="nil"/><w:left w:space="0" w:sz="0" w:val="nil"/><w:bottom w:space="0" w:sz="0" w:val="nil"/><w:right w:space="0" w:sz="0" w:val="nil"/><w:between w:space="0" w:sz="0" w:val="nil"/></w:pBdr><w:shd w:fill="auto" w:val="clear"/><w:spacing w:after="0" w:before="0" w:line="240" w:lineRule="auto"/><w:ind w:left="0" w:right="0" w:firstLine="0"/><w:jc w:val="left"/><w:rPr><w:rFonts w:ascii="Calibri" w:cs="Calibri" w:eastAsia="Calibri" w:hAnsi="Calibri"/><w:b w:val="0"/><w:bCs w:val="0"/><w:i w:val="0"/><w:iCs w:val="0"/><w:smallCaps w:val="0"/><w:strike w:val="0"/><w:color w:val="000000"/><w:sz w:val="16"/><w:szCs w:val="16"/><w:u w:val="none"/><w:shd w:fill="auto" w:val="clear"/><w:vertAlign w:val="baseline"/></w:rPr></w:pPr><w:r><w:rPr><w:rFonts w:ascii="Calibri" w:cs="Calibri" w:eastAsia="Calibri" w:hAnsi="Calibri"/><w:b w:val="0"/><w:bCs w:val="0"/><w:i w:val="0"/><w:iCs w:val="0"/><w:smallCaps w:val="0"/><w:strike w:val="0"/><w:color w:val="000000"/><w:sz w:val="16"/><w:szCs w:val="16"/><w:u w:val="none"/><w:shd w:fill="auto" w:val="clear"/><w:vertAlign w:val="baseline"/><w:rtl w:val="0"/></w:rPr><w:t xml:space="preserve">Voor akkoord</w:t><w:tab/><w:tab/><w:tab/><w:tab/><w:t xml:space="preserve">Handtekening:___________________________________</w:t></w:r></w:p><w:p><w:pPr><w:keepNext w:val="0"/><w:keepLines w:val="0"/><w:pageBreakBefore w:val="0"/><w:widowControl w:val="1"/><w:pBdr><w:top w:space="0" w:sz="0" w:val="nil"/><w:left w:space="0" w:sz="0" w:val="nil"/><w:bottom w:space="0" w:sz="0" w:val="nil"/><w:right w:space="0" w:sz="0" w:val="nil"/><w:between w:space="0" w:sz="0" w:val="nil"/></w:pBdr><w:shd w:fill="auto" w:val="clear"/><w:spacing w:after="0" w:before="0" w:line="240" w:lineRule="auto"/><w:ind w:left="0" w:right="0" w:firstLine="0"/><w:jc w:val="left"/><w:rPr><w:rFonts w:ascii="Calibri" w:cs="Calibri" w:eastAsia="Calibri" w:hAnsi="Calibri"/><w:b w:val="0"/><w:bCs w:val="0"/><w:i w:val="0"/><w:iCs w:val="0"/><w:smallCaps w:val="0"/><w:strike w:val="0"/><w:color w:val="000000"/><w:sz w:val="16"/><w:szCs w:val="16"/><w:u w:val="none"/><w:shd w:fill="auto" w:val="clear"/><w:vertAlign w:val="baseline"/></w:rPr></w:pPr><w:r><w:rPr><w:rtl w:val="0"/></w:rPr></w:r></w:p><w:p><w:pPr><w:keepNext w:val="0"/><w:keepLines w:val="0"/><w:pageBreakBefore w:val="0"/><w:widowControl w:val="1"/><w:pBdr><w:top w:space="0" w:sz="0" w:val="nil"/><w:left w:space="0" w:sz="0" w:val="nil"/><w:bottom w:space="0" w:sz="0" w:val="nil"/><w:right w:space="0" w:sz="0" w:val="nil"/><w:between w:space="0" w:sz="0" w:val="nil"/></w:pBdr><w:shd w:fill="auto" w:val="clear"/><w:spacing w:after="0" w:before="0" w:line="240" w:lineRule="auto"/><w:ind w:left="0" w:right="0" w:firstLine="0"/><w:jc w:val="left"/><w:rPr><w:rFonts w:ascii="Calibri" w:cs="Calibri" w:eastAsia="Calibri" w:hAnsi="Calibri"/><w:b w:val="0"/><w:bCs w:val="0"/><w:i w:val="0"/><w:iCs w:val="0"/><w:smallCaps w:val="0"/><w:strike w:val="0"/><w:color w:val="000000"/><w:sz w:val="16"/><w:szCs w:val="16"/><w:u w:val="none"/><w:shd w:fill="auto" w:val="clear"/><w:vertAlign w:val="baseline"/></w:rPr></w:pPr><w:r><w:rPr><w:rFonts w:ascii="Calibri" w:cs="Calibri" w:eastAsia="Calibri" w:hAnsi="Calibri"/><w:b w:val="0"/><w:bCs w:val="0"/><w:i w:val="0"/><w:iCs w:val="0"/><w:smallCaps w:val="0"/><w:strike w:val="0"/><w:color w:val="000000"/><w:sz w:val="16"/><w:szCs w:val="16"/><w:u w:val="none"/><w:shd w:fill="auto" w:val="clear"/><w:vertAlign w:val="baseline"/><w:rtl w:val="0"/></w:rPr><w:t xml:space="preserve">Kleur buiten goot: {gutterColor}</w:t></w:r></w:p><w:p><w:pPr><w:keepNext w:val="0"/><w:keepLines w:val="0"/><w:pageBreakBefore w:val="0"/><w:widowControl w:val="1"/><w:pBdr><w:top w:space="0" w:sz="0" w:val="nil"/><w:left w:space="0" w:sz="0" w:val="nil"/><w:bottom w:space="0" w:sz="0" w:val="nil"/><w:right w:space="0" w:sz="0" w:val="nil"/><w:between w:space="0" w:sz="0" w:val="nil"/></w:pBdr><w:shd w:fill="auto" w:val="clear"/><w:spacing w:after="0" w:before="0" w:line="240" w:lineRule="auto"/><w:ind w:left="0" w:right="0" w:firstLine="0"/><w:jc w:val="left"/><w:rPr><w:sz w:val="18"/><w:szCs w:val="18"/></w:rPr></w:pPr><w:r><w:rPr><w:rtl w:val="0"/></w:rPr></w:r></w:p><w:p><w:pPr><w:keepNext w:val="0"/><w:keepLines w:val="0"/><w:pageBreakBefore w:val="0"/><w:widowControl w:val="1"/><w:pBdr><w:top w:space="0" w:sz="0" w:val="nil"/><w:left w:space="0" w:sz="0" w:val="nil"/><w:bottom w:space="0" w:sz="0" w:val="nil"/><w:right w:space="0" w:sz="0" w:val="nil"/><w:between w:space="0" w:sz="0" w:val="nil"/></w:pBdr><w:shd w:fill="auto" w:val="clear"/><w:spacing w:after="0" w:before="0" w:line="240" w:lineRule="auto"/><w:ind w:left="0" w:right="0" w:firstLine="0"/><w:jc w:val="left"/><w:rPr><w:sz w:val="18"/><w:szCs w:val="18"/></w:rPr></w:pPr><w:r><w:rPr><w:rtl w:val="0"/></w:rPr></w:r></w:p><w:p><w:pPr><w:keepNext w:val="0"/><w:keepLines w:val="0"/><w:pageBreakBefore w:val="0"/><w:widowControl w:val="1"/><w:pBdr><w:top w:space="0" w:sz="0" w:val="nil"/><w:left w:space="0" w:sz="0" w:val="nil"/><w:bottom w:space="0" w:sz="0" w:val="nil"/><w:right w:space="0" w:sz="0" w:val="nil"/><w:between w:space="0" w:sz="0" w:val="nil"/></w:pBdr><w:shd w:fill="auto" w:val="clear"/><w:spacing w:after="0" w:before="0" w:line="240" w:lineRule="auto"/><w:ind w:left="0" w:right="0" w:firstLine="0"/><w:jc w:val="left"/><w:rPr><w:sz w:val="18"/><w:szCs w:val="18"/></w:rPr></w:pPr><w:r><w:rPr><w:sz w:val="18"/><w:szCs w:val="18"/></w:rPr><w:drawing><wp:anchor allowOverlap="1" behindDoc="1" distB="0" distT="0" distL="0" distR="0" hidden="0" layoutInCell="1" locked="0" relativeHeight="0" simplePos="0"><wp:simplePos x="0" y="0"/><wp:positionH relativeFrom="page"><wp:posOffset>972185</wp:posOffset></wp:positionH><wp:positionV relativeFrom="page"><wp:posOffset>3420000</wp:posOffset></wp:positionV><wp:extent cx="5791200" cy="5791200"/><wp:effectExtent b="0" l="0" r="0" t="0"/><wp:wrapNone/><wp:docPr descr="Afbeelding met cirkel, Graphics, logo, ontwerp&#xA;&#xA;Automatisch gegenereerde beschrijving" id="7" name="image2.png"/><a:graphic><a:graphicData uri="http://schemas.openxmlformats.org/drawingml/2006/picture"><pic:pic><pic:nvPicPr><pic:cNvPr descr="Afbeelding met cirkel, Graphics, logo, ontwerp&#xA;&#xA;Automatisch gegenereerde beschrijving" id="0" name="image2.png"/><pic:cNvPicPr preferRelativeResize="0"/></pic:nvPicPr><pic:blipFill><a:blip r:embed="rId10"/><a:srcRect b="0" l="0" r="0" t="0"/><a:stretch><a:fillRect/></a:stretch></pic:blipFill><pic:spPr><a:xfrm><a:off x="0" y="0"/><a:ext cx="5791200" cy="5791200"/></a:xfrm><a:prstGeom prst="rect"/><a:ln/></pic:spPr></pic:pic></a:graphicData></a:graphic></wp:anchor></w:drawing></w:r><w:r><w:rPr><w:rFonts w:ascii="Calibri" w:cs="Calibri" w:eastAsia="Calibri" w:hAnsi="Calibri"/><w:b w:val="0"/><w:bCs w:val="0"/><w:i w:val="0"/><w:iCs w:val="0"/><w:smallCaps w:val="0"/><w:strike w:val="0"/><w:color w:val="000000"/><w:sz w:val="18"/><w:szCs w:val="18"/><w:u w:val="none"/><w:shd w:fill="auto" w:val="clear"/><w:vertAlign w:val="baseline"/><w:rtl w:val="0"/></w:rPr><w:tab/></w:r><w:r><w:rPr><w:rtl w:val="0"/></w:rPr></w:r></w:p><w:sectPr><w:headerReference r:id="rId15" w:type="default"/><w:pgSz w:h="16838" w:w="11906" w:orient="portrait"/><w:pgMar w:bottom="1440" w:top="1440" w:left="1531" w:right="1098" w:header="708" w:footer="708"/><w:pgNumType w:start="1"/></w:sectPr></w:body></w:document>
-</file>
-
-<file path=word/footer1.xml><?xml version="1.0" encoding="UTF-8" standalone="yes"?><w:ftr xmlns:mc="http://schemas.openxmlformats.org/markup-compatibility/2006" xmlns:o="urn:schemas-microsoft-com:office:office" xmlns:r="http://schemas.openxmlformats.org/officeDocument/2006/relationships" xmlns:m="http://schemas.openxmlformats.org/officeDocument/2006/math" xmlns:v="urn:schemas-microsoft-com:vml" xmlns:wp="http://schemas.openxmlformats.org/drawingml/2006/wordprocessingDrawing" xmlns:w10="urn:schemas-microsoft-com:office:word" xmlns:w="http://schemas.openxmlformats.org/wordprocessingml/2006/main" xmlns:wne="http://schemas.microsoft.com/office/word/2006/wordml" xmlns:sl="http://schemas.openxmlformats.org/schemaLibrary/2006/main" xmlns:a="http://schemas.openxmlformats.org/drawingml/2006/main" xmlns:pic="http://schemas.openxmlformats.org/drawingml/2006/picture" xmlns:c="http://schemas.openxmlformats.org/drawingml/2006/chart" xmlns:lc="http://schemas.openxmlformats.org/drawingml/2006/lockedCanvas" xmlns:dgm="http://schemas.openxmlformats.org/drawingml/2006/diagram" xmlns:wps="http://schemas.microsoft.com/office/word/2010/wordprocessingShape" xmlns:wpg="http://schemas.microsoft.com/office/word/2010/wordprocessingGroup" xmlns:w14="http://schemas.microsoft.com/office/word/2010/wordml" xmlns:w15="http://schemas.microsoft.com/office/word/2012/wordml"><w:p><w:p><w:pPr><w:pBdr><w:top w:val="single" w:sz="6" w:space="1" w:color="AEABAB"/></w:pBdr><w:spacing w:after="60" w:before="0"/></w:pPr></w:p><w:p><w:pPr><w:spacing w:after="0" w:line="240" w:lineRule="auto"/><w:rPr><w:sz w:val="16"/><w:szCs w:val="16"/></w:rPr></w:pPr><w:r><w:rPr><w:sz w:val="16"/><w:szCs w:val="16"/><w:rtl w:val="0"/></w:rPr><w:t xml:space="preserve">Dongemond Klimaattechniek B.V</w:t></w:r><w:r><w:rPr><w:color w:val="4d8cac"/><w:sz w:val="16"/><w:szCs w:val="16"/><w:rtl w:val="0"/></w:rPr><w:t xml:space="preserve">               </w:t><w:tab/><w:t xml:space="preserve">       </w:t></w:r><w:r><w:rPr><w:sz w:val="16"/><w:szCs w:val="16"/><w:rtl w:val="0"/></w:rPr><w:t xml:space="preserve">Telefoon:  0162-750861</w:t></w:r><w:r><w:rPr><w:color w:val="4d8cac"/><w:sz w:val="16"/><w:szCs w:val="16"/><w:rtl w:val="0"/></w:rPr><w:t xml:space="preserve">          </w:t><w:tab/><w:tab/><w:t xml:space="preserve">                                            </w:t></w:r><w:r><w:rPr><w:sz w:val="16"/><w:szCs w:val="16"/><w:rtl w:val="0"/></w:rPr><w:t xml:space="preserve">KvK: 71245340</w:t></w:r></w:p><w:p><w:pPr><w:tabs><w:tab w:val="left" w:leader="none" w:pos="3285"/></w:tabs><w:spacing w:after="0" w:line="240" w:lineRule="auto"/><w:rPr><w:color w:val="1a1915"/><w:sz w:val="16"/><w:szCs w:val="16"/></w:rPr></w:pPr><w:r><w:rPr><w:sz w:val="16"/><w:szCs w:val="16"/><w:rtl w:val="0"/></w:rPr><w:t xml:space="preserve">Benedenkerkstraat 57                                               Email: </w:t></w:r><w:hyperlink r:id="rId12"><w:r><w:rPr><w:sz w:val="16"/><w:szCs w:val="16"/><w:u w:val="single"/><w:rtl w:val="0"/></w:rPr><w:t xml:space="preserve">info@dongemondklimaattechniek.nl</w:t></w:r></w:hyperlink><w:r><w:rPr><w:sz w:val="16"/><w:szCs w:val="16"/><w:rtl w:val="0"/></w:rPr><w:t xml:space="preserve">                                       BtwNr: NL858635471B01</w:t></w:r><w:r><w:rPr><w:rtl w:val="0"/></w:rPr></w:r></w:p><w:p><w:pPr><w:spacing w:after="0" w:line="240" w:lineRule="auto"/><w:rPr><w:sz w:val="16"/><w:szCs w:val="16"/></w:rPr></w:pPr><w:bookmarkStart w:colFirst="0" w:colLast="0" w:name="_szqe08wi9zvs" w:id="1"/><w:bookmarkEnd w:id="1"/><w:r><w:rPr><w:sz w:val="16"/><w:szCs w:val="16"/><w:rtl w:val="0"/></w:rPr><w:t xml:space="preserve">5165 CA Waspik                 </w:t></w:r><w:r><w:rPr><w:color w:val="4d8cac"/><w:sz w:val="16"/><w:szCs w:val="16"/><w:rtl w:val="0"/></w:rPr><w:tab/><w:tab/></w:r><w:r><w:rPr><w:sz w:val="16"/><w:szCs w:val="16"/><w:rtl w:val="0"/></w:rPr><w:t xml:space="preserve">       Website: www.dongemondklimaattechniek.nl </w:t></w:r><w:r><w:rPr><w:color w:val="4d8cac"/><w:sz w:val="16"/><w:szCs w:val="16"/><w:rtl w:val="0"/></w:rPr><w:tab/></w:r><w:r><w:rPr><w:sz w:val="16"/><w:szCs w:val="16"/><w:rtl w:val="0"/></w:rPr><w:t xml:space="preserve">                        IBAN: NL07RABO0329224719</w:t></w:r><w:r><w:rPr><w:rtl w:val="0"/></w:rPr></w:r></w:p><w:p><w:pPr><w:spacing w:after="0"/></w:pPr></w:p></w:ftr>
+<file path=word/document.xml><?xml version="1.0" encoding="utf-8"?>
+<w:document xmlns:mc="http://schemas.openxmlformats.org/markup-compatibility/2006" xmlns:o="urn:schemas-microsoft-com:office:office" xmlns:r="http://schemas.openxmlformats.org/officeDocument/2006/relationships" xmlns:m="http://schemas.openxmlformats.org/officeDocument/2006/math" xmlns:v="urn:schemas-microsoft-com:vml" xmlns:wp="http://schemas.openxmlformats.org/drawingml/2006/wordprocessingDrawing" xmlns:w10="urn:schemas-microsoft-com:office:word" xmlns:w="http://schemas.openxmlformats.org/wordprocessingml/2006/main" xmlns:wne="http://schemas.microsoft.com/office/word/2006/wordml" xmlns:sl="http://schemas.openxmlformats.org/schemaLibrary/2006/main" xmlns:a="http://schemas.openxmlformats.org/drawingml/2006/main" xmlns:pic="http://schemas.openxmlformats.org/drawingml/2006/picture" xmlns:c="http://schemas.openxmlformats.org/drawingml/2006/chart" xmlns:lc="http://schemas.openxmlformats.org/drawingml/2006/lockedCanvas" xmlns:dgm="http://schemas.openxmlformats.org/drawingml/2006/diagram" xmlns:wps="http://schemas.microsoft.com/office/word/2010/wordprocessingShape" xmlns:wpg="http://schemas.microsoft.com/office/word/2010/wordprocessingGroup" xmlns:w14="http://schemas.microsoft.com/office/word/2010/wordml" xmlns:w15="http://schemas.microsoft.com/office/word/2012/wordml" xmlns:w16="http://schemas.microsoft.com/office/word/2018/wordml" xmlns:w16cex="http://schemas.microsoft.com/office/word/2018/wordml/cex" xmlns:w16cid="http://schemas.microsoft.com/office/word/2016/wordml/cid" xmlns="http://schemas.microsoft.com/office/tasks/2019/documenttasks" xmlns:cr="http://schemas.microsoft.com/office/comments/2020/reactions">
+  <w:body>
+    <w:p>
+      <w:pPr>
+        <w:keepNext w:val="0"/>
+        <w:keepLines w:val="0"/>
+        <w:pageBreakBefore w:val="0"/>
+        <w:widowControl w:val="1"/>
+        <w:pBdr>
+          <w:top w:space="0" w:sz="0" w:val="nil"/>
+          <w:left w:space="0" w:sz="0" w:val="nil"/>
+          <w:bottom w:space="0" w:sz="0" w:val="nil"/>
+          <w:right w:space="0" w:sz="0" w:val="nil"/>
+          <w:between w:space="0" w:sz="0" w:val="nil"/>
+        </w:pBdr>
+        <w:shd w:fill="auto" w:val="clear"/>
+        <w:spacing w:after="0" w:before="0" w:line="240" w:lineRule="auto"/>
+        <w:ind w:left="0" w:right="0" w:firstLine="708"/>
+        <w:jc w:val="center"/>
+        <w:rPr>
+          <w:rFonts w:ascii="Tahoma" w:cs="Tahoma" w:eastAsia="Tahoma" w:hAnsi="Tahoma"/>
+          <w:b w:val="0"/>
+          <w:bCs w:val="0"/>
+          <w:i w:val="0"/>
+          <w:iCs w:val="0"/>
+          <w:smallCaps w:val="0"/>
+          <w:strike w:val="0"/>
+          <w:color w:val="000000"/>
+          <w:sz w:val="16"/>
+          <w:szCs w:val="16"/>
+          <w:u w:val="none"/>
+          <w:shd w:fill="auto" w:val="clear"/>
+          <w:vertAlign w:val="baseline"/>
+        </w:rPr>
+      </w:pPr>
+      <w:r>
+        <w:rPr>
+          <w:rFonts w:ascii="Tahoma" w:cs="Tahoma" w:eastAsia="Tahoma" w:hAnsi="Tahoma"/>
+          <w:b w:val="0"/>
+          <w:bCs w:val="0"/>
+          <w:i w:val="0"/>
+          <w:iCs w:val="0"/>
+          <w:smallCaps w:val="0"/>
+          <w:strike w:val="0"/>
+          <w:color w:val="000000"/>
+          <w:sz w:val="16"/>
+          <w:szCs w:val="16"/>
+          <w:u w:val="none"/>
+          <w:shd w:fill="auto" w:val="clear"/>
+          <w:vertAlign w:val="baseline"/>
+          <w:rtl w:val="0"/>
+        </w:rPr>
+        <w:t xml:space="preserve">n                                                                                                              </w:t>
+      </w:r>
+      <w:r>
+        <w:drawing>
+          <wp:anchor allowOverlap="1" behindDoc="0" distB="0" distT="0" distL="114300" distR="114300" hidden="0" layoutInCell="1" locked="0" relativeHeight="0" simplePos="0">
+            <wp:simplePos x="0" y="0"/>
+            <wp:positionH relativeFrom="column">
+              <wp:posOffset>-114299</wp:posOffset>
+            </wp:positionH>
+            <wp:positionV relativeFrom="paragraph">
+              <wp:posOffset>-256539</wp:posOffset>
+            </wp:positionV>
+            <wp:extent cx="4467225" cy="1360554"/>
+            <wp:effectExtent b="0" l="0" r="0" t="0"/>
+            <wp:wrapNone/>
+            <wp:docPr id="9" name="image1.png"/>
+            <a:graphic>
+              <a:graphicData uri="http://schemas.openxmlformats.org/drawingml/2006/picture">
+                <pic:pic>
+                  <pic:nvPicPr>
+                    <pic:cNvPr id="0" name="image1.png"/>
+                    <pic:cNvPicPr preferRelativeResize="0"/>
+                  </pic:nvPicPr>
+                  <pic:blipFill>
+                    <a:blip r:embed="rId6"/>
+                    <a:srcRect b="0" l="0" r="0" t="0"/>
+                    <a:stretch>
+                      <a:fillRect/>
+                    </a:stretch>
+                  </pic:blipFill>
+                  <pic:spPr>
+                    <a:xfrm>
+                      <a:off x="0" y="0"/>
+                      <a:ext cx="4467225" cy="1360554"/>
+                    </a:xfrm>
+                    <a:prstGeom prst="rect"/>
+                    <a:ln/>
+                  </pic:spPr>
+                </pic:pic>
+              </a:graphicData>
+            </a:graphic>
+          </wp:anchor>
+        </w:drawing>
+      </w:r>
+      <w:r>
+        <w:drawing>
+          <wp:anchor allowOverlap="1" behindDoc="0" distB="0" distT="0" distL="0" distR="0" hidden="0" layoutInCell="1" locked="0" relativeHeight="0" simplePos="0">
+            <wp:simplePos x="0" y="0"/>
+            <wp:positionH relativeFrom="page">
+              <wp:posOffset>5370000</wp:posOffset>
+            </wp:positionH>
+            <wp:positionV relativeFrom="page">
+              <wp:posOffset>800000</wp:posOffset>
+            </wp:positionV>
+            <wp:extent cx="1491615" cy="511810"/>
+            <wp:effectExtent b="0" l="0" r="0" t="0"/>
+            <wp:wrapNone/>
+            <wp:docPr id="4" name="image5.png"/>
+            <a:graphic>
+              <a:graphicData uri="http://schemas.openxmlformats.org/drawingml/2006/picture">
+                <pic:pic>
+                  <pic:nvPicPr>
+                    <pic:cNvPr id="0" name="image5.png"/>
+                    <pic:cNvPicPr preferRelativeResize="0"/>
+                  </pic:nvPicPr>
+                  <pic:blipFill>
+                    <a:blip r:embed="rId8"/>
+                    <a:srcRect b="0" l="0" r="0" t="0"/>
+                    <a:stretch>
+                      <a:fillRect/>
+                    </a:stretch>
+                  </pic:blipFill>
+                  <pic:spPr>
+                    <a:xfrm>
+                      <a:off x="0" y="0"/>
+                      <a:ext cx="1491615" cy="511810"/>
+                    </a:xfrm>
+                    <a:prstGeom prst="rect"/>
+                    <a:ln/>
+                  </pic:spPr>
+                </pic:pic>
+              </a:graphicData>
+            </a:graphic>
+          </wp:anchor>
+        </w:drawing>
+      </w:r>
+    </w:p>
+    <w:p>
+      <w:pPr>
+        <w:keepNext w:val="0"/>
+        <w:keepLines w:val="0"/>
+        <w:pageBreakBefore w:val="0"/>
+        <w:widowControl w:val="1"/>
+        <w:pBdr>
+          <w:top w:space="0" w:sz="0" w:val="nil"/>
+          <w:left w:space="0" w:sz="0" w:val="nil"/>
+          <w:bottom w:space="0" w:sz="0" w:val="nil"/>
+          <w:right w:space="0" w:sz="0" w:val="nil"/>
+          <w:between w:space="0" w:sz="0" w:val="nil"/>
+        </w:pBdr>
+        <w:shd w:fill="auto" w:val="clear"/>
+        <w:spacing w:after="0" w:before="0" w:line="240" w:lineRule="auto"/>
+        <w:ind w:left="0" w:right="0" w:firstLine="0"/>
+        <w:jc w:val="left"/>
+        <w:rPr>
+          <w:rFonts w:ascii="Tahoma" w:cs="Tahoma" w:eastAsia="Tahoma" w:hAnsi="Tahoma"/>
+          <w:b w:val="0"/>
+          <w:bCs w:val="0"/>
+          <w:i w:val="0"/>
+          <w:iCs w:val="0"/>
+          <w:smallCaps w:val="0"/>
+          <w:strike w:val="0"/>
+          <w:color w:val="4d8cac"/>
+          <w:sz w:val="16"/>
+          <w:szCs w:val="16"/>
+          <w:u w:val="none"/>
+          <w:shd w:fill="auto" w:val="clear"/>
+          <w:vertAlign w:val="baseline"/>
+        </w:rPr>
+      </w:pPr>
+      <w:r>
+        <w:rPr>
+          <w:rtl w:val="0"/>
+        </w:rPr>
+      </w:r>
+    </w:p>
+    <w:p>
+      <w:pPr>
+        <w:keepNext w:val="0"/>
+        <w:keepLines w:val="0"/>
+        <w:pageBreakBefore w:val="0"/>
+        <w:widowControl w:val="1"/>
+        <w:pBdr>
+          <w:top w:space="0" w:sz="0" w:val="nil"/>
+          <w:left w:space="0" w:sz="0" w:val="nil"/>
+          <w:bottom w:space="0" w:sz="0" w:val="nil"/>
+          <w:right w:space="0" w:sz="0" w:val="nil"/>
+          <w:between w:space="0" w:sz="0" w:val="nil"/>
+        </w:pBdr>
+        <w:shd w:fill="auto" w:val="clear"/>
+        <w:spacing w:after="0" w:before="0" w:line="240" w:lineRule="auto"/>
+        <w:ind w:left="0" w:right="0" w:firstLine="0"/>
+        <w:jc w:val="left"/>
+        <w:rPr>
+          <w:rFonts w:ascii="Tahoma" w:cs="Tahoma" w:eastAsia="Tahoma" w:hAnsi="Tahoma"/>
+          <w:b w:val="0"/>
+          <w:bCs w:val="0"/>
+          <w:i w:val="0"/>
+          <w:iCs w:val="0"/>
+          <w:smallCaps w:val="0"/>
+          <w:strike w:val="0"/>
+          <w:color w:val="4d8cac"/>
+          <w:sz w:val="16"/>
+          <w:szCs w:val="16"/>
+          <w:u w:val="none"/>
+          <w:shd w:fill="auto" w:val="clear"/>
+          <w:vertAlign w:val="baseline"/>
+        </w:rPr>
+      </w:pPr>
+      <w:r>
+        <w:rPr>
+          <w:rtl w:val="0"/>
+        </w:rPr>
+      </w:r>
+    </w:p>
+    <w:p>
+      <w:pPr>
+        <w:keepNext w:val="0"/>
+        <w:keepLines w:val="0"/>
+        <w:pageBreakBefore w:val="0"/>
+        <w:widowControl w:val="1"/>
+        <w:pBdr>
+          <w:top w:space="0" w:sz="0" w:val="nil"/>
+          <w:left w:space="0" w:sz="0" w:val="nil"/>
+          <w:bottom w:space="0" w:sz="0" w:val="nil"/>
+          <w:right w:space="0" w:sz="0" w:val="nil"/>
+          <w:between w:space="0" w:sz="0" w:val="nil"/>
+        </w:pBdr>
+        <w:shd w:fill="auto" w:val="clear"/>
+        <w:spacing w:after="0" w:before="0" w:line="240" w:lineRule="auto"/>
+        <w:ind w:left="0" w:right="0" w:firstLine="0"/>
+        <w:jc w:val="left"/>
+        <w:rPr>
+          <w:rFonts w:ascii="Tahoma" w:cs="Tahoma" w:eastAsia="Tahoma" w:hAnsi="Tahoma"/>
+          <w:b w:val="0"/>
+          <w:bCs w:val="0"/>
+          <w:i w:val="0"/>
+          <w:iCs w:val="0"/>
+          <w:smallCaps w:val="0"/>
+          <w:strike w:val="0"/>
+          <w:color w:val="4d8cac"/>
+          <w:sz w:val="16"/>
+          <w:szCs w:val="16"/>
+          <w:u w:val="none"/>
+          <w:shd w:fill="auto" w:val="clear"/>
+          <w:vertAlign w:val="baseline"/>
+        </w:rPr>
+      </w:pPr>
+      <w:r>
+        <w:rPr>
+          <w:rtl w:val="0"/>
+        </w:rPr>
+      </w:r>
+    </w:p>
+    <w:p>
+      <w:pPr>
+        <w:keepNext w:val="0"/>
+        <w:keepLines w:val="0"/>
+        <w:pageBreakBefore w:val="0"/>
+        <w:widowControl w:val="1"/>
+        <w:pBdr>
+          <w:top w:space="0" w:sz="0" w:val="nil"/>
+          <w:left w:space="0" w:sz="0" w:val="nil"/>
+          <w:bottom w:space="0" w:sz="0" w:val="nil"/>
+          <w:right w:space="0" w:sz="0" w:val="nil"/>
+          <w:between w:space="0" w:sz="0" w:val="nil"/>
+        </w:pBdr>
+        <w:shd w:fill="auto" w:val="clear"/>
+        <w:spacing w:after="0" w:before="0" w:line="240" w:lineRule="auto"/>
+        <w:ind w:left="0" w:right="0" w:firstLine="0"/>
+        <w:jc w:val="left"/>
+        <w:rPr>
+          <w:rFonts w:ascii="Tahoma" w:cs="Tahoma" w:eastAsia="Tahoma" w:hAnsi="Tahoma"/>
+          <w:b w:val="0"/>
+          <w:bCs w:val="0"/>
+          <w:i w:val="0"/>
+          <w:iCs w:val="0"/>
+          <w:smallCaps w:val="0"/>
+          <w:strike w:val="0"/>
+          <w:color w:val="4d8cac"/>
+          <w:sz w:val="16"/>
+          <w:szCs w:val="16"/>
+          <w:u w:val="none"/>
+          <w:shd w:fill="auto" w:val="clear"/>
+          <w:vertAlign w:val="baseline"/>
+        </w:rPr>
+      </w:pPr>
+      <w:r>
+        <w:rPr>
+          <w:rtl w:val="0"/>
+        </w:rPr>
+      </w:r>
+    </w:p>
+    <w:p>
+      <w:pPr>
+        <w:keepNext w:val="0"/>
+        <w:keepLines w:val="0"/>
+        <w:pageBreakBefore w:val="0"/>
+        <w:widowControl w:val="1"/>
+        <w:pBdr>
+          <w:top w:space="0" w:sz="0" w:val="nil"/>
+          <w:left w:space="0" w:sz="0" w:val="nil"/>
+          <w:bottom w:space="0" w:sz="0" w:val="nil"/>
+          <w:right w:space="0" w:sz="0" w:val="nil"/>
+          <w:between w:space="0" w:sz="0" w:val="nil"/>
+        </w:pBdr>
+        <w:shd w:fill="auto" w:val="clear"/>
+        <w:spacing w:after="0" w:before="0" w:line="240" w:lineRule="auto"/>
+        <w:ind w:left="0" w:right="0" w:firstLine="0"/>
+        <w:jc w:val="left"/>
+        <w:rPr>
+          <w:rFonts w:ascii="Tahoma" w:cs="Tahoma" w:eastAsia="Tahoma" w:hAnsi="Tahoma"/>
+          <w:b w:val="0"/>
+          <w:bCs w:val="0"/>
+          <w:i w:val="0"/>
+          <w:iCs w:val="0"/>
+          <w:smallCaps w:val="0"/>
+          <w:strike w:val="0"/>
+          <w:color w:val="4d8cac"/>
+          <w:sz w:val="16"/>
+          <w:szCs w:val="16"/>
+          <w:u w:val="none"/>
+          <w:shd w:fill="auto" w:val="clear"/>
+          <w:vertAlign w:val="baseline"/>
+        </w:rPr>
+      </w:pPr>
+      <w:r>
+        <w:rPr>
+          <w:rtl w:val="0"/>
+        </w:rPr>
+      </w:r>
+    </w:p>
+    <w:p>
+      <w:pPr>
+        <w:keepNext w:val="0"/>
+        <w:keepLines w:val="0"/>
+        <w:pageBreakBefore w:val="0"/>
+        <w:widowControl w:val="1"/>
+        <w:pBdr>
+          <w:top w:space="0" w:sz="0" w:val="nil"/>
+          <w:left w:space="0" w:sz="0" w:val="nil"/>
+          <w:bottom w:space="0" w:sz="0" w:val="nil"/>
+          <w:right w:space="0" w:sz="0" w:val="nil"/>
+          <w:between w:space="0" w:sz="0" w:val="nil"/>
+        </w:pBdr>
+        <w:shd w:fill="auto" w:val="clear"/>
+        <w:spacing w:after="0" w:before="0" w:line="240" w:lineRule="auto"/>
+        <w:ind w:left="0" w:right="0" w:firstLine="0"/>
+        <w:jc w:val="left"/>
+        <w:rPr>
+          <w:rFonts w:ascii="Tahoma" w:cs="Tahoma" w:eastAsia="Tahoma" w:hAnsi="Tahoma"/>
+          <w:b w:val="0"/>
+          <w:bCs w:val="0"/>
+          <w:i w:val="0"/>
+          <w:iCs w:val="0"/>
+          <w:smallCaps w:val="0"/>
+          <w:strike w:val="0"/>
+          <w:color w:val="4d8cac"/>
+          <w:sz w:val="16"/>
+          <w:szCs w:val="16"/>
+          <w:u w:val="none"/>
+          <w:shd w:fill="auto" w:val="clear"/>
+          <w:vertAlign w:val="baseline"/>
+        </w:rPr>
+      </w:pPr>
+      <w:r>
+        <w:rPr>
+          <w:rtl w:val="0"/>
+        </w:rPr>
+      </w:r>
+      <w:r>
+        <w:drawing>
+          <wp:anchor allowOverlap="1" behindDoc="0" distB="0" distT="0" distL="114300" distR="114300" hidden="0" layoutInCell="1" locked="0" relativeHeight="0" simplePos="0">
+            <wp:simplePos x="0" y="0"/>
+            <wp:positionH relativeFrom="column">
+              <wp:posOffset>4619625</wp:posOffset>
+            </wp:positionH>
+            <wp:positionV relativeFrom="paragraph">
+              <wp:posOffset>87630</wp:posOffset>
+            </wp:positionV>
+            <wp:extent cx="1296035" cy="604520"/>
+            <wp:effectExtent b="0" l="0" r="0" t="0"/>
+            <wp:wrapNone/>
+            <wp:docPr descr="F-Gassen gecertificeerd SRGB" id="3" name="image3.png"/>
+            <a:graphic>
+              <a:graphicData uri="http://schemas.openxmlformats.org/drawingml/2006/picture">
+                <pic:pic>
+                  <pic:nvPicPr>
+                    <pic:cNvPr descr="F-Gassen gecertificeerd SRGB" id="0" name="image3.png"/>
+                    <pic:cNvPicPr preferRelativeResize="0"/>
+                  </pic:nvPicPr>
+                  <pic:blipFill>
+                    <a:blip r:embed="rId7"/>
+                    <a:srcRect b="0" l="0" r="0" t="0"/>
+                    <a:stretch>
+                      <a:fillRect/>
+                    </a:stretch>
+                  </pic:blipFill>
+                  <pic:spPr>
+                    <a:xfrm>
+                      <a:off x="0" y="0"/>
+                      <a:ext cx="1296035" cy="604520"/>
+                    </a:xfrm>
+                    <a:prstGeom prst="rect"/>
+                    <a:ln/>
+                  </pic:spPr>
+                </pic:pic>
+              </a:graphicData>
+            </a:graphic>
+          </wp:anchor>
+        </w:drawing>
+      </w:r>
+    </w:p>
+    <w:p>
+      <w:pPr>
+        <w:keepNext w:val="0"/>
+        <w:keepLines w:val="0"/>
+        <w:pageBreakBefore w:val="0"/>
+        <w:widowControl w:val="1"/>
+        <w:pBdr>
+          <w:top w:space="0" w:sz="0" w:val="nil"/>
+          <w:left w:space="0" w:sz="0" w:val="nil"/>
+          <w:bottom w:space="0" w:sz="0" w:val="nil"/>
+          <w:right w:space="0" w:sz="0" w:val="nil"/>
+          <w:between w:space="0" w:sz="0" w:val="nil"/>
+        </w:pBdr>
+        <w:shd w:fill="auto" w:val="clear"/>
+        <w:spacing w:after="0" w:before="280" w:line="240" w:lineRule="auto"/>
+        <w:ind w:left="0" w:right="0" w:firstLine="0"/>
+        <w:jc w:val="left"/>
+        <w:rPr>
+          <w:rFonts w:ascii="Tahoma" w:cs="Tahoma" w:eastAsia="Tahoma" w:hAnsi="Tahoma"/>
+          <w:b w:val="0"/>
+          <w:bCs w:val="0"/>
+          <w:i w:val="0"/>
+          <w:iCs w:val="0"/>
+          <w:smallCaps w:val="0"/>
+          <w:strike w:val="0"/>
+          <w:color w:val="4d8cac"/>
+          <w:sz w:val="16"/>
+          <w:szCs w:val="16"/>
+          <w:u w:val="none"/>
+          <w:shd w:fill="auto" w:val="clear"/>
+          <w:vertAlign w:val="baseline"/>
+        </w:rPr>
+      </w:pPr>
+      <w:r>
+        <w:rPr>
+          <w:sz w:val="20"/>
+          <w:szCs w:val="20"/>
+          <w:rtl w:val="0"/>
+        </w:rPr>
+        <w:t>{klantadres}</w:t>
+      </w:r>
+    </w:p>
+    <w:p>
+      <w:pPr>
+        <w:keepNext w:val="0"/>
+        <w:keepLines w:val="0"/>
+        <w:pageBreakBefore w:val="0"/>
+        <w:widowControl w:val="1"/>
+        <w:pBdr>
+          <w:top w:space="0" w:sz="0" w:val="nil"/>
+          <w:left w:space="0" w:sz="0" w:val="nil"/>
+          <w:bottom w:space="0" w:sz="0" w:val="nil"/>
+          <w:right w:space="0" w:sz="0" w:val="nil"/>
+          <w:between w:space="0" w:sz="0" w:val="nil"/>
+        </w:pBdr>
+        <w:shd w:fill="auto" w:val="clear"/>
+        <w:spacing w:after="0" w:before="0" w:line="240" w:lineRule="auto"/>
+        <w:ind w:left="0" w:right="0" w:firstLine="0"/>
+        <w:jc w:val="left"/>
+        <w:rPr>
+          <w:rFonts w:ascii="Tahoma" w:cs="Tahoma" w:eastAsia="Tahoma" w:hAnsi="Tahoma"/>
+          <w:b w:val="0"/>
+          <w:bCs w:val="0"/>
+          <w:i w:val="0"/>
+          <w:iCs w:val="0"/>
+          <w:smallCaps w:val="0"/>
+          <w:strike w:val="0"/>
+          <w:color w:val="4d8cac"/>
+          <w:sz w:val="16"/>
+          <w:szCs w:val="16"/>
+          <w:u w:val="none"/>
+          <w:shd w:fill="auto" w:val="clear"/>
+          <w:vertAlign w:val="baseline"/>
+        </w:rPr>
+      </w:pPr>
+      <w:r>
+        <w:rPr>
+          <w:sz w:val="20"/>
+          <w:szCs w:val="20"/>
+          <w:rtl w:val="0"/>
+        </w:rPr>
+        <w:t>{klantpostcodeplaats}</w:t>
+      </w:r>
+    </w:p>
+    <w:p>
+      <w:pPr>
+        <w:keepNext w:val="0"/>
+        <w:keepLines w:val="0"/>
+        <w:pageBreakBefore w:val="0"/>
+        <w:widowControl w:val="1"/>
+        <w:pBdr>
+          <w:top w:space="0" w:sz="0" w:val="nil"/>
+          <w:left w:space="0" w:sz="0" w:val="nil"/>
+          <w:bottom w:space="0" w:sz="0" w:val="nil"/>
+          <w:right w:space="0" w:sz="0" w:val="nil"/>
+          <w:between w:space="0" w:sz="0" w:val="nil"/>
+        </w:pBdr>
+        <w:shd w:fill="auto" w:val="clear"/>
+        <w:spacing w:after="0" w:before="0" w:line="240" w:lineRule="auto"/>
+        <w:ind w:left="0" w:right="0" w:firstLine="0"/>
+        <w:jc w:val="left"/>
+        <w:rPr>
+          <w:rFonts w:ascii="Tahoma" w:cs="Tahoma" w:eastAsia="Tahoma" w:hAnsi="Tahoma"/>
+          <w:b w:val="0"/>
+          <w:bCs w:val="0"/>
+          <w:i w:val="0"/>
+          <w:iCs w:val="0"/>
+          <w:smallCaps w:val="0"/>
+          <w:strike w:val="0"/>
+          <w:color w:val="4d8cac"/>
+          <w:sz w:val="16"/>
+          <w:szCs w:val="16"/>
+          <w:u w:val="none"/>
+          <w:shd w:fill="auto" w:val="clear"/>
+          <w:vertAlign w:val="baseline"/>
+        </w:rPr>
+      </w:pPr>
+      <w:bookmarkStart w:colFirst="0" w:colLast="0" w:name="_qbdgncuvqqdw" w:id="0"/>
+      <w:bookmarkEnd w:id="0"/>
+      <w:r>
+        <w:rPr>
+          <w:rFonts w:ascii="Tahoma" w:cs="Tahoma" w:eastAsia="Tahoma" w:hAnsi="Tahoma"/>
+          <w:b w:val="0"/>
+          <w:bCs w:val="0"/>
+          <w:i w:val="0"/>
+          <w:iCs w:val="0"/>
+          <w:smallCaps w:val="0"/>
+          <w:strike w:val="0"/>
+          <w:color w:val="4d8cac"/>
+          <w:sz w:val="16"/>
+          <w:szCs w:val="16"/>
+          <w:u w:val="none"/>
+          <w:shd w:fill="auto" w:val="clear"/>
+          <w:vertAlign w:val="baseline"/>
+          <w:rtl w:val="0"/>
+        </w:rPr>
+        <w:t xml:space="preserve">               </w:t>
+      </w:r>
+    </w:p>
+    <w:p>
+      <w:pPr>
+        <w:keepNext w:val="0"/>
+        <w:keepLines w:val="0"/>
+        <w:pageBreakBefore w:val="0"/>
+        <w:widowControl w:val="1"/>
+        <w:pBdr>
+          <w:top w:space="0" w:sz="0" w:val="nil"/>
+          <w:left w:space="0" w:sz="0" w:val="nil"/>
+          <w:bottom w:space="0" w:sz="0" w:val="nil"/>
+          <w:right w:space="0" w:sz="0" w:val="nil"/>
+          <w:between w:space="0" w:sz="0" w:val="nil"/>
+        </w:pBdr>
+        <w:shd w:fill="auto" w:val="clear"/>
+        <w:spacing w:after="0" w:before="0" w:line="240" w:lineRule="auto"/>
+        <w:ind w:left="0" w:right="0" w:firstLine="0"/>
+        <w:jc w:val="right"/>
+        <w:rPr>
+          <w:rFonts w:ascii="Calibri" w:cs="Calibri" w:eastAsia="Calibri" w:hAnsi="Calibri"/>
+          <w:b w:val="0"/>
+          <w:bCs w:val="0"/>
+          <w:i w:val="0"/>
+          <w:iCs w:val="0"/>
+          <w:smallCaps w:val="0"/>
+          <w:strike w:val="0"/>
+          <w:color w:val="000000"/>
+          <w:sz w:val="22"/>
+          <w:szCs w:val="22"/>
+          <w:u w:val="none"/>
+          <w:shd w:fill="auto" w:val="clear"/>
+          <w:vertAlign w:val="baseline"/>
+        </w:rPr>
+      </w:pPr>
+      <w:r>
+        <w:rPr>
+          <w:rtl w:val="0"/>
+        </w:rPr>
+      </w:r>
+    </w:p>
+    <w:p>
+      <w:pPr>
+        <w:keepNext w:val="0"/>
+        <w:keepLines w:val="0"/>
+        <w:pageBreakBefore w:val="0"/>
+        <w:widowControl w:val="1"/>
+        <w:pBdr>
+          <w:top w:space="0" w:sz="0" w:val="nil"/>
+          <w:left w:space="0" w:sz="0" w:val="nil"/>
+          <w:bottom w:space="0" w:sz="0" w:val="nil"/>
+          <w:right w:space="0" w:sz="0" w:val="nil"/>
+          <w:between w:space="0" w:sz="0" w:val="nil"/>
+        </w:pBdr>
+        <w:shd w:fill="auto" w:val="clear"/>
+        <w:spacing w:after="0" w:before="0" w:line="240" w:lineRule="auto"/>
+        <w:ind w:left="6372" w:right="0" w:firstLine="707.9999999999995"/>
+        <w:jc w:val="center"/>
+        <w:rPr>
+          <w:rFonts w:ascii="Tahoma" w:cs="Tahoma" w:eastAsia="Tahoma" w:hAnsi="Tahoma"/>
+          <w:b w:val="0"/>
+          <w:bCs w:val="0"/>
+          <w:i w:val="0"/>
+          <w:iCs w:val="0"/>
+          <w:smallCaps w:val="0"/>
+          <w:strike w:val="0"/>
+          <w:color w:val="000000"/>
+          <w:sz w:val="16"/>
+          <w:szCs w:val="16"/>
+          <w:u w:val="none"/>
+          <w:shd w:fill="auto" w:val="clear"/>
+          <w:vertAlign w:val="baseline"/>
+        </w:rPr>
+      </w:pPr>
+      <w:r>
+        <w:rPr>
+          <w:rtl w:val="0"/>
+        </w:rPr>
+      </w:r>
+    </w:p>
+    <w:p>
+      <w:pPr>
+        <w:tabs>
+          <w:tab w:val="left" w:leader="none" w:pos="1276"/>
+          <w:tab w:val="left" w:leader="none" w:pos="3261"/>
+          <w:tab w:val="left" w:leader="none" w:pos="7230"/>
+        </w:tabs>
+        <w:spacing w:after="0" w:line="240" w:lineRule="auto"/>
+        <w:rPr>
+          <w:rFonts w:ascii="Calibri" w:cs="Calibri" w:eastAsia="Calibri" w:hAnsi="Calibri"/>
+          <w:sz w:val="20"/>
+          <w:szCs w:val="20"/>
+        </w:rPr>
+      </w:pPr>
+      <w:r>
+        <w:rPr>
+          <w:rtl w:val="0"/>
+        </w:rPr>
+      </w:r>
+    </w:p>
+    <w:p>
+      <w:pPr>
+        <w:tabs>
+          <w:tab w:val="left" w:leader="none" w:pos="1276"/>
+          <w:tab w:val="left" w:leader="none" w:pos="3261"/>
+          <w:tab w:val="left" w:leader="none" w:pos="7230"/>
+        </w:tabs>
+        <w:spacing w:after="0" w:line="240" w:lineRule="auto"/>
+        <w:rPr>
+          <w:rFonts w:ascii="Calibri" w:cs="Calibri" w:eastAsia="Calibri" w:hAnsi="Calibri"/>
+          <w:sz w:val="20"/>
+          <w:szCs w:val="20"/>
+        </w:rPr>
+      </w:pPr>
+      <w:r>
+        <w:rPr>
+          <w:rtl w:val="0"/>
+        </w:rPr>
+      </w:r>
+    </w:p>
+    <w:p>
+      <w:pPr>
+        <w:tabs>
+          <w:tab w:val="left" w:leader="none" w:pos="1276"/>
+          <w:tab w:val="left" w:leader="none" w:pos="3261"/>
+          <w:tab w:val="left" w:leader="none" w:pos="7230"/>
+        </w:tabs>
+        <w:spacing w:after="0" w:line="240" w:lineRule="auto"/>
+        <w:rPr>
+          <w:rFonts w:ascii="Calibri" w:cs="Calibri" w:eastAsia="Calibri" w:hAnsi="Calibri"/>
+          <w:sz w:val="20"/>
+          <w:szCs w:val="20"/>
+        </w:rPr>
+      </w:pPr>
+      <w:r>
+        <w:rPr>
+          <w:rtl w:val="0"/>
+        </w:rPr>
+      </w:r>
+    </w:p>
+    <w:p>
+      <w:pPr>
+        <w:tabs>
+          <w:tab w:val="left" w:leader="none" w:pos="1276"/>
+          <w:tab w:val="left" w:leader="none" w:pos="3261"/>
+          <w:tab w:val="left" w:leader="none" w:pos="7230"/>
+        </w:tabs>
+        <w:spacing w:after="0" w:line="240" w:lineRule="auto"/>
+        <w:rPr>
+          <w:sz w:val="20"/>
+          <w:szCs w:val="20"/>
+        </w:rPr>
+      </w:pPr>
+      <w:r>
+        <w:rPr>
+          <w:sz w:val="20"/>
+          <w:szCs w:val="20"/>
+          <w:rtl w:val="0"/>
+        </w:rPr>
+        <w:t xml:space="preserve">Waspik, {offertedatum}</w:t>
+      </w:r>
+    </w:p>
+    <w:p>
+      <w:pPr>
+        <w:tabs>
+          <w:tab w:val="left" w:leader="none" w:pos="1276"/>
+          <w:tab w:val="left" w:leader="none" w:pos="3261"/>
+          <w:tab w:val="left" w:leader="none" w:pos="7230"/>
+        </w:tabs>
+        <w:spacing w:after="0" w:line="240" w:lineRule="auto"/>
+        <w:rPr>
+          <w:sz w:val="20"/>
+          <w:szCs w:val="20"/>
+        </w:rPr>
+      </w:pPr>
+      <w:r>
+        <w:rPr>
+          <w:rtl w:val="0"/>
+        </w:rPr>
+      </w:r>
+    </w:p>
+    <w:p>
+      <w:pPr>
+        <w:tabs>
+          <w:tab w:val="left" w:leader="none" w:pos="1276"/>
+          <w:tab w:val="left" w:leader="none" w:pos="3261"/>
+          <w:tab w:val="left" w:leader="none" w:pos="7230"/>
+        </w:tabs>
+        <w:spacing w:after="0" w:line="240" w:lineRule="auto"/>
+        <w:rPr>
+          <w:b w:val="1"/>
+          <w:bCs w:val="1"/>
+          <w:sz w:val="20"/>
+          <w:szCs w:val="20"/>
+        </w:rPr>
+      </w:pPr>
+      <w:r>
+        <w:rPr>
+          <w:sz w:val="20"/>
+          <w:szCs w:val="20"/>
+          <w:rtl w:val="0"/>
+        </w:rPr>
+        <w:t xml:space="preserve"> </w:t>
+      </w:r>
+      <w:r>
+        <w:rPr>
+          <w:rtl w:val="0"/>
+        </w:rPr>
+      </w:r>
+    </w:p>
+    <w:p>
+      <w:pPr>
+        <w:tabs>
+          <w:tab w:val="left" w:leader="none" w:pos="1276"/>
+          <w:tab w:val="left" w:leader="none" w:pos="3261"/>
+          <w:tab w:val="left" w:leader="none" w:pos="7230"/>
+        </w:tabs>
+        <w:spacing w:after="0" w:line="240" w:lineRule="auto"/>
+        <w:rPr>
+          <w:rFonts w:ascii="Calibri" w:cs="Calibri" w:eastAsia="Calibri" w:hAnsi="Calibri"/>
+          <w:b w:val="1"/>
+          <w:bCs w:val="1"/>
+          <w:sz w:val="20"/>
+          <w:szCs w:val="20"/>
+        </w:rPr>
+      </w:pPr>
+      <w:r>
+        <w:rPr>
+          <w:b w:val="1"/>
+          <w:bCs w:val="1"/>
+          <w:sz w:val="20"/>
+          <w:szCs w:val="20"/>
+          <w:rtl w:val="0"/>
+        </w:rPr>
+        <w:t xml:space="preserve">Offerte {offertenumer} – {offertezin}</w:t>
+      </w:r>
+      <w:r>
+        <w:rPr>
+          <w:rtl w:val="0"/>
+        </w:rPr>
+      </w:r>
+    </w:p>
+    <w:p>
+      <w:pPr>
+        <w:tabs>
+          <w:tab w:val="left" w:leader="none" w:pos="1276"/>
+          <w:tab w:val="left" w:leader="none" w:pos="3261"/>
+          <w:tab w:val="left" w:leader="none" w:pos="7230"/>
+        </w:tabs>
+        <w:spacing w:after="0" w:line="240" w:lineRule="auto"/>
+        <w:rPr>
+          <w:b w:val="1"/>
+          <w:bCs w:val="1"/>
+          <w:sz w:val="20"/>
+          <w:szCs w:val="20"/>
+        </w:rPr>
+      </w:pPr>
+      <w:r>
+        <w:rPr>
+          <w:rtl w:val="0"/>
+        </w:rPr>
+      </w:r>
+    </w:p>
+    <w:p>
+      <w:pPr>
+        <w:tabs>
+          <w:tab w:val="left" w:leader="none" w:pos="1276"/>
+          <w:tab w:val="left" w:leader="none" w:pos="3261"/>
+          <w:tab w:val="left" w:leader="none" w:pos="7230"/>
+        </w:tabs>
+        <w:spacing w:after="0" w:line="240" w:lineRule="auto"/>
+        <w:rPr>
+          <w:b w:val="1"/>
+          <w:bCs w:val="1"/>
+          <w:sz w:val="20"/>
+          <w:szCs w:val="20"/>
+        </w:rPr>
+      </w:pPr>
+      <w:r>
+        <w:rPr>
+          <w:rtl w:val="0"/>
+        </w:rPr>
+      </w:r>
+    </w:p>
+    <w:p>
+      <w:pPr>
+        <w:tabs>
+          <w:tab w:val="left" w:leader="none" w:pos="1276"/>
+          <w:tab w:val="left" w:leader="none" w:pos="3261"/>
+          <w:tab w:val="left" w:leader="none" w:pos="7230"/>
+        </w:tabs>
+        <w:spacing w:after="0" w:line="240" w:lineRule="auto"/>
+        <w:rPr>
+          <w:sz w:val="20"/>
+          <w:szCs w:val="20"/>
+        </w:rPr>
+      </w:pPr>
+      <w:r>
+        <w:rPr>
+          <w:sz w:val="20"/>
+          <w:szCs w:val="20"/>
+          <w:rtl w:val="0"/>
+        </w:rPr>
+        <w:t xml:space="preserve">Beste {aanhef},</w:t>
+      </w:r>
+    </w:p>
+    <w:p>
+      <w:pPr>
+        <w:tabs>
+          <w:tab w:val="left" w:leader="none" w:pos="1276"/>
+          <w:tab w:val="left" w:leader="none" w:pos="3261"/>
+          <w:tab w:val="left" w:leader="none" w:pos="7230"/>
+        </w:tabs>
+        <w:spacing w:after="0" w:line="240" w:lineRule="auto"/>
+        <w:rPr>
+          <w:sz w:val="20"/>
+          <w:szCs w:val="20"/>
+        </w:rPr>
+      </w:pPr>
+      <w:r>
+        <w:rPr>
+          <w:rtl w:val="0"/>
+        </w:rPr>
+      </w:r>
+    </w:p>
+    <w:p>
+      <w:pPr>
+        <w:keepNext w:val="0"/>
+        <w:keepLines w:val="0"/>
+        <w:pageBreakBefore w:val="0"/>
+        <w:widowControl w:val="1"/>
+        <w:pBdr>
+          <w:top w:space="0" w:sz="0" w:val="nil"/>
+          <w:left w:space="0" w:sz="0" w:val="nil"/>
+          <w:bottom w:space="0" w:sz="0" w:val="nil"/>
+          <w:right w:space="0" w:sz="0" w:val="nil"/>
+          <w:between w:space="0" w:sz="0" w:val="nil"/>
+        </w:pBdr>
+        <w:shd w:fill="auto" w:val="clear"/>
+        <w:spacing w:after="0" w:before="0" w:line="240" w:lineRule="auto"/>
+        <w:ind w:left="0" w:right="0" w:firstLine="0"/>
+        <w:jc w:val="left"/>
+        <w:rPr>
+          <w:rFonts w:ascii="Calibri" w:cs="Calibri" w:eastAsia="Calibri" w:hAnsi="Calibri"/>
+          <w:b w:val="0"/>
+          <w:bCs w:val="0"/>
+          <w:i w:val="0"/>
+          <w:iCs w:val="0"/>
+          <w:smallCaps w:val="0"/>
+          <w:strike w:val="0"/>
+          <w:color w:val="000000"/>
+          <w:sz w:val="20"/>
+          <w:szCs w:val="20"/>
+          <w:u w:val="none"/>
+          <w:shd w:fill="auto" w:val="clear"/>
+          <w:vertAlign w:val="baseline"/>
+        </w:rPr>
+      </w:pPr>
+      <w:r>
+        <w:rPr>
+          <w:rtl w:val="0"/>
+        </w:rPr>
+      </w:r>
+    </w:p>
+    <w:p>
+      <w:pPr>
+        <w:tabs>
+          <w:tab w:val="left" w:leader="none" w:pos="1276"/>
+          <w:tab w:val="left" w:leader="none" w:pos="3261"/>
+          <w:tab w:val="left" w:leader="none" w:pos="7230"/>
+        </w:tabs>
+        <w:spacing w:after="0" w:line="240" w:lineRule="auto"/>
+        <w:rPr>
+          <w:sz w:val="20"/>
+          <w:szCs w:val="20"/>
+        </w:rPr>
+      </w:pPr>
+      <w:r>
+        <w:rPr>
+          <w:sz w:val="20"/>
+          <w:szCs w:val="20"/>
+          <w:rtl w:val="0"/>
+        </w:rPr>
+        <w:t xml:space="preserve">Hartelijk dank voor uw offerte aanvraag. Met genoegen volgt hierbij een geheel vrijblijvende prijsopgave om uw woning te voorzien van airconditioning. </w:t>
+      </w:r>
+    </w:p>
+    <w:p>
+      <w:pPr>
+        <w:tabs>
+          <w:tab w:val="left" w:leader="none" w:pos="1276"/>
+          <w:tab w:val="left" w:leader="none" w:pos="3261"/>
+          <w:tab w:val="left" w:leader="none" w:pos="7230"/>
+        </w:tabs>
+        <w:spacing w:after="0" w:line="240" w:lineRule="auto"/>
+        <w:rPr>
+          <w:sz w:val="20"/>
+          <w:szCs w:val="20"/>
+        </w:rPr>
+      </w:pPr>
+      <w:r>
+        <w:rPr>
+          <w:rtl w:val="0"/>
+        </w:rPr>
+      </w:r>
+    </w:p>
+    <w:p>
+      <w:pPr>
+        <w:keepNext w:val="0"/>
+        <w:keepLines w:val="0"/>
+        <w:pageBreakBefore w:val="0"/>
+        <w:widowControl w:val="1"/>
+        <w:pBdr>
+          <w:top w:space="0" w:sz="0" w:val="nil"/>
+          <w:left w:space="0" w:sz="0" w:val="nil"/>
+          <w:bottom w:space="0" w:sz="0" w:val="nil"/>
+          <w:right w:space="0" w:sz="0" w:val="nil"/>
+          <w:between w:space="0" w:sz="0" w:val="nil"/>
+        </w:pBdr>
+        <w:shd w:fill="auto" w:val="clear"/>
+        <w:spacing w:after="0" w:before="0" w:line="240" w:lineRule="auto"/>
+        <w:ind w:left="0" w:right="0" w:firstLine="0"/>
+        <w:jc w:val="left"/>
+        <w:rPr>
+          <w:rFonts w:ascii="Calibri" w:cs="Calibri" w:eastAsia="Calibri" w:hAnsi="Calibri"/>
+          <w:b w:val="0"/>
+          <w:bCs w:val="0"/>
+          <w:i w:val="0"/>
+          <w:iCs w:val="0"/>
+          <w:smallCaps w:val="0"/>
+          <w:strike w:val="0"/>
+          <w:color w:val="000000"/>
+          <w:sz w:val="20"/>
+          <w:szCs w:val="20"/>
+          <w:u w:val="none"/>
+          <w:shd w:fill="auto" w:val="clear"/>
+          <w:vertAlign w:val="baseline"/>
+        </w:rPr>
+      </w:pPr>
+      <w:r>
+        <w:rPr>
+          <w:rFonts w:ascii="Calibri" w:cs="Calibri" w:eastAsia="Calibri" w:hAnsi="Calibri"/>
+          <w:b w:val="0"/>
+          <w:bCs w:val="0"/>
+          <w:i w:val="0"/>
+          <w:iCs w:val="0"/>
+          <w:smallCaps w:val="0"/>
+          <w:strike w:val="0"/>
+          <w:color w:val="000000"/>
+          <w:sz w:val="20"/>
+          <w:szCs w:val="20"/>
+          <w:u w:val="none"/>
+          <w:shd w:fill="auto" w:val="clear"/>
+          <w:vertAlign w:val="baseline"/>
+          <w:rtl w:val="0"/>
+        </w:rPr>
+        <w:t xml:space="preserve">Indien u vragen heeft naar aanleiding van deze offerte kunt u te allen tijde contact met ons opnemen.</w:t>
+      </w:r>
+    </w:p>
+    <w:p>
+      <w:pPr>
+        <w:keepNext w:val="0"/>
+        <w:keepLines w:val="0"/>
+        <w:pageBreakBefore w:val="0"/>
+        <w:widowControl w:val="1"/>
+        <w:pBdr>
+          <w:top w:space="0" w:sz="0" w:val="nil"/>
+          <w:left w:space="0" w:sz="0" w:val="nil"/>
+          <w:bottom w:space="0" w:sz="0" w:val="nil"/>
+          <w:right w:space="0" w:sz="0" w:val="nil"/>
+          <w:between w:space="0" w:sz="0" w:val="nil"/>
+        </w:pBdr>
+        <w:shd w:fill="auto" w:val="clear"/>
+        <w:spacing w:after="0" w:before="0" w:line="240" w:lineRule="auto"/>
+        <w:ind w:left="0" w:right="0" w:firstLine="0"/>
+        <w:jc w:val="left"/>
+        <w:rPr>
+          <w:rFonts w:ascii="Calibri" w:cs="Calibri" w:eastAsia="Calibri" w:hAnsi="Calibri"/>
+          <w:b w:val="0"/>
+          <w:bCs w:val="0"/>
+          <w:i w:val="0"/>
+          <w:iCs w:val="0"/>
+          <w:smallCaps w:val="0"/>
+          <w:strike w:val="0"/>
+          <w:color w:val="000000"/>
+          <w:sz w:val="20"/>
+          <w:szCs w:val="20"/>
+          <w:u w:val="none"/>
+          <w:shd w:fill="auto" w:val="clear"/>
+          <w:vertAlign w:val="baseline"/>
+        </w:rPr>
+      </w:pPr>
+      <w:r>
+        <w:rPr>
+          <w:rtl w:val="0"/>
+        </w:rPr>
+      </w:r>
+    </w:p>
+    <w:p>
+      <w:pPr>
+        <w:keepNext w:val="0"/>
+        <w:keepLines w:val="0"/>
+        <w:pageBreakBefore w:val="0"/>
+        <w:widowControl w:val="1"/>
+        <w:pBdr>
+          <w:top w:space="0" w:sz="0" w:val="nil"/>
+          <w:left w:space="0" w:sz="0" w:val="nil"/>
+          <w:bottom w:space="0" w:sz="0" w:val="nil"/>
+          <w:right w:space="0" w:sz="0" w:val="nil"/>
+          <w:between w:space="0" w:sz="0" w:val="nil"/>
+        </w:pBdr>
+        <w:shd w:fill="auto" w:val="clear"/>
+        <w:spacing w:after="0" w:before="0" w:line="240" w:lineRule="auto"/>
+        <w:ind w:left="0" w:right="0" w:firstLine="0"/>
+        <w:jc w:val="left"/>
+        <w:rPr>
+          <w:rFonts w:ascii="Calibri" w:cs="Calibri" w:eastAsia="Calibri" w:hAnsi="Calibri"/>
+          <w:b w:val="0"/>
+          <w:bCs w:val="0"/>
+          <w:i w:val="0"/>
+          <w:iCs w:val="0"/>
+          <w:smallCaps w:val="0"/>
+          <w:strike w:val="0"/>
+          <w:color w:val="000000"/>
+          <w:sz w:val="20"/>
+          <w:szCs w:val="20"/>
+          <w:u w:val="none"/>
+          <w:shd w:fill="auto" w:val="clear"/>
+          <w:vertAlign w:val="baseline"/>
+        </w:rPr>
+      </w:pPr>
+      <w:r>
+        <w:rPr>
+          <w:rFonts w:ascii="Calibri" w:cs="Calibri" w:eastAsia="Calibri" w:hAnsi="Calibri"/>
+          <w:b w:val="0"/>
+          <w:bCs w:val="0"/>
+          <w:i w:val="0"/>
+          <w:iCs w:val="0"/>
+          <w:smallCaps w:val="0"/>
+          <w:strike w:val="0"/>
+          <w:color w:val="000000"/>
+          <w:sz w:val="20"/>
+          <w:szCs w:val="20"/>
+          <w:u w:val="none"/>
+          <w:shd w:fill="auto" w:val="clear"/>
+          <w:vertAlign w:val="baseline"/>
+          <w:rtl w:val="0"/>
+        </w:rPr>
+        <w:t xml:space="preserve">Vertrouwende u hiermede een passende aanbieding te hebben gedaan, zie ik graag uw reactie tegemoet,</w:t>
+        <w:br w:type="textWrapping"/>
+        <w:br w:type="textWrapping"/>
+        <w:t xml:space="preserve">Met vriendelijke groet,</w:t>
+      </w:r>
+    </w:p>
+    <w:p>
+      <w:pPr>
+        <w:rPr>
+          <w:color w:val="595959"/>
+          <w:sz w:val="20"/>
+          <w:szCs w:val="20"/>
+        </w:rPr>
+      </w:pPr>
+      <w:r>
+        <w:rPr>
+          <w:color w:val="000000"/>
+          <w:sz w:val="20"/>
+          <w:szCs w:val="20"/>
+          <w:rtl w:val="0"/>
+        </w:rPr>
+        <w:t xml:space="preserve">Dongemond Klimaattechniek B.V.</w:t>
+      </w:r>
+      <w:r>
+        <w:rPr>
+          <w:rtl w:val="0"/>
+        </w:rPr>
+      </w:r>
+    </w:p>
+    <w:p>
+      <w:pPr>
+        <w:spacing w:after="0" w:lineRule="auto"/>
+        <w:rPr>
+          <w:b w:val="1"/>
+          <w:bCs w:val="1"/>
+          <w:sz w:val="20"/>
+          <w:szCs w:val="20"/>
+        </w:rPr>
+      </w:pPr>
+      <w:r>
+        <w:rPr>
+          <w:rtl w:val="0"/>
+        </w:rPr>
+      </w:r>
+    </w:p>
+    <w:p>
+      <w:pPr>
+        <w:spacing w:after="0" w:lineRule="auto"/>
+        <w:rPr>
+          <w:b w:val="1"/>
+          <w:bCs w:val="1"/>
+          <w:sz w:val="20"/>
+          <w:szCs w:val="20"/>
+        </w:rPr>
+      </w:pPr>
+      <w:r>
+        <w:rPr>
+          <w:b w:val="1"/>
+          <w:bCs w:val="1"/>
+          <w:sz w:val="20"/>
+          <w:szCs w:val="20"/>
+          <w:rtl w:val="0"/>
+        </w:rPr>
+        <w:t xml:space="preserve">Sabrina Brandt</w:t>
+      </w:r>
+    </w:p>
+    <w:p>
+      <w:pPr>
+        <w:tabs>
+          <w:tab w:val="left" w:leader="none" w:pos="1276"/>
+          <w:tab w:val="left" w:leader="none" w:pos="3261"/>
+          <w:tab w:val="left" w:leader="none" w:pos="7230"/>
+        </w:tabs>
+        <w:spacing w:after="0" w:line="240" w:lineRule="auto"/>
+        <w:rPr>
+          <w:sz w:val="18"/>
+          <w:szCs w:val="18"/>
+        </w:rPr>
+      </w:pPr>
+      <w:r>
+        <w:rPr>
+          <w:sz w:val="18"/>
+          <w:szCs w:val="18"/>
+          <w:rtl w:val="0"/>
+        </w:rPr>
+        <w:t xml:space="preserve">Office manager</w:t>
+      </w:r>
+    </w:p>
+    <w:p>
+      <w:pPr>
+        <w:tabs>
+          <w:tab w:val="left" w:leader="none" w:pos="1276"/>
+          <w:tab w:val="left" w:leader="none" w:pos="3261"/>
+          <w:tab w:val="left" w:leader="none" w:pos="7230"/>
+        </w:tabs>
+        <w:spacing w:after="0" w:line="240" w:lineRule="auto"/>
+        <w:rPr>
+          <w:sz w:val="18"/>
+          <w:szCs w:val="18"/>
+        </w:rPr>
+      </w:pPr>
+      <w:r>
+        <w:rPr>
+          <w:rtl w:val="0"/>
+        </w:rPr>
+      </w:r>
+    </w:p>
+    <w:p>
+      <w:pPr>
+        <w:tabs>
+          <w:tab w:val="left" w:leader="none" w:pos="1276"/>
+          <w:tab w:val="left" w:leader="none" w:pos="3261"/>
+          <w:tab w:val="left" w:leader="none" w:pos="7230"/>
+        </w:tabs>
+        <w:spacing w:after="0" w:line="240" w:lineRule="auto"/>
+        <w:rPr>
+          <w:sz w:val="18"/>
+          <w:szCs w:val="18"/>
+        </w:rPr>
+      </w:pPr>
+      <w:r>
+        <w:rPr>
+          <w:rtl w:val="0"/>
+        </w:rPr>
+      </w:r>
+    </w:p>
+    <w:p>
+      <w:pPr>
+        <w:tabs>
+          <w:tab w:val="left" w:leader="none" w:pos="1276"/>
+          <w:tab w:val="left" w:leader="none" w:pos="3261"/>
+          <w:tab w:val="left" w:leader="none" w:pos="7230"/>
+        </w:tabs>
+        <w:spacing w:after="0" w:line="240" w:lineRule="auto"/>
+        <w:rPr>
+          <w:sz w:val="18"/>
+          <w:szCs w:val="18"/>
+        </w:rPr>
+      </w:pPr>
+      <w:r>
+        <w:rPr>
+          <w:rtl w:val="0"/>
+        </w:rPr>
+      </w:r>
+      <w:r>
+        <w:drawing>
+          <wp:anchor allowOverlap="1" behindDoc="0" distB="0" distT="0" distL="114300" distR="114300" hidden="0" layoutInCell="1" locked="0" relativeHeight="0" simplePos="0">
+            <wp:simplePos x="0" y="0"/>
+            <wp:positionH relativeFrom="column">
+              <wp:posOffset>109856</wp:posOffset>
+            </wp:positionH>
+            <wp:positionV relativeFrom="paragraph">
+              <wp:posOffset>33020</wp:posOffset>
+            </wp:positionV>
+            <wp:extent cx="868680" cy="388620"/>
+            <wp:effectExtent b="0" l="0" r="0" t="0"/>
+            <wp:wrapNone/>
+            <wp:docPr id="5" name="image4.png"/>
+            <a:graphic>
+              <a:graphicData uri="http://schemas.openxmlformats.org/drawingml/2006/picture">
+                <pic:pic>
+                  <pic:nvPicPr>
+                    <pic:cNvPr id="0" name="image4.png"/>
+                    <pic:cNvPicPr preferRelativeResize="0"/>
+                  </pic:nvPicPr>
+                  <pic:blipFill>
+                    <a:blip r:embed="rId9"/>
+                    <a:srcRect b="0" l="0" r="0" t="0"/>
+                    <a:stretch>
+                      <a:fillRect/>
+                    </a:stretch>
+                  </pic:blipFill>
+                  <pic:spPr>
+                    <a:xfrm>
+                      <a:off x="0" y="0"/>
+                      <a:ext cx="868680" cy="388620"/>
+                    </a:xfrm>
+                    <a:prstGeom prst="rect"/>
+                    <a:ln/>
+                  </pic:spPr>
+                </pic:pic>
+              </a:graphicData>
+            </a:graphic>
+          </wp:anchor>
+        </w:drawing>
+      </w:r>
+    </w:p>
+    <w:p>
+      <w:pPr>
+        <w:tabs>
+          <w:tab w:val="left" w:leader="none" w:pos="1276"/>
+          <w:tab w:val="left" w:leader="none" w:pos="3261"/>
+          <w:tab w:val="left" w:leader="none" w:pos="7230"/>
+        </w:tabs>
+        <w:spacing w:after="0" w:line="240" w:lineRule="auto"/>
+        <w:rPr>
+          <w:sz w:val="18"/>
+          <w:szCs w:val="18"/>
+        </w:rPr>
+      </w:pPr>
+      <w:r>
+        <w:rPr>
+          <w:sz w:val="18"/>
+          <w:szCs w:val="18"/>
+        </w:rPr>
+        <w:drawing>
+          <wp:anchor allowOverlap="1" behindDoc="1" distB="0" distT="0" distL="0" distR="0" hidden="0" layoutInCell="1" locked="0" relativeHeight="0" simplePos="0">
+            <wp:simplePos x="0" y="0"/>
+            <wp:positionH relativeFrom="page">
+              <wp:posOffset>972000</wp:posOffset>
+            </wp:positionH>
+            <wp:positionV relativeFrom="page">
+              <wp:posOffset>3420000</wp:posOffset>
+            </wp:positionV>
+            <wp:extent cx="5791200" cy="5791200"/>
+            <wp:effectExtent b="0" l="0" r="0" t="0"/>
+            <wp:wrapNone/>
+            <wp:docPr descr="Afbeelding met cirkel, Graphics, logo, ontwerp&#10;&#10;Automatisch gegenereerde beschrijving" id="8" name="image2.png"/>
+            <a:graphic>
+              <a:graphicData uri="http://schemas.openxmlformats.org/drawingml/2006/picture">
+                <pic:pic>
+                  <pic:nvPicPr>
+                    <pic:cNvPr descr="Afbeelding met cirkel, Graphics, logo, ontwerp&#10;&#10;Automatisch gegenereerde beschrijving" id="0" name="image2.png"/>
+                    <pic:cNvPicPr preferRelativeResize="0"/>
+                  </pic:nvPicPr>
+                  <pic:blipFill>
+                    <a:blip r:embed="rId10"/>
+                    <a:srcRect b="0" l="0" r="0" t="0"/>
+                    <a:stretch>
+                      <a:fillRect/>
+                    </a:stretch>
+                  </pic:blipFill>
+                  <pic:spPr>
+                    <a:xfrm>
+                      <a:off x="0" y="0"/>
+                      <a:ext cx="5791200" cy="5791200"/>
+                    </a:xfrm>
+                    <a:prstGeom prst="rect"/>
+                    <a:ln/>
+                  </pic:spPr>
+                </pic:pic>
+              </a:graphicData>
+            </a:graphic>
+          </wp:anchor>
+        </w:drawing>
+      </w:r>
+      <w:r>
+        <w:rPr>
+          <w:rtl w:val="0"/>
+        </w:rPr>
+      </w:r>
+    </w:p>
+    <w:p>
+      <w:pPr>
+        <w:spacing w:after="0" w:line="240" w:lineRule="auto"/>
+      </w:pPr>
+    </w:p>
+    <w:p>
+      <w:pPr>
+        <w:spacing w:after="0" w:line="240" w:lineRule="auto"/>
+      </w:pPr>
+    </w:p>
+    <w:p>
+      <w:pPr>
+        <w:spacing w:after="0" w:line="240" w:lineRule="auto"/>
+      </w:pPr>
+    </w:p>
+    <w:p>
+      <w:pPr>
+        <w:pBdr>
+          <w:top w:val="single" w:sz="6" w:space="1" w:color="AEABAB"/>
+        </w:pBdr>
+        <w:spacing w:after="60" w:before="0"/>
+      </w:pPr>
+    </w:p>
+    <w:p>
+      <w:pPr>
+        <w:spacing w:after="0" w:line="240" w:lineRule="auto"/>
+        <w:rPr>
+          <w:sz w:val="16"/>
+          <w:szCs w:val="16"/>
+        </w:rPr>
+      </w:pPr>
+      <w:r>
+        <w:rPr>
+          <w:sz w:val="16"/>
+          <w:szCs w:val="16"/>
+          <w:rtl w:val="0"/>
+        </w:rPr>
+        <w:t xml:space="preserve">Dongemond Klimaattechniek B.V</w:t>
+      </w:r>
+      <w:r>
+        <w:rPr>
+          <w:color w:val="4d8cac"/>
+          <w:sz w:val="16"/>
+          <w:szCs w:val="16"/>
+          <w:rtl w:val="0"/>
+        </w:rPr>
+        <w:t xml:space="preserve">               </w:t>
+        <w:tab/>
+        <w:t xml:space="preserve">       </w:t>
+      </w:r>
+      <w:r>
+        <w:rPr>
+          <w:sz w:val="16"/>
+          <w:szCs w:val="16"/>
+          <w:rtl w:val="0"/>
+        </w:rPr>
+        <w:t xml:space="preserve">Telefoon:  0162-750861</w:t>
+      </w:r>
+      <w:r>
+        <w:rPr>
+          <w:color w:val="4d8cac"/>
+          <w:sz w:val="16"/>
+          <w:szCs w:val="16"/>
+          <w:rtl w:val="0"/>
+        </w:rPr>
+        <w:t xml:space="preserve">          </w:t>
+        <w:tab/>
+        <w:tab/>
+        <w:t xml:space="preserve">                                            </w:t>
+      </w:r>
+      <w:r>
+        <w:rPr>
+          <w:sz w:val="16"/>
+          <w:szCs w:val="16"/>
+          <w:rtl w:val="0"/>
+        </w:rPr>
+        <w:t xml:space="preserve">KvK: 71245340</w:t>
+      </w:r>
+    </w:p>
+    <w:p>
+      <w:pPr>
+        <w:tabs>
+          <w:tab w:val="left" w:leader="none" w:pos="3285"/>
+        </w:tabs>
+        <w:spacing w:after="0" w:line="240" w:lineRule="auto"/>
+        <w:rPr>
+          <w:color w:val="1a1915"/>
+          <w:sz w:val="16"/>
+          <w:szCs w:val="16"/>
+        </w:rPr>
+      </w:pPr>
+      <w:r>
+        <w:rPr>
+          <w:sz w:val="16"/>
+          <w:szCs w:val="16"/>
+          <w:rtl w:val="0"/>
+        </w:rPr>
+        <w:t xml:space="preserve">Benedenkerkstraat 57                                               Email: </w:t>
+      </w:r>
+      <w:hyperlink r:id="rId12">
+        <w:r>
+          <w:rPr>
+            <w:sz w:val="16"/>
+            <w:szCs w:val="16"/>
+            <w:u w:val="single"/>
+            <w:rtl w:val="0"/>
+          </w:rPr>
+          <w:t xml:space="preserve">info@dongemondklimaattechniek.nl</w:t>
+        </w:r>
+      </w:hyperlink>
+      <w:r>
+        <w:rPr>
+          <w:sz w:val="16"/>
+          <w:szCs w:val="16"/>
+          <w:rtl w:val="0"/>
+        </w:rPr>
+        <w:t xml:space="preserve">                                       BtwNr: NL858635471B01</w:t>
+      </w:r>
+      <w:r>
+        <w:rPr>
+          <w:rtl w:val="0"/>
+        </w:rPr>
+      </w:r>
+    </w:p>
+    <w:p>
+      <w:pPr>
+        <w:spacing w:after="0" w:line="240" w:lineRule="auto"/>
+        <w:rPr>
+          <w:sz w:val="16"/>
+          <w:szCs w:val="16"/>
+        </w:rPr>
+      </w:pPr>
+      <w:bookmarkStart w:colFirst="0" w:colLast="0" w:name="_szqe08wi9zvs" w:id="1"/>
+      <w:bookmarkEnd w:id="1"/>
+      <w:r>
+        <w:rPr>
+          <w:sz w:val="16"/>
+          <w:szCs w:val="16"/>
+          <w:rtl w:val="0"/>
+        </w:rPr>
+        <w:t xml:space="preserve">5165 CA Waspik                 </w:t>
+      </w:r>
+      <w:r>
+        <w:rPr>
+          <w:color w:val="4d8cac"/>
+          <w:sz w:val="16"/>
+          <w:szCs w:val="16"/>
+          <w:rtl w:val="0"/>
+        </w:rPr>
+        <w:tab/>
+        <w:tab/>
+      </w:r>
+      <w:r>
+        <w:rPr>
+          <w:sz w:val="16"/>
+          <w:szCs w:val="16"/>
+          <w:rtl w:val="0"/>
+        </w:rPr>
+        <w:t xml:space="preserve">       Website: www.dongemondklimaattechniek.nl </w:t>
+      </w:r>
+      <w:r>
+        <w:rPr>
+          <w:color w:val="4d8cac"/>
+          <w:sz w:val="16"/>
+          <w:szCs w:val="16"/>
+          <w:rtl w:val="0"/>
+        </w:rPr>
+        <w:tab/>
+      </w:r>
+      <w:r>
+        <w:rPr>
+          <w:sz w:val="16"/>
+          <w:szCs w:val="16"/>
+          <w:rtl w:val="0"/>
+        </w:rPr>
+        <w:t xml:space="preserve">                        IBAN: NL07RABO0329224719</w:t>
+      </w:r>
+      <w:r>
+        <w:rPr>
+          <w:rtl w:val="0"/>
+        </w:rPr>
+      </w:r>
+    </w:p>
+    <w:p>
+      <w:pPr>
+        <w:spacing w:after="0"/>
+      </w:pPr>
+    </w:p>
+    <w:p>
+      <w:r>
+        <w:br w:type="page"/>
+      </w:r>
+    </w:p>
+    <w:p>
+      <w:pPr>
+        <w:spacing w:after="0" w:line="240" w:lineRule="auto"/>
+        <w:jc w:val="both"/>
+        <w:rPr>
+          <w:rFonts w:ascii="Calibri" w:cs="Calibri" w:eastAsia="Calibri" w:hAnsi="Calibri"/>
+          <w:color w:val="000000"/>
+          <w:sz w:val="16"/>
+          <w:szCs w:val="16"/>
+        </w:rPr>
+      </w:pPr>
+      <w:r>
+        <w:rPr>
+          <w:b w:val="1"/>
+          <w:bCs w:val="1"/>
+          <w:sz w:val="20"/>
+          <w:szCs w:val="20"/>
+          <w:u w:val="single"/>
+          <w:rtl w:val="0"/>
+        </w:rPr>
+        <w:t xml:space="preserve">Uitgangspunten offerte {offertezin}:</w:t>
+      </w:r>
+      <w:r>
+        <w:rPr>
+          <w:rtl w:val="0"/>
+        </w:rPr>
+      </w:r>
+    </w:p>
+    <w:p>
+      <w:pPr>
+        <w:spacing w:after="0" w:line="240" w:lineRule="auto"/>
+        <w:jc w:val="both"/>
+        <w:rPr>
+          <w:rFonts w:ascii="Calibri" w:cs="Calibri" w:eastAsia="Calibri" w:hAnsi="Calibri"/>
+          <w:b w:val="1"/>
+          <w:bCs w:val="1"/>
+          <w:color w:val="000000"/>
+          <w:sz w:val="20"/>
+          <w:szCs w:val="20"/>
+        </w:rPr>
+      </w:pPr>
+      <w:r>
+        <w:rPr>
+          <w:rtl w:val="0"/>
+        </w:rPr>
+      </w:r>
+    </w:p>
+    <w:p>
+      <w:pPr>
+        <w:spacing w:after="0" w:line="240" w:lineRule="auto"/>
+        <w:jc w:val="both"/>
+        <w:rPr>
+          <w:rFonts w:ascii="Calibri" w:cs="Calibri" w:eastAsia="Calibri" w:hAnsi="Calibri"/>
+          <w:b w:val="1"/>
+          <w:bCs w:val="1"/>
+          <w:color w:val="000000"/>
+          <w:sz w:val="20"/>
+          <w:szCs w:val="20"/>
+        </w:rPr>
+      </w:pPr>
+      <w:r>
+        <w:rPr>
+          <w:rFonts w:ascii="Calibri" w:cs="Calibri" w:eastAsia="Calibri" w:hAnsi="Calibri"/>
+          <w:b w:val="1"/>
+          <w:bCs w:val="1"/>
+          <w:color w:val="000000"/>
+          <w:sz w:val="20"/>
+          <w:szCs w:val="20"/>
+          <w:rtl w:val="0"/>
+        </w:rPr>
+        <w:t xml:space="preserve">{locatievariatie1}</w:t>
+      </w:r>
+    </w:p>
+    <w:p>
+      <w:r>
+        <w:t>{#acOptions}</w:t>
+      </w:r>
+    </w:p>
+    <w:p>
+      <w:pPr>
+        <w:spacing w:after="0" w:line="240" w:lineRule="auto"/>
+        <w:jc w:val="both"/>
+        <w:rPr>
+          <w:sz w:val="20"/>
+          <w:szCs w:val="20"/>
+        </w:rPr>
+      </w:pPr>
+      <w:r>
+        <w:rPr>
+          <w:rFonts w:ascii="Calibri" w:cs="Calibri" w:eastAsia="Calibri" w:hAnsi="Calibri"/>
+          <w:color w:val="000000"/>
+          <w:sz w:val="20"/>
+          <w:szCs w:val="20"/>
+        </w:rPr>
+        <w:t>{optieSpec}</w:t>
+      </w:r>
+    </w:p>
+    <w:p>
+      <w:pPr>
+        <w:spacing w:after="60" w:before="120"/>
+      </w:pPr>
+      <w:r>
+        <w:rPr>
+          <w:rFonts w:ascii="Calibri" w:hAnsi="Calibri"/>
+          <w:b/>
+          <w:sz w:val="22"/>
+          <w:szCs w:val="22"/>
+        </w:rPr>
+        <w:t>{offerteImageLabel}</w:t>
+      </w:r>
+    </w:p>
+    <w:p>
+      <w:r>
+        <w:t>{%offerteImage}</w:t>
+      </w:r>
+    </w:p>
+    <w:p>
+      <w:r>
+        <w:t>{%offerteImageOutdoor}</w:t>
+      </w:r>
+    </w:p>
+    <w:p>
+      <w:r>
+        <w:br w:type="page"/>
+      </w:r>
+    </w:p>
+    <w:p>
+      <w:r>
+        <w:t>{/acOptions}</w:t>
+      </w:r>
+    </w:p>
+    <w:p>
+      <w:pPr>
+        <w:spacing w:after="0" w:line="240" w:lineRule="auto"/>
+        <w:jc w:val="both"/>
+        <w:rPr>
+          <w:sz w:val="20"/>
+          <w:szCs w:val="20"/>
+        </w:rPr>
+      </w:pPr>
+      <w:r>
+        <w:rPr>
+          <w:rFonts w:ascii="Calibri" w:cs="Calibri" w:eastAsia="Calibri" w:hAnsi="Calibri"/>
+          <w:color w:val="000000"/>
+          <w:sz w:val="20"/>
+          <w:szCs w:val="20"/>
+        </w:rPr>
+        <w:t>{acClosing}</w:t>
+      </w:r>
+    </w:p>
+    <w:p>
+      <w:r>
+        <w:br w:type="page"/>
+      </w:r>
+    </w:p>
+    <w:p>
+      <w:pPr>
+        <w:spacing w:after="0" w:line="240" w:lineRule="auto"/>
+        <w:rPr>
+          <w:rFonts w:ascii="Calibri" w:cs="Calibri" w:eastAsia="Calibri" w:hAnsi="Calibri"/>
+          <w:color w:val="000000"/>
+          <w:sz w:val="16"/>
+          <w:szCs w:val="16"/>
+        </w:rPr>
+      </w:pPr>
+      <w:bookmarkStart w:colFirst="0" w:colLast="0" w:name="_4htz9pq2vdjk" w:id="2"/>
+      <w:bookmarkEnd w:id="2"/>
+      <w:r>
+        <w:rPr>
+          <w:sz w:val="16"/>
+          <w:szCs w:val="16"/>
+          <w:u w:val="single"/>
+          <w:rtl w:val="0"/>
+        </w:rPr>
+        <w:t xml:space="preserve">Levertijd: </w:t>
+      </w:r>
+      <w:r>
+        <w:rPr>
+          <w:rtl w:val="0"/>
+        </w:rPr>
+      </w:r>
+    </w:p>
+    <w:p>
+      <w:pPr>
+        <w:keepNext w:val="0"/>
+        <w:keepLines w:val="0"/>
+        <w:pageBreakBefore w:val="0"/>
+        <w:widowControl w:val="1"/>
+        <w:pBdr>
+          <w:top w:space="0" w:sz="0" w:val="nil"/>
+          <w:left w:space="0" w:sz="0" w:val="nil"/>
+          <w:bottom w:space="0" w:sz="0" w:val="nil"/>
+          <w:right w:space="0" w:sz="0" w:val="nil"/>
+          <w:between w:space="0" w:sz="0" w:val="nil"/>
+        </w:pBdr>
+        <w:shd w:fill="auto" w:val="clear"/>
+        <w:spacing w:after="0" w:before="0" w:line="240" w:lineRule="auto"/>
+        <w:ind w:left="0" w:right="0" w:firstLine="0"/>
+        <w:jc w:val="left"/>
+        <w:rPr>
+          <w:rFonts w:ascii="Calibri" w:cs="Calibri" w:eastAsia="Calibri" w:hAnsi="Calibri"/>
+          <w:b w:val="0"/>
+          <w:bCs w:val="0"/>
+          <w:i w:val="0"/>
+          <w:iCs w:val="0"/>
+          <w:smallCaps w:val="0"/>
+          <w:strike w:val="0"/>
+          <w:color w:val="000000"/>
+          <w:sz w:val="16"/>
+          <w:szCs w:val="16"/>
+          <w:u w:val="none"/>
+          <w:shd w:fill="auto" w:val="clear"/>
+          <w:vertAlign w:val="baseline"/>
+        </w:rPr>
+      </w:pPr>
+      <w:r>
+        <w:rPr>
+          <w:rFonts w:ascii="Calibri" w:cs="Calibri" w:eastAsia="Calibri" w:hAnsi="Calibri"/>
+          <w:b w:val="0"/>
+          <w:bCs w:val="0"/>
+          <w:i w:val="0"/>
+          <w:iCs w:val="0"/>
+          <w:smallCaps w:val="0"/>
+          <w:strike w:val="0"/>
+          <w:color w:val="000000"/>
+          <w:sz w:val="16"/>
+          <w:szCs w:val="16"/>
+          <w:u w:val="none"/>
+          <w:shd w:fill="auto" w:val="clear"/>
+          <w:vertAlign w:val="baseline"/>
+          <w:rtl w:val="0"/>
+        </w:rPr>
+        <w:t xml:space="preserve">Montagedatum in samenspraak nader te bepalen. </w:t>
+      </w:r>
+    </w:p>
+    <w:p>
+      <w:pPr>
+        <w:keepNext w:val="0"/>
+        <w:keepLines w:val="0"/>
+        <w:pageBreakBefore w:val="0"/>
+        <w:widowControl w:val="1"/>
+        <w:pBdr>
+          <w:top w:space="0" w:sz="0" w:val="nil"/>
+          <w:left w:space="0" w:sz="0" w:val="nil"/>
+          <w:bottom w:space="0" w:sz="0" w:val="nil"/>
+          <w:right w:space="0" w:sz="0" w:val="nil"/>
+          <w:between w:space="0" w:sz="0" w:val="nil"/>
+        </w:pBdr>
+        <w:shd w:fill="auto" w:val="clear"/>
+        <w:spacing w:after="0" w:before="0" w:line="240" w:lineRule="auto"/>
+        <w:ind w:left="0" w:right="0" w:firstLine="0"/>
+        <w:jc w:val="left"/>
+        <w:rPr>
+          <w:rFonts w:ascii="Calibri" w:cs="Calibri" w:eastAsia="Calibri" w:hAnsi="Calibri"/>
+          <w:b w:val="0"/>
+          <w:bCs w:val="0"/>
+          <w:i w:val="0"/>
+          <w:iCs w:val="0"/>
+          <w:smallCaps w:val="0"/>
+          <w:strike w:val="0"/>
+          <w:color w:val="000000"/>
+          <w:sz w:val="16"/>
+          <w:szCs w:val="16"/>
+          <w:u w:val="single"/>
+          <w:shd w:fill="auto" w:val="clear"/>
+          <w:vertAlign w:val="baseline"/>
+        </w:rPr>
+      </w:pPr>
+      <w:r>
+        <w:rPr>
+          <w:rtl w:val="0"/>
+        </w:rPr>
+      </w:r>
+    </w:p>
+    <w:p>
+      <w:pPr>
+        <w:keepNext w:val="0"/>
+        <w:keepLines w:val="0"/>
+        <w:pageBreakBefore w:val="0"/>
+        <w:widowControl w:val="1"/>
+        <w:pBdr>
+          <w:top w:space="0" w:sz="0" w:val="nil"/>
+          <w:left w:space="0" w:sz="0" w:val="nil"/>
+          <w:bottom w:space="0" w:sz="0" w:val="nil"/>
+          <w:right w:space="0" w:sz="0" w:val="nil"/>
+          <w:between w:space="0" w:sz="0" w:val="nil"/>
+        </w:pBdr>
+        <w:shd w:fill="auto" w:val="clear"/>
+        <w:spacing w:after="0" w:before="0" w:line="240" w:lineRule="auto"/>
+        <w:ind w:left="0" w:right="0" w:firstLine="0"/>
+        <w:jc w:val="left"/>
+        <w:rPr>
+          <w:rFonts w:ascii="Calibri" w:cs="Calibri" w:eastAsia="Calibri" w:hAnsi="Calibri"/>
+          <w:b w:val="0"/>
+          <w:bCs w:val="0"/>
+          <w:i w:val="0"/>
+          <w:iCs w:val="0"/>
+          <w:smallCaps w:val="0"/>
+          <w:strike w:val="0"/>
+          <w:color w:val="000000"/>
+          <w:sz w:val="16"/>
+          <w:szCs w:val="16"/>
+          <w:u w:val="single"/>
+          <w:shd w:fill="auto" w:val="clear"/>
+          <w:vertAlign w:val="baseline"/>
+        </w:rPr>
+      </w:pPr>
+      <w:r>
+        <w:rPr>
+          <w:rFonts w:ascii="Calibri" w:cs="Calibri" w:eastAsia="Calibri" w:hAnsi="Calibri"/>
+          <w:b w:val="0"/>
+          <w:bCs w:val="0"/>
+          <w:i w:val="0"/>
+          <w:iCs w:val="0"/>
+          <w:smallCaps w:val="0"/>
+          <w:strike w:val="0"/>
+          <w:color w:val="000000"/>
+          <w:sz w:val="16"/>
+          <w:szCs w:val="16"/>
+          <w:u w:val="single"/>
+          <w:shd w:fill="auto" w:val="clear"/>
+          <w:vertAlign w:val="baseline"/>
+          <w:rtl w:val="0"/>
+        </w:rPr>
+        <w:t xml:space="preserve">Geldigheidsduur offerte:</w:t>
+      </w:r>
+    </w:p>
+    <w:p>
+      <w:pPr>
+        <w:keepNext w:val="0"/>
+        <w:keepLines w:val="0"/>
+        <w:pageBreakBefore w:val="0"/>
+        <w:widowControl w:val="1"/>
+        <w:pBdr>
+          <w:top w:space="0" w:sz="0" w:val="nil"/>
+          <w:left w:space="0" w:sz="0" w:val="nil"/>
+          <w:bottom w:space="0" w:sz="0" w:val="nil"/>
+          <w:right w:space="0" w:sz="0" w:val="nil"/>
+          <w:between w:space="0" w:sz="0" w:val="nil"/>
+        </w:pBdr>
+        <w:shd w:fill="auto" w:val="clear"/>
+        <w:spacing w:after="0" w:before="0" w:line="240" w:lineRule="auto"/>
+        <w:ind w:left="0" w:right="0" w:firstLine="0"/>
+        <w:jc w:val="left"/>
+        <w:rPr>
+          <w:rFonts w:ascii="Calibri" w:cs="Calibri" w:eastAsia="Calibri" w:hAnsi="Calibri"/>
+          <w:b w:val="0"/>
+          <w:bCs w:val="0"/>
+          <w:i w:val="0"/>
+          <w:iCs w:val="0"/>
+          <w:smallCaps w:val="0"/>
+          <w:strike w:val="0"/>
+          <w:color w:val="000000"/>
+          <w:sz w:val="16"/>
+          <w:szCs w:val="16"/>
+          <w:u w:val="none"/>
+          <w:shd w:fill="auto" w:val="clear"/>
+          <w:vertAlign w:val="baseline"/>
+        </w:rPr>
+      </w:pPr>
+      <w:r>
+        <w:rPr>
+          <w:rFonts w:ascii="Calibri" w:cs="Calibri" w:eastAsia="Calibri" w:hAnsi="Calibri"/>
+          <w:b w:val="0"/>
+          <w:bCs w:val="0"/>
+          <w:i w:val="0"/>
+          <w:iCs w:val="0"/>
+          <w:smallCaps w:val="0"/>
+          <w:strike w:val="0"/>
+          <w:color w:val="000000"/>
+          <w:sz w:val="16"/>
+          <w:szCs w:val="16"/>
+          <w:u w:val="none"/>
+          <w:shd w:fill="auto" w:val="clear"/>
+          <w:vertAlign w:val="baseline"/>
+          <w:rtl w:val="0"/>
+        </w:rPr>
+        <w:t xml:space="preserve">1 maanden na offertedatum</w:t>
+      </w:r>
+    </w:p>
+    <w:p>
+      <w:pPr>
+        <w:keepNext w:val="0"/>
+        <w:keepLines w:val="0"/>
+        <w:pageBreakBefore w:val="0"/>
+        <w:widowControl w:val="1"/>
+        <w:pBdr>
+          <w:top w:space="0" w:sz="0" w:val="nil"/>
+          <w:left w:space="0" w:sz="0" w:val="nil"/>
+          <w:bottom w:space="0" w:sz="0" w:val="nil"/>
+          <w:right w:space="0" w:sz="0" w:val="nil"/>
+          <w:between w:space="0" w:sz="0" w:val="nil"/>
+        </w:pBdr>
+        <w:shd w:fill="auto" w:val="clear"/>
+        <w:spacing w:after="0" w:before="0" w:line="240" w:lineRule="auto"/>
+        <w:ind w:left="0" w:right="0" w:firstLine="0"/>
+        <w:jc w:val="left"/>
+        <w:rPr>
+          <w:rFonts w:ascii="Calibri" w:cs="Calibri" w:eastAsia="Calibri" w:hAnsi="Calibri"/>
+          <w:b w:val="0"/>
+          <w:bCs w:val="0"/>
+          <w:i w:val="0"/>
+          <w:iCs w:val="0"/>
+          <w:smallCaps w:val="0"/>
+          <w:strike w:val="0"/>
+          <w:color w:val="000000"/>
+          <w:sz w:val="16"/>
+          <w:szCs w:val="16"/>
+          <w:u w:val="none"/>
+          <w:shd w:fill="auto" w:val="clear"/>
+          <w:vertAlign w:val="baseline"/>
+        </w:rPr>
+      </w:pPr>
+      <w:r>
+        <w:rPr>
+          <w:rFonts w:ascii="Calibri" w:cs="Calibri" w:eastAsia="Calibri" w:hAnsi="Calibri"/>
+          <w:b w:val="0"/>
+          <w:bCs w:val="0"/>
+          <w:i w:val="0"/>
+          <w:iCs w:val="0"/>
+          <w:smallCaps w:val="0"/>
+          <w:strike w:val="0"/>
+          <w:color w:val="000000"/>
+          <w:sz w:val="16"/>
+          <w:szCs w:val="16"/>
+          <w:u w:val="none"/>
+          <w:shd w:fill="auto" w:val="clear"/>
+          <w:vertAlign w:val="baseline"/>
+          <w:rtl w:val="0"/>
+        </w:rPr>
+        <w:t xml:space="preserve">Indien de uitvoering van de werkzaamheden aanvangt met 2 maanden of meer na opdrachtverstrekking, dan worden de eventuele meerprijskosten doorberekend op basis van nacalculatie i.v.m. de huidige sterk steigende (grondstof)prijzen. </w:t>
+      </w:r>
+    </w:p>
+    <w:p>
+      <w:pPr>
+        <w:keepNext w:val="0"/>
+        <w:keepLines w:val="0"/>
+        <w:pageBreakBefore w:val="0"/>
+        <w:widowControl w:val="1"/>
+        <w:pBdr>
+          <w:top w:space="0" w:sz="0" w:val="nil"/>
+          <w:left w:space="0" w:sz="0" w:val="nil"/>
+          <w:bottom w:space="0" w:sz="0" w:val="nil"/>
+          <w:right w:space="0" w:sz="0" w:val="nil"/>
+          <w:between w:space="0" w:sz="0" w:val="nil"/>
+        </w:pBdr>
+        <w:shd w:fill="auto" w:val="clear"/>
+        <w:spacing w:after="0" w:before="0" w:line="240" w:lineRule="auto"/>
+        <w:ind w:left="0" w:right="0" w:firstLine="0"/>
+        <w:jc w:val="left"/>
+        <w:rPr>
+          <w:rFonts w:ascii="Calibri" w:cs="Calibri" w:eastAsia="Calibri" w:hAnsi="Calibri"/>
+          <w:b w:val="0"/>
+          <w:bCs w:val="0"/>
+          <w:i w:val="0"/>
+          <w:iCs w:val="0"/>
+          <w:smallCaps w:val="0"/>
+          <w:strike w:val="0"/>
+          <w:color w:val="000000"/>
+          <w:sz w:val="16"/>
+          <w:szCs w:val="16"/>
+          <w:u w:val="single"/>
+          <w:shd w:fill="auto" w:val="clear"/>
+          <w:vertAlign w:val="baseline"/>
+        </w:rPr>
+      </w:pPr>
+      <w:r>
+        <w:rPr>
+          <w:rtl w:val="0"/>
+        </w:rPr>
+      </w:r>
+    </w:p>
+    <w:p>
+      <w:pPr>
+        <w:keepNext w:val="0"/>
+        <w:keepLines w:val="0"/>
+        <w:pageBreakBefore w:val="0"/>
+        <w:widowControl w:val="1"/>
+        <w:pBdr>
+          <w:top w:space="0" w:sz="0" w:val="nil"/>
+          <w:left w:space="0" w:sz="0" w:val="nil"/>
+          <w:bottom w:space="0" w:sz="0" w:val="nil"/>
+          <w:right w:space="0" w:sz="0" w:val="nil"/>
+          <w:between w:space="0" w:sz="0" w:val="nil"/>
+        </w:pBdr>
+        <w:shd w:fill="auto" w:val="clear"/>
+        <w:spacing w:after="0" w:before="0" w:line="240" w:lineRule="auto"/>
+        <w:ind w:left="0" w:right="0" w:firstLine="0"/>
+        <w:jc w:val="left"/>
+        <w:rPr>
+          <w:rFonts w:ascii="Calibri" w:cs="Calibri" w:eastAsia="Calibri" w:hAnsi="Calibri"/>
+          <w:b w:val="0"/>
+          <w:bCs w:val="0"/>
+          <w:i w:val="0"/>
+          <w:iCs w:val="0"/>
+          <w:smallCaps w:val="0"/>
+          <w:strike w:val="0"/>
+          <w:color w:val="000000"/>
+          <w:sz w:val="16"/>
+          <w:szCs w:val="16"/>
+          <w:u w:val="single"/>
+          <w:shd w:fill="auto" w:val="clear"/>
+          <w:vertAlign w:val="baseline"/>
+        </w:rPr>
+      </w:pPr>
+      <w:r>
+        <w:rPr>
+          <w:rFonts w:ascii="Calibri" w:cs="Calibri" w:eastAsia="Calibri" w:hAnsi="Calibri"/>
+          <w:b w:val="0"/>
+          <w:bCs w:val="0"/>
+          <w:i w:val="0"/>
+          <w:iCs w:val="0"/>
+          <w:smallCaps w:val="0"/>
+          <w:strike w:val="0"/>
+          <w:color w:val="000000"/>
+          <w:sz w:val="16"/>
+          <w:szCs w:val="16"/>
+          <w:u w:val="single"/>
+          <w:shd w:fill="auto" w:val="clear"/>
+          <w:vertAlign w:val="baseline"/>
+          <w:rtl w:val="0"/>
+        </w:rPr>
+        <w:t xml:space="preserve">Betaling:</w:t>
+      </w:r>
+    </w:p>
+    <w:p>
+      <w:pPr>
+        <w:keepNext w:val="0"/>
+        <w:keepLines w:val="0"/>
+        <w:pageBreakBefore w:val="0"/>
+        <w:widowControl w:val="1"/>
+        <w:pBdr>
+          <w:top w:space="0" w:sz="0" w:val="nil"/>
+          <w:left w:space="0" w:sz="0" w:val="nil"/>
+          <w:bottom w:space="0" w:sz="0" w:val="nil"/>
+          <w:right w:space="0" w:sz="0" w:val="nil"/>
+          <w:between w:space="0" w:sz="0" w:val="nil"/>
+        </w:pBdr>
+        <w:shd w:fill="auto" w:val="clear"/>
+        <w:spacing w:after="0" w:before="0" w:line="240" w:lineRule="auto"/>
+        <w:ind w:left="0" w:right="0" w:firstLine="0"/>
+        <w:jc w:val="left"/>
+        <w:rPr>
+          <w:rFonts w:ascii="Calibri" w:cs="Calibri" w:eastAsia="Calibri" w:hAnsi="Calibri"/>
+          <w:b w:val="0"/>
+          <w:bCs w:val="0"/>
+          <w:i w:val="0"/>
+          <w:iCs w:val="0"/>
+          <w:smallCaps w:val="0"/>
+          <w:strike w:val="0"/>
+          <w:color w:val="000000"/>
+          <w:sz w:val="16"/>
+          <w:szCs w:val="16"/>
+          <w:u w:val="none"/>
+          <w:shd w:fill="auto" w:val="clear"/>
+          <w:vertAlign w:val="baseline"/>
+        </w:rPr>
+      </w:pPr>
+      <w:r>
+        <w:rPr>
+          <w:rFonts w:ascii="Calibri" w:cs="Calibri" w:eastAsia="Calibri" w:hAnsi="Calibri"/>
+          <w:b w:val="0"/>
+          <w:bCs w:val="0"/>
+          <w:i w:val="0"/>
+          <w:iCs w:val="0"/>
+          <w:smallCaps w:val="0"/>
+          <w:strike w:val="0"/>
+          <w:color w:val="000000"/>
+          <w:sz w:val="16"/>
+          <w:szCs w:val="16"/>
+          <w:u w:val="none"/>
+          <w:shd w:fill="auto" w:val="clear"/>
+          <w:vertAlign w:val="baseline"/>
+          <w:rtl w:val="0"/>
+        </w:rPr>
+        <w:t xml:space="preserve">50% bij opdracht</w:t>
+        <w:tab/>
+      </w:r>
+    </w:p>
+    <w:p>
+      <w:pPr>
+        <w:keepNext w:val="0"/>
+        <w:keepLines w:val="0"/>
+        <w:pageBreakBefore w:val="0"/>
+        <w:widowControl w:val="1"/>
+        <w:pBdr>
+          <w:top w:space="0" w:sz="0" w:val="nil"/>
+          <w:left w:space="0" w:sz="0" w:val="nil"/>
+          <w:bottom w:space="0" w:sz="0" w:val="nil"/>
+          <w:right w:space="0" w:sz="0" w:val="nil"/>
+          <w:between w:space="0" w:sz="0" w:val="nil"/>
+        </w:pBdr>
+        <w:shd w:fill="auto" w:val="clear"/>
+        <w:spacing w:after="0" w:before="0" w:line="240" w:lineRule="auto"/>
+        <w:ind w:left="0" w:right="0" w:firstLine="0"/>
+        <w:jc w:val="left"/>
+        <w:rPr>
+          <w:rFonts w:ascii="Calibri" w:cs="Calibri" w:eastAsia="Calibri" w:hAnsi="Calibri"/>
+          <w:b w:val="0"/>
+          <w:bCs w:val="0"/>
+          <w:i w:val="0"/>
+          <w:iCs w:val="0"/>
+          <w:smallCaps w:val="0"/>
+          <w:strike w:val="0"/>
+          <w:color w:val="000000"/>
+          <w:sz w:val="16"/>
+          <w:szCs w:val="16"/>
+          <w:u w:val="none"/>
+          <w:shd w:fill="auto" w:val="clear"/>
+          <w:vertAlign w:val="baseline"/>
+        </w:rPr>
+      </w:pPr>
+      <w:r>
+        <w:rPr>
+          <w:rFonts w:ascii="Calibri" w:cs="Calibri" w:eastAsia="Calibri" w:hAnsi="Calibri"/>
+          <w:b w:val="0"/>
+          <w:bCs w:val="0"/>
+          <w:i w:val="0"/>
+          <w:iCs w:val="0"/>
+          <w:smallCaps w:val="0"/>
+          <w:strike w:val="0"/>
+          <w:color w:val="000000"/>
+          <w:sz w:val="16"/>
+          <w:szCs w:val="16"/>
+          <w:u w:val="none"/>
+          <w:shd w:fill="auto" w:val="clear"/>
+          <w:vertAlign w:val="baseline"/>
+          <w:rtl w:val="0"/>
+        </w:rPr>
+        <w:t xml:space="preserve">40% bij start werkzaamheden</w:t>
+      </w:r>
+    </w:p>
+    <w:p>
+      <w:pPr>
+        <w:keepNext w:val="0"/>
+        <w:keepLines w:val="0"/>
+        <w:pageBreakBefore w:val="0"/>
+        <w:widowControl w:val="1"/>
+        <w:pBdr>
+          <w:top w:space="0" w:sz="0" w:val="nil"/>
+          <w:left w:space="0" w:sz="0" w:val="nil"/>
+          <w:bottom w:space="0" w:sz="0" w:val="nil"/>
+          <w:right w:space="0" w:sz="0" w:val="nil"/>
+          <w:between w:space="0" w:sz="0" w:val="nil"/>
+        </w:pBdr>
+        <w:shd w:fill="auto" w:val="clear"/>
+        <w:spacing w:after="0" w:before="0" w:line="240" w:lineRule="auto"/>
+        <w:ind w:left="0" w:right="0" w:firstLine="0"/>
+        <w:jc w:val="left"/>
+        <w:rPr>
+          <w:rFonts w:ascii="Calibri" w:cs="Calibri" w:eastAsia="Calibri" w:hAnsi="Calibri"/>
+          <w:b w:val="0"/>
+          <w:bCs w:val="0"/>
+          <w:i w:val="0"/>
+          <w:iCs w:val="0"/>
+          <w:smallCaps w:val="0"/>
+          <w:strike w:val="0"/>
+          <w:color w:val="000000"/>
+          <w:sz w:val="16"/>
+          <w:szCs w:val="16"/>
+          <w:u w:val="none"/>
+          <w:shd w:fill="auto" w:val="clear"/>
+          <w:vertAlign w:val="baseline"/>
+        </w:rPr>
+      </w:pPr>
+      <w:r>
+        <w:rPr>
+          <w:rFonts w:ascii="Calibri" w:cs="Calibri" w:eastAsia="Calibri" w:hAnsi="Calibri"/>
+          <w:b w:val="0"/>
+          <w:bCs w:val="0"/>
+          <w:i w:val="0"/>
+          <w:iCs w:val="0"/>
+          <w:smallCaps w:val="0"/>
+          <w:strike w:val="0"/>
+          <w:color w:val="000000"/>
+          <w:sz w:val="16"/>
+          <w:szCs w:val="16"/>
+          <w:u w:val="none"/>
+          <w:shd w:fill="auto" w:val="clear"/>
+          <w:vertAlign w:val="baseline"/>
+          <w:rtl w:val="0"/>
+        </w:rPr>
+        <w:t xml:space="preserve">10%   bij oplevering</w:t>
+      </w:r>
+    </w:p>
+    <w:p>
+      <w:pPr>
+        <w:keepNext w:val="0"/>
+        <w:keepLines w:val="0"/>
+        <w:pageBreakBefore w:val="0"/>
+        <w:widowControl w:val="1"/>
+        <w:pBdr>
+          <w:top w:space="0" w:sz="0" w:val="nil"/>
+          <w:left w:space="0" w:sz="0" w:val="nil"/>
+          <w:bottom w:space="0" w:sz="0" w:val="nil"/>
+          <w:right w:space="0" w:sz="0" w:val="nil"/>
+          <w:between w:space="0" w:sz="0" w:val="nil"/>
+        </w:pBdr>
+        <w:shd w:fill="auto" w:val="clear"/>
+        <w:spacing w:after="0" w:before="0" w:line="240" w:lineRule="auto"/>
+        <w:ind w:left="0" w:right="0" w:firstLine="0"/>
+        <w:jc w:val="left"/>
+        <w:rPr>
+          <w:rFonts w:ascii="Calibri" w:cs="Calibri" w:eastAsia="Calibri" w:hAnsi="Calibri"/>
+          <w:b w:val="0"/>
+          <w:bCs w:val="0"/>
+          <w:i w:val="0"/>
+          <w:iCs w:val="0"/>
+          <w:smallCaps w:val="0"/>
+          <w:strike w:val="0"/>
+          <w:color w:val="000000"/>
+          <w:sz w:val="16"/>
+          <w:szCs w:val="16"/>
+          <w:u w:val="none"/>
+          <w:shd w:fill="auto" w:val="clear"/>
+          <w:vertAlign w:val="baseline"/>
+        </w:rPr>
+      </w:pPr>
+      <w:r>
+        <w:rPr>
+          <w:rFonts w:ascii="Calibri" w:cs="Calibri" w:eastAsia="Calibri" w:hAnsi="Calibri"/>
+          <w:b w:val="0"/>
+          <w:bCs w:val="0"/>
+          <w:i w:val="0"/>
+          <w:iCs w:val="0"/>
+          <w:smallCaps w:val="0"/>
+          <w:strike w:val="0"/>
+          <w:color w:val="000000"/>
+          <w:sz w:val="16"/>
+          <w:szCs w:val="16"/>
+          <w:u w:val="none"/>
+          <w:shd w:fill="auto" w:val="clear"/>
+          <w:vertAlign w:val="baseline"/>
+          <w:rtl w:val="0"/>
+        </w:rPr>
+        <w:t xml:space="preserve">Binnen 8 dagen na factuurdatum</w:t>
+      </w:r>
+    </w:p>
+    <w:p>
+      <w:pPr>
+        <w:keepNext w:val="0"/>
+        <w:keepLines w:val="0"/>
+        <w:pageBreakBefore w:val="0"/>
+        <w:widowControl w:val="1"/>
+        <w:pBdr>
+          <w:top w:space="0" w:sz="0" w:val="nil"/>
+          <w:left w:space="0" w:sz="0" w:val="nil"/>
+          <w:bottom w:space="0" w:sz="0" w:val="nil"/>
+          <w:right w:space="0" w:sz="0" w:val="nil"/>
+          <w:between w:space="0" w:sz="0" w:val="nil"/>
+        </w:pBdr>
+        <w:shd w:fill="auto" w:val="clear"/>
+        <w:spacing w:after="0" w:before="0" w:line="240" w:lineRule="auto"/>
+        <w:ind w:left="0" w:right="0" w:firstLine="0"/>
+        <w:jc w:val="left"/>
+        <w:rPr>
+          <w:rFonts w:ascii="Calibri" w:cs="Calibri" w:eastAsia="Calibri" w:hAnsi="Calibri"/>
+          <w:b w:val="0"/>
+          <w:bCs w:val="0"/>
+          <w:i w:val="0"/>
+          <w:iCs w:val="0"/>
+          <w:smallCaps w:val="0"/>
+          <w:strike w:val="0"/>
+          <w:color w:val="000000"/>
+          <w:sz w:val="16"/>
+          <w:szCs w:val="16"/>
+          <w:u w:val="none"/>
+          <w:shd w:fill="auto" w:val="clear"/>
+          <w:vertAlign w:val="baseline"/>
+        </w:rPr>
+      </w:pPr>
+      <w:r>
+        <w:rPr>
+          <w:rtl w:val="0"/>
+        </w:rPr>
+      </w:r>
+    </w:p>
+    <w:p>
+      <w:pPr>
+        <w:keepNext w:val="0"/>
+        <w:keepLines w:val="0"/>
+        <w:pageBreakBefore w:val="0"/>
+        <w:widowControl w:val="1"/>
+        <w:pBdr>
+          <w:top w:space="0" w:sz="0" w:val="nil"/>
+          <w:left w:space="0" w:sz="0" w:val="nil"/>
+          <w:bottom w:space="0" w:sz="0" w:val="nil"/>
+          <w:right w:space="0" w:sz="0" w:val="nil"/>
+          <w:between w:space="0" w:sz="0" w:val="nil"/>
+        </w:pBdr>
+        <w:shd w:fill="auto" w:val="clear"/>
+        <w:spacing w:after="0" w:before="0" w:line="240" w:lineRule="auto"/>
+        <w:ind w:left="0" w:right="0" w:firstLine="0"/>
+        <w:jc w:val="left"/>
+        <w:rPr>
+          <w:rFonts w:ascii="Calibri" w:cs="Calibri" w:eastAsia="Calibri" w:hAnsi="Calibri"/>
+          <w:b w:val="0"/>
+          <w:bCs w:val="0"/>
+          <w:i w:val="0"/>
+          <w:iCs w:val="0"/>
+          <w:smallCaps w:val="0"/>
+          <w:strike w:val="0"/>
+          <w:color w:val="000000"/>
+          <w:sz w:val="16"/>
+          <w:szCs w:val="16"/>
+          <w:u w:val="single"/>
+          <w:shd w:fill="auto" w:val="clear"/>
+          <w:vertAlign w:val="baseline"/>
+        </w:rPr>
+      </w:pPr>
+      <w:r>
+        <w:rPr>
+          <w:rFonts w:ascii="Calibri" w:cs="Calibri" w:eastAsia="Calibri" w:hAnsi="Calibri"/>
+          <w:b w:val="0"/>
+          <w:bCs w:val="0"/>
+          <w:i w:val="0"/>
+          <w:iCs w:val="0"/>
+          <w:smallCaps w:val="0"/>
+          <w:strike w:val="0"/>
+          <w:color w:val="000000"/>
+          <w:sz w:val="16"/>
+          <w:szCs w:val="16"/>
+          <w:u w:val="single"/>
+          <w:shd w:fill="auto" w:val="clear"/>
+          <w:vertAlign w:val="baseline"/>
+          <w:rtl w:val="0"/>
+        </w:rPr>
+        <w:t xml:space="preserve">Garantie:</w:t>
+      </w:r>
+    </w:p>
+    <w:p>
+      <w:pPr>
+        <w:keepNext w:val="0"/>
+        <w:keepLines w:val="0"/>
+        <w:pageBreakBefore w:val="0"/>
+        <w:widowControl w:val="1"/>
+        <w:pBdr>
+          <w:top w:space="0" w:sz="0" w:val="nil"/>
+          <w:left w:space="0" w:sz="0" w:val="nil"/>
+          <w:bottom w:space="0" w:sz="0" w:val="nil"/>
+          <w:right w:space="0" w:sz="0" w:val="nil"/>
+          <w:between w:space="0" w:sz="0" w:val="nil"/>
+        </w:pBdr>
+        <w:shd w:fill="auto" w:val="clear"/>
+        <w:spacing w:after="0" w:before="0" w:line="240" w:lineRule="auto"/>
+        <w:ind w:left="0" w:right="0" w:firstLine="0"/>
+        <w:jc w:val="left"/>
+        <w:rPr>
+          <w:rFonts w:ascii="Calibri" w:cs="Calibri" w:eastAsia="Calibri" w:hAnsi="Calibri"/>
+          <w:b w:val="0"/>
+          <w:bCs w:val="0"/>
+          <w:i w:val="0"/>
+          <w:iCs w:val="0"/>
+          <w:smallCaps w:val="0"/>
+          <w:strike w:val="0"/>
+          <w:color w:val="000000"/>
+          <w:sz w:val="16"/>
+          <w:szCs w:val="16"/>
+          <w:u w:val="none"/>
+          <w:shd w:fill="auto" w:val="clear"/>
+          <w:vertAlign w:val="baseline"/>
+        </w:rPr>
+      </w:pPr>
+      <w:r>
+        <w:rPr>
+          <w:rFonts w:ascii="Calibri" w:cs="Calibri" w:eastAsia="Calibri" w:hAnsi="Calibri"/>
+          <w:b w:val="0"/>
+          <w:bCs w:val="0"/>
+          <w:i w:val="0"/>
+          <w:iCs w:val="0"/>
+          <w:smallCaps w:val="0"/>
+          <w:strike w:val="0"/>
+          <w:color w:val="000000"/>
+          <w:sz w:val="16"/>
+          <w:szCs w:val="16"/>
+          <w:u w:val="none"/>
+          <w:shd w:fill="auto" w:val="clear"/>
+          <w:vertAlign w:val="baseline"/>
+          <w:rtl w:val="0"/>
+        </w:rPr>
+        <w:t xml:space="preserve">Bij een afgesloten onderhoudscontract, geldt gedurende 3 jaar na levering volledige garantie op Daikin, Mitsubishi Electric en Panasonic componenten en 1 jaar op alle overige apparatuur. Mits de apparatuur conform de geldende richtlijnen wordt toegepast. </w:t>
+      </w:r>
+    </w:p>
+    <w:p>
+      <w:pPr>
+        <w:keepNext w:val="0"/>
+        <w:keepLines w:val="0"/>
+        <w:pageBreakBefore w:val="0"/>
+        <w:widowControl w:val="1"/>
+        <w:pBdr>
+          <w:top w:space="0" w:sz="0" w:val="nil"/>
+          <w:left w:space="0" w:sz="0" w:val="nil"/>
+          <w:bottom w:space="0" w:sz="0" w:val="nil"/>
+          <w:right w:space="0" w:sz="0" w:val="nil"/>
+          <w:between w:space="0" w:sz="0" w:val="nil"/>
+        </w:pBdr>
+        <w:shd w:fill="auto" w:val="clear"/>
+        <w:spacing w:after="0" w:before="0" w:line="240" w:lineRule="auto"/>
+        <w:ind w:left="0" w:right="0" w:firstLine="0"/>
+        <w:jc w:val="left"/>
+        <w:rPr>
+          <w:rFonts w:ascii="Calibri" w:cs="Calibri" w:eastAsia="Calibri" w:hAnsi="Calibri"/>
+          <w:b w:val="0"/>
+          <w:bCs w:val="0"/>
+          <w:i w:val="0"/>
+          <w:iCs w:val="0"/>
+          <w:smallCaps w:val="0"/>
+          <w:strike w:val="0"/>
+          <w:color w:val="000000"/>
+          <w:sz w:val="16"/>
+          <w:szCs w:val="16"/>
+          <w:u w:val="none"/>
+          <w:shd w:fill="auto" w:val="clear"/>
+          <w:vertAlign w:val="baseline"/>
+        </w:rPr>
+      </w:pPr>
+      <w:r>
+        <w:rPr>
+          <w:rtl w:val="0"/>
+        </w:rPr>
+      </w:r>
+    </w:p>
+    <w:p>
+      <w:pPr>
+        <w:keepNext w:val="0"/>
+        <w:keepLines w:val="0"/>
+        <w:pageBreakBefore w:val="0"/>
+        <w:widowControl w:val="1"/>
+        <w:pBdr>
+          <w:top w:space="0" w:sz="0" w:val="nil"/>
+          <w:left w:space="0" w:sz="0" w:val="nil"/>
+          <w:bottom w:space="0" w:sz="0" w:val="nil"/>
+          <w:right w:space="0" w:sz="0" w:val="nil"/>
+          <w:between w:space="0" w:sz="0" w:val="nil"/>
+        </w:pBdr>
+        <w:shd w:fill="auto" w:val="clear"/>
+        <w:spacing w:after="0" w:before="0" w:line="240" w:lineRule="auto"/>
+        <w:ind w:left="0" w:right="0" w:firstLine="0"/>
+        <w:jc w:val="left"/>
+        <w:rPr>
+          <w:rFonts w:ascii="Calibri" w:cs="Calibri" w:eastAsia="Calibri" w:hAnsi="Calibri"/>
+          <w:b w:val="0"/>
+          <w:bCs w:val="0"/>
+          <w:i w:val="0"/>
+          <w:iCs w:val="0"/>
+          <w:smallCaps w:val="0"/>
+          <w:strike w:val="0"/>
+          <w:color w:val="000000"/>
+          <w:sz w:val="16"/>
+          <w:szCs w:val="16"/>
+          <w:u w:val="none"/>
+          <w:shd w:fill="auto" w:val="clear"/>
+          <w:vertAlign w:val="baseline"/>
+        </w:rPr>
+      </w:pPr>
+      <w:r>
+        <w:rPr>
+          <w:rFonts w:ascii="Calibri" w:cs="Calibri" w:eastAsia="Calibri" w:hAnsi="Calibri"/>
+          <w:b w:val="0"/>
+          <w:bCs w:val="0"/>
+          <w:i w:val="0"/>
+          <w:iCs w:val="0"/>
+          <w:smallCaps w:val="0"/>
+          <w:strike w:val="0"/>
+          <w:color w:val="000000"/>
+          <w:sz w:val="16"/>
+          <w:szCs w:val="16"/>
+          <w:u w:val="none"/>
+          <w:shd w:fill="auto" w:val="clear"/>
+          <w:vertAlign w:val="baseline"/>
+          <w:rtl w:val="0"/>
+        </w:rPr>
+        <w:t xml:space="preserve">Door uw installatie in Stand By Me te registreren bij Daikin, ontvangt u een uitbreiding op de standaardgarantie op onderdelen tot 5 jaar na inbedrijfstelling. Daarnaast is er de mogelijkheid om via uw installateur de garantie op </w:t>
+      </w:r>
+      <w:r>
+        <w:rPr>
+          <w:rFonts w:ascii="Calibri" w:cs="Calibri" w:eastAsia="Calibri" w:hAnsi="Calibri"/>
+          <w:b w:val="1"/>
+          <w:bCs w:val="1"/>
+          <w:i w:val="0"/>
+          <w:iCs w:val="0"/>
+          <w:smallCaps w:val="0"/>
+          <w:strike w:val="0"/>
+          <w:color w:val="000000"/>
+          <w:sz w:val="16"/>
+          <w:szCs w:val="16"/>
+          <w:u w:val="none"/>
+          <w:shd w:fill="auto" w:val="clear"/>
+          <w:vertAlign w:val="baseline"/>
+          <w:rtl w:val="0"/>
+        </w:rPr>
+        <w:t xml:space="preserve">onderdelen</w:t>
+      </w:r>
+      <w:r>
+        <w:rPr>
+          <w:rFonts w:ascii="Calibri" w:cs="Calibri" w:eastAsia="Calibri" w:hAnsi="Calibri"/>
+          <w:b w:val="0"/>
+          <w:bCs w:val="0"/>
+          <w:i w:val="0"/>
+          <w:iCs w:val="0"/>
+          <w:smallCaps w:val="0"/>
+          <w:strike w:val="0"/>
+          <w:color w:val="000000"/>
+          <w:sz w:val="16"/>
+          <w:szCs w:val="16"/>
+          <w:u w:val="none"/>
+          <w:shd w:fill="auto" w:val="clear"/>
+          <w:vertAlign w:val="baseline"/>
+          <w:rtl w:val="0"/>
+        </w:rPr>
+        <w:t xml:space="preserve"> tegen betaling uit te breiden naar 10 jaar</w:t>
+      </w:r>
+      <w:r>
+        <w:rPr>
+          <w:rFonts w:ascii="Calibri" w:cs="Calibri" w:eastAsia="Calibri" w:hAnsi="Calibri"/>
+          <w:b w:val="1"/>
+          <w:bCs w:val="1"/>
+          <w:i w:val="0"/>
+          <w:iCs w:val="0"/>
+          <w:smallCaps w:val="0"/>
+          <w:strike w:val="0"/>
+          <w:color w:val="000000"/>
+          <w:sz w:val="16"/>
+          <w:szCs w:val="16"/>
+          <w:u w:val="none"/>
+          <w:shd w:fill="auto" w:val="clear"/>
+          <w:vertAlign w:val="baseline"/>
+          <w:rtl w:val="0"/>
+        </w:rPr>
+        <w:t xml:space="preserve">.</w:t>
+      </w:r>
+      <w:r>
+        <w:rPr>
+          <w:rtl w:val="0"/>
+        </w:rPr>
+      </w:r>
+    </w:p>
+    <w:p>
+      <w:pPr>
+        <w:keepNext w:val="0"/>
+        <w:keepLines w:val="0"/>
+        <w:pageBreakBefore w:val="0"/>
+        <w:widowControl w:val="1"/>
+        <w:pBdr>
+          <w:top w:space="0" w:sz="0" w:val="nil"/>
+          <w:left w:space="0" w:sz="0" w:val="nil"/>
+          <w:bottom w:space="0" w:sz="0" w:val="nil"/>
+          <w:right w:space="0" w:sz="0" w:val="nil"/>
+          <w:between w:space="0" w:sz="0" w:val="nil"/>
+        </w:pBdr>
+        <w:shd w:fill="auto" w:val="clear"/>
+        <w:spacing w:after="0" w:before="0" w:line="240" w:lineRule="auto"/>
+        <w:ind w:left="0" w:right="0" w:firstLine="0"/>
+        <w:jc w:val="left"/>
+        <w:rPr>
+          <w:rFonts w:ascii="Calibri" w:cs="Calibri" w:eastAsia="Calibri" w:hAnsi="Calibri"/>
+          <w:b w:val="0"/>
+          <w:bCs w:val="0"/>
+          <w:i w:val="0"/>
+          <w:iCs w:val="0"/>
+          <w:smallCaps w:val="0"/>
+          <w:strike w:val="0"/>
+          <w:color w:val="000000"/>
+          <w:sz w:val="16"/>
+          <w:szCs w:val="16"/>
+          <w:u w:val="none"/>
+          <w:shd w:fill="auto" w:val="clear"/>
+          <w:vertAlign w:val="baseline"/>
+        </w:rPr>
+      </w:pPr>
+      <w:r>
+        <w:rPr>
+          <w:rFonts w:ascii="Calibri" w:cs="Calibri" w:eastAsia="Calibri" w:hAnsi="Calibri"/>
+          <w:b w:val="0"/>
+          <w:bCs w:val="0"/>
+          <w:i w:val="0"/>
+          <w:iCs w:val="0"/>
+          <w:smallCaps w:val="0"/>
+          <w:strike w:val="0"/>
+          <w:color w:val="000000"/>
+          <w:sz w:val="16"/>
+          <w:szCs w:val="16"/>
+          <w:u w:val="none"/>
+          <w:shd w:fill="auto" w:val="clear"/>
+          <w:vertAlign w:val="baseline"/>
+          <w:rtl w:val="0"/>
+        </w:rPr>
+        <w:t xml:space="preserve">De aanvullende garantie mogelijkheden via Daikin zijn te registreren via onderstaande link:</w:t>
+      </w:r>
+    </w:p>
+    <w:p>
+      <w:pPr>
+        <w:keepNext w:val="0"/>
+        <w:keepLines w:val="0"/>
+        <w:pageBreakBefore w:val="0"/>
+        <w:widowControl w:val="1"/>
+        <w:pBdr>
+          <w:top w:space="0" w:sz="0" w:val="nil"/>
+          <w:left w:space="0" w:sz="0" w:val="nil"/>
+          <w:bottom w:space="0" w:sz="0" w:val="nil"/>
+          <w:right w:space="0" w:sz="0" w:val="nil"/>
+          <w:between w:space="0" w:sz="0" w:val="nil"/>
+        </w:pBdr>
+        <w:shd w:fill="auto" w:val="clear"/>
+        <w:spacing w:after="0" w:before="0" w:line="240" w:lineRule="auto"/>
+        <w:ind w:left="0" w:right="0" w:firstLine="0"/>
+        <w:jc w:val="left"/>
+        <w:rPr>
+          <w:rFonts w:ascii="Calibri" w:cs="Calibri" w:eastAsia="Calibri" w:hAnsi="Calibri"/>
+          <w:b w:val="0"/>
+          <w:bCs w:val="0"/>
+          <w:i w:val="0"/>
+          <w:iCs w:val="0"/>
+          <w:smallCaps w:val="0"/>
+          <w:strike w:val="0"/>
+          <w:color w:val="000000"/>
+          <w:sz w:val="16"/>
+          <w:szCs w:val="16"/>
+          <w:u w:val="none"/>
+          <w:shd w:fill="auto" w:val="clear"/>
+          <w:vertAlign w:val="baseline"/>
+        </w:rPr>
+      </w:pPr>
+      <w:hyperlink r:id="rId14">
+        <w:r>
+          <w:rPr>
+            <w:rFonts w:ascii="Calibri" w:cs="Calibri" w:eastAsia="Calibri" w:hAnsi="Calibri"/>
+            <w:b w:val="0"/>
+            <w:bCs w:val="0"/>
+            <w:i w:val="0"/>
+            <w:iCs w:val="0"/>
+            <w:smallCaps w:val="0"/>
+            <w:strike w:val="0"/>
+            <w:color w:val="0563c1"/>
+            <w:sz w:val="16"/>
+            <w:szCs w:val="16"/>
+            <w:u w:val="single"/>
+            <w:shd w:fill="auto" w:val="clear"/>
+            <w:vertAlign w:val="baseline"/>
+            <w:rtl w:val="0"/>
+          </w:rPr>
+          <w:t xml:space="preserve">https://www.daikin.nl/nl_nl/service-residential/stand-by-me.html</w:t>
+        </w:r>
+      </w:hyperlink>
+      <w:r>
+        <w:rPr>
+          <w:rtl w:val="0"/>
+        </w:rPr>
+      </w:r>
+    </w:p>
+    <w:p>
+      <w:pPr>
+        <w:keepNext w:val="0"/>
+        <w:keepLines w:val="0"/>
+        <w:pageBreakBefore w:val="0"/>
+        <w:widowControl w:val="1"/>
+        <w:pBdr>
+          <w:top w:space="0" w:sz="0" w:val="nil"/>
+          <w:left w:space="0" w:sz="0" w:val="nil"/>
+          <w:bottom w:space="0" w:sz="0" w:val="nil"/>
+          <w:right w:space="0" w:sz="0" w:val="nil"/>
+          <w:between w:space="0" w:sz="0" w:val="nil"/>
+        </w:pBdr>
+        <w:shd w:fill="auto" w:val="clear"/>
+        <w:spacing w:after="0" w:before="0" w:line="240" w:lineRule="auto"/>
+        <w:ind w:left="0" w:right="0" w:firstLine="0"/>
+        <w:jc w:val="left"/>
+        <w:rPr>
+          <w:rFonts w:ascii="Calibri" w:cs="Calibri" w:eastAsia="Calibri" w:hAnsi="Calibri"/>
+          <w:b w:val="0"/>
+          <w:bCs w:val="0"/>
+          <w:i w:val="0"/>
+          <w:iCs w:val="0"/>
+          <w:smallCaps w:val="0"/>
+          <w:strike w:val="0"/>
+          <w:color w:val="000000"/>
+          <w:sz w:val="16"/>
+          <w:szCs w:val="16"/>
+          <w:u w:val="single"/>
+          <w:shd w:fill="auto" w:val="clear"/>
+          <w:vertAlign w:val="baseline"/>
+        </w:rPr>
+      </w:pPr>
+      <w:r>
+        <w:rPr>
+          <w:rFonts w:ascii="Calibri" w:cs="Calibri" w:eastAsia="Calibri" w:hAnsi="Calibri"/>
+          <w:b w:val="0"/>
+          <w:bCs w:val="0"/>
+          <w:i w:val="0"/>
+          <w:iCs w:val="0"/>
+          <w:smallCaps w:val="0"/>
+          <w:strike w:val="0"/>
+          <w:color w:val="000000"/>
+          <w:sz w:val="16"/>
+          <w:szCs w:val="16"/>
+          <w:u w:val="single"/>
+          <w:shd w:fill="auto" w:val="clear"/>
+          <w:vertAlign w:val="baseline"/>
+          <w:rtl w:val="0"/>
+        </w:rPr>
+        <w:t xml:space="preserve"> </w:t>
+      </w:r>
+    </w:p>
+    <w:p>
+      <w:pPr>
+        <w:keepNext w:val="0"/>
+        <w:keepLines w:val="0"/>
+        <w:pageBreakBefore w:val="0"/>
+        <w:widowControl w:val="1"/>
+        <w:pBdr>
+          <w:top w:space="0" w:sz="0" w:val="nil"/>
+          <w:left w:space="0" w:sz="0" w:val="nil"/>
+          <w:bottom w:space="0" w:sz="0" w:val="nil"/>
+          <w:right w:space="0" w:sz="0" w:val="nil"/>
+          <w:between w:space="0" w:sz="0" w:val="nil"/>
+        </w:pBdr>
+        <w:shd w:fill="auto" w:val="clear"/>
+        <w:spacing w:after="0" w:before="0" w:line="240" w:lineRule="auto"/>
+        <w:ind w:left="0" w:right="0" w:firstLine="0"/>
+        <w:jc w:val="left"/>
+        <w:rPr>
+          <w:rFonts w:ascii="Calibri" w:cs="Calibri" w:eastAsia="Calibri" w:hAnsi="Calibri"/>
+          <w:b w:val="0"/>
+          <w:bCs w:val="0"/>
+          <w:i w:val="0"/>
+          <w:iCs w:val="0"/>
+          <w:smallCaps w:val="0"/>
+          <w:strike w:val="0"/>
+          <w:color w:val="000000"/>
+          <w:sz w:val="16"/>
+          <w:szCs w:val="16"/>
+          <w:u w:val="single"/>
+          <w:shd w:fill="auto" w:val="clear"/>
+          <w:vertAlign w:val="baseline"/>
+        </w:rPr>
+      </w:pPr>
+      <w:r>
+        <w:rPr>
+          <w:rFonts w:ascii="Calibri" w:cs="Calibri" w:eastAsia="Calibri" w:hAnsi="Calibri"/>
+          <w:b w:val="0"/>
+          <w:bCs w:val="0"/>
+          <w:i w:val="0"/>
+          <w:iCs w:val="0"/>
+          <w:smallCaps w:val="0"/>
+          <w:strike w:val="0"/>
+          <w:color w:val="000000"/>
+          <w:sz w:val="16"/>
+          <w:szCs w:val="16"/>
+          <w:u w:val="single"/>
+          <w:shd w:fill="auto" w:val="clear"/>
+          <w:vertAlign w:val="baseline"/>
+          <w:rtl w:val="0"/>
+        </w:rPr>
+        <w:t xml:space="preserve">Boringen:</w:t>
+      </w:r>
+    </w:p>
+    <w:p>
+      <w:pPr>
+        <w:keepNext w:val="0"/>
+        <w:keepLines w:val="0"/>
+        <w:pageBreakBefore w:val="0"/>
+        <w:widowControl w:val="1"/>
+        <w:pBdr>
+          <w:top w:space="0" w:sz="0" w:val="nil"/>
+          <w:left w:space="0" w:sz="0" w:val="nil"/>
+          <w:bottom w:space="0" w:sz="0" w:val="nil"/>
+          <w:right w:space="0" w:sz="0" w:val="nil"/>
+          <w:between w:space="0" w:sz="0" w:val="nil"/>
+        </w:pBdr>
+        <w:shd w:fill="auto" w:val="clear"/>
+        <w:spacing w:after="0" w:before="0" w:line="240" w:lineRule="auto"/>
+        <w:ind w:left="0" w:right="0" w:firstLine="0"/>
+        <w:jc w:val="left"/>
+        <w:rPr>
+          <w:rFonts w:ascii="Calibri" w:cs="Calibri" w:eastAsia="Calibri" w:hAnsi="Calibri"/>
+          <w:b w:val="0"/>
+          <w:bCs w:val="0"/>
+          <w:i w:val="0"/>
+          <w:iCs w:val="0"/>
+          <w:smallCaps w:val="0"/>
+          <w:strike w:val="0"/>
+          <w:color w:val="000000"/>
+          <w:sz w:val="16"/>
+          <w:szCs w:val="16"/>
+          <w:u w:val="single"/>
+          <w:shd w:fill="auto" w:val="clear"/>
+          <w:vertAlign w:val="baseline"/>
+        </w:rPr>
+      </w:pPr>
+      <w:r>
+        <w:rPr>
+          <w:sz w:val="16"/>
+          <w:szCs w:val="16"/>
+        </w:rPr>
+        <w:drawing>
+          <wp:anchor allowOverlap="1" behindDoc="1" distB="0" distT="0" distL="0" distR="0" hidden="0" layoutInCell="1" locked="0" relativeHeight="0" simplePos="0">
+            <wp:simplePos x="0" y="0"/>
+            <wp:positionH relativeFrom="page">
+              <wp:posOffset>972000</wp:posOffset>
+            </wp:positionH>
+            <wp:positionV relativeFrom="page">
+              <wp:posOffset>3420000</wp:posOffset>
+            </wp:positionV>
+            <wp:extent cx="5791200" cy="5791200"/>
+            <wp:effectExtent b="0" l="0" r="0" t="0"/>
+            <wp:wrapNone/>
+            <wp:docPr descr="Afbeelding met cirkel, Graphics, logo, ontwerp&#10;&#10;Automatisch gegenereerde beschrijving" id="2" name="image2.png"/>
+            <a:graphic>
+              <a:graphicData uri="http://schemas.openxmlformats.org/drawingml/2006/picture">
+                <pic:pic>
+                  <pic:nvPicPr>
+                    <pic:cNvPr descr="Afbeelding met cirkel, Graphics, logo, ontwerp&#10;&#10;Automatisch gegenereerde beschrijving" id="0" name="image2.png"/>
+                    <pic:cNvPicPr preferRelativeResize="0"/>
+                  </pic:nvPicPr>
+                  <pic:blipFill>
+                    <a:blip r:embed="rId10"/>
+                    <a:srcRect b="0" l="0" r="0" t="0"/>
+                    <a:stretch>
+                      <a:fillRect/>
+                    </a:stretch>
+                  </pic:blipFill>
+                  <pic:spPr>
+                    <a:xfrm>
+                      <a:off x="0" y="0"/>
+                      <a:ext cx="5791200" cy="5791200"/>
+                    </a:xfrm>
+                    <a:prstGeom prst="rect"/>
+                    <a:ln/>
+                  </pic:spPr>
+                </pic:pic>
+              </a:graphicData>
+            </a:graphic>
+          </wp:anchor>
+        </w:drawing>
+      </w:r>
+      <w:r>
+        <w:rPr>
+          <w:rFonts w:ascii="Calibri" w:cs="Calibri" w:eastAsia="Calibri" w:hAnsi="Calibri"/>
+          <w:b w:val="0"/>
+          <w:bCs w:val="0"/>
+          <w:i w:val="0"/>
+          <w:iCs w:val="0"/>
+          <w:smallCaps w:val="0"/>
+          <w:strike w:val="0"/>
+          <w:color w:val="000000"/>
+          <w:sz w:val="16"/>
+          <w:szCs w:val="16"/>
+          <w:u w:val="none"/>
+          <w:shd w:fill="auto" w:val="clear"/>
+          <w:vertAlign w:val="baseline"/>
+          <w:rtl w:val="0"/>
+        </w:rPr>
+        <w:t xml:space="preserve">(Beton-)boringen zijn geheel voor risico van opdrachtgever. Indien tijdens de werkzaamheden blijkt dat de wanden/plafonds van (gewapend) beton zijn, dan bedragen de meerprijskosten per boring € 200,- excl b.t.w. </w:t>
+      </w:r>
+      <w:r>
+        <w:rPr>
+          <w:rtl w:val="0"/>
+        </w:rPr>
+      </w:r>
+    </w:p>
+    <w:p>
+      <w:pPr>
+        <w:keepNext w:val="0"/>
+        <w:keepLines w:val="0"/>
+        <w:pageBreakBefore w:val="0"/>
+        <w:widowControl w:val="1"/>
+        <w:pBdr>
+          <w:top w:space="0" w:sz="0" w:val="nil"/>
+          <w:left w:space="0" w:sz="0" w:val="nil"/>
+          <w:bottom w:space="0" w:sz="0" w:val="nil"/>
+          <w:right w:space="0" w:sz="0" w:val="nil"/>
+          <w:between w:space="0" w:sz="0" w:val="nil"/>
+        </w:pBdr>
+        <w:shd w:fill="auto" w:val="clear"/>
+        <w:spacing w:after="0" w:before="0" w:line="240" w:lineRule="auto"/>
+        <w:ind w:left="0" w:right="0" w:firstLine="0"/>
+        <w:jc w:val="left"/>
+        <w:rPr>
+          <w:rFonts w:ascii="Calibri" w:cs="Calibri" w:eastAsia="Calibri" w:hAnsi="Calibri"/>
+          <w:b w:val="0"/>
+          <w:bCs w:val="0"/>
+          <w:i w:val="0"/>
+          <w:iCs w:val="0"/>
+          <w:smallCaps w:val="0"/>
+          <w:strike w:val="0"/>
+          <w:color w:val="000000"/>
+          <w:sz w:val="16"/>
+          <w:szCs w:val="16"/>
+          <w:u w:val="single"/>
+          <w:shd w:fill="auto" w:val="clear"/>
+          <w:vertAlign w:val="baseline"/>
+        </w:rPr>
+      </w:pPr>
+      <w:r>
+        <w:rPr>
+          <w:rtl w:val="0"/>
+        </w:rPr>
+      </w:r>
+    </w:p>
+    <w:p>
+      <w:pPr>
+        <w:keepNext w:val="0"/>
+        <w:keepLines w:val="0"/>
+        <w:pageBreakBefore w:val="0"/>
+        <w:widowControl w:val="1"/>
+        <w:pBdr>
+          <w:top w:space="0" w:sz="0" w:val="nil"/>
+          <w:left w:space="0" w:sz="0" w:val="nil"/>
+          <w:bottom w:space="0" w:sz="0" w:val="nil"/>
+          <w:right w:space="0" w:sz="0" w:val="nil"/>
+          <w:between w:space="0" w:sz="0" w:val="nil"/>
+        </w:pBdr>
+        <w:shd w:fill="auto" w:val="clear"/>
+        <w:spacing w:after="0" w:before="0" w:line="240" w:lineRule="auto"/>
+        <w:ind w:left="0" w:right="0" w:firstLine="0"/>
+        <w:jc w:val="left"/>
+        <w:rPr>
+          <w:rFonts w:ascii="Calibri" w:cs="Calibri" w:eastAsia="Calibri" w:hAnsi="Calibri"/>
+          <w:b w:val="0"/>
+          <w:bCs w:val="0"/>
+          <w:i w:val="0"/>
+          <w:iCs w:val="0"/>
+          <w:smallCaps w:val="0"/>
+          <w:strike w:val="0"/>
+          <w:color w:val="000000"/>
+          <w:sz w:val="16"/>
+          <w:szCs w:val="16"/>
+          <w:u w:val="single"/>
+          <w:shd w:fill="auto" w:val="clear"/>
+          <w:vertAlign w:val="baseline"/>
+        </w:rPr>
+      </w:pPr>
+      <w:r>
+        <w:rPr>
+          <w:rFonts w:ascii="Calibri" w:cs="Calibri" w:eastAsia="Calibri" w:hAnsi="Calibri"/>
+          <w:b w:val="0"/>
+          <w:bCs w:val="0"/>
+          <w:i w:val="0"/>
+          <w:iCs w:val="0"/>
+          <w:smallCaps w:val="0"/>
+          <w:strike w:val="0"/>
+          <w:color w:val="000000"/>
+          <w:sz w:val="16"/>
+          <w:szCs w:val="16"/>
+          <w:u w:val="single"/>
+          <w:shd w:fill="auto" w:val="clear"/>
+          <w:vertAlign w:val="baseline"/>
+          <w:rtl w:val="0"/>
+        </w:rPr>
+        <w:t xml:space="preserve">Verlaagde plafonds, openen van (dakpan)daken en (beton-)boringen:</w:t>
+      </w:r>
+    </w:p>
+    <w:p>
+      <w:pPr>
+        <w:keepNext w:val="0"/>
+        <w:keepLines w:val="0"/>
+        <w:pageBreakBefore w:val="0"/>
+        <w:widowControl w:val="1"/>
+        <w:pBdr>
+          <w:top w:space="0" w:sz="0" w:val="nil"/>
+          <w:left w:space="0" w:sz="0" w:val="nil"/>
+          <w:bottom w:space="0" w:sz="0" w:val="nil"/>
+          <w:right w:space="0" w:sz="0" w:val="nil"/>
+          <w:between w:space="0" w:sz="0" w:val="nil"/>
+        </w:pBdr>
+        <w:shd w:fill="auto" w:val="clear"/>
+        <w:spacing w:after="0" w:before="0" w:line="240" w:lineRule="auto"/>
+        <w:ind w:left="0" w:right="0" w:firstLine="0"/>
+        <w:jc w:val="left"/>
+        <w:rPr>
+          <w:rFonts w:ascii="Calibri" w:cs="Calibri" w:eastAsia="Calibri" w:hAnsi="Calibri"/>
+          <w:b w:val="0"/>
+          <w:bCs w:val="0"/>
+          <w:i w:val="0"/>
+          <w:iCs w:val="0"/>
+          <w:smallCaps w:val="0"/>
+          <w:strike w:val="0"/>
+          <w:color w:val="000000"/>
+          <w:sz w:val="16"/>
+          <w:szCs w:val="16"/>
+          <w:u w:val="none"/>
+          <w:shd w:fill="auto" w:val="clear"/>
+          <w:vertAlign w:val="baseline"/>
+        </w:rPr>
+      </w:pPr>
+      <w:r>
+        <w:rPr>
+          <w:rFonts w:ascii="Calibri" w:cs="Calibri" w:eastAsia="Calibri" w:hAnsi="Calibri"/>
+          <w:b w:val="0"/>
+          <w:bCs w:val="0"/>
+          <w:i w:val="0"/>
+          <w:iCs w:val="0"/>
+          <w:smallCaps w:val="0"/>
+          <w:strike w:val="0"/>
+          <w:color w:val="000000"/>
+          <w:sz w:val="16"/>
+          <w:szCs w:val="16"/>
+          <w:u w:val="none"/>
+          <w:shd w:fill="auto" w:val="clear"/>
+          <w:vertAlign w:val="baseline"/>
+          <w:rtl w:val="0"/>
+        </w:rPr>
+        <w:t xml:space="preserve">Plafonds en dakpannen die worden gedemonteerd, worden naar het beste vermogen opnieuw gemonteerd, zonder aansprakelijkheid bij eventuele schade aan het verlaagde plafond / dak. Bij droge (beton-)boringen is cosmetische schade/vlekken uitgesloten van aansprakelijkheid. We trachten uiteraard ten alle tijden schade te voorkomen.</w:t>
+      </w:r>
+    </w:p>
+    <w:p>
+      <w:pPr>
+        <w:keepNext w:val="0"/>
+        <w:keepLines w:val="0"/>
+        <w:pageBreakBefore w:val="0"/>
+        <w:widowControl w:val="1"/>
+        <w:pBdr>
+          <w:top w:space="0" w:sz="0" w:val="nil"/>
+          <w:left w:space="0" w:sz="0" w:val="nil"/>
+          <w:bottom w:space="0" w:sz="0" w:val="nil"/>
+          <w:right w:space="0" w:sz="0" w:val="nil"/>
+          <w:between w:space="0" w:sz="0" w:val="nil"/>
+        </w:pBdr>
+        <w:shd w:fill="auto" w:val="clear"/>
+        <w:spacing w:after="0" w:before="0" w:line="240" w:lineRule="auto"/>
+        <w:ind w:left="0" w:right="0" w:firstLine="0"/>
+        <w:jc w:val="left"/>
+        <w:rPr>
+          <w:rFonts w:ascii="Calibri" w:cs="Calibri" w:eastAsia="Calibri" w:hAnsi="Calibri"/>
+          <w:b w:val="0"/>
+          <w:bCs w:val="0"/>
+          <w:i w:val="0"/>
+          <w:iCs w:val="0"/>
+          <w:smallCaps w:val="0"/>
+          <w:strike w:val="0"/>
+          <w:color w:val="000000"/>
+          <w:sz w:val="16"/>
+          <w:szCs w:val="16"/>
+          <w:u w:val="none"/>
+          <w:shd w:fill="auto" w:val="clear"/>
+          <w:vertAlign w:val="baseline"/>
+        </w:rPr>
+      </w:pPr>
+      <w:r>
+        <w:rPr>
+          <w:rtl w:val="0"/>
+        </w:rPr>
+      </w:r>
+    </w:p>
+    <w:p>
+      <w:pPr>
+        <w:tabs>
+          <w:tab w:val="left" w:leader="none" w:pos="1276"/>
+          <w:tab w:val="left" w:leader="none" w:pos="3261"/>
+          <w:tab w:val="left" w:leader="none" w:pos="7230"/>
+        </w:tabs>
+        <w:spacing w:after="0" w:line="240" w:lineRule="auto"/>
+        <w:rPr>
+          <w:sz w:val="16"/>
+          <w:szCs w:val="16"/>
+          <w:u w:val="single"/>
+        </w:rPr>
+      </w:pPr>
+      <w:r>
+        <w:rPr>
+          <w:sz w:val="16"/>
+          <w:szCs w:val="16"/>
+          <w:u w:val="single"/>
+          <w:rtl w:val="0"/>
+        </w:rPr>
+        <w:t xml:space="preserve">We zijn er in deze offerte vanuit gegaan dat:</w:t>
+      </w:r>
+    </w:p>
+    <w:p>
+      <w:pPr>
+        <w:tabs>
+          <w:tab w:val="left" w:leader="none" w:pos="1276"/>
+          <w:tab w:val="left" w:leader="none" w:pos="3261"/>
+          <w:tab w:val="left" w:leader="none" w:pos="7230"/>
+        </w:tabs>
+        <w:spacing w:after="0" w:line="240" w:lineRule="auto"/>
+        <w:rPr>
+          <w:sz w:val="16"/>
+          <w:szCs w:val="16"/>
+        </w:rPr>
+      </w:pPr>
+      <w:r>
+        <w:rPr>
+          <w:sz w:val="16"/>
+          <w:szCs w:val="16"/>
+          <w:rtl w:val="0"/>
+        </w:rPr>
+        <w:t xml:space="preserve">- De ruimtes en montageplaats vrij toegankelijk zijn tijdens de werkzaamheden</w:t>
+      </w:r>
+    </w:p>
+    <w:p>
+      <w:pPr>
+        <w:tabs>
+          <w:tab w:val="left" w:leader="none" w:pos="1276"/>
+          <w:tab w:val="left" w:leader="none" w:pos="3261"/>
+          <w:tab w:val="left" w:leader="none" w:pos="7230"/>
+        </w:tabs>
+        <w:spacing w:after="0" w:line="240" w:lineRule="auto"/>
+        <w:rPr>
+          <w:sz w:val="16"/>
+          <w:szCs w:val="16"/>
+        </w:rPr>
+      </w:pPr>
+      <w:r>
+        <w:rPr>
+          <w:sz w:val="16"/>
+          <w:szCs w:val="16"/>
+          <w:rtl w:val="0"/>
+        </w:rPr>
+        <w:t xml:space="preserve">- De werkzaamheden aaneengesloten worden uitgevoerd tijdens normale werktijden (7:00-17:00)</w:t>
+      </w:r>
+    </w:p>
+    <w:p>
+      <w:pPr>
+        <w:tabs>
+          <w:tab w:val="left" w:leader="none" w:pos="1276"/>
+          <w:tab w:val="left" w:leader="none" w:pos="3261"/>
+          <w:tab w:val="left" w:leader="none" w:pos="7230"/>
+        </w:tabs>
+        <w:spacing w:after="0" w:line="240" w:lineRule="auto"/>
+        <w:rPr>
+          <w:sz w:val="16"/>
+          <w:szCs w:val="16"/>
+        </w:rPr>
+      </w:pPr>
+      <w:r>
+        <w:rPr>
+          <w:sz w:val="16"/>
+          <w:szCs w:val="16"/>
+          <w:rtl w:val="0"/>
+        </w:rPr>
+        <w:t xml:space="preserve">- Er geen (boor) geluidsbeperkingen zijn tijdens de werkzaamheden</w:t>
+      </w:r>
+      <w:r>
+        <w:rPr>
+          <w:strike w:val="1"/>
+          <w:sz w:val="16"/>
+          <w:szCs w:val="16"/>
+          <w:rtl w:val="0"/>
+        </w:rPr>
+        <w:t xml:space="preserve"> </w:t>
+      </w:r>
+      <w:r>
+        <w:rPr>
+          <w:rtl w:val="0"/>
+        </w:rPr>
+      </w:r>
+    </w:p>
+    <w:p>
+      <w:pPr>
+        <w:keepNext w:val="0"/>
+        <w:keepLines w:val="0"/>
+        <w:pageBreakBefore w:val="0"/>
+        <w:widowControl w:val="1"/>
+        <w:pBdr>
+          <w:top w:space="0" w:sz="0" w:val="nil"/>
+          <w:left w:space="0" w:sz="0" w:val="nil"/>
+          <w:bottom w:space="0" w:sz="0" w:val="nil"/>
+          <w:right w:space="0" w:sz="0" w:val="nil"/>
+          <w:between w:space="0" w:sz="0" w:val="nil"/>
+        </w:pBdr>
+        <w:shd w:fill="auto" w:val="clear"/>
+        <w:spacing w:after="0" w:before="0" w:line="240" w:lineRule="auto"/>
+        <w:ind w:left="0" w:right="0" w:firstLine="0"/>
+        <w:jc w:val="left"/>
+        <w:rPr>
+          <w:rFonts w:ascii="Calibri" w:cs="Calibri" w:eastAsia="Calibri" w:hAnsi="Calibri"/>
+          <w:b w:val="0"/>
+          <w:bCs w:val="0"/>
+          <w:i w:val="0"/>
+          <w:iCs w:val="0"/>
+          <w:smallCaps w:val="0"/>
+          <w:strike w:val="0"/>
+          <w:color w:val="000000"/>
+          <w:sz w:val="16"/>
+          <w:szCs w:val="16"/>
+          <w:u w:val="none"/>
+          <w:shd w:fill="auto" w:val="clear"/>
+          <w:vertAlign w:val="baseline"/>
+        </w:rPr>
+      </w:pPr>
+      <w:r>
+        <w:rPr>
+          <w:rFonts w:ascii="Calibri" w:cs="Calibri" w:eastAsia="Calibri" w:hAnsi="Calibri"/>
+          <w:b w:val="0"/>
+          <w:bCs w:val="0"/>
+          <w:i w:val="0"/>
+          <w:iCs w:val="0"/>
+          <w:smallCaps w:val="0"/>
+          <w:strike w:val="0"/>
+          <w:color w:val="000000"/>
+          <w:sz w:val="16"/>
+          <w:szCs w:val="16"/>
+          <w:u w:val="none"/>
+          <w:shd w:fill="auto" w:val="clear"/>
+          <w:vertAlign w:val="baseline"/>
+          <w:rtl w:val="0"/>
+        </w:rPr>
+        <w:t xml:space="preserve">- De opstelplaats van de installatie(s) voldoende groot, vlak en draagkracht heeft om de installatie(s) te kunnen dragen en te kunnen </w:t>
+      </w:r>
+    </w:p>
+    <w:p>
+      <w:pPr>
+        <w:keepNext w:val="0"/>
+        <w:keepLines w:val="0"/>
+        <w:pageBreakBefore w:val="0"/>
+        <w:widowControl w:val="1"/>
+        <w:pBdr>
+          <w:top w:space="0" w:sz="0" w:val="nil"/>
+          <w:left w:space="0" w:sz="0" w:val="nil"/>
+          <w:bottom w:space="0" w:sz="0" w:val="nil"/>
+          <w:right w:space="0" w:sz="0" w:val="nil"/>
+          <w:between w:space="0" w:sz="0" w:val="nil"/>
+        </w:pBdr>
+        <w:shd w:fill="auto" w:val="clear"/>
+        <w:spacing w:after="0" w:before="0" w:line="240" w:lineRule="auto"/>
+        <w:ind w:left="0" w:right="0" w:firstLine="0"/>
+        <w:jc w:val="left"/>
+        <w:rPr>
+          <w:rFonts w:ascii="Calibri" w:cs="Calibri" w:eastAsia="Calibri" w:hAnsi="Calibri"/>
+          <w:b w:val="0"/>
+          <w:bCs w:val="0"/>
+          <w:i w:val="0"/>
+          <w:iCs w:val="0"/>
+          <w:smallCaps w:val="0"/>
+          <w:strike w:val="0"/>
+          <w:color w:val="000000"/>
+          <w:sz w:val="16"/>
+          <w:szCs w:val="16"/>
+          <w:u w:val="none"/>
+          <w:shd w:fill="auto" w:val="clear"/>
+          <w:vertAlign w:val="baseline"/>
+        </w:rPr>
+      </w:pPr>
+      <w:r>
+        <w:rPr>
+          <w:rFonts w:ascii="Calibri" w:cs="Calibri" w:eastAsia="Calibri" w:hAnsi="Calibri"/>
+          <w:b w:val="0"/>
+          <w:bCs w:val="0"/>
+          <w:i w:val="0"/>
+          <w:iCs w:val="0"/>
+          <w:smallCaps w:val="0"/>
+          <w:strike w:val="0"/>
+          <w:color w:val="000000"/>
+          <w:sz w:val="16"/>
+          <w:szCs w:val="16"/>
+          <w:u w:val="none"/>
+          <w:shd w:fill="auto" w:val="clear"/>
+          <w:vertAlign w:val="baseline"/>
+          <w:rtl w:val="0"/>
+        </w:rPr>
+        <w:t xml:space="preserve">  monteren. De verantwoording hiervan ligt bij de opdrachtgever. </w:t>
+      </w:r>
+    </w:p>
+    <w:p>
+      <w:pPr>
+        <w:keepNext w:val="0"/>
+        <w:keepLines w:val="0"/>
+        <w:pageBreakBefore w:val="0"/>
+        <w:widowControl w:val="1"/>
+        <w:pBdr>
+          <w:top w:space="0" w:sz="0" w:val="nil"/>
+          <w:left w:space="0" w:sz="0" w:val="nil"/>
+          <w:bottom w:space="0" w:sz="0" w:val="nil"/>
+          <w:right w:space="0" w:sz="0" w:val="nil"/>
+          <w:between w:space="0" w:sz="0" w:val="nil"/>
+        </w:pBdr>
+        <w:shd w:fill="auto" w:val="clear"/>
+        <w:spacing w:after="0" w:before="0" w:line="240" w:lineRule="auto"/>
+        <w:ind w:left="0" w:right="0" w:firstLine="0"/>
+        <w:jc w:val="left"/>
+        <w:rPr>
+          <w:rFonts w:ascii="Calibri" w:cs="Calibri" w:eastAsia="Calibri" w:hAnsi="Calibri"/>
+          <w:b w:val="0"/>
+          <w:bCs w:val="0"/>
+          <w:i w:val="0"/>
+          <w:iCs w:val="0"/>
+          <w:smallCaps w:val="0"/>
+          <w:strike w:val="0"/>
+          <w:color w:val="000000"/>
+          <w:sz w:val="16"/>
+          <w:szCs w:val="16"/>
+          <w:u w:val="none"/>
+          <w:shd w:fill="auto" w:val="clear"/>
+          <w:vertAlign w:val="baseline"/>
+        </w:rPr>
+      </w:pPr>
+      <w:r>
+        <w:rPr>
+          <w:rFonts w:ascii="Calibri" w:cs="Calibri" w:eastAsia="Calibri" w:hAnsi="Calibri"/>
+          <w:b w:val="0"/>
+          <w:bCs w:val="0"/>
+          <w:i w:val="0"/>
+          <w:iCs w:val="0"/>
+          <w:smallCaps w:val="0"/>
+          <w:strike w:val="0"/>
+          <w:color w:val="000000"/>
+          <w:sz w:val="16"/>
+          <w:szCs w:val="16"/>
+          <w:u w:val="none"/>
+          <w:shd w:fill="auto" w:val="clear"/>
+          <w:vertAlign w:val="baseline"/>
+          <w:rtl w:val="0"/>
+        </w:rPr>
+        <w:t xml:space="preserve">- Dat de ondergrond waarover getransporteerd moet worden voldoende draagkrachtig is om de (buiten-)units te kunnen plaatsen. </w:t>
+      </w:r>
+    </w:p>
+    <w:p>
+      <w:pPr>
+        <w:tabs>
+          <w:tab w:val="left" w:leader="none" w:pos="1276"/>
+          <w:tab w:val="left" w:leader="none" w:pos="3261"/>
+          <w:tab w:val="left" w:leader="none" w:pos="7230"/>
+        </w:tabs>
+        <w:spacing w:after="0" w:line="240" w:lineRule="auto"/>
+        <w:rPr>
+          <w:sz w:val="16"/>
+          <w:szCs w:val="16"/>
+        </w:rPr>
+      </w:pPr>
+      <w:r>
+        <w:rPr>
+          <w:sz w:val="16"/>
+          <w:szCs w:val="16"/>
+          <w:rtl w:val="0"/>
+        </w:rPr>
+        <w:t xml:space="preserve">- Er geen specifieke eisen, vergunningen en of veiligheids-, coronaregels van kracht zijn</w:t>
+      </w:r>
+    </w:p>
+    <w:p>
+      <w:pPr>
+        <w:tabs>
+          <w:tab w:val="left" w:leader="none" w:pos="1276"/>
+          <w:tab w:val="left" w:leader="none" w:pos="3261"/>
+          <w:tab w:val="left" w:leader="none" w:pos="7230"/>
+        </w:tabs>
+        <w:spacing w:after="0" w:line="240" w:lineRule="auto"/>
+        <w:rPr>
+          <w:b w:val="1"/>
+          <w:bCs w:val="1"/>
+          <w:sz w:val="16"/>
+          <w:szCs w:val="16"/>
+        </w:rPr>
+      </w:pPr>
+      <w:r>
+        <w:rPr>
+          <w:b w:val="1"/>
+          <w:bCs w:val="1"/>
+          <w:sz w:val="16"/>
+          <w:szCs w:val="16"/>
+          <w:rtl w:val="0"/>
+        </w:rPr>
+        <w:t xml:space="preserve">-</w:t>
+      </w:r>
+      <w:r>
+        <w:rPr>
+          <w:sz w:val="16"/>
+          <w:szCs w:val="16"/>
+          <w:rtl w:val="0"/>
+        </w:rPr>
+        <w:t xml:space="preserve"> Indien er geen gewenste kleur goot doorgegeven wordt, de kleur standaard wit wordt. Dit is tijdens de montage niet meer te wijzigen</w:t>
+      </w:r>
+      <w:r>
+        <w:rPr>
+          <w:rtl w:val="0"/>
+        </w:rPr>
+      </w:r>
+    </w:p>
+    <w:p>
+      <w:pPr>
+        <w:tabs>
+          <w:tab w:val="left" w:leader="none" w:pos="1276"/>
+          <w:tab w:val="left" w:leader="none" w:pos="3261"/>
+          <w:tab w:val="left" w:leader="none" w:pos="7230"/>
+        </w:tabs>
+        <w:spacing w:after="0" w:line="240" w:lineRule="auto"/>
+        <w:rPr>
+          <w:sz w:val="16"/>
+          <w:szCs w:val="16"/>
+        </w:rPr>
+      </w:pPr>
+      <w:r>
+        <w:rPr>
+          <w:sz w:val="16"/>
+          <w:szCs w:val="16"/>
+          <w:rtl w:val="0"/>
+        </w:rPr>
+        <w:t xml:space="preserve">- De aangevraagde offerte berekend en passend is op de daadwerkelijk benodigde koellast en warmtelast. </w:t>
+      </w:r>
+    </w:p>
+    <w:p>
+      <w:pPr>
+        <w:tabs>
+          <w:tab w:val="left" w:leader="none" w:pos="1276"/>
+          <w:tab w:val="left" w:leader="none" w:pos="3261"/>
+          <w:tab w:val="left" w:leader="none" w:pos="7230"/>
+        </w:tabs>
+        <w:spacing w:after="0" w:line="240" w:lineRule="auto"/>
+        <w:rPr>
+          <w:sz w:val="16"/>
+          <w:szCs w:val="16"/>
+        </w:rPr>
+      </w:pPr>
+      <w:r>
+        <w:rPr>
+          <w:sz w:val="16"/>
+          <w:szCs w:val="16"/>
+          <w:rtl w:val="0"/>
+        </w:rPr>
+        <w:t xml:space="preserve">- We een ruimte mogen gebruiken om onze materialen in op te slaan, tijdens de uitvoering van de werkzaamheden</w:t>
+      </w:r>
+    </w:p>
+    <w:p>
+      <w:pPr>
+        <w:tabs>
+          <w:tab w:val="left" w:leader="none" w:pos="1276"/>
+          <w:tab w:val="left" w:leader="none" w:pos="3261"/>
+          <w:tab w:val="left" w:leader="none" w:pos="7230"/>
+        </w:tabs>
+        <w:spacing w:after="0" w:line="240" w:lineRule="auto"/>
+        <w:rPr>
+          <w:sz w:val="16"/>
+          <w:szCs w:val="16"/>
+        </w:rPr>
+      </w:pPr>
+      <w:r>
+        <w:rPr>
+          <w:sz w:val="16"/>
+          <w:szCs w:val="16"/>
+          <w:rtl w:val="0"/>
+        </w:rPr>
+        <w:t xml:space="preserve">- Er geen parkeerkosten van toepassing zijn</w:t>
+      </w:r>
+    </w:p>
+    <w:p>
+      <w:pPr>
+        <w:tabs>
+          <w:tab w:val="left" w:leader="none" w:pos="1276"/>
+          <w:tab w:val="left" w:leader="none" w:pos="3261"/>
+          <w:tab w:val="left" w:leader="none" w:pos="7230"/>
+        </w:tabs>
+        <w:spacing w:after="0" w:line="240" w:lineRule="auto"/>
+        <w:rPr>
+          <w:sz w:val="16"/>
+          <w:szCs w:val="16"/>
+        </w:rPr>
+      </w:pPr>
+      <w:r>
+        <w:rPr>
+          <w:rtl w:val="0"/>
+        </w:rPr>
+      </w:r>
+    </w:p>
+    <w:p>
+      <w:pPr>
+        <w:tabs>
+          <w:tab w:val="left" w:leader="none" w:pos="1276"/>
+          <w:tab w:val="left" w:leader="none" w:pos="3261"/>
+          <w:tab w:val="left" w:leader="none" w:pos="7230"/>
+        </w:tabs>
+        <w:spacing w:after="0" w:line="240" w:lineRule="auto"/>
+        <w:rPr>
+          <w:sz w:val="16"/>
+          <w:szCs w:val="16"/>
+        </w:rPr>
+      </w:pPr>
+      <w:r>
+        <w:rPr>
+          <w:sz w:val="16"/>
+          <w:szCs w:val="16"/>
+          <w:rtl w:val="0"/>
+        </w:rPr>
+        <w:t xml:space="preserve">Indien bovenstaande niet het geval is, worden de kosten doorberekend op basis van nacalculatie.</w:t>
+      </w:r>
+    </w:p>
+    <w:p>
+      <w:pPr>
+        <w:tabs>
+          <w:tab w:val="left" w:leader="none" w:pos="1276"/>
+          <w:tab w:val="left" w:leader="none" w:pos="3261"/>
+          <w:tab w:val="left" w:leader="none" w:pos="7230"/>
+        </w:tabs>
+        <w:spacing w:after="0" w:line="240" w:lineRule="auto"/>
+        <w:rPr>
+          <w:sz w:val="16"/>
+          <w:szCs w:val="16"/>
+          <w:u w:val="single"/>
+        </w:rPr>
+      </w:pPr>
+      <w:r>
+        <w:rPr>
+          <w:rtl w:val="0"/>
+        </w:rPr>
+      </w:r>
+    </w:p>
+    <w:p>
+      <w:pPr>
+        <w:tabs>
+          <w:tab w:val="left" w:leader="none" w:pos="1276"/>
+          <w:tab w:val="left" w:leader="none" w:pos="3261"/>
+          <w:tab w:val="left" w:leader="none" w:pos="7230"/>
+        </w:tabs>
+        <w:spacing w:after="0" w:line="240" w:lineRule="auto"/>
+        <w:rPr>
+          <w:sz w:val="16"/>
+          <w:szCs w:val="16"/>
+          <w:u w:val="single"/>
+        </w:rPr>
+      </w:pPr>
+      <w:r>
+        <w:rPr>
+          <w:sz w:val="16"/>
+          <w:szCs w:val="16"/>
+          <w:u w:val="single"/>
+          <w:rtl w:val="0"/>
+        </w:rPr>
+        <w:t xml:space="preserve">Op al onze offertes gelden tevens de bijgevoegde algemene leveringsvoorwaarde van Techniek Nederland</w:t>
+      </w:r>
+    </w:p>
+    <w:p>
+      <w:pPr>
+        <w:tabs>
+          <w:tab w:val="left" w:leader="none" w:pos="1276"/>
+          <w:tab w:val="left" w:leader="none" w:pos="3261"/>
+          <w:tab w:val="left" w:leader="none" w:pos="7230"/>
+        </w:tabs>
+        <w:spacing w:after="0" w:line="240" w:lineRule="auto"/>
+        <w:rPr>
+          <w:sz w:val="16"/>
+          <w:szCs w:val="16"/>
+          <w:u w:val="single"/>
+        </w:rPr>
+      </w:pPr>
+      <w:r>
+        <w:rPr>
+          <w:rtl w:val="0"/>
+        </w:rPr>
+      </w:r>
+    </w:p>
+    <w:p>
+      <w:pPr>
+        <w:tabs>
+          <w:tab w:val="left" w:leader="none" w:pos="1276"/>
+          <w:tab w:val="left" w:leader="none" w:pos="3261"/>
+          <w:tab w:val="left" w:leader="none" w:pos="7230"/>
+        </w:tabs>
+        <w:spacing w:after="0" w:line="240" w:lineRule="auto"/>
+        <w:rPr>
+          <w:sz w:val="16"/>
+          <w:szCs w:val="16"/>
+          <w:u w:val="single"/>
+        </w:rPr>
+      </w:pPr>
+      <w:r>
+        <w:rPr>
+          <w:sz w:val="16"/>
+          <w:szCs w:val="16"/>
+          <w:u w:val="single"/>
+          <w:rtl w:val="0"/>
+        </w:rPr>
+        <w:t xml:space="preserve">Uitgesloten uit deze offerte zijn:</w:t>
+      </w:r>
+    </w:p>
+    <w:p>
+      <w:pPr>
+        <w:tabs>
+          <w:tab w:val="left" w:leader="none" w:pos="1276"/>
+          <w:tab w:val="left" w:leader="none" w:pos="3261"/>
+          <w:tab w:val="left" w:leader="none" w:pos="7230"/>
+        </w:tabs>
+        <w:spacing w:after="0" w:line="240" w:lineRule="auto"/>
+        <w:rPr>
+          <w:sz w:val="16"/>
+          <w:szCs w:val="16"/>
+        </w:rPr>
+      </w:pPr>
+      <w:r>
+        <w:rPr>
+          <w:sz w:val="16"/>
+          <w:szCs w:val="16"/>
+          <w:rtl w:val="0"/>
+        </w:rPr>
+        <w:t xml:space="preserve">- Elektrische voedingen welke anders zijn dan omschreven </w:t>
+      </w:r>
+    </w:p>
+    <w:p>
+      <w:pPr>
+        <w:tabs>
+          <w:tab w:val="left" w:leader="none" w:pos="1276"/>
+          <w:tab w:val="left" w:leader="none" w:pos="3261"/>
+          <w:tab w:val="left" w:leader="none" w:pos="7230"/>
+        </w:tabs>
+        <w:spacing w:after="0" w:line="240" w:lineRule="auto"/>
+        <w:rPr>
+          <w:sz w:val="16"/>
+          <w:szCs w:val="16"/>
+        </w:rPr>
+      </w:pPr>
+      <w:r>
+        <w:rPr>
+          <w:sz w:val="16"/>
+          <w:szCs w:val="16"/>
+          <w:rtl w:val="0"/>
+        </w:rPr>
+        <w:t xml:space="preserve">- Bouwkundige voorzieningen</w:t>
+      </w:r>
+    </w:p>
+    <w:p>
+      <w:pPr>
+        <w:tabs>
+          <w:tab w:val="left" w:leader="none" w:pos="1276"/>
+          <w:tab w:val="left" w:leader="none" w:pos="3261"/>
+          <w:tab w:val="left" w:leader="none" w:pos="7230"/>
+        </w:tabs>
+        <w:spacing w:after="0" w:line="240" w:lineRule="auto"/>
+        <w:rPr>
+          <w:sz w:val="16"/>
+          <w:szCs w:val="16"/>
+        </w:rPr>
+      </w:pPr>
+      <w:r>
+        <w:rPr>
+          <w:sz w:val="16"/>
+          <w:szCs w:val="16"/>
+          <w:rtl w:val="0"/>
+        </w:rPr>
+        <w:t xml:space="preserve">- Verticaal transport </w:t>
+      </w:r>
+    </w:p>
+    <w:p>
+      <w:pPr>
+        <w:tabs>
+          <w:tab w:val="left" w:leader="none" w:pos="1276"/>
+          <w:tab w:val="left" w:leader="none" w:pos="3261"/>
+          <w:tab w:val="left" w:leader="none" w:pos="7230"/>
+        </w:tabs>
+        <w:spacing w:after="0" w:line="240" w:lineRule="auto"/>
+        <w:rPr>
+          <w:sz w:val="16"/>
+          <w:szCs w:val="16"/>
+        </w:rPr>
+      </w:pPr>
+      <w:r>
+        <w:rPr>
+          <w:sz w:val="16"/>
+          <w:szCs w:val="16"/>
+          <w:rtl w:val="0"/>
+        </w:rPr>
+        <w:t xml:space="preserve">- Sloop, breek, boor, schilder, graaf, bestratings- en timmerwerkzaamheden</w:t>
+      </w:r>
+    </w:p>
+    <w:p>
+      <w:pPr>
+        <w:tabs>
+          <w:tab w:val="left" w:leader="none" w:pos="1276"/>
+          <w:tab w:val="left" w:leader="none" w:pos="3261"/>
+          <w:tab w:val="left" w:leader="none" w:pos="7230"/>
+        </w:tabs>
+        <w:spacing w:after="0" w:line="240" w:lineRule="auto"/>
+        <w:rPr>
+          <w:sz w:val="16"/>
+          <w:szCs w:val="16"/>
+        </w:rPr>
+      </w:pPr>
+      <w:r>
+        <w:rPr>
+          <w:sz w:val="16"/>
+          <w:szCs w:val="16"/>
+          <w:rtl w:val="0"/>
+        </w:rPr>
+        <w:t xml:space="preserve">- Afvoeren van afval en verpakkingsmateriaal </w:t>
+      </w:r>
+    </w:p>
+    <w:p>
+      <w:pPr>
+        <w:tabs>
+          <w:tab w:val="left" w:leader="none" w:pos="1276"/>
+          <w:tab w:val="left" w:leader="none" w:pos="3261"/>
+          <w:tab w:val="left" w:leader="none" w:pos="7230"/>
+        </w:tabs>
+        <w:spacing w:after="0" w:line="240" w:lineRule="auto"/>
+        <w:rPr>
+          <w:sz w:val="16"/>
+          <w:szCs w:val="16"/>
+        </w:rPr>
+      </w:pPr>
+      <w:r>
+        <w:rPr>
+          <w:sz w:val="16"/>
+          <w:szCs w:val="16"/>
+          <w:rtl w:val="0"/>
+        </w:rPr>
+        <w:t xml:space="preserve">- Het branden/ waterdicht afwerken van dakdoorvoeren</w:t>
+      </w:r>
+    </w:p>
+    <w:p>
+      <w:pPr>
+        <w:tabs>
+          <w:tab w:val="left" w:leader="none" w:pos="1276"/>
+          <w:tab w:val="left" w:leader="none" w:pos="3261"/>
+          <w:tab w:val="left" w:leader="none" w:pos="7230"/>
+        </w:tabs>
+        <w:spacing w:after="0" w:line="240" w:lineRule="auto"/>
+        <w:rPr>
+          <w:sz w:val="16"/>
+          <w:szCs w:val="16"/>
+        </w:rPr>
+      </w:pPr>
+      <w:r>
+        <w:rPr>
+          <w:sz w:val="16"/>
+          <w:szCs w:val="16"/>
+          <w:rtl w:val="0"/>
+        </w:rPr>
+        <w:t xml:space="preserve">- Het aanpassen en verstrekken van tekeningen en/of vergunningen</w:t>
+      </w:r>
+    </w:p>
+    <w:p>
+      <w:pPr>
+        <w:tabs>
+          <w:tab w:val="left" w:leader="none" w:pos="1276"/>
+          <w:tab w:val="left" w:leader="none" w:pos="3261"/>
+          <w:tab w:val="left" w:leader="none" w:pos="7230"/>
+        </w:tabs>
+        <w:spacing w:after="0" w:line="240" w:lineRule="auto"/>
+        <w:rPr>
+          <w:sz w:val="16"/>
+          <w:szCs w:val="16"/>
+        </w:rPr>
+      </w:pPr>
+      <w:r>
+        <w:rPr>
+          <w:sz w:val="16"/>
+          <w:szCs w:val="16"/>
+          <w:rtl w:val="0"/>
+        </w:rPr>
+        <w:t xml:space="preserve">- Het aanmelden en instellen van een Wifi-module (hiervoor is een meerprijs van toepassing) </w:t>
+      </w:r>
+    </w:p>
+    <w:p>
+      <w:pPr>
+        <w:tabs>
+          <w:tab w:val="left" w:leader="none" w:pos="1276"/>
+          <w:tab w:val="left" w:leader="none" w:pos="3261"/>
+          <w:tab w:val="left" w:leader="none" w:pos="7230"/>
+        </w:tabs>
+        <w:spacing w:after="0" w:line="240" w:lineRule="auto"/>
+        <w:rPr>
+          <w:sz w:val="16"/>
+          <w:szCs w:val="16"/>
+        </w:rPr>
+      </w:pPr>
+      <w:r>
+        <w:rPr>
+          <w:sz w:val="16"/>
+          <w:szCs w:val="16"/>
+          <w:rtl w:val="0"/>
+        </w:rPr>
+        <w:t xml:space="preserve">- Alle materialen en / of diensten die niet in deze offerte omschreven staan</w:t>
+      </w:r>
+    </w:p>
+    <w:p>
+      <w:pPr>
+        <w:keepNext w:val="0"/>
+        <w:keepLines w:val="0"/>
+        <w:pageBreakBefore w:val="0"/>
+        <w:widowControl w:val="1"/>
+        <w:pBdr>
+          <w:top w:space="0" w:sz="0" w:val="nil"/>
+          <w:left w:space="0" w:sz="0" w:val="nil"/>
+          <w:bottom w:space="0" w:sz="0" w:val="nil"/>
+          <w:right w:space="0" w:sz="0" w:val="nil"/>
+          <w:between w:space="0" w:sz="0" w:val="nil"/>
+        </w:pBdr>
+        <w:shd w:fill="auto" w:val="clear"/>
+        <w:spacing w:after="0" w:before="0" w:line="240" w:lineRule="auto"/>
+        <w:ind w:left="0" w:right="0" w:firstLine="0"/>
+        <w:jc w:val="left"/>
+        <w:rPr>
+          <w:rFonts w:ascii="Calibri" w:cs="Calibri" w:eastAsia="Calibri" w:hAnsi="Calibri"/>
+          <w:b w:val="0"/>
+          <w:bCs w:val="0"/>
+          <w:i w:val="0"/>
+          <w:iCs w:val="0"/>
+          <w:smallCaps w:val="0"/>
+          <w:strike w:val="0"/>
+          <w:color w:val="000000"/>
+          <w:sz w:val="20"/>
+          <w:szCs w:val="20"/>
+          <w:u w:val="none"/>
+          <w:shd w:fill="auto" w:val="clear"/>
+          <w:vertAlign w:val="baseline"/>
+        </w:rPr>
+      </w:pPr>
+      <w:r>
+        <w:rPr>
+          <w:rtl w:val="0"/>
+        </w:rPr>
+      </w:r>
+    </w:p>
+    <w:p>
+      <w:pPr>
+        <w:keepNext w:val="0"/>
+        <w:keepLines w:val="0"/>
+        <w:pageBreakBefore w:val="0"/>
+        <w:widowControl w:val="1"/>
+        <w:pBdr>
+          <w:top w:space="0" w:sz="0" w:val="nil"/>
+          <w:left w:space="0" w:sz="0" w:val="nil"/>
+          <w:bottom w:space="0" w:sz="0" w:val="nil"/>
+          <w:right w:space="0" w:sz="0" w:val="nil"/>
+          <w:between w:space="0" w:sz="0" w:val="nil"/>
+        </w:pBdr>
+        <w:shd w:fill="auto" w:val="clear"/>
+        <w:spacing w:after="0" w:before="0" w:line="240" w:lineRule="auto"/>
+        <w:ind w:left="0" w:right="0" w:firstLine="0"/>
+        <w:jc w:val="left"/>
+        <w:rPr>
+          <w:rFonts w:ascii="Calibri" w:cs="Calibri" w:eastAsia="Calibri" w:hAnsi="Calibri"/>
+          <w:b w:val="1"/>
+          <w:bCs w:val="1"/>
+          <w:i w:val="0"/>
+          <w:iCs w:val="0"/>
+          <w:smallCaps w:val="0"/>
+          <w:strike w:val="0"/>
+          <w:color w:val="000000"/>
+          <w:sz w:val="20"/>
+          <w:szCs w:val="20"/>
+          <w:u w:val="none"/>
+          <w:shd w:fill="auto" w:val="clear"/>
+          <w:vertAlign w:val="baseline"/>
+        </w:rPr>
+      </w:pPr>
+      <w:r>
+        <w:rPr>
+          <w:rFonts w:ascii="Calibri" w:cs="Calibri" w:eastAsia="Calibri" w:hAnsi="Calibri"/>
+          <w:b w:val="1"/>
+          <w:bCs w:val="1"/>
+          <w:i w:val="0"/>
+          <w:iCs w:val="0"/>
+          <w:smallCaps w:val="0"/>
+          <w:strike w:val="0"/>
+          <w:color w:val="000000"/>
+          <w:sz w:val="20"/>
+          <w:szCs w:val="20"/>
+          <w:u w:val="none"/>
+          <w:shd w:fill="auto" w:val="clear"/>
+          <w:vertAlign w:val="baseline"/>
+          <w:rtl w:val="0"/>
+        </w:rPr>
+        <w:t xml:space="preserve">Alle prijzen zijn incl montage netto en incl B.T.W</w:t>
+      </w:r>
+    </w:p>
+    <w:p>
+      <w:pPr>
+        <w:keepNext w:val="0"/>
+        <w:keepLines w:val="0"/>
+        <w:pageBreakBefore w:val="0"/>
+        <w:widowControl w:val="1"/>
+        <w:pBdr>
+          <w:top w:space="0" w:sz="0" w:val="nil"/>
+          <w:left w:space="0" w:sz="0" w:val="nil"/>
+          <w:bottom w:space="0" w:sz="0" w:val="nil"/>
+          <w:right w:space="0" w:sz="0" w:val="nil"/>
+          <w:between w:space="0" w:sz="0" w:val="nil"/>
+        </w:pBdr>
+        <w:shd w:fill="auto" w:val="clear"/>
+        <w:spacing w:after="0" w:before="0" w:line="240" w:lineRule="auto"/>
+        <w:ind w:left="0" w:right="0" w:firstLine="0"/>
+        <w:jc w:val="left"/>
+        <w:rPr>
+          <w:rFonts w:ascii="Calibri" w:cs="Calibri" w:eastAsia="Calibri" w:hAnsi="Calibri"/>
+          <w:b w:val="1"/>
+          <w:bCs w:val="1"/>
+          <w:i w:val="0"/>
+          <w:iCs w:val="0"/>
+          <w:smallCaps w:val="0"/>
+          <w:strike w:val="0"/>
+          <w:color w:val="000000"/>
+          <w:sz w:val="20"/>
+          <w:szCs w:val="20"/>
+          <w:u w:val="none"/>
+          <w:shd w:fill="auto" w:val="clear"/>
+          <w:vertAlign w:val="baseline"/>
+        </w:rPr>
+      </w:pPr>
+      <w:r>
+        <w:rPr>
+          <w:rtl w:val="0"/>
+        </w:rPr>
+      </w:r>
+    </w:p>
+    <w:p>
+      <w:pPr>
+        <w:keepNext w:val="0"/>
+        <w:keepLines w:val="0"/>
+        <w:pageBreakBefore w:val="0"/>
+        <w:widowControl w:val="1"/>
+        <w:pBdr>
+          <w:top w:space="0" w:sz="0" w:val="nil"/>
+          <w:left w:space="0" w:sz="0" w:val="nil"/>
+          <w:bottom w:space="0" w:sz="0" w:val="nil"/>
+          <w:right w:space="0" w:sz="0" w:val="nil"/>
+          <w:between w:space="0" w:sz="0" w:val="nil"/>
+        </w:pBdr>
+        <w:shd w:fill="auto" w:val="clear"/>
+        <w:spacing w:after="0" w:before="0" w:line="240" w:lineRule="auto"/>
+        <w:ind w:left="0" w:right="0" w:firstLine="0"/>
+        <w:jc w:val="left"/>
+        <w:rPr>
+          <w:rFonts w:ascii="Calibri" w:cs="Calibri" w:eastAsia="Calibri" w:hAnsi="Calibri"/>
+          <w:b w:val="1"/>
+          <w:bCs w:val="1"/>
+          <w:i w:val="0"/>
+          <w:iCs w:val="0"/>
+          <w:smallCaps w:val="0"/>
+          <w:strike w:val="0"/>
+          <w:color w:val="000000"/>
+          <w:sz w:val="18"/>
+          <w:szCs w:val="18"/>
+          <w:u w:val="none"/>
+          <w:shd w:fill="auto" w:val="clear"/>
+          <w:vertAlign w:val="baseline"/>
+        </w:rPr>
+      </w:pPr>
+      <w:r>
+        <w:rPr>
+          <w:rFonts w:ascii="Calibri" w:cs="Calibri" w:eastAsia="Calibri" w:hAnsi="Calibri"/>
+          <w:b w:val="1"/>
+          <w:bCs w:val="1"/>
+          <w:i w:val="0"/>
+          <w:iCs w:val="0"/>
+          <w:smallCaps w:val="0"/>
+          <w:strike w:val="0"/>
+          <w:color w:val="000000"/>
+          <w:sz w:val="18"/>
+          <w:szCs w:val="18"/>
+          <w:u w:val="none"/>
+          <w:shd w:fill="auto" w:val="clear"/>
+          <w:vertAlign w:val="baseline"/>
+          <w:rtl w:val="0"/>
+        </w:rPr>
+        <w:t xml:space="preserve">    </w:t>
+        <w:tab/>
+      </w:r>
+    </w:p>
+    <w:p>
+      <w:pPr>
+        <w:keepNext w:val="0"/>
+        <w:keepLines w:val="0"/>
+        <w:pageBreakBefore w:val="0"/>
+        <w:widowControl w:val="1"/>
+        <w:pBdr>
+          <w:top w:space="0" w:sz="0" w:val="nil"/>
+          <w:left w:space="0" w:sz="0" w:val="nil"/>
+          <w:bottom w:space="0" w:sz="0" w:val="nil"/>
+          <w:right w:space="0" w:sz="0" w:val="nil"/>
+          <w:between w:space="0" w:sz="0" w:val="nil"/>
+        </w:pBdr>
+        <w:shd w:fill="auto" w:val="clear"/>
+        <w:spacing w:after="0" w:before="0" w:line="240" w:lineRule="auto"/>
+        <w:ind w:left="0" w:right="0" w:firstLine="0"/>
+        <w:jc w:val="left"/>
+        <w:rPr>
+          <w:rFonts w:ascii="Calibri" w:cs="Calibri" w:eastAsia="Calibri" w:hAnsi="Calibri"/>
+          <w:b w:val="1"/>
+          <w:bCs w:val="1"/>
+          <w:i w:val="0"/>
+          <w:iCs w:val="0"/>
+          <w:smallCaps w:val="0"/>
+          <w:strike w:val="0"/>
+          <w:color w:val="000000"/>
+          <w:sz w:val="16"/>
+          <w:szCs w:val="16"/>
+          <w:u w:val="none"/>
+          <w:shd w:fill="auto" w:val="clear"/>
+          <w:vertAlign w:val="baseline"/>
+        </w:rPr>
+      </w:pPr>
+      <w:r>
+        <w:rPr>
+          <w:rFonts w:ascii="Calibri" w:cs="Calibri" w:eastAsia="Calibri" w:hAnsi="Calibri"/>
+          <w:b w:val="0"/>
+          <w:bCs w:val="0"/>
+          <w:i w:val="0"/>
+          <w:iCs w:val="0"/>
+          <w:smallCaps w:val="0"/>
+          <w:strike w:val="0"/>
+          <w:color w:val="000000"/>
+          <w:sz w:val="16"/>
+          <w:szCs w:val="16"/>
+          <w:u w:val="none"/>
+          <w:shd w:fill="auto" w:val="clear"/>
+          <w:vertAlign w:val="baseline"/>
+          <w:rtl w:val="0"/>
+        </w:rPr>
+        <w:t xml:space="preserve">Graag ontvangen wij één exemplaar, voor akkoord getekend retour.</w:t>
+        <w:tab/>
+        <w:tab/>
+      </w:r>
+      <w:r>
+        <w:rPr>
+          <w:rtl w:val="0"/>
+        </w:rPr>
+      </w:r>
+    </w:p>
+    <w:p>
+      <w:pPr>
+        <w:keepNext w:val="0"/>
+        <w:keepLines w:val="0"/>
+        <w:pageBreakBefore w:val="0"/>
+        <w:widowControl w:val="1"/>
+        <w:pBdr>
+          <w:top w:space="0" w:sz="0" w:val="nil"/>
+          <w:left w:space="0" w:sz="0" w:val="nil"/>
+          <w:bottom w:space="0" w:sz="0" w:val="nil"/>
+          <w:right w:space="0" w:sz="0" w:val="nil"/>
+          <w:between w:space="0" w:sz="0" w:val="nil"/>
+        </w:pBdr>
+        <w:shd w:fill="auto" w:val="clear"/>
+        <w:spacing w:after="0" w:before="0" w:line="240" w:lineRule="auto"/>
+        <w:ind w:left="0" w:right="0" w:firstLine="0"/>
+        <w:jc w:val="left"/>
+        <w:rPr>
+          <w:rFonts w:ascii="Calibri" w:cs="Calibri" w:eastAsia="Calibri" w:hAnsi="Calibri"/>
+          <w:b w:val="1"/>
+          <w:bCs w:val="1"/>
+          <w:i w:val="0"/>
+          <w:iCs w:val="0"/>
+          <w:smallCaps w:val="0"/>
+          <w:strike w:val="0"/>
+          <w:color w:val="000000"/>
+          <w:sz w:val="16"/>
+          <w:szCs w:val="16"/>
+          <w:u w:val="none"/>
+          <w:shd w:fill="auto" w:val="clear"/>
+          <w:vertAlign w:val="baseline"/>
+        </w:rPr>
+      </w:pPr>
+      <w:r>
+        <w:rPr>
+          <w:rFonts w:ascii="Calibri" w:cs="Calibri" w:eastAsia="Calibri" w:hAnsi="Calibri"/>
+          <w:b w:val="0"/>
+          <w:bCs w:val="0"/>
+          <w:i w:val="0"/>
+          <w:iCs w:val="0"/>
+          <w:smallCaps w:val="0"/>
+          <w:strike w:val="0"/>
+          <w:color w:val="000000"/>
+          <w:sz w:val="16"/>
+          <w:szCs w:val="16"/>
+          <w:u w:val="none"/>
+          <w:shd w:fill="auto" w:val="clear"/>
+          <w:vertAlign w:val="baseline"/>
+          <w:rtl w:val="0"/>
+        </w:rPr>
+        <w:t xml:space="preserve">Datum:</w:t>
+        <w:tab/>
+        <w:tab/>
+        <w:tab/>
+        <w:tab/>
+        <w:tab/>
+      </w:r>
+      <w:r>
+        <w:rPr>
+          <w:rtl w:val="0"/>
+        </w:rPr>
+      </w:r>
+    </w:p>
+    <w:p>
+      <w:pPr>
+        <w:keepNext w:val="0"/>
+        <w:keepLines w:val="0"/>
+        <w:pageBreakBefore w:val="0"/>
+        <w:widowControl w:val="1"/>
+        <w:pBdr>
+          <w:top w:space="0" w:sz="0" w:val="nil"/>
+          <w:left w:space="0" w:sz="0" w:val="nil"/>
+          <w:bottom w:space="0" w:sz="0" w:val="nil"/>
+          <w:right w:space="0" w:sz="0" w:val="nil"/>
+          <w:between w:space="0" w:sz="0" w:val="nil"/>
+        </w:pBdr>
+        <w:shd w:fill="auto" w:val="clear"/>
+        <w:spacing w:after="0" w:before="0" w:line="240" w:lineRule="auto"/>
+        <w:ind w:left="0" w:right="0" w:firstLine="0"/>
+        <w:jc w:val="left"/>
+        <w:rPr>
+          <w:rFonts w:ascii="Calibri" w:cs="Calibri" w:eastAsia="Calibri" w:hAnsi="Calibri"/>
+          <w:b w:val="0"/>
+          <w:bCs w:val="0"/>
+          <w:i w:val="0"/>
+          <w:iCs w:val="0"/>
+          <w:smallCaps w:val="0"/>
+          <w:strike w:val="0"/>
+          <w:color w:val="000000"/>
+          <w:sz w:val="16"/>
+          <w:szCs w:val="16"/>
+          <w:u w:val="none"/>
+          <w:shd w:fill="auto" w:val="clear"/>
+          <w:vertAlign w:val="baseline"/>
+        </w:rPr>
+      </w:pPr>
+      <w:r>
+        <w:rPr>
+          <w:rFonts w:ascii="Calibri" w:cs="Calibri" w:eastAsia="Calibri" w:hAnsi="Calibri"/>
+          <w:b w:val="0"/>
+          <w:bCs w:val="0"/>
+          <w:i w:val="0"/>
+          <w:iCs w:val="0"/>
+          <w:smallCaps w:val="0"/>
+          <w:strike w:val="0"/>
+          <w:color w:val="000000"/>
+          <w:sz w:val="16"/>
+          <w:szCs w:val="16"/>
+          <w:u w:val="none"/>
+          <w:shd w:fill="auto" w:val="clear"/>
+          <w:vertAlign w:val="baseline"/>
+          <w:rtl w:val="0"/>
+        </w:rPr>
+        <w:t xml:space="preserve">Voor akkoord</w:t>
+        <w:tab/>
+        <w:tab/>
+        <w:tab/>
+        <w:tab/>
+        <w:t xml:space="preserve">Handtekening:___________________________________</w:t>
+      </w:r>
+    </w:p>
+    <w:p>
+      <w:pPr>
+        <w:keepNext w:val="0"/>
+        <w:keepLines w:val="0"/>
+        <w:pageBreakBefore w:val="0"/>
+        <w:widowControl w:val="1"/>
+        <w:pBdr>
+          <w:top w:space="0" w:sz="0" w:val="nil"/>
+          <w:left w:space="0" w:sz="0" w:val="nil"/>
+          <w:bottom w:space="0" w:sz="0" w:val="nil"/>
+          <w:right w:space="0" w:sz="0" w:val="nil"/>
+          <w:between w:space="0" w:sz="0" w:val="nil"/>
+        </w:pBdr>
+        <w:shd w:fill="auto" w:val="clear"/>
+        <w:spacing w:after="0" w:before="0" w:line="240" w:lineRule="auto"/>
+        <w:ind w:left="0" w:right="0" w:firstLine="0"/>
+        <w:jc w:val="left"/>
+        <w:rPr>
+          <w:rFonts w:ascii="Calibri" w:cs="Calibri" w:eastAsia="Calibri" w:hAnsi="Calibri"/>
+          <w:b w:val="0"/>
+          <w:bCs w:val="0"/>
+          <w:i w:val="0"/>
+          <w:iCs w:val="0"/>
+          <w:smallCaps w:val="0"/>
+          <w:strike w:val="0"/>
+          <w:color w:val="000000"/>
+          <w:sz w:val="16"/>
+          <w:szCs w:val="16"/>
+          <w:u w:val="none"/>
+          <w:shd w:fill="auto" w:val="clear"/>
+          <w:vertAlign w:val="baseline"/>
+        </w:rPr>
+      </w:pPr>
+      <w:r>
+        <w:rPr>
+          <w:rtl w:val="0"/>
+        </w:rPr>
+      </w:r>
+    </w:p>
+    <w:p>
+      <w:pPr>
+        <w:keepNext w:val="0"/>
+        <w:keepLines w:val="0"/>
+        <w:pageBreakBefore w:val="0"/>
+        <w:widowControl w:val="1"/>
+        <w:pBdr>
+          <w:top w:space="0" w:sz="0" w:val="nil"/>
+          <w:left w:space="0" w:sz="0" w:val="nil"/>
+          <w:bottom w:space="0" w:sz="0" w:val="nil"/>
+          <w:right w:space="0" w:sz="0" w:val="nil"/>
+          <w:between w:space="0" w:sz="0" w:val="nil"/>
+        </w:pBdr>
+        <w:shd w:fill="auto" w:val="clear"/>
+        <w:spacing w:after="0" w:before="0" w:line="240" w:lineRule="auto"/>
+        <w:ind w:left="0" w:right="0" w:firstLine="0"/>
+        <w:jc w:val="left"/>
+        <w:rPr>
+          <w:rFonts w:ascii="Calibri" w:cs="Calibri" w:eastAsia="Calibri" w:hAnsi="Calibri"/>
+          <w:b w:val="0"/>
+          <w:bCs w:val="0"/>
+          <w:i w:val="0"/>
+          <w:iCs w:val="0"/>
+          <w:smallCaps w:val="0"/>
+          <w:strike w:val="0"/>
+          <w:color w:val="000000"/>
+          <w:sz w:val="16"/>
+          <w:szCs w:val="16"/>
+          <w:u w:val="none"/>
+          <w:shd w:fill="auto" w:val="clear"/>
+          <w:vertAlign w:val="baseline"/>
+        </w:rPr>
+      </w:pPr>
+      <w:r>
+        <w:rPr>
+          <w:rFonts w:ascii="Calibri" w:cs="Calibri" w:eastAsia="Calibri" w:hAnsi="Calibri"/>
+          <w:b w:val="0"/>
+          <w:bCs w:val="0"/>
+          <w:i w:val="0"/>
+          <w:iCs w:val="0"/>
+          <w:smallCaps w:val="0"/>
+          <w:strike w:val="0"/>
+          <w:color w:val="000000"/>
+          <w:sz w:val="16"/>
+          <w:szCs w:val="16"/>
+          <w:u w:val="none"/>
+          <w:shd w:fill="auto" w:val="clear"/>
+          <w:vertAlign w:val="baseline"/>
+          <w:rtl w:val="0"/>
+        </w:rPr>
+        <w:t xml:space="preserve">Kleur buiten goot: {gutterColor}</w:t>
+      </w:r>
+    </w:p>
+    <w:p>
+      <w:pPr>
+        <w:keepNext w:val="0"/>
+        <w:keepLines w:val="0"/>
+        <w:pageBreakBefore w:val="0"/>
+        <w:widowControl w:val="1"/>
+        <w:pBdr>
+          <w:top w:space="0" w:sz="0" w:val="nil"/>
+          <w:left w:space="0" w:sz="0" w:val="nil"/>
+          <w:bottom w:space="0" w:sz="0" w:val="nil"/>
+          <w:right w:space="0" w:sz="0" w:val="nil"/>
+          <w:between w:space="0" w:sz="0" w:val="nil"/>
+        </w:pBdr>
+        <w:shd w:fill="auto" w:val="clear"/>
+        <w:spacing w:after="0" w:before="0" w:line="240" w:lineRule="auto"/>
+        <w:ind w:left="0" w:right="0" w:firstLine="0"/>
+        <w:jc w:val="left"/>
+        <w:rPr>
+          <w:sz w:val="18"/>
+          <w:szCs w:val="18"/>
+        </w:rPr>
+      </w:pPr>
+      <w:r>
+        <w:rPr>
+          <w:rtl w:val="0"/>
+        </w:rPr>
+      </w:r>
+    </w:p>
+    <w:p>
+      <w:pPr>
+        <w:keepNext w:val="0"/>
+        <w:keepLines w:val="0"/>
+        <w:pageBreakBefore w:val="0"/>
+        <w:widowControl w:val="1"/>
+        <w:pBdr>
+          <w:top w:space="0" w:sz="0" w:val="nil"/>
+          <w:left w:space="0" w:sz="0" w:val="nil"/>
+          <w:bottom w:space="0" w:sz="0" w:val="nil"/>
+          <w:right w:space="0" w:sz="0" w:val="nil"/>
+          <w:between w:space="0" w:sz="0" w:val="nil"/>
+        </w:pBdr>
+        <w:shd w:fill="auto" w:val="clear"/>
+        <w:spacing w:after="0" w:before="0" w:line="240" w:lineRule="auto"/>
+        <w:ind w:left="0" w:right="0" w:firstLine="0"/>
+        <w:jc w:val="left"/>
+        <w:rPr>
+          <w:sz w:val="18"/>
+          <w:szCs w:val="18"/>
+        </w:rPr>
+      </w:pPr>
+      <w:r>
+        <w:rPr>
+          <w:rtl w:val="0"/>
+        </w:rPr>
+      </w:r>
+    </w:p>
+    <w:p>
+      <w:pPr>
+        <w:keepNext w:val="0"/>
+        <w:keepLines w:val="0"/>
+        <w:pageBreakBefore w:val="0"/>
+        <w:widowControl w:val="1"/>
+        <w:pBdr>
+          <w:top w:space="0" w:sz="0" w:val="nil"/>
+          <w:left w:space="0" w:sz="0" w:val="nil"/>
+          <w:bottom w:space="0" w:sz="0" w:val="nil"/>
+          <w:right w:space="0" w:sz="0" w:val="nil"/>
+          <w:between w:space="0" w:sz="0" w:val="nil"/>
+        </w:pBdr>
+        <w:shd w:fill="auto" w:val="clear"/>
+        <w:spacing w:after="0" w:before="0" w:line="240" w:lineRule="auto"/>
+        <w:ind w:left="0" w:right="0" w:firstLine="0"/>
+        <w:jc w:val="left"/>
+        <w:rPr>
+          <w:sz w:val="18"/>
+          <w:szCs w:val="18"/>
+        </w:rPr>
+      </w:pPr>
+      <w:r>
+        <w:rPr>
+          <w:sz w:val="18"/>
+          <w:szCs w:val="18"/>
+        </w:rPr>
+        <w:drawing>
+          <wp:anchor allowOverlap="1" behindDoc="1" distB="0" distT="0" distL="0" distR="0" hidden="0" layoutInCell="1" locked="0" relativeHeight="0" simplePos="0">
+            <wp:simplePos x="0" y="0"/>
+            <wp:positionH relativeFrom="page">
+              <wp:posOffset>972185</wp:posOffset>
+            </wp:positionH>
+            <wp:positionV relativeFrom="page">
+              <wp:posOffset>3420000</wp:posOffset>
+            </wp:positionV>
+            <wp:extent cx="5791200" cy="5791200"/>
+            <wp:effectExtent b="0" l="0" r="0" t="0"/>
+            <wp:wrapNone/>
+            <wp:docPr descr="Afbeelding met cirkel, Graphics, logo, ontwerp&#10;&#10;Automatisch gegenereerde beschrijving" id="7" name="image2.png"/>
+            <a:graphic>
+              <a:graphicData uri="http://schemas.openxmlformats.org/drawingml/2006/picture">
+                <pic:pic>
+                  <pic:nvPicPr>
+                    <pic:cNvPr descr="Afbeelding met cirkel, Graphics, logo, ontwerp&#10;&#10;Automatisch gegenereerde beschrijving" id="0" name="image2.png"/>
+                    <pic:cNvPicPr preferRelativeResize="0"/>
+                  </pic:nvPicPr>
+                  <pic:blipFill>
+                    <a:blip r:embed="rId10"/>
+                    <a:srcRect b="0" l="0" r="0" t="0"/>
+                    <a:stretch>
+                      <a:fillRect/>
+                    </a:stretch>
+                  </pic:blipFill>
+                  <pic:spPr>
+                    <a:xfrm>
+                      <a:off x="0" y="0"/>
+                      <a:ext cx="5791200" cy="5791200"/>
+                    </a:xfrm>
+                    <a:prstGeom prst="rect"/>
+                    <a:ln/>
+                  </pic:spPr>
+                </pic:pic>
+              </a:graphicData>
+            </a:graphic>
+          </wp:anchor>
+        </w:drawing>
+      </w:r>
+      <w:r>
+        <w:rPr>
+          <w:rFonts w:ascii="Calibri" w:cs="Calibri" w:eastAsia="Calibri" w:hAnsi="Calibri"/>
+          <w:b w:val="0"/>
+          <w:bCs w:val="0"/>
+          <w:i w:val="0"/>
+          <w:iCs w:val="0"/>
+          <w:smallCaps w:val="0"/>
+          <w:strike w:val="0"/>
+          <w:color w:val="000000"/>
+          <w:sz w:val="18"/>
+          <w:szCs w:val="18"/>
+          <w:u w:val="none"/>
+          <w:shd w:fill="auto" w:val="clear"/>
+          <w:vertAlign w:val="baseline"/>
+          <w:rtl w:val="0"/>
+        </w:rPr>
+        <w:tab/>
+      </w:r>
+      <w:r>
+        <w:rPr>
+          <w:rtl w:val="0"/>
+        </w:rPr>
+      </w:r>
+    </w:p>
+    <w:sectPr>
+      <w:headerReference r:id="rId15" w:type="default"/>
+      <w:pgSz w:h="16838" w:w="11906" w:orient="portrait"/>
+      <w:pgMar w:bottom="1440" w:top="1440" w:left="1531" w:right="1098" w:header="708" w:footer="708"/>
+      <w:pgNumType w:start="1"/>
+    </w:sectPr>
+  </w:body>
+</w:document>
 </file>
 
 <file path=word/header1.xml><?xml version="1.0" encoding="utf-8"?>
